--- a/after/docs/manual.docx
+++ b/after/docs/manual.docx
@@ -7057,7 +7057,7 @@
       <w:r>
         <w:drawing>
           <wp:inline distT="0" distB="0" distL="0" distR="0">
-            <wp:extent cx="5905500" cy="3886200"/>
+            <wp:extent cx="5905500" cy="2419350"/>
             <wp:effectExtent t="0" r="0" b="0" l="0"/>
             <wp:docPr id="1" name="17_cycles.png" descr="그림 15. 주기 관리 — 지금 주기, 새 주기 시작, 지난 주기 기록 보기·불러오기" title="그림 15. 주기 관리 — 지금 주기, 새 주기 시작, 지난 주기 기록 보기·불러오기"/>
             <wp:cNvGraphicFramePr>
@@ -7082,7 +7082,7 @@
                   <pic:spPr bwMode="auto">
                     <a:xfrm>
                       <a:off x="0" y="0"/>
-                      <a:ext cx="5905500" cy="3886200"/>
+                      <a:ext cx="5905500" cy="2419350"/>
                     </a:xfrm>
                     <a:prstGeom prst="rect">
                       <a:avLst/>
@@ -7369,7 +7369,7 @@
           <w:sz w:val="32"/>
           <w:szCs w:val="32"/>
         </w:rPr>
-        <w:t xml:space="preserve">6. 자동 업데이트</w:t>
+        <w:t xml:space="preserve">6. 업데이트와 되돌리기</w:t>
       </w:r>
     </w:p>
     <w:p>
@@ -7382,7 +7382,7 @@
           <w:sz w:val="21"/>
           <w:szCs w:val="21"/>
         </w:rPr>
-        <w:t xml:space="preserve">프로그램이 새 버전으로 나오면 관리자 화면 위쪽과 시트를 열 때 알림이 뜨고, 버튼 하나로 코드를 바꾸고 웹앱을 다시 배포합니다. 학생·강좌·신청 데이터와 웹앱 주소(인쇄한 QR 포함)는 바뀌지 않습니다.</w:t>
+        <w:t xml:space="preserve">이 프로그램은 「불러오기 구조」입니다. Apps Script에는 작은 불러오기 코드(Loader)만 들어 있고, 실제 프로그램은 시트의 숨김 탭 「_앱코드」에 보관해 실행합니다. 그래서 업데이트할 때 붙여넣기나 웹앱 재배포가 필요 없습니다. 학생·강좌·신청 데이터와 웹앱 주소(인쇄한 QR 포함)도 그대로입니다.</w:t>
       </w:r>
     </w:p>
     <w:p>
@@ -7399,96 +7399,7 @@
           <w:sz w:val="26"/>
           <w:szCs w:val="26"/>
         </w:rPr>
-        <w:t xml:space="preserve">6-1. 처음 한 번 준비</w:t>
-      </w:r>
-    </w:p>
-    <w:p>
-      <w:pPr>
-        <w:pStyle w:val="ListParagraph"/>
-        <w:numPr>
-          <w:ilvl w:val="0"/>
-          <w:numId w:val="8"/>
-        </w:numPr>
-        <w:spacing w:after="80" w:line="300"/>
-      </w:pPr>
-      <w:r>
-        <w:rPr>
-          <w:rFonts w:ascii="Malgun Gothic" w:cs="Malgun Gothic" w:eastAsia="Malgun Gothic" w:hAnsi="Malgun Gothic"/>
-          <w:sz w:val="21"/>
-          <w:szCs w:val="21"/>
-        </w:rPr>
-        <w:t xml:space="preserve">https://script.google.com/home/usersettings 에 들어가 </w:t>
-      </w:r>
-      <w:r>
-        <w:rPr>
-          <w:rFonts w:ascii="Malgun Gothic" w:cs="Malgun Gothic" w:eastAsia="Malgun Gothic" w:hAnsi="Malgun Gothic"/>
-          <w:b/>
-          <w:bCs/>
-          <w:sz w:val="21"/>
-          <w:szCs w:val="21"/>
-        </w:rPr>
-        <w:t xml:space="preserve">"Google Apps Script API"를 [사용]</w:t>
-      </w:r>
-      <w:r>
-        <w:rPr>
-          <w:rFonts w:ascii="Malgun Gothic" w:cs="Malgun Gothic" w:eastAsia="Malgun Gothic" w:hAnsi="Malgun Gothic"/>
-          <w:sz w:val="21"/>
-          <w:szCs w:val="21"/>
-        </w:rPr>
-        <w:t xml:space="preserve">으로 바꿉니다.</w:t>
-      </w:r>
-    </w:p>
-    <w:p>
-      <w:pPr>
-        <w:pStyle w:val="ListParagraph"/>
-        <w:numPr>
-          <w:ilvl w:val="0"/>
-          <w:numId w:val="8"/>
-        </w:numPr>
-        <w:spacing w:after="80" w:line="300"/>
-      </w:pPr>
-      <w:r>
-        <w:rPr>
-          <w:rFonts w:ascii="Malgun Gothic" w:cs="Malgun Gothic" w:eastAsia="Malgun Gothic" w:hAnsi="Malgun Gothic"/>
-          <w:sz w:val="21"/>
-          <w:szCs w:val="21"/>
-        </w:rPr>
-        <w:t xml:space="preserve">시트 메뉴 [🏫 방과후 관리] → [업데이트 가능 여부 점검]을 누릅니다. 권한 승인 창이 뜨면 2-2처럼 허용합니다. ("스크립트 프로젝트 보기·관리", "배포 관리" 항목이 새로 보입니다)</w:t>
-      </w:r>
-    </w:p>
-    <w:p>
-      <w:pPr>
-        <w:pStyle w:val="ListParagraph"/>
-        <w:numPr>
-          <w:ilvl w:val="0"/>
-          <w:numId w:val="8"/>
-        </w:numPr>
-        <w:spacing w:after="80" w:line="300"/>
-      </w:pPr>
-      <w:r>
-        <w:rPr>
-          <w:rFonts w:ascii="Malgun Gothic" w:cs="Malgun Gothic" w:eastAsia="Malgun Gothic" w:hAnsi="Malgun Gothic"/>
-          <w:sz w:val="21"/>
-          <w:szCs w:val="21"/>
-        </w:rPr>
-        <w:t xml:space="preserve">결과가 모두 ✅이면 준비 끝입니다. ❌가 있으면 그 줄의 안내를 따르세요.</w:t>
-      </w:r>
-    </w:p>
-    <w:p>
-      <w:pPr>
-        <w:pStyle w:val="Heading2"/>
-        <w:spacing w:before="260" w:after="120"/>
-      </w:pPr>
-      <w:r>
-        <w:rPr>
-          <w:rFonts w:ascii="Malgun Gothic" w:cs="Malgun Gothic" w:eastAsia="Malgun Gothic" w:hAnsi="Malgun Gothic"/>
-          <w:b/>
-          <w:bCs/>
-          <w:color w:val="17202C"/>
-          <w:sz w:val="26"/>
-          <w:szCs w:val="26"/>
-        </w:rPr>
-        <w:t xml:space="preserve">6-2. 업데이트하기</w:t>
+        <w:t xml:space="preserve">6-1. 업데이트하기</w:t>
       </w:r>
     </w:p>
     <w:p>
@@ -7506,7 +7417,7 @@
           <w:sz w:val="21"/>
           <w:szCs w:val="21"/>
         </w:rPr>
-        <w:t xml:space="preserve">관리자 화면 위쪽 띠 [바뀐 내용 보기]로 무엇이 바뀌었는지 확인하고 [지금 업데이트]를 누릅니다. 시트 메뉴 [업데이트 확인·설치]도 같습니다.</w:t>
+        <w:t xml:space="preserve">새 버전이 나오면 관리자 화면 위쪽에 알림 띠가 뜨고, 시트를 열 때도 알림이 뜹니다.</w:t>
       </w:r>
     </w:p>
     <w:p>
@@ -7524,7 +7435,7 @@
           <w:sz w:val="21"/>
           <w:szCs w:val="21"/>
         </w:rPr>
-        <w:t xml:space="preserve">1~2분 뒤 완료 안내가 나오면 새로고침합니다. 새 기능이 새 권한을 쓰면 시트를 열 때 승인 창이 한 번 더 뜰 수 있습니다.</w:t>
+        <w:t xml:space="preserve">[바뀐 내용 보기]로 무엇이 바뀌었는지 확인하고 [지금 업데이트]를 누릅니다. 시트 메뉴 [업데이트 확인·설치]도 같습니다.</w:t>
       </w:r>
     </w:p>
     <w:p>
@@ -7542,7 +7453,7 @@
           <w:sz w:val="21"/>
           <w:szCs w:val="21"/>
         </w:rPr>
-        <w:t xml:space="preserve">새 시트 열·탭이 필요한 업데이트라면 다음에 화면을 열 때 자동으로 채워집니다.</w:t>
+        <w:t xml:space="preserve">끝나면 화면을 새로고침합니다. 다른 선생님들도 새로고침하면 새 버전을 씁니다.</w:t>
       </w:r>
     </w:p>
     <w:p>
@@ -7560,7 +7471,7 @@
           <w:sz w:val="21"/>
           <w:szCs w:val="21"/>
         </w:rPr>
-        <w:t xml:space="preserve">받은 파일이 배포된 원본과 한 글자라도 다르면(확인값 불일치) 업데이트를 멈추고 아무것도 바꾸지 않습니다.</w:t>
+        <w:t xml:space="preserve">받은 파일이 배포된 원본과 한 글자라도 다르면(확인값 불일치) 설치하지 않고 지금 버전을 그대로 둡니다.</w:t>
       </w:r>
     </w:p>
     <w:p>
@@ -7626,6 +7537,59 @@
         <w:t xml:space="preserve">그림 18. 새 버전 알림 띠와 [설정] → 버전·업데이트</w:t>
       </w:r>
     </w:p>
+    <w:p>
+      <w:pPr>
+        <w:pStyle w:val="Heading2"/>
+        <w:spacing w:before="260" w:after="120"/>
+      </w:pPr>
+      <w:r>
+        <w:rPr>
+          <w:rFonts w:ascii="Malgun Gothic" w:cs="Malgun Gothic" w:eastAsia="Malgun Gothic" w:hAnsi="Malgun Gothic"/>
+          <w:b/>
+          <w:bCs/>
+          <w:color w:val="17202C"/>
+          <w:sz w:val="26"/>
+          <w:szCs w:val="26"/>
+        </w:rPr>
+        <w:t xml:space="preserve">6-2. 이전 버전으로 되돌리기</w:t>
+      </w:r>
+    </w:p>
+    <w:p>
+      <w:pPr>
+        <w:pStyle w:val="ListParagraph"/>
+        <w:numPr>
+          <w:ilvl w:val="0"/>
+          <w:numId w:val="5"/>
+        </w:numPr>
+        <w:spacing w:after="60" w:line="300"/>
+      </w:pPr>
+      <w:r>
+        <w:rPr>
+          <w:rFonts w:ascii="Malgun Gothic" w:cs="Malgun Gothic" w:eastAsia="Malgun Gothic" w:hAnsi="Malgun Gothic"/>
+          <w:sz w:val="21"/>
+          <w:szCs w:val="21"/>
+        </w:rPr>
+        <w:t xml:space="preserve">새 버전에 문제가 있으면 시트 메뉴 [이전 버전으로 되돌리기]를 누르면 바로 앞 버전으로 돌아갑니다.</w:t>
+      </w:r>
+    </w:p>
+    <w:p>
+      <w:pPr>
+        <w:pStyle w:val="ListParagraph"/>
+        <w:numPr>
+          <w:ilvl w:val="0"/>
+          <w:numId w:val="5"/>
+        </w:numPr>
+        <w:spacing w:after="60" w:line="300"/>
+      </w:pPr>
+      <w:r>
+        <w:rPr>
+          <w:rFonts w:ascii="Malgun Gothic" w:cs="Malgun Gothic" w:eastAsia="Malgun Gothic" w:hAnsi="Malgun Gothic"/>
+          <w:sz w:val="21"/>
+          <w:szCs w:val="21"/>
+        </w:rPr>
+        <w:t xml:space="preserve">보관된 프로그램이 손상되었다는 안내가 나오면 시트 메뉴 [프로그램 설치·복구]로 다시 받습니다.</w:t>
+      </w:r>
+    </w:p>
     <w:tbl>
       <w:tblPr>
         <w:tblW w:type="dxa" w:w="9638"/>
@@ -7670,7 +7634,7 @@
                 <w:sz w:val="20"/>
                 <w:szCs w:val="20"/>
               </w:rPr>
-              <w:t xml:space="preserve">※ 학교에서 코드를 직접 고쳤다면 업데이트 때 그 파일은 새 버전으로 덮어써집니다. 학교가 따로 추가한 파일은 그대로 남습니다.</w:t>
+              <w:t xml:space="preserve">※ 숨김 탭 「_앱코드」는 프로그램 보관용입니다. 지우거나 고치지 마세요.</w:t>
             </w:r>
           </w:p>
           <w:p>
@@ -7684,7 +7648,7 @@
                 <w:sz w:val="20"/>
                 <w:szCs w:val="20"/>
               </w:rPr>
-              <w:t xml:space="preserve">※ 계정 정책 때문에 자동 업데이트를 쓸 수 없으면 https://hirame-ki.github.io/after/ 에서 「이번에 바뀜」 표시된 파일만 붙여넣고, Apps Script [배포] → [배포 관리] → 연필 → 버전 [새 버전] → [배포]를 하세요.</w:t>
+              <w:t xml:space="preserve">※ 예전 버전(v1.1.x)을 쓰던 시트는 https://hirame-ki.github.io/after/ 의 「예전 버전에서 넘어오기」를 한 번만 따라 하면 이 방식으로 바뀝니다. 데이터는 그대로입니다.</w:t>
             </w:r>
           </w:p>
         </w:tc>
@@ -10195,7 +10159,7 @@
           <w:sz w:val="21"/>
           <w:szCs w:val="21"/>
         </w:rPr>
-        <w:t xml:space="preserve">A. [지금 업데이트] 또는 시트 메뉴 [업데이트 확인·설치]. 처음 한 번은 6-1 준비가 필요합니다.</w:t>
+        <w:t xml:space="preserve">A. [지금 업데이트] 또는 시트 메뉴 [업데이트 확인·설치]를 한 번 누르면 됩니다(6장).</w:t>
       </w:r>
     </w:p>
     <w:p>
@@ -10210,7 +10174,7 @@
           <w:sz w:val="21"/>
           <w:szCs w:val="21"/>
         </w:rPr>
-        <w:t xml:space="preserve">Q. 업데이트가 안 돼요.</w:t>
+        <w:t xml:space="preserve">Q. 업데이트 후 문제가 생겼어요.</w:t>
       </w:r>
     </w:p>
     <w:p>
@@ -10223,7 +10187,7 @@
           <w:sz w:val="21"/>
           <w:szCs w:val="21"/>
         </w:rPr>
-        <w:t xml:space="preserve">A. 시트 메뉴 [업데이트 가능 여부 점검]으로 어느 단계에서 막혔는지 확인하세요. 대부분 Apps Script API 스위치(6-1)나 권한 승인 문제입니다.</w:t>
+        <w:t xml:space="preserve">A. 시트 메뉴 [이전 버전으로 되돌리기]로 바로 앞 버전으로 돌아간 뒤 담당자에게 알려 주세요.</w:t>
       </w:r>
     </w:p>
     <w:p>
@@ -10886,12 +10850,6 @@
   </w:num>
   <w:num w:numId="7">
     <w:abstractNumId w:val="7"/>
-    <w:lvlOverride w:ilvl="0">
-      <w:startOverride w:val="1"/>
-    </w:lvlOverride>
-  </w:num>
-  <w:num w:numId="8">
-    <w:abstractNumId w:val="8"/>
     <w:lvlOverride w:ilvl="0">
       <w:startOverride w:val="1"/>
     </w:lvlOverride>

--- a/after/docs/manual.docx
+++ b/after/docs/manual.docx
@@ -335,7 +335,7 @@
                 <w:sz w:val="19"/>
                 <w:szCs w:val="19"/>
               </w:rPr>
-              <w:t xml:space="preserve">교사·강사가 강좌 계획서(강좌명, 대상, 요일·시간, 장소, 정원, 수강료)를 입력 → 관리자 승인</w:t>
+              <w:t xml:space="preserve">교사·강사가 강좌 계획서(강좌명, 담당(여러 명 가능), 대상, 요일·시간 또는 날짜별 일정, 장소, 정원, 수강료)를 입력 → 관리자 승인</w:t>
             </w:r>
           </w:p>
         </w:tc>
@@ -4546,7 +4546,7 @@
           <w:sz w:val="21"/>
           <w:szCs w:val="21"/>
         </w:rPr>
-        <w:t xml:space="preserve">[강좌] → [+ 강좌 등록]. 대상 학년·요일은 눌러서 고르고, 시간은 시간대 버튼을 누르면 자동으로 채워집니다.</w:t>
+        <w:t xml:space="preserve">[강좌] → [+ 강좌 등록]. 담당은 여러 명을 함께 고를 수 있습니다. 담당으로 고른 선생님은 모두 그 강좌를 「내 강좌」로 다룹니다(명단·일정 변경·출석부).</w:t>
       </w:r>
     </w:p>
     <w:p>
@@ -4564,43 +4564,7 @@
           <w:sz w:val="21"/>
           <w:szCs w:val="21"/>
         </w:rPr>
-        <w:t xml:space="preserve">같은 시간에 같은 장소나 같은 담당자가 겹치면 입력하는 동안 바로 경고가 나옵니다.</w:t>
-      </w:r>
-    </w:p>
-    <w:p>
-      <w:pPr>
-        <w:pStyle w:val="ListParagraph"/>
-        <w:numPr>
-          <w:ilvl w:val="0"/>
-          <w:numId w:val="5"/>
-        </w:numPr>
-        <w:spacing w:after="60" w:line="300"/>
-      </w:pPr>
-      <w:r>
-        <w:rPr>
-          <w:rFonts w:ascii="Malgun Gothic" w:cs="Malgun Gothic" w:eastAsia="Malgun Gothic" w:hAnsi="Malgun Gothic"/>
-          <w:sz w:val="21"/>
-          <w:szCs w:val="21"/>
-        </w:rPr>
-        <w:t xml:space="preserve">[임시 저장] 또는 [저장하고 승인 요청]. 관리자가 승인하면 학생 화면·가정통신문·현황판에 나타납니다.</w:t>
-      </w:r>
-    </w:p>
-    <w:p>
-      <w:pPr>
-        <w:pStyle w:val="ListParagraph"/>
-        <w:numPr>
-          <w:ilvl w:val="0"/>
-          <w:numId w:val="5"/>
-        </w:numPr>
-        <w:spacing w:after="60" w:line="300"/>
-      </w:pPr>
-      <w:r>
-        <w:rPr>
-          <w:rFonts w:ascii="Malgun Gothic" w:cs="Malgun Gothic" w:eastAsia="Malgun Gothic" w:hAnsi="Malgun Gothic"/>
-          <w:sz w:val="21"/>
-          <w:szCs w:val="21"/>
-        </w:rPr>
-        <w:t xml:space="preserve">관리자는 [강좌]에서 승인 / 반려(사유 입력) / 폐강을 합니다. 관리자가 직접 등록한 강좌는 바로 승인됩니다.</w:t>
+        <w:t xml:space="preserve">운영 방식을 고릅니다. 「매주 같은 요일·시간」은 요일과 시간대를 누르면 되고, 시간대를 여러 개 누르면(예: 7·8·9교시) 이어서 한 번에 운영하는 시간이 됩니다.</w:t>
       </w:r>
     </w:p>
     <w:p>
@@ -4611,9 +4575,9 @@
       <w:r>
         <w:drawing>
           <wp:inline distT="0" distB="0" distL="0" distR="0">
-            <wp:extent cx="5905500" cy="3714750"/>
+            <wp:extent cx="5305425" cy="6096000"/>
             <wp:effectExtent t="0" r="0" b="0" l="0"/>
-            <wp:docPr id="1" name="04_courses.png" descr="그림 7. 강좌 목록 — 상태, 요일·시간, 장소, 인원/정원 막대, 수강료" title="그림 7. 강좌 목록 — 상태, 요일·시간, 장소, 인원/정원 막대, 수강료"/>
+            <wp:docPr id="1" name="21_course_week.png" descr="그림 7. 강좌 등록 — 담당 여러 명, 시간대 여러 개(8·9교시·야간1) 선택" title="그림 7. 강좌 등록 — 담당 여러 명, 시간대 여러 개(8·9교시·야간1) 선택"/>
             <wp:cNvGraphicFramePr>
               <a:graphicFrameLocks xmlns:a="http://schemas.openxmlformats.org/drawingml/2006/main" noChangeAspect="1"/>
             </wp:cNvGraphicFramePr>
@@ -4636,7 +4600,7 @@
                   <pic:spPr bwMode="auto">
                     <a:xfrm>
                       <a:off x="0" y="0"/>
-                      <a:ext cx="5905500" cy="3714750"/>
+                      <a:ext cx="5305425" cy="6096000"/>
                     </a:xfrm>
                     <a:prstGeom prst="rect">
                       <a:avLst/>
@@ -4663,24 +4627,35 @@
           <w:sz w:val="17"/>
           <w:szCs w:val="17"/>
         </w:rPr>
-        <w:t xml:space="preserve">그림 7. 강좌 목록 — 상태, 요일·시간, 장소, 인원/정원 막대, 수강료</w:t>
-      </w:r>
-    </w:p>
-    <w:p>
-      <w:pPr>
-        <w:pStyle w:val="Heading2"/>
-        <w:spacing w:before="260" w:after="120"/>
+        <w:t xml:space="preserve">그림 7. 강좌 등록 — 담당 여러 명, 시간대 여러 개(8·9교시·야간1) 선택</w:t>
+      </w:r>
+    </w:p>
+    <w:p>
+      <w:pPr>
+        <w:spacing w:after="100" w:line="300"/>
       </w:pPr>
       <w:r>
         <w:rPr>
           <w:rFonts w:ascii="Malgun Gothic" w:cs="Malgun Gothic" w:eastAsia="Malgun Gothic" w:hAnsi="Malgun Gothic"/>
           <w:b/>
           <w:bCs/>
-          <w:color w:val="17202C"/>
-          <w:sz w:val="26"/>
-          <w:szCs w:val="26"/>
-        </w:rPr>
-        <w:t xml:space="preserve">4-2. 가정통신문 (관리자)</w:t>
+          <w:sz w:val="21"/>
+          <w:szCs w:val="21"/>
+        </w:rPr>
+        <w:t xml:space="preserve">날짜마다 시간·담당·장소가 다른 강좌: 「날짜 지정」</w:t>
+      </w:r>
+    </w:p>
+    <w:p>
+      <w:pPr>
+        <w:spacing w:after="100" w:line="300"/>
+      </w:pPr>
+      <w:r>
+        <w:rPr>
+          <w:rFonts w:ascii="Malgun Gothic" w:cs="Malgun Gothic" w:eastAsia="Malgun Gothic" w:hAnsi="Malgun Gothic"/>
+          <w:sz w:val="21"/>
+          <w:szCs w:val="21"/>
+        </w:rPr>
+        <w:t xml:space="preserve">자격증반처럼 기간 안에서 정해진 날짜에만, 날짜마다 다른 선생님이 다른 실습실에서 운영하는 강좌는 운영 방식에서 「날짜 지정」을 고릅니다.</w:t>
       </w:r>
     </w:p>
     <w:p>
@@ -4688,17 +4663,17 @@
         <w:pStyle w:val="ListParagraph"/>
         <w:numPr>
           <w:ilvl w:val="0"/>
-          <w:numId w:val="5"/>
+          <w:numId w:val="7"/>
         </w:numPr>
-        <w:spacing w:after="60" w:line="300"/>
-      </w:pPr>
-      <w:r>
-        <w:rPr>
-          <w:rFonts w:ascii="Malgun Gothic" w:cs="Malgun Gothic" w:eastAsia="Malgun Gothic" w:hAnsi="Malgun Gothic"/>
-          <w:sz w:val="21"/>
-          <w:szCs w:val="21"/>
-        </w:rPr>
-        <w:t xml:space="preserve">[가정통신문] → 종류 「개설·신청 안내」 또는 「수강 확정 안내」를 고르면 학교급에 맞는 본문 초안이 만들어집니다.</w:t>
+        <w:spacing w:after="80" w:line="300"/>
+      </w:pPr>
+      <w:r>
+        <w:rPr>
+          <w:rFonts w:ascii="Malgun Gothic" w:cs="Malgun Gothic" w:eastAsia="Malgun Gothic" w:hAnsi="Malgun Gothic"/>
+          <w:sz w:val="21"/>
+          <w:szCs w:val="21"/>
+        </w:rPr>
+        <w:t xml:space="preserve">① 담당별 장소: 선생님마다 쓰는 실습실을 적습니다. (예: A교사 → A실습실, B교사 → B실습실)</w:t>
       </w:r>
     </w:p>
     <w:p>
@@ -4706,17 +4681,17 @@
         <w:pStyle w:val="ListParagraph"/>
         <w:numPr>
           <w:ilvl w:val="0"/>
-          <w:numId w:val="5"/>
+          <w:numId w:val="7"/>
         </w:numPr>
-        <w:spacing w:after="60" w:line="300"/>
-      </w:pPr>
-      <w:r>
-        <w:rPr>
-          <w:rFonts w:ascii="Malgun Gothic" w:cs="Malgun Gothic" w:eastAsia="Malgun Gothic" w:hAnsi="Malgun Gothic"/>
-          <w:sz w:val="21"/>
-          <w:szCs w:val="21"/>
-        </w:rPr>
-        <w:t xml:space="preserve">본문은 자유롭게 고칩니다. 강좌표는 요일별/강좌별 중에서 고르고, 수강료·강좌 소개·신청 QR코드·회신용 종이 신청서를 넣거나 뺄 수 있습니다.</w:t>
+        <w:spacing w:after="80" w:line="300"/>
+      </w:pPr>
+      <w:r>
+        <w:rPr>
+          <w:rFonts w:ascii="Malgun Gothic" w:cs="Malgun Gothic" w:eastAsia="Malgun Gothic" w:hAnsi="Malgun Gothic"/>
+          <w:sz w:val="21"/>
+          <w:szCs w:val="21"/>
+        </w:rPr>
+        <w:t xml:space="preserve">② 요일별 시간대: 요일마다 운영하는 시간대를 누릅니다. (예: 월·수·금 = 7·8·9교시, 화·목 = 8교시·야간1·야간2)</w:t>
       </w:r>
     </w:p>
     <w:p>
@@ -4724,17 +4699,17 @@
         <w:pStyle w:val="ListParagraph"/>
         <w:numPr>
           <w:ilvl w:val="0"/>
-          <w:numId w:val="5"/>
+          <w:numId w:val="7"/>
         </w:numPr>
-        <w:spacing w:after="60" w:line="300"/>
-      </w:pPr>
-      <w:r>
-        <w:rPr>
-          <w:rFonts w:ascii="Malgun Gothic" w:cs="Malgun Gothic" w:eastAsia="Malgun Gothic" w:hAnsi="Malgun Gothic"/>
-          <w:sz w:val="21"/>
-          <w:szCs w:val="21"/>
-        </w:rPr>
-        <w:t xml:space="preserve">신청 안내는 주소 글자 없이 QR코드만 들어갑니다. 짧은 주소를 만들어 두면 QR이 단순해져 인식이 잘 됩니다.</w:t>
+        <w:spacing w:after="80" w:line="300"/>
+      </w:pPr>
+      <w:r>
+        <w:rPr>
+          <w:rFonts w:ascii="Malgun Gothic" w:cs="Malgun Gothic" w:eastAsia="Malgun Gothic" w:hAnsi="Malgun Gothic"/>
+          <w:sz w:val="21"/>
+          <w:szCs w:val="21"/>
+        </w:rPr>
+        <w:t xml:space="preserve">③ 달력에서 날짜 누르기: 위쪽 「누를 때 담당」에서 선생님을 고르고 날짜를 누르면 그 요일의 시간과 그 선생님의 장소가 함께 들어갑니다. [②의 요일 모두 넣기]를 누르면 기간 안의 해당 요일이 한 번에 들어갑니다. 다른 선생님 날은 담당을 바꾼 뒤 그 날짜를 누르면 됩니다. 같은 담당으로 다시 누르면 빠집니다. 회색 날은 휴일입니다.</w:t>
       </w:r>
     </w:p>
     <w:p>
@@ -4742,35 +4717,17 @@
         <w:pStyle w:val="ListParagraph"/>
         <w:numPr>
           <w:ilvl w:val="0"/>
-          <w:numId w:val="5"/>
+          <w:numId w:val="7"/>
         </w:numPr>
-        <w:spacing w:after="60" w:line="300"/>
-      </w:pPr>
-      <w:r>
-        <w:rPr>
-          <w:rFonts w:ascii="Malgun Gothic" w:cs="Malgun Gothic" w:eastAsia="Malgun Gothic" w:hAnsi="Malgun Gothic"/>
-          <w:sz w:val="21"/>
-          <w:szCs w:val="21"/>
-        </w:rPr>
-        <w:t xml:space="preserve">한글에 붙여넣었을 때 QR이 빠지면 [QR 그림 저장]으로 받은 그림 파일을 넣으세요.</w:t>
-      </w:r>
-    </w:p>
-    <w:p>
-      <w:pPr>
-        <w:pStyle w:val="ListParagraph"/>
-        <w:numPr>
-          <w:ilvl w:val="0"/>
-          <w:numId w:val="5"/>
-        </w:numPr>
-        <w:spacing w:after="60" w:line="300"/>
-      </w:pPr>
-      <w:r>
-        <w:rPr>
-          <w:rFonts w:ascii="Malgun Gothic" w:cs="Malgun Gothic" w:eastAsia="Malgun Gothic" w:hAnsi="Malgun Gothic"/>
-          <w:sz w:val="21"/>
-          <w:szCs w:val="21"/>
-        </w:rPr>
-        <w:t xml:space="preserve">[인쇄 / PDF]로 바로 인쇄하거나, [전체 복사] 후 한글(HWP) 문서에 붙여넣어 학교 양식에 맞춰 마무리합니다. [표만 복사]는 강좌표만 복사합니다.</w:t>
+        <w:spacing w:after="80" w:line="300"/>
+      </w:pPr>
+      <w:r>
+        <w:rPr>
+          <w:rFonts w:ascii="Malgun Gothic" w:cs="Malgun Gothic" w:eastAsia="Malgun Gothic" w:hAnsi="Malgun Gothic"/>
+          <w:sz w:val="21"/>
+          <w:szCs w:val="21"/>
+        </w:rPr>
+        <w:t xml:space="preserve">④ 날짜별 일정: 아래 표에서 날짜마다 시간·담당·장소를 따로 고칠 수 있습니다. 위쪽에 「18회 · 54시수」처럼 횟수와 시수가 나옵니다.</w:t>
       </w:r>
     </w:p>
     <w:p>
@@ -4781,9 +4738,9 @@
       <w:r>
         <w:drawing>
           <wp:inline distT="0" distB="0" distL="0" distR="0">
-            <wp:extent cx="5905500" cy="3886200"/>
+            <wp:extent cx="3562350" cy="8382000"/>
             <wp:effectExtent t="0" r="0" b="0" l="0"/>
-            <wp:docPr id="1" name="08_letter.png" descr="그림 8. 가정통신문 — 왼쪽에서 고치면 오른쪽 A4 미리보기에 바로 반영" title="그림 8. 가정통신문 — 왼쪽에서 고치면 오른쪽 A4 미리보기에 바로 반영"/>
+            <wp:docPr id="1" name="20_course_date.png" descr="그림 8. 날짜 지정 — 담당별 장소, 요일별 시간대, 달력(담당별 색), 날짜별 일정" title="그림 8. 날짜 지정 — 담당별 장소, 요일별 시간대, 달력(담당별 색), 날짜별 일정"/>
             <wp:cNvGraphicFramePr>
               <a:graphicFrameLocks xmlns:a="http://schemas.openxmlformats.org/drawingml/2006/main" noChangeAspect="1"/>
             </wp:cNvGraphicFramePr>
@@ -4806,7 +4763,7 @@
                   <pic:spPr bwMode="auto">
                     <a:xfrm>
                       <a:off x="0" y="0"/>
-                      <a:ext cx="5905500" cy="3886200"/>
+                      <a:ext cx="3562350" cy="8382000"/>
                     </a:xfrm>
                     <a:prstGeom prst="rect">
                       <a:avLst/>
@@ -4833,24 +4790,7 @@
           <w:sz w:val="17"/>
           <w:szCs w:val="17"/>
         </w:rPr>
-        <w:t xml:space="preserve">그림 8. 가정통신문 — 왼쪽에서 고치면 오른쪽 A4 미리보기에 바로 반영</w:t>
-      </w:r>
-    </w:p>
-    <w:p>
-      <w:pPr>
-        <w:pStyle w:val="Heading2"/>
-        <w:spacing w:before="260" w:after="120"/>
-      </w:pPr>
-      <w:r>
-        <w:rPr>
-          <w:rFonts w:ascii="Malgun Gothic" w:cs="Malgun Gothic" w:eastAsia="Malgun Gothic" w:hAnsi="Malgun Gothic"/>
-          <w:b/>
-          <w:bCs/>
-          <w:color w:val="17202C"/>
-          <w:sz w:val="26"/>
-          <w:szCs w:val="26"/>
-        </w:rPr>
-        <w:t xml:space="preserve">4-3. 확인코드 배부와 신청 접수</w:t>
+        <w:t xml:space="preserve">그림 8. 날짜 지정 — 담당별 장소, 요일별 시간대, 달력(담당별 색), 날짜별 일정</w:t>
       </w:r>
     </w:p>
     <w:p>
@@ -4868,7 +4808,7 @@
           <w:sz w:val="21"/>
           <w:szCs w:val="21"/>
         </w:rPr>
-        <w:t xml:space="preserve">[출력] → [확인코드 안내 쪽지]를 반별로 인쇄해 담임 선생님께 드립니다. 쪽지마다 학생 이름, 4자리 코드, 신청 QR코드가 있습니다.</w:t>
+        <w:t xml:space="preserve">같은 시간에 같은 장소나 같은 담당자가 겹치면 입력하는 동안 바로 경고가 나옵니다. 날짜 지정 강좌는 실제 날짜끼리 비교하므로, 다른 날짜에 같은 실습실을 쓰는 강좌는 겹침으로 잡지 않습니다.</w:t>
       </w:r>
     </w:p>
     <w:p>
@@ -4886,7 +4826,7 @@
           <w:sz w:val="21"/>
           <w:szCs w:val="21"/>
         </w:rPr>
-        <w:t xml:space="preserve">[홈] → [학생 신청 접수 시작]. 설정의 신청 시작·마감 시각 안에서만 신청이 열립니다.</w:t>
+        <w:t xml:space="preserve">[임시 저장] 또는 [저장하고 승인 요청]. 관리자가 승인하면 학생 화면·가정통신문·현황판에 나타납니다.</w:t>
       </w:r>
     </w:p>
     <w:p>
@@ -4904,25 +4844,7 @@
           <w:sz w:val="21"/>
           <w:szCs w:val="21"/>
         </w:rPr>
-        <w:t xml:space="preserve">학생은 학년·반·번호·이름·확인코드로 들어와 강좌를 고릅니다. 시간이 겹치는 강좌, 대상 학년이 아닌 강좌, 최대 개수 초과는 버튼이 막히고 이유가 표시됩니다.</w:t>
-      </w:r>
-    </w:p>
-    <w:p>
-      <w:pPr>
-        <w:pStyle w:val="ListParagraph"/>
-        <w:numPr>
-          <w:ilvl w:val="0"/>
-          <w:numId w:val="5"/>
-        </w:numPr>
-        <w:spacing w:after="60" w:line="300"/>
-      </w:pPr>
-      <w:r>
-        <w:rPr>
-          <w:rFonts w:ascii="Malgun Gothic" w:cs="Malgun Gothic" w:eastAsia="Malgun Gothic" w:hAnsi="Malgun Gothic"/>
-          <w:sz w:val="21"/>
-          <w:szCs w:val="21"/>
-        </w:rPr>
-        <w:t xml:space="preserve">선착순이면 즉시 「선정」 또는 「대기 n번」이 표시되고, 추첨이면 「신청함 · 선발 전」으로 표시됩니다.</w:t>
+        <w:t xml:space="preserve">관리자는 [강좌]에서 승인 / 반려(사유 입력) / 폐강을 합니다. 관리자가 직접 등록한 강좌는 바로 승인됩니다.</w:t>
       </w:r>
     </w:p>
     <w:p>
@@ -4933,9 +4855,9 @@
       <w:r>
         <w:drawing>
           <wp:inline distT="0" distB="0" distL="0" distR="0">
-            <wp:extent cx="3143250" cy="6048375"/>
+            <wp:extent cx="5905500" cy="3714750"/>
             <wp:effectExtent t="0" r="0" b="0" l="0"/>
-            <wp:docPr id="1" name="12_apply.png" descr="그림 9. 학생 신청 화면 (휴대폰) — 겹치는 강좌는 이유와 함께 막힘" title="그림 9. 학생 신청 화면 (휴대폰) — 겹치는 강좌는 이유와 함께 막힘"/>
+            <wp:docPr id="1" name="04_courses.png" descr="그림 9. 강좌 목록 — 상태, 요일·시간, 장소, 인원/정원 막대, 수강료" title="그림 9. 강좌 목록 — 상태, 요일·시간, 장소, 인원/정원 막대, 수강료"/>
             <wp:cNvGraphicFramePr>
               <a:graphicFrameLocks xmlns:a="http://schemas.openxmlformats.org/drawingml/2006/main" noChangeAspect="1"/>
             </wp:cNvGraphicFramePr>
@@ -4958,7 +4880,7 @@
                   <pic:spPr bwMode="auto">
                     <a:xfrm>
                       <a:off x="0" y="0"/>
-                      <a:ext cx="3143250" cy="6048375"/>
+                      <a:ext cx="5905500" cy="3714750"/>
                     </a:xfrm>
                     <a:prstGeom prst="rect">
                       <a:avLst/>
@@ -4985,7 +4907,7 @@
           <w:sz w:val="17"/>
           <w:szCs w:val="17"/>
         </w:rPr>
-        <w:t xml:space="preserve">그림 9. 학생 신청 화면 (휴대폰) — 겹치는 강좌는 이유와 함께 막힘</w:t>
+        <w:t xml:space="preserve">그림 9. 강좌 목록 — 상태, 요일·시간, 장소, 인원/정원 막대, 수강료</w:t>
       </w:r>
     </w:p>
     <w:p>
@@ -5002,7 +4924,7 @@
           <w:sz w:val="26"/>
           <w:szCs w:val="26"/>
         </w:rPr>
-        <w:t xml:space="preserve">4-4. 교사가 명단을 직접 넣을 때</w:t>
+        <w:t xml:space="preserve">4-2. 가정통신문 (관리자)</w:t>
       </w:r>
     </w:p>
     <w:p>
@@ -5020,7 +4942,7 @@
           <w:sz w:val="21"/>
           <w:szCs w:val="21"/>
         </w:rPr>
-        <w:t xml:space="preserve">[명단]에서 강좌를 고르고, 오른쪽 상자에 엑셀 명단을 붙여넣은 뒤 [명단 확인].</w:t>
+        <w:t xml:space="preserve">[가정통신문] → 종류 「개설·신청 안내」 또는 「수강 확정 안내」를 고르면 학교급에 맞는 본문 초안이 만들어집니다.</w:t>
       </w:r>
     </w:p>
     <w:p>
@@ -5038,7 +4960,7 @@
           <w:sz w:val="21"/>
           <w:szCs w:val="21"/>
         </w:rPr>
-        <w:t xml:space="preserve">10203 홍길동 / 1 2 3 홍길동(엑셀 칸) / 1학년 2반 3번 홍길동 / 홍길동 — 어떤 형식이든 학번으로 찾아 연결합니다.</w:t>
+        <w:t xml:space="preserve">본문은 자유롭게 고칩니다. 강좌표는 요일별/강좌별 중에서 고르고, 수강료·강좌 소개·신청 QR코드·회신용 종이 신청서를 넣거나 뺄 수 있습니다.</w:t>
       </w:r>
     </w:p>
     <w:p>
@@ -5056,7 +4978,7 @@
           <w:sz w:val="21"/>
           <w:szCs w:val="21"/>
         </w:rPr>
-        <w:t xml:space="preserve">동명이인은 「고르기」, 학번과 이름이 다르면 「이름 다름」, 명렬에 없으면 「없음」으로 표시되어 잘못 들어가는 일이 없습니다. 다른 강좌와 시간이 겹치는 학생은 빨갛게 미리 알려 줍니다.</w:t>
+        <w:t xml:space="preserve">신청 안내는 주소 글자 없이 QR코드만 들어갑니다. 짧은 주소를 만들어 두면 QR이 단순해져 인식이 잘 됩니다.</w:t>
       </w:r>
     </w:p>
     <w:p>
@@ -5074,7 +4996,25 @@
           <w:sz w:val="21"/>
           <w:szCs w:val="21"/>
         </w:rPr>
-        <w:t xml:space="preserve">왼쪽 명단에서 학생을 골라 선정 / 대기 / 신청으로 / 명단에서 빼기를 할 수 있습니다.</w:t>
+        <w:t xml:space="preserve">한글에 붙여넣었을 때 QR이 빠지면 [QR 그림 저장]으로 받은 그림 파일을 넣으세요.</w:t>
+      </w:r>
+    </w:p>
+    <w:p>
+      <w:pPr>
+        <w:pStyle w:val="ListParagraph"/>
+        <w:numPr>
+          <w:ilvl w:val="0"/>
+          <w:numId w:val="5"/>
+        </w:numPr>
+        <w:spacing w:after="60" w:line="300"/>
+      </w:pPr>
+      <w:r>
+        <w:rPr>
+          <w:rFonts w:ascii="Malgun Gothic" w:cs="Malgun Gothic" w:eastAsia="Malgun Gothic" w:hAnsi="Malgun Gothic"/>
+          <w:sz w:val="21"/>
+          <w:szCs w:val="21"/>
+        </w:rPr>
+        <w:t xml:space="preserve">[인쇄 / PDF]로 바로 인쇄하거나, [전체 복사] 후 한글(HWP) 문서에 붙여넣어 학교 양식에 맞춰 마무리합니다. [표만 복사]는 강좌표만 복사합니다.</w:t>
       </w:r>
     </w:p>
     <w:p>
@@ -5085,9 +5025,9 @@
       <w:r>
         <w:drawing>
           <wp:inline distT="0" distB="0" distL="0" distR="0">
-            <wp:extent cx="5905500" cy="3714750"/>
+            <wp:extent cx="5905500" cy="3886200"/>
             <wp:effectExtent t="0" r="0" b="0" l="0"/>
-            <wp:docPr id="1" name="05_roster.png" descr="그림 10. 명단 — 붙여넣기 결과 확인 후 추가" title="그림 10. 명단 — 붙여넣기 결과 확인 후 추가"/>
+            <wp:docPr id="1" name="08_letter.png" descr="그림 10. 가정통신문 — 왼쪽에서 고치면 오른쪽 A4 미리보기에 바로 반영" title="그림 10. 가정통신문 — 왼쪽에서 고치면 오른쪽 A4 미리보기에 바로 반영"/>
             <wp:cNvGraphicFramePr>
               <a:graphicFrameLocks xmlns:a="http://schemas.openxmlformats.org/drawingml/2006/main" noChangeAspect="1"/>
             </wp:cNvGraphicFramePr>
@@ -5110,7 +5050,7 @@
                   <pic:spPr bwMode="auto">
                     <a:xfrm>
                       <a:off x="0" y="0"/>
-                      <a:ext cx="5905500" cy="3714750"/>
+                      <a:ext cx="5905500" cy="3886200"/>
                     </a:xfrm>
                     <a:prstGeom prst="rect">
                       <a:avLst/>
@@ -5137,7 +5077,7 @@
           <w:sz w:val="17"/>
           <w:szCs w:val="17"/>
         </w:rPr>
-        <w:t xml:space="preserve">그림 10. 명단 — 붙여넣기 결과 확인 후 추가</w:t>
+        <w:t xml:space="preserve">그림 10. 가정통신문 — 왼쪽에서 고치면 오른쪽 A4 미리보기에 바로 반영</w:t>
       </w:r>
     </w:p>
     <w:p>
@@ -5154,673 +5094,99 @@
           <w:sz w:val="26"/>
           <w:szCs w:val="26"/>
         </w:rPr>
-        <w:t xml:space="preserve">4-5. 중복 검토</w:t>
-      </w:r>
-    </w:p>
-    <w:tbl>
-      <w:tblPr>
-        <w:tblW w:type="dxa" w:w="9638"/>
-        <w:tblBorders>
-          <w:top w:val="single" w:color="auto" w:sz="4"/>
-          <w:left w:val="single" w:color="auto" w:sz="4"/>
-          <w:bottom w:val="single" w:color="auto" w:sz="4"/>
-          <w:right w:val="single" w:color="auto" w:sz="4"/>
-          <w:insideH w:val="single" w:color="auto" w:sz="4"/>
-          <w:insideV w:val="single" w:color="auto" w:sz="4"/>
-        </w:tblBorders>
-      </w:tblPr>
-      <w:tblGrid>
-        <w:gridCol w:w="1900"/>
-        <w:gridCol w:w="4300"/>
-        <w:gridCol w:w="3438"/>
-      </w:tblGrid>
-      <w:tr>
-        <w:trPr>
-          <w:tblHeader/>
-        </w:trPr>
-        <w:tc>
-          <w:tcPr>
-            <w:tcW w:type="dxa" w:w="1900"/>
-            <w:shd w:fill="E8EEF7" w:color="auto" w:val="clear"/>
-            <w:tcMar>
-              <w:top w:type="dxa" w:w="60"/>
-              <w:left w:type="dxa" w:w="100"/>
-              <w:bottom w:type="dxa" w:w="60"/>
-              <w:right w:type="dxa" w:w="100"/>
-            </w:tcMar>
-          </w:tcPr>
-          <w:p>
-            <w:pPr>
-              <w:spacing w:after="0" w:line="270"/>
-            </w:pPr>
-            <w:r>
-              <w:rPr>
-                <w:rFonts w:ascii="Malgun Gothic" w:cs="Malgun Gothic" w:eastAsia="Malgun Gothic" w:hAnsi="Malgun Gothic"/>
-                <w:b/>
-                <w:bCs/>
-                <w:sz w:val="19"/>
-                <w:szCs w:val="19"/>
-              </w:rPr>
-              <w:t xml:space="preserve">구분</w:t>
-            </w:r>
-          </w:p>
-        </w:tc>
-        <w:tc>
-          <w:tcPr>
-            <w:tcW w:type="dxa" w:w="4300"/>
-            <w:shd w:fill="E8EEF7" w:color="auto" w:val="clear"/>
-            <w:tcMar>
-              <w:top w:type="dxa" w:w="60"/>
-              <w:left w:type="dxa" w:w="100"/>
-              <w:bottom w:type="dxa" w:w="60"/>
-              <w:right w:type="dxa" w:w="100"/>
-            </w:tcMar>
-          </w:tcPr>
-          <w:p>
-            <w:pPr>
-              <w:spacing w:after="0" w:line="270"/>
-            </w:pPr>
-            <w:r>
-              <w:rPr>
-                <w:rFonts w:ascii="Malgun Gothic" w:cs="Malgun Gothic" w:eastAsia="Malgun Gothic" w:hAnsi="Malgun Gothic"/>
-                <w:b/>
-                <w:bCs/>
-                <w:sz w:val="19"/>
-                <w:szCs w:val="19"/>
-              </w:rPr>
-              <w:t xml:space="preserve">뜻</w:t>
-            </w:r>
-          </w:p>
-        </w:tc>
-        <w:tc>
-          <w:tcPr>
-            <w:tcW w:type="dxa" w:w="3438"/>
-            <w:shd w:fill="E8EEF7" w:color="auto" w:val="clear"/>
-            <w:tcMar>
-              <w:top w:type="dxa" w:w="60"/>
-              <w:left w:type="dxa" w:w="100"/>
-              <w:bottom w:type="dxa" w:w="60"/>
-              <w:right w:type="dxa" w:w="100"/>
-            </w:tcMar>
-          </w:tcPr>
-          <w:p>
-            <w:pPr>
-              <w:spacing w:after="0" w:line="270"/>
-            </w:pPr>
-            <w:r>
-              <w:rPr>
-                <w:rFonts w:ascii="Malgun Gothic" w:cs="Malgun Gothic" w:eastAsia="Malgun Gothic" w:hAnsi="Malgun Gothic"/>
-                <w:b/>
-                <w:bCs/>
-                <w:sz w:val="19"/>
-                <w:szCs w:val="19"/>
-              </w:rPr>
-              <w:t xml:space="preserve">처리</w:t>
-            </w:r>
-          </w:p>
-        </w:tc>
-      </w:tr>
-      <w:tr>
-        <w:tc>
-          <w:tcPr>
-            <w:tcW w:type="dxa" w:w="1900"/>
-            <w:tcMar>
-              <w:top w:type="dxa" w:w="60"/>
-              <w:left w:type="dxa" w:w="100"/>
-              <w:bottom w:type="dxa" w:w="60"/>
-              <w:right w:type="dxa" w:w="100"/>
-            </w:tcMar>
-          </w:tcPr>
-          <w:p>
-            <w:pPr>
-              <w:spacing w:after="0" w:line="270"/>
-            </w:pPr>
-            <w:r>
-              <w:rPr>
-                <w:rFonts w:ascii="Malgun Gothic" w:cs="Malgun Gothic" w:eastAsia="Malgun Gothic" w:hAnsi="Malgun Gothic"/>
-                <w:b w:val="false"/>
-                <w:bCs w:val="false"/>
-                <w:sz w:val="19"/>
-                <w:szCs w:val="19"/>
-              </w:rPr>
-              <w:t xml:space="preserve">🔴 시간 충돌</w:t>
-            </w:r>
-          </w:p>
-        </w:tc>
-        <w:tc>
-          <w:tcPr>
-            <w:tcW w:type="dxa" w:w="4300"/>
-            <w:tcMar>
-              <w:top w:type="dxa" w:w="60"/>
-              <w:left w:type="dxa" w:w="100"/>
-              <w:bottom w:type="dxa" w:w="60"/>
-              <w:right w:type="dxa" w:w="100"/>
-            </w:tcMar>
-          </w:tcPr>
-          <w:p>
-            <w:pPr>
-              <w:spacing w:after="0" w:line="270"/>
-            </w:pPr>
-            <w:r>
-              <w:rPr>
-                <w:rFonts w:ascii="Malgun Gothic" w:cs="Malgun Gothic" w:eastAsia="Malgun Gothic" w:hAnsi="Malgun Gothic"/>
-                <w:b w:val="false"/>
-                <w:bCs w:val="false"/>
-                <w:sz w:val="19"/>
-                <w:szCs w:val="19"/>
-              </w:rPr>
-              <w:t xml:space="preserve">같은 학생이 같은 요일·같은 시간 강좌 두 곳에 있음</w:t>
-            </w:r>
-          </w:p>
-        </w:tc>
-        <w:tc>
-          <w:tcPr>
-            <w:tcW w:type="dxa" w:w="3438"/>
-            <w:tcMar>
-              <w:top w:type="dxa" w:w="60"/>
-              <w:left w:type="dxa" w:w="100"/>
-              <w:bottom w:type="dxa" w:w="60"/>
-              <w:right w:type="dxa" w:w="100"/>
-            </w:tcMar>
-          </w:tcPr>
-          <w:p>
-            <w:pPr>
-              <w:spacing w:after="0" w:line="270"/>
-            </w:pPr>
-            <w:r>
-              <w:rPr>
-                <w:rFonts w:ascii="Malgun Gothic" w:cs="Malgun Gothic" w:eastAsia="Malgun Gothic" w:hAnsi="Malgun Gothic"/>
-                <w:b w:val="false"/>
-                <w:bCs w:val="false"/>
-                <w:sz w:val="19"/>
-                <w:szCs w:val="19"/>
-              </w:rPr>
-              <w:t xml:space="preserve">반드시 한쪽에서 빼기 ([A에서 빼기] 버튼)</w:t>
-            </w:r>
-          </w:p>
-        </w:tc>
-      </w:tr>
-      <w:tr>
-        <w:tc>
-          <w:tcPr>
-            <w:tcW w:type="dxa" w:w="1900"/>
-            <w:tcMar>
-              <w:top w:type="dxa" w:w="60"/>
-              <w:left w:type="dxa" w:w="100"/>
-              <w:bottom w:type="dxa" w:w="60"/>
-              <w:right w:type="dxa" w:w="100"/>
-            </w:tcMar>
-          </w:tcPr>
-          <w:p>
-            <w:pPr>
-              <w:spacing w:after="0" w:line="270"/>
-            </w:pPr>
-            <w:r>
-              <w:rPr>
-                <w:rFonts w:ascii="Malgun Gothic" w:cs="Malgun Gothic" w:eastAsia="Malgun Gothic" w:hAnsi="Malgun Gothic"/>
-                <w:b w:val="false"/>
-                <w:bCs w:val="false"/>
-                <w:sz w:val="19"/>
-                <w:szCs w:val="19"/>
-              </w:rPr>
-              <w:t xml:space="preserve">🟡 다중 수강</w:t>
-            </w:r>
-          </w:p>
-        </w:tc>
-        <w:tc>
-          <w:tcPr>
-            <w:tcW w:type="dxa" w:w="4300"/>
-            <w:tcMar>
-              <w:top w:type="dxa" w:w="60"/>
-              <w:left w:type="dxa" w:w="100"/>
-              <w:bottom w:type="dxa" w:w="60"/>
-              <w:right w:type="dxa" w:w="100"/>
-            </w:tcMar>
-          </w:tcPr>
-          <w:p>
-            <w:pPr>
-              <w:spacing w:after="0" w:line="270"/>
-            </w:pPr>
-            <w:r>
-              <w:rPr>
-                <w:rFonts w:ascii="Malgun Gothic" w:cs="Malgun Gothic" w:eastAsia="Malgun Gothic" w:hAnsi="Malgun Gothic"/>
-                <w:b w:val="false"/>
-                <w:bCs w:val="false"/>
-                <w:sz w:val="19"/>
-                <w:szCs w:val="19"/>
-              </w:rPr>
-              <w:t xml:space="preserve">두 개 이상 듣는 학생. 최대 개수를 넘으면 빨강</w:t>
-            </w:r>
-          </w:p>
-        </w:tc>
-        <w:tc>
-          <w:tcPr>
-            <w:tcW w:type="dxa" w:w="3438"/>
-            <w:tcMar>
-              <w:top w:type="dxa" w:w="60"/>
-              <w:left w:type="dxa" w:w="100"/>
-              <w:bottom w:type="dxa" w:w="60"/>
-              <w:right w:type="dxa" w:w="100"/>
-            </w:tcMar>
-          </w:tcPr>
-          <w:p>
-            <w:pPr>
-              <w:spacing w:after="0" w:line="270"/>
-            </w:pPr>
-            <w:r>
-              <w:rPr>
-                <w:rFonts w:ascii="Malgun Gothic" w:cs="Malgun Gothic" w:eastAsia="Malgun Gothic" w:hAnsi="Malgun Gothic"/>
-                <w:b w:val="false"/>
-                <w:bCs w:val="false"/>
-                <w:sz w:val="19"/>
-                <w:szCs w:val="19"/>
-              </w:rPr>
-              <w:t xml:space="preserve">시간이 안 겹치면 문제 없음</w:t>
-            </w:r>
-          </w:p>
-        </w:tc>
-      </w:tr>
-      <w:tr>
-        <w:tc>
-          <w:tcPr>
-            <w:tcW w:type="dxa" w:w="1900"/>
-            <w:tcMar>
-              <w:top w:type="dxa" w:w="60"/>
-              <w:left w:type="dxa" w:w="100"/>
-              <w:bottom w:type="dxa" w:w="60"/>
-              <w:right w:type="dxa" w:w="100"/>
-            </w:tcMar>
-          </w:tcPr>
-          <w:p>
-            <w:pPr>
-              <w:spacing w:after="0" w:line="270"/>
-            </w:pPr>
-            <w:r>
-              <w:rPr>
-                <w:rFonts w:ascii="Malgun Gothic" w:cs="Malgun Gothic" w:eastAsia="Malgun Gothic" w:hAnsi="Malgun Gothic"/>
-                <w:b w:val="false"/>
-                <w:bCs w:val="false"/>
-                <w:sz w:val="19"/>
-                <w:szCs w:val="19"/>
-              </w:rPr>
-              <w:t xml:space="preserve">장소 겹침</w:t>
-            </w:r>
-          </w:p>
-        </w:tc>
-        <w:tc>
-          <w:tcPr>
-            <w:tcW w:type="dxa" w:w="4300"/>
-            <w:tcMar>
-              <w:top w:type="dxa" w:w="60"/>
-              <w:left w:type="dxa" w:w="100"/>
-              <w:bottom w:type="dxa" w:w="60"/>
-              <w:right w:type="dxa" w:w="100"/>
-            </w:tcMar>
-          </w:tcPr>
-          <w:p>
-            <w:pPr>
-              <w:spacing w:after="0" w:line="270"/>
-            </w:pPr>
-            <w:r>
-              <w:rPr>
-                <w:rFonts w:ascii="Malgun Gothic" w:cs="Malgun Gothic" w:eastAsia="Malgun Gothic" w:hAnsi="Malgun Gothic"/>
-                <w:b w:val="false"/>
-                <w:bCs w:val="false"/>
-                <w:sz w:val="19"/>
-                <w:szCs w:val="19"/>
-              </w:rPr>
-              <w:t xml:space="preserve">같은 시간에 같은 장소를 쓰는 강좌</w:t>
-            </w:r>
-          </w:p>
-        </w:tc>
-        <w:tc>
-          <w:tcPr>
-            <w:tcW w:type="dxa" w:w="3438"/>
-            <w:tcMar>
-              <w:top w:type="dxa" w:w="60"/>
-              <w:left w:type="dxa" w:w="100"/>
-              <w:bottom w:type="dxa" w:w="60"/>
-              <w:right w:type="dxa" w:w="100"/>
-            </w:tcMar>
-          </w:tcPr>
-          <w:p>
-            <w:pPr>
-              <w:spacing w:after="0" w:line="270"/>
-            </w:pPr>
-            <w:r>
-              <w:rPr>
-                <w:rFonts w:ascii="Malgun Gothic" w:cs="Malgun Gothic" w:eastAsia="Malgun Gothic" w:hAnsi="Malgun Gothic"/>
-                <w:b w:val="false"/>
-                <w:bCs w:val="false"/>
-                <w:sz w:val="19"/>
-                <w:szCs w:val="19"/>
-              </w:rPr>
-              <w:t xml:space="preserve">강좌 수정으로 장소·시간 조정</w:t>
-            </w:r>
-          </w:p>
-        </w:tc>
-      </w:tr>
-      <w:tr>
-        <w:tc>
-          <w:tcPr>
-            <w:tcW w:type="dxa" w:w="1900"/>
-            <w:tcMar>
-              <w:top w:type="dxa" w:w="60"/>
-              <w:left w:type="dxa" w:w="100"/>
-              <w:bottom w:type="dxa" w:w="60"/>
-              <w:right w:type="dxa" w:w="100"/>
-            </w:tcMar>
-          </w:tcPr>
-          <w:p>
-            <w:pPr>
-              <w:spacing w:after="0" w:line="270"/>
-            </w:pPr>
-            <w:r>
-              <w:rPr>
-                <w:rFonts w:ascii="Malgun Gothic" w:cs="Malgun Gothic" w:eastAsia="Malgun Gothic" w:hAnsi="Malgun Gothic"/>
-                <w:b w:val="false"/>
-                <w:bCs w:val="false"/>
-                <w:sz w:val="19"/>
-                <w:szCs w:val="19"/>
-              </w:rPr>
-              <w:t xml:space="preserve">담당 겹침</w:t>
-            </w:r>
-          </w:p>
-        </w:tc>
-        <w:tc>
-          <w:tcPr>
-            <w:tcW w:type="dxa" w:w="4300"/>
-            <w:tcMar>
-              <w:top w:type="dxa" w:w="60"/>
-              <w:left w:type="dxa" w:w="100"/>
-              <w:bottom w:type="dxa" w:w="60"/>
-              <w:right w:type="dxa" w:w="100"/>
-            </w:tcMar>
-          </w:tcPr>
-          <w:p>
-            <w:pPr>
-              <w:spacing w:after="0" w:line="270"/>
-            </w:pPr>
-            <w:r>
-              <w:rPr>
-                <w:rFonts w:ascii="Malgun Gothic" w:cs="Malgun Gothic" w:eastAsia="Malgun Gothic" w:hAnsi="Malgun Gothic"/>
-                <w:b w:val="false"/>
-                <w:bCs w:val="false"/>
-                <w:sz w:val="19"/>
-                <w:szCs w:val="19"/>
-              </w:rPr>
-              <w:t xml:space="preserve">같은 담당자가 같은 시간에 두 강좌</w:t>
-            </w:r>
-          </w:p>
-        </w:tc>
-        <w:tc>
-          <w:tcPr>
-            <w:tcW w:type="dxa" w:w="3438"/>
-            <w:tcMar>
-              <w:top w:type="dxa" w:w="60"/>
-              <w:left w:type="dxa" w:w="100"/>
-              <w:bottom w:type="dxa" w:w="60"/>
-              <w:right w:type="dxa" w:w="100"/>
-            </w:tcMar>
-          </w:tcPr>
-          <w:p>
-            <w:pPr>
-              <w:spacing w:after="0" w:line="270"/>
-            </w:pPr>
-            <w:r>
-              <w:rPr>
-                <w:rFonts w:ascii="Malgun Gothic" w:cs="Malgun Gothic" w:eastAsia="Malgun Gothic" w:hAnsi="Malgun Gothic"/>
-                <w:b w:val="false"/>
-                <w:bCs w:val="false"/>
-                <w:sz w:val="19"/>
-                <w:szCs w:val="19"/>
-              </w:rPr>
-              <w:t xml:space="preserve">강좌 수정</w:t>
-            </w:r>
-          </w:p>
-        </w:tc>
-      </w:tr>
-      <w:tr>
-        <w:tc>
-          <w:tcPr>
-            <w:tcW w:type="dxa" w:w="1900"/>
-            <w:tcMar>
-              <w:top w:type="dxa" w:w="60"/>
-              <w:left w:type="dxa" w:w="100"/>
-              <w:bottom w:type="dxa" w:w="60"/>
-              <w:right w:type="dxa" w:w="100"/>
-            </w:tcMar>
-          </w:tcPr>
-          <w:p>
-            <w:pPr>
-              <w:spacing w:after="0" w:line="270"/>
-            </w:pPr>
-            <w:r>
-              <w:rPr>
-                <w:rFonts w:ascii="Malgun Gothic" w:cs="Malgun Gothic" w:eastAsia="Malgun Gothic" w:hAnsi="Malgun Gothic"/>
-                <w:b w:val="false"/>
-                <w:bCs w:val="false"/>
-                <w:sz w:val="19"/>
-                <w:szCs w:val="19"/>
-              </w:rPr>
-              <w:t xml:space="preserve">정원·최소 인원</w:t>
-            </w:r>
-          </w:p>
-        </w:tc>
-        <w:tc>
-          <w:tcPr>
-            <w:tcW w:type="dxa" w:w="4300"/>
-            <w:tcMar>
-              <w:top w:type="dxa" w:w="60"/>
-              <w:left w:type="dxa" w:w="100"/>
-              <w:bottom w:type="dxa" w:w="60"/>
-              <w:right w:type="dxa" w:w="100"/>
-            </w:tcMar>
-          </w:tcPr>
-          <w:p>
-            <w:pPr>
-              <w:spacing w:after="0" w:line="270"/>
-            </w:pPr>
-            <w:r>
-              <w:rPr>
-                <w:rFonts w:ascii="Malgun Gothic" w:cs="Malgun Gothic" w:eastAsia="Malgun Gothic" w:hAnsi="Malgun Gothic"/>
-                <w:b w:val="false"/>
-                <w:bCs w:val="false"/>
-                <w:sz w:val="19"/>
-                <w:szCs w:val="19"/>
-              </w:rPr>
-              <w:t xml:space="preserve">정원 초과 강좌 / 최소 인원 미달 강좌</w:t>
-            </w:r>
-          </w:p>
-        </w:tc>
-        <w:tc>
-          <w:tcPr>
-            <w:tcW w:type="dxa" w:w="3438"/>
-            <w:tcMar>
-              <w:top w:type="dxa" w:w="60"/>
-              <w:left w:type="dxa" w:w="100"/>
-              <w:bottom w:type="dxa" w:w="60"/>
-              <w:right w:type="dxa" w:w="100"/>
-            </w:tcMar>
-          </w:tcPr>
-          <w:p>
-            <w:pPr>
-              <w:spacing w:after="0" w:line="270"/>
-            </w:pPr>
-            <w:r>
-              <w:rPr>
-                <w:rFonts w:ascii="Malgun Gothic" w:cs="Malgun Gothic" w:eastAsia="Malgun Gothic" w:hAnsi="Malgun Gothic"/>
-                <w:b w:val="false"/>
-                <w:bCs w:val="false"/>
-                <w:sz w:val="19"/>
-                <w:szCs w:val="19"/>
-              </w:rPr>
-              <w:t xml:space="preserve">선발 실행 / 폐강 결정</w:t>
-            </w:r>
-          </w:p>
-        </w:tc>
-      </w:tr>
-      <w:tr>
-        <w:tc>
-          <w:tcPr>
-            <w:tcW w:type="dxa" w:w="1900"/>
-            <w:tcMar>
-              <w:top w:type="dxa" w:w="60"/>
-              <w:left w:type="dxa" w:w="100"/>
-              <w:bottom w:type="dxa" w:w="60"/>
-              <w:right w:type="dxa" w:w="100"/>
-            </w:tcMar>
-          </w:tcPr>
-          <w:p>
-            <w:pPr>
-              <w:spacing w:after="0" w:line="270"/>
-            </w:pPr>
-            <w:r>
-              <w:rPr>
-                <w:rFonts w:ascii="Malgun Gothic" w:cs="Malgun Gothic" w:eastAsia="Malgun Gothic" w:hAnsi="Malgun Gothic"/>
-                <w:b w:val="false"/>
-                <w:bCs w:val="false"/>
-                <w:sz w:val="19"/>
-                <w:szCs w:val="19"/>
-              </w:rPr>
-              <w:t xml:space="preserve">⚪ 명렬에 없음</w:t>
-            </w:r>
-          </w:p>
-        </w:tc>
-        <w:tc>
-          <w:tcPr>
-            <w:tcW w:type="dxa" w:w="4300"/>
-            <w:tcMar>
-              <w:top w:type="dxa" w:w="60"/>
-              <w:left w:type="dxa" w:w="100"/>
-              <w:bottom w:type="dxa" w:w="60"/>
-              <w:right w:type="dxa" w:w="100"/>
-            </w:tcMar>
-          </w:tcPr>
-          <w:p>
-            <w:pPr>
-              <w:spacing w:after="0" w:line="270"/>
-            </w:pPr>
-            <w:r>
-              <w:rPr>
-                <w:rFonts w:ascii="Malgun Gothic" w:cs="Malgun Gothic" w:eastAsia="Malgun Gothic" w:hAnsi="Malgun Gothic"/>
-                <w:b w:val="false"/>
-                <w:bCs w:val="false"/>
-                <w:sz w:val="19"/>
-                <w:szCs w:val="19"/>
-              </w:rPr>
-              <w:t xml:space="preserve">[학생] 탭에 없는 학번 (전학 등)</w:t>
-            </w:r>
-          </w:p>
-        </w:tc>
-        <w:tc>
-          <w:tcPr>
-            <w:tcW w:type="dxa" w:w="3438"/>
-            <w:tcMar>
-              <w:top w:type="dxa" w:w="60"/>
-              <w:left w:type="dxa" w:w="100"/>
-              <w:bottom w:type="dxa" w:w="60"/>
-              <w:right w:type="dxa" w:w="100"/>
-            </w:tcMar>
-          </w:tcPr>
-          <w:p>
-            <w:pPr>
-              <w:spacing w:after="0" w:line="270"/>
-            </w:pPr>
-            <w:r>
-              <w:rPr>
-                <w:rFonts w:ascii="Malgun Gothic" w:cs="Malgun Gothic" w:eastAsia="Malgun Gothic" w:hAnsi="Malgun Gothic"/>
-                <w:b w:val="false"/>
-                <w:bCs w:val="false"/>
-                <w:sz w:val="19"/>
-                <w:szCs w:val="19"/>
-              </w:rPr>
-              <w:t xml:space="preserve">명단에서 빼기 또는 명렬 수정</w:t>
-            </w:r>
-          </w:p>
-        </w:tc>
-      </w:tr>
-      <w:tr>
-        <w:tc>
-          <w:tcPr>
-            <w:tcW w:type="dxa" w:w="1900"/>
-            <w:tcMar>
-              <w:top w:type="dxa" w:w="60"/>
-              <w:left w:type="dxa" w:w="100"/>
-              <w:bottom w:type="dxa" w:w="60"/>
-              <w:right w:type="dxa" w:w="100"/>
-            </w:tcMar>
-          </w:tcPr>
-          <w:p>
-            <w:pPr>
-              <w:spacing w:after="0" w:line="270"/>
-            </w:pPr>
-            <w:r>
-              <w:rPr>
-                <w:rFonts w:ascii="Malgun Gothic" w:cs="Malgun Gothic" w:eastAsia="Malgun Gothic" w:hAnsi="Malgun Gothic"/>
-                <w:b w:val="false"/>
-                <w:bCs w:val="false"/>
-                <w:sz w:val="19"/>
-                <w:szCs w:val="19"/>
-              </w:rPr>
-              <w:t xml:space="preserve">학생별 시간표</w:t>
-            </w:r>
-          </w:p>
-        </w:tc>
-        <w:tc>
-          <w:tcPr>
-            <w:tcW w:type="dxa" w:w="4300"/>
-            <w:tcMar>
-              <w:top w:type="dxa" w:w="60"/>
-              <w:left w:type="dxa" w:w="100"/>
-              <w:bottom w:type="dxa" w:w="60"/>
-              <w:right w:type="dxa" w:w="100"/>
-            </w:tcMar>
-          </w:tcPr>
-          <w:p>
-            <w:pPr>
-              <w:spacing w:after="0" w:line="270"/>
-            </w:pPr>
-            <w:r>
-              <w:rPr>
-                <w:rFonts w:ascii="Malgun Gothic" w:cs="Malgun Gothic" w:eastAsia="Malgun Gothic" w:hAnsi="Malgun Gothic"/>
-                <w:b w:val="false"/>
-                <w:bCs w:val="false"/>
-                <w:sz w:val="19"/>
-                <w:szCs w:val="19"/>
-              </w:rPr>
-              <w:t xml:space="preserve">이름·학번으로 찾으면 주간 시간표</w:t>
-            </w:r>
-          </w:p>
-        </w:tc>
-        <w:tc>
-          <w:tcPr>
-            <w:tcW w:type="dxa" w:w="3438"/>
-            <w:tcMar>
-              <w:top w:type="dxa" w:w="60"/>
-              <w:left w:type="dxa" w:w="100"/>
-              <w:bottom w:type="dxa" w:w="60"/>
-              <w:right w:type="dxa" w:w="100"/>
-            </w:tcMar>
-          </w:tcPr>
-          <w:p>
-            <w:pPr>
-              <w:spacing w:after="0" w:line="270"/>
-            </w:pPr>
-            <w:r>
-              <w:rPr>
-                <w:rFonts w:ascii="Malgun Gothic" w:cs="Malgun Gothic" w:eastAsia="Malgun Gothic" w:hAnsi="Malgun Gothic"/>
-                <w:b w:val="false"/>
-                <w:bCs w:val="false"/>
-                <w:sz w:val="19"/>
-                <w:szCs w:val="19"/>
-              </w:rPr>
-              <w:t xml:space="preserve">겹치는 칸은 빨갛게 표시</w:t>
-            </w:r>
-          </w:p>
-        </w:tc>
-      </w:tr>
-    </w:tbl>
+        <w:t xml:space="preserve">4-3. 확인코드 배부와 신청 접수</w:t>
+      </w:r>
+    </w:p>
+    <w:p>
+      <w:pPr>
+        <w:pStyle w:val="ListParagraph"/>
+        <w:numPr>
+          <w:ilvl w:val="0"/>
+          <w:numId w:val="5"/>
+        </w:numPr>
+        <w:spacing w:after="60" w:line="300"/>
+      </w:pPr>
+      <w:r>
+        <w:rPr>
+          <w:rFonts w:ascii="Malgun Gothic" w:cs="Malgun Gothic" w:eastAsia="Malgun Gothic" w:hAnsi="Malgun Gothic"/>
+          <w:sz w:val="21"/>
+          <w:szCs w:val="21"/>
+        </w:rPr>
+        <w:t xml:space="preserve">[출력] → [확인코드 안내 쪽지]를 반별로 인쇄해 담임 선생님께 드립니다. 쪽지마다 학생 이름, 4자리 코드, 신청 QR코드가 있습니다.</w:t>
+      </w:r>
+    </w:p>
+    <w:p>
+      <w:pPr>
+        <w:pStyle w:val="ListParagraph"/>
+        <w:numPr>
+          <w:ilvl w:val="0"/>
+          <w:numId w:val="5"/>
+        </w:numPr>
+        <w:spacing w:after="60" w:line="300"/>
+      </w:pPr>
+      <w:r>
+        <w:rPr>
+          <w:rFonts w:ascii="Malgun Gothic" w:cs="Malgun Gothic" w:eastAsia="Malgun Gothic" w:hAnsi="Malgun Gothic"/>
+          <w:sz w:val="21"/>
+          <w:szCs w:val="21"/>
+        </w:rPr>
+        <w:t xml:space="preserve">[홈] → [학생 신청 접수 시작]. 설정의 신청 시작·마감 시각 안에서만 신청이 열립니다.</w:t>
+      </w:r>
+    </w:p>
+    <w:p>
+      <w:pPr>
+        <w:pStyle w:val="ListParagraph"/>
+        <w:numPr>
+          <w:ilvl w:val="0"/>
+          <w:numId w:val="5"/>
+        </w:numPr>
+        <w:spacing w:after="60" w:line="300"/>
+      </w:pPr>
+      <w:r>
+        <w:rPr>
+          <w:rFonts w:ascii="Malgun Gothic" w:cs="Malgun Gothic" w:eastAsia="Malgun Gothic" w:hAnsi="Malgun Gothic"/>
+          <w:sz w:val="21"/>
+          <w:szCs w:val="21"/>
+        </w:rPr>
+        <w:t xml:space="preserve">학생은 학년·반·번호·이름·확인코드로 들어와 강좌를 고릅니다. 시간이 겹치는 강좌, 대상 학년이 아닌 강좌, 최대 개수 초과는 버튼이 막히고 이유가 표시됩니다.</w:t>
+      </w:r>
+    </w:p>
+    <w:p>
+      <w:pPr>
+        <w:pStyle w:val="ListParagraph"/>
+        <w:numPr>
+          <w:ilvl w:val="0"/>
+          <w:numId w:val="5"/>
+        </w:numPr>
+        <w:spacing w:after="60" w:line="300"/>
+      </w:pPr>
+      <w:r>
+        <w:rPr>
+          <w:rFonts w:ascii="Malgun Gothic" w:cs="Malgun Gothic" w:eastAsia="Malgun Gothic" w:hAnsi="Malgun Gothic"/>
+          <w:sz w:val="21"/>
+          <w:szCs w:val="21"/>
+        </w:rPr>
+        <w:t xml:space="preserve">선착순이면 즉시 「선정」 또는 「대기 n번」이 표시되고, 추첨이면 「신청함 · 선발 전」으로 표시됩니다.</w:t>
+      </w:r>
+    </w:p>
+    <w:p>
+      <w:pPr>
+        <w:pStyle w:val="ListParagraph"/>
+        <w:numPr>
+          <w:ilvl w:val="0"/>
+          <w:numId w:val="5"/>
+        </w:numPr>
+        <w:spacing w:after="60" w:line="300"/>
+      </w:pPr>
+      <w:r>
+        <w:rPr>
+          <w:rFonts w:ascii="Malgun Gothic" w:cs="Malgun Gothic" w:eastAsia="Malgun Gothic" w:hAnsi="Malgun Gothic"/>
+          <w:sz w:val="21"/>
+          <w:szCs w:val="21"/>
+        </w:rPr>
+        <w:t xml:space="preserve">날짜 지정 강좌는 요일별 시간이 함께 표시되고, [날짜별 일정 보기]를 누르면 날짜·시간·담당·장소가 모두 나옵니다.</w:t>
+      </w:r>
+    </w:p>
     <w:p>
       <w:pPr>
         <w:spacing w:before="120" w:after="40"/>
@@ -5829,9 +5195,9 @@
       <w:r>
         <w:drawing>
           <wp:inline distT="0" distB="0" distL="0" distR="0">
-            <wp:extent cx="5905500" cy="3714750"/>
+            <wp:extent cx="3105150" cy="6858000"/>
             <wp:effectExtent t="0" r="0" b="0" l="0"/>
-            <wp:docPr id="1" name="06_review.png" descr="그림 11. 중복 검토 — 시간 충돌 목록과 바로 정리 버튼" title="그림 11. 중복 검토 — 시간 충돌 목록과 바로 정리 버튼"/>
+            <wp:docPr id="1" name="23_apply_plan.png" descr="그림 11. 학생 화면 — 날짜 지정 강좌의 날짜별 일정" title="그림 11. 학생 화면 — 날짜 지정 강좌의 날짜별 일정"/>
             <wp:cNvGraphicFramePr>
               <a:graphicFrameLocks xmlns:a="http://schemas.openxmlformats.org/drawingml/2006/main" noChangeAspect="1"/>
             </wp:cNvGraphicFramePr>
@@ -5854,7 +5220,7 @@
                   <pic:spPr bwMode="auto">
                     <a:xfrm>
                       <a:off x="0" y="0"/>
-                      <a:ext cx="5905500" cy="3714750"/>
+                      <a:ext cx="3105150" cy="6858000"/>
                     </a:xfrm>
                     <a:prstGeom prst="rect">
                       <a:avLst/>
@@ -5881,96 +5247,7 @@
           <w:sz w:val="17"/>
           <w:szCs w:val="17"/>
         </w:rPr>
-        <w:t xml:space="preserve">그림 11. 중복 검토 — 시간 충돌 목록과 바로 정리 버튼</w:t>
-      </w:r>
-    </w:p>
-    <w:p>
-      <w:pPr>
-        <w:pStyle w:val="Heading2"/>
-        <w:spacing w:before="260" w:after="120"/>
-      </w:pPr>
-      <w:r>
-        <w:rPr>
-          <w:rFonts w:ascii="Malgun Gothic" w:cs="Malgun Gothic" w:eastAsia="Malgun Gothic" w:hAnsi="Malgun Gothic"/>
-          <w:b/>
-          <w:bCs/>
-          <w:color w:val="17202C"/>
-          <w:sz w:val="26"/>
-          <w:szCs w:val="26"/>
-        </w:rPr>
-        <w:t xml:space="preserve">4-6. 선발과 최종 확정 (관리자)</w:t>
-      </w:r>
-    </w:p>
-    <w:p>
-      <w:pPr>
-        <w:pStyle w:val="ListParagraph"/>
-        <w:numPr>
-          <w:ilvl w:val="0"/>
-          <w:numId w:val="5"/>
-        </w:numPr>
-        <w:spacing w:after="60" w:line="300"/>
-      </w:pPr>
-      <w:r>
-        <w:rPr>
-          <w:rFonts w:ascii="Malgun Gothic" w:cs="Malgun Gothic" w:eastAsia="Malgun Gothic" w:hAnsi="Malgun Gothic"/>
-          <w:sz w:val="21"/>
-          <w:szCs w:val="21"/>
-        </w:rPr>
-        <w:t xml:space="preserve">[선발·확정] → [전체 강좌 선발 실행]. 정원 안의 강좌는 신청자 모두 선정, 정원을 넘는 강좌는 선발 방식대로 선정·대기가 나뉩니다.</w:t>
-      </w:r>
-    </w:p>
-    <w:p>
-      <w:pPr>
-        <w:pStyle w:val="ListParagraph"/>
-        <w:numPr>
-          <w:ilvl w:val="0"/>
-          <w:numId w:val="5"/>
-        </w:numPr>
-        <w:spacing w:after="60" w:line="300"/>
-      </w:pPr>
-      <w:r>
-        <w:rPr>
-          <w:rFonts w:ascii="Malgun Gothic" w:cs="Malgun Gothic" w:eastAsia="Malgun Gothic" w:hAnsi="Malgun Gothic"/>
-          <w:sz w:val="21"/>
-          <w:szCs w:val="21"/>
-        </w:rPr>
-        <w:t xml:space="preserve">우선 선발할 학생(돌봄 우선 대상 등)은 먼저 [명단]에서 「선정」으로 바꿔 두면 그 자리는 지켜집니다.</w:t>
-      </w:r>
-    </w:p>
-    <w:p>
-      <w:pPr>
-        <w:pStyle w:val="ListParagraph"/>
-        <w:numPr>
-          <w:ilvl w:val="0"/>
-          <w:numId w:val="5"/>
-        </w:numPr>
-        <w:spacing w:after="60" w:line="300"/>
-      </w:pPr>
-      <w:r>
-        <w:rPr>
-          <w:rFonts w:ascii="Malgun Gothic" w:cs="Malgun Gothic" w:eastAsia="Malgun Gothic" w:hAnsi="Malgun Gothic"/>
-          <w:sz w:val="21"/>
-          <w:szCs w:val="21"/>
-        </w:rPr>
-        <w:t xml:space="preserve">[최종 확정 (운영중)]을 누르면 점검 항목(시간 충돌, 미선발 신청, 정원 초과)을 확인한 뒤 확정합니다. 남은 문제가 있으면 한 번 더 묻습니다.</w:t>
-      </w:r>
-    </w:p>
-    <w:p>
-      <w:pPr>
-        <w:pStyle w:val="ListParagraph"/>
-        <w:numPr>
-          <w:ilvl w:val="0"/>
-          <w:numId w:val="5"/>
-        </w:numPr>
-        <w:spacing w:after="60" w:line="300"/>
-      </w:pPr>
-      <w:r>
-        <w:rPr>
-          <w:rFonts w:ascii="Malgun Gothic" w:cs="Malgun Gothic" w:eastAsia="Malgun Gothic" w:hAnsi="Malgun Gothic"/>
-          <w:sz w:val="21"/>
-          <w:szCs w:val="21"/>
-        </w:rPr>
-        <w:t xml:space="preserve">운영 중 취소생이 생기면 강좌 줄의 [대기자 승격]으로 대기 1번부터 선정으로 올립니다.</w:t>
+        <w:t xml:space="preserve">그림 11. 학생 화면 — 날짜 지정 강좌의 날짜별 일정</w:t>
       </w:r>
     </w:p>
     <w:p>
@@ -5981,9 +5258,9 @@
       <w:r>
         <w:drawing>
           <wp:inline distT="0" distB="0" distL="0" distR="0">
-            <wp:extent cx="5905500" cy="3886200"/>
+            <wp:extent cx="3143250" cy="6048375"/>
             <wp:effectExtent t="0" r="0" b="0" l="0"/>
-            <wp:docPr id="1" name="07_select.png" descr="그림 12. 선발·확정 — 단계 버튼, 점검표, 강좌별 정원·선정·대기" title="그림 12. 선발·확정 — 단계 버튼, 점검표, 강좌별 정원·선정·대기"/>
+            <wp:docPr id="1" name="12_apply.png" descr="그림 12. 학생 신청 화면 (휴대폰) — 겹치는 강좌는 이유와 함께 막힘" title="그림 12. 학생 신청 화면 (휴대폰) — 겹치는 강좌는 이유와 함께 막힘"/>
             <wp:cNvGraphicFramePr>
               <a:graphicFrameLocks xmlns:a="http://schemas.openxmlformats.org/drawingml/2006/main" noChangeAspect="1"/>
             </wp:cNvGraphicFramePr>
@@ -6006,7 +5283,7 @@
                   <pic:spPr bwMode="auto">
                     <a:xfrm>
                       <a:off x="0" y="0"/>
-                      <a:ext cx="5905500" cy="3886200"/>
+                      <a:ext cx="3143250" cy="6048375"/>
                     </a:xfrm>
                     <a:prstGeom prst="rect">
                       <a:avLst/>
@@ -6033,7 +5310,7 @@
           <w:sz w:val="17"/>
           <w:szCs w:val="17"/>
         </w:rPr>
-        <w:t xml:space="preserve">그림 12. 선발·확정 — 단계 버튼, 점검표, 강좌별 정원·선정·대기</w:t>
+        <w:t xml:space="preserve">그림 12. 학생 신청 화면 (휴대폰) — 겹치는 강좌는 이유와 함께 막힘</w:t>
       </w:r>
     </w:p>
     <w:p>
@@ -6050,409 +5327,81 @@
           <w:sz w:val="26"/>
           <w:szCs w:val="26"/>
         </w:rPr>
-        <w:t xml:space="preserve">4-7. 출력</w:t>
-      </w:r>
-    </w:p>
-    <w:tbl>
-      <w:tblPr>
-        <w:tblW w:type="dxa" w:w="9638"/>
-        <w:tblBorders>
-          <w:top w:val="single" w:color="auto" w:sz="4"/>
-          <w:left w:val="single" w:color="auto" w:sz="4"/>
-          <w:bottom w:val="single" w:color="auto" w:sz="4"/>
-          <w:right w:val="single" w:color="auto" w:sz="4"/>
-          <w:insideH w:val="single" w:color="auto" w:sz="4"/>
-          <w:insideV w:val="single" w:color="auto" w:sz="4"/>
-        </w:tblBorders>
-      </w:tblPr>
-      <w:tblGrid>
-        <w:gridCol w:w="3000"/>
-        <w:gridCol w:w="6638"/>
-      </w:tblGrid>
-      <w:tr>
-        <w:trPr>
-          <w:tblHeader/>
-        </w:trPr>
-        <w:tc>
-          <w:tcPr>
-            <w:tcW w:type="dxa" w:w="3000"/>
-            <w:shd w:fill="E8EEF7" w:color="auto" w:val="clear"/>
-            <w:tcMar>
-              <w:top w:type="dxa" w:w="60"/>
-              <w:left w:type="dxa" w:w="100"/>
-              <w:bottom w:type="dxa" w:w="60"/>
-              <w:right w:type="dxa" w:w="100"/>
-            </w:tcMar>
-          </w:tcPr>
-          <w:p>
-            <w:pPr>
-              <w:spacing w:after="0" w:line="270"/>
-            </w:pPr>
-            <w:r>
-              <w:rPr>
-                <w:rFonts w:ascii="Malgun Gothic" w:cs="Malgun Gothic" w:eastAsia="Malgun Gothic" w:hAnsi="Malgun Gothic"/>
-                <w:b/>
-                <w:bCs/>
-                <w:sz w:val="19"/>
-                <w:szCs w:val="19"/>
-              </w:rPr>
-              <w:t xml:space="preserve">출력물</w:t>
-            </w:r>
-          </w:p>
-        </w:tc>
-        <w:tc>
-          <w:tcPr>
-            <w:tcW w:type="dxa" w:w="6638"/>
-            <w:shd w:fill="E8EEF7" w:color="auto" w:val="clear"/>
-            <w:tcMar>
-              <w:top w:type="dxa" w:w="60"/>
-              <w:left w:type="dxa" w:w="100"/>
-              <w:bottom w:type="dxa" w:w="60"/>
-              <w:right w:type="dxa" w:w="100"/>
-            </w:tcMar>
-          </w:tcPr>
-          <w:p>
-            <w:pPr>
-              <w:spacing w:after="0" w:line="270"/>
-            </w:pPr>
-            <w:r>
-              <w:rPr>
-                <w:rFonts w:ascii="Malgun Gothic" w:cs="Malgun Gothic" w:eastAsia="Malgun Gothic" w:hAnsi="Malgun Gothic"/>
-                <w:b/>
-                <w:bCs/>
-                <w:sz w:val="19"/>
-                <w:szCs w:val="19"/>
-              </w:rPr>
-              <w:t xml:space="preserve">내용</w:t>
-            </w:r>
-          </w:p>
-        </w:tc>
-      </w:tr>
-      <w:tr>
-        <w:tc>
-          <w:tcPr>
-            <w:tcW w:type="dxa" w:w="3000"/>
-            <w:tcMar>
-              <w:top w:type="dxa" w:w="60"/>
-              <w:left w:type="dxa" w:w="100"/>
-              <w:bottom w:type="dxa" w:w="60"/>
-              <w:right w:type="dxa" w:w="100"/>
-            </w:tcMar>
-          </w:tcPr>
-          <w:p>
-            <w:pPr>
-              <w:spacing w:after="0" w:line="270"/>
-            </w:pPr>
-            <w:r>
-              <w:rPr>
-                <w:rFonts w:ascii="Malgun Gothic" w:cs="Malgun Gothic" w:eastAsia="Malgun Gothic" w:hAnsi="Malgun Gothic"/>
-                <w:b w:val="false"/>
-                <w:bCs w:val="false"/>
-                <w:sz w:val="19"/>
-                <w:szCs w:val="19"/>
-              </w:rPr>
-              <w:t xml:space="preserve">출석부</w:t>
-            </w:r>
-          </w:p>
-        </w:tc>
-        <w:tc>
-          <w:tcPr>
-            <w:tcW w:type="dxa" w:w="6638"/>
-            <w:tcMar>
-              <w:top w:type="dxa" w:w="60"/>
-              <w:left w:type="dxa" w:w="100"/>
-              <w:bottom w:type="dxa" w:w="60"/>
-              <w:right w:type="dxa" w:w="100"/>
-            </w:tcMar>
-          </w:tcPr>
-          <w:p>
-            <w:pPr>
-              <w:spacing w:after="0" w:line="270"/>
-            </w:pPr>
-            <w:r>
-              <w:rPr>
-                <w:rFonts w:ascii="Malgun Gothic" w:cs="Malgun Gothic" w:eastAsia="Malgun Gothic" w:hAnsi="Malgun Gothic"/>
-                <w:b w:val="false"/>
-                <w:bCs w:val="false"/>
-                <w:sz w:val="19"/>
-                <w:szCs w:val="19"/>
-              </w:rPr>
-              <w:t xml:space="preserve">강좌별·월별. 휴일·휴강은 빠지고 보강은 들어간 실제 수업 날짜로 만듭니다.</w:t>
-            </w:r>
-          </w:p>
-        </w:tc>
-      </w:tr>
-      <w:tr>
-        <w:tc>
-          <w:tcPr>
-            <w:tcW w:type="dxa" w:w="3000"/>
-            <w:tcMar>
-              <w:top w:type="dxa" w:w="60"/>
-              <w:left w:type="dxa" w:w="100"/>
-              <w:bottom w:type="dxa" w:w="60"/>
-              <w:right w:type="dxa" w:w="100"/>
-            </w:tcMar>
-          </w:tcPr>
-          <w:p>
-            <w:pPr>
-              <w:spacing w:after="0" w:line="270"/>
-            </w:pPr>
-            <w:r>
-              <w:rPr>
-                <w:rFonts w:ascii="Malgun Gothic" w:cs="Malgun Gothic" w:eastAsia="Malgun Gothic" w:hAnsi="Malgun Gothic"/>
-                <w:b w:val="false"/>
-                <w:bCs w:val="false"/>
-                <w:sz w:val="19"/>
-                <w:szCs w:val="19"/>
-              </w:rPr>
-              <w:t xml:space="preserve">반별 수강 현황 (담임용)</w:t>
-            </w:r>
-          </w:p>
-        </w:tc>
-        <w:tc>
-          <w:tcPr>
-            <w:tcW w:type="dxa" w:w="6638"/>
-            <w:tcMar>
-              <w:top w:type="dxa" w:w="60"/>
-              <w:left w:type="dxa" w:w="100"/>
-              <w:bottom w:type="dxa" w:w="60"/>
-              <w:right w:type="dxa" w:w="100"/>
-            </w:tcMar>
-          </w:tcPr>
-          <w:p>
-            <w:pPr>
-              <w:spacing w:after="0" w:line="270"/>
-            </w:pPr>
-            <w:r>
-              <w:rPr>
-                <w:rFonts w:ascii="Malgun Gothic" w:cs="Malgun Gothic" w:eastAsia="Malgun Gothic" w:hAnsi="Malgun Gothic"/>
-                <w:b w:val="false"/>
-                <w:bCs w:val="false"/>
-                <w:sz w:val="19"/>
-                <w:szCs w:val="19"/>
-              </w:rPr>
-              <w:t xml:space="preserve">반 학생 전체와 각자 듣는 강좌의 요일·시간·장소</w:t>
-            </w:r>
-          </w:p>
-        </w:tc>
-      </w:tr>
-      <w:tr>
-        <w:tc>
-          <w:tcPr>
-            <w:tcW w:type="dxa" w:w="3000"/>
-            <w:tcMar>
-              <w:top w:type="dxa" w:w="60"/>
-              <w:left w:type="dxa" w:w="100"/>
-              <w:bottom w:type="dxa" w:w="60"/>
-              <w:right w:type="dxa" w:w="100"/>
-            </w:tcMar>
-          </w:tcPr>
-          <w:p>
-            <w:pPr>
-              <w:spacing w:after="0" w:line="270"/>
-            </w:pPr>
-            <w:r>
-              <w:rPr>
-                <w:rFonts w:ascii="Malgun Gothic" w:cs="Malgun Gothic" w:eastAsia="Malgun Gothic" w:hAnsi="Malgun Gothic"/>
-                <w:b w:val="false"/>
-                <w:bCs w:val="false"/>
-                <w:sz w:val="19"/>
-                <w:szCs w:val="19"/>
-              </w:rPr>
-              <w:t xml:space="preserve">개인별 수강 확정 통지서</w:t>
-            </w:r>
-          </w:p>
-        </w:tc>
-        <w:tc>
-          <w:tcPr>
-            <w:tcW w:type="dxa" w:w="6638"/>
-            <w:tcMar>
-              <w:top w:type="dxa" w:w="60"/>
-              <w:left w:type="dxa" w:w="100"/>
-              <w:bottom w:type="dxa" w:w="60"/>
-              <w:right w:type="dxa" w:w="100"/>
-            </w:tcMar>
-          </w:tcPr>
-          <w:p>
-            <w:pPr>
-              <w:spacing w:after="0" w:line="270"/>
-            </w:pPr>
-            <w:r>
-              <w:rPr>
-                <w:rFonts w:ascii="Malgun Gothic" w:cs="Malgun Gothic" w:eastAsia="Malgun Gothic" w:hAnsi="Malgun Gothic"/>
-                <w:b w:val="false"/>
-                <w:bCs w:val="false"/>
-                <w:sz w:val="19"/>
-                <w:szCs w:val="19"/>
-              </w:rPr>
-              <w:t xml:space="preserve">A4 한 장에 4명씩. 확정/대기 번호, 수강료 합계(사용 시)</w:t>
-            </w:r>
-          </w:p>
-        </w:tc>
-      </w:tr>
-      <w:tr>
-        <w:tc>
-          <w:tcPr>
-            <w:tcW w:type="dxa" w:w="3000"/>
-            <w:tcMar>
-              <w:top w:type="dxa" w:w="60"/>
-              <w:left w:type="dxa" w:w="100"/>
-              <w:bottom w:type="dxa" w:w="60"/>
-              <w:right w:type="dxa" w:w="100"/>
-            </w:tcMar>
-          </w:tcPr>
-          <w:p>
-            <w:pPr>
-              <w:spacing w:after="0" w:line="270"/>
-            </w:pPr>
-            <w:r>
-              <w:rPr>
-                <w:rFonts w:ascii="Malgun Gothic" w:cs="Malgun Gothic" w:eastAsia="Malgun Gothic" w:hAnsi="Malgun Gothic"/>
-                <w:b w:val="false"/>
-                <w:bCs w:val="false"/>
-                <w:sz w:val="19"/>
-                <w:szCs w:val="19"/>
-              </w:rPr>
-              <w:t xml:space="preserve">확인코드 안내 쪽지</w:t>
-            </w:r>
-          </w:p>
-        </w:tc>
-        <w:tc>
-          <w:tcPr>
-            <w:tcW w:type="dxa" w:w="6638"/>
-            <w:tcMar>
-              <w:top w:type="dxa" w:w="60"/>
-              <w:left w:type="dxa" w:w="100"/>
-              <w:bottom w:type="dxa" w:w="60"/>
-              <w:right w:type="dxa" w:w="100"/>
-            </w:tcMar>
-          </w:tcPr>
-          <w:p>
-            <w:pPr>
-              <w:spacing w:after="0" w:line="270"/>
-            </w:pPr>
-            <w:r>
-              <w:rPr>
-                <w:rFonts w:ascii="Malgun Gothic" w:cs="Malgun Gothic" w:eastAsia="Malgun Gothic" w:hAnsi="Malgun Gothic"/>
-                <w:b w:val="false"/>
-                <w:bCs w:val="false"/>
-                <w:sz w:val="19"/>
-                <w:szCs w:val="19"/>
-              </w:rPr>
-              <w:t xml:space="preserve">반별, 한 장에 10명. 신청 QR코드 포함</w:t>
-            </w:r>
-          </w:p>
-        </w:tc>
-      </w:tr>
-      <w:tr>
-        <w:tc>
-          <w:tcPr>
-            <w:tcW w:type="dxa" w:w="3000"/>
-            <w:tcMar>
-              <w:top w:type="dxa" w:w="60"/>
-              <w:left w:type="dxa" w:w="100"/>
-              <w:bottom w:type="dxa" w:w="60"/>
-              <w:right w:type="dxa" w:w="100"/>
-            </w:tcMar>
-          </w:tcPr>
-          <w:p>
-            <w:pPr>
-              <w:spacing w:after="0" w:line="270"/>
-            </w:pPr>
-            <w:r>
-              <w:rPr>
-                <w:rFonts w:ascii="Malgun Gothic" w:cs="Malgun Gothic" w:eastAsia="Malgun Gothic" w:hAnsi="Malgun Gothic"/>
-                <w:b w:val="false"/>
-                <w:bCs w:val="false"/>
-                <w:sz w:val="19"/>
-                <w:szCs w:val="19"/>
-              </w:rPr>
-              <w:t xml:space="preserve">QR 게시물</w:t>
-            </w:r>
-          </w:p>
-        </w:tc>
-        <w:tc>
-          <w:tcPr>
-            <w:tcW w:type="dxa" w:w="6638"/>
-            <w:tcMar>
-              <w:top w:type="dxa" w:w="60"/>
-              <w:left w:type="dxa" w:w="100"/>
-              <w:bottom w:type="dxa" w:w="60"/>
-              <w:right w:type="dxa" w:w="100"/>
-            </w:tcMar>
-          </w:tcPr>
-          <w:p>
-            <w:pPr>
-              <w:spacing w:after="0" w:line="270"/>
-            </w:pPr>
-            <w:r>
-              <w:rPr>
-                <w:rFonts w:ascii="Malgun Gothic" w:cs="Malgun Gothic" w:eastAsia="Malgun Gothic" w:hAnsi="Malgun Gothic"/>
-                <w:b w:val="false"/>
-                <w:bCs w:val="false"/>
-                <w:sz w:val="19"/>
-                <w:szCs w:val="19"/>
-              </w:rPr>
-              <w:t xml:space="preserve">A4 한 장에 큰 QR코드 (학생 신청 / 현황판). 교실·복도·현관 게시용</w:t>
-            </w:r>
-          </w:p>
-        </w:tc>
-      </w:tr>
-      <w:tr>
-        <w:tc>
-          <w:tcPr>
-            <w:tcW w:type="dxa" w:w="3000"/>
-            <w:tcMar>
-              <w:top w:type="dxa" w:w="60"/>
-              <w:left w:type="dxa" w:w="100"/>
-              <w:bottom w:type="dxa" w:w="60"/>
-              <w:right w:type="dxa" w:w="100"/>
-            </w:tcMar>
-          </w:tcPr>
-          <w:p>
-            <w:pPr>
-              <w:spacing w:after="0" w:line="270"/>
-            </w:pPr>
-            <w:r>
-              <w:rPr>
-                <w:rFonts w:ascii="Malgun Gothic" w:cs="Malgun Gothic" w:eastAsia="Malgun Gothic" w:hAnsi="Malgun Gothic"/>
-                <w:b w:val="false"/>
-                <w:bCs w:val="false"/>
-                <w:sz w:val="19"/>
-                <w:szCs w:val="19"/>
-              </w:rPr>
-              <w:t xml:space="preserve">CSV 내려받기</w:t>
-            </w:r>
-          </w:p>
-        </w:tc>
-        <w:tc>
-          <w:tcPr>
-            <w:tcW w:type="dxa" w:w="6638"/>
-            <w:tcMar>
-              <w:top w:type="dxa" w:w="60"/>
-              <w:left w:type="dxa" w:w="100"/>
-              <w:bottom w:type="dxa" w:w="60"/>
-              <w:right w:type="dxa" w:w="100"/>
-            </w:tcMar>
-          </w:tcPr>
-          <w:p>
-            <w:pPr>
-              <w:spacing w:after="0" w:line="270"/>
-            </w:pPr>
-            <w:r>
-              <w:rPr>
-                <w:rFonts w:ascii="Malgun Gothic" w:cs="Malgun Gothic" w:eastAsia="Malgun Gothic" w:hAnsi="Malgun Gothic"/>
-                <w:b w:val="false"/>
-                <w:bCs w:val="false"/>
-                <w:sz w:val="19"/>
-                <w:szCs w:val="19"/>
-              </w:rPr>
-              <w:t xml:space="preserve">강좌 목록, 전체 수강 명단 (엑셀에서 열림)</w:t>
-            </w:r>
-          </w:p>
-        </w:tc>
-      </w:tr>
-    </w:tbl>
+        <w:t xml:space="preserve">4-4. 교사가 명단을 직접 넣을 때</w:t>
+      </w:r>
+    </w:p>
+    <w:p>
+      <w:pPr>
+        <w:pStyle w:val="ListParagraph"/>
+        <w:numPr>
+          <w:ilvl w:val="0"/>
+          <w:numId w:val="5"/>
+        </w:numPr>
+        <w:spacing w:after="60" w:line="300"/>
+      </w:pPr>
+      <w:r>
+        <w:rPr>
+          <w:rFonts w:ascii="Malgun Gothic" w:cs="Malgun Gothic" w:eastAsia="Malgun Gothic" w:hAnsi="Malgun Gothic"/>
+          <w:sz w:val="21"/>
+          <w:szCs w:val="21"/>
+        </w:rPr>
+        <w:t xml:space="preserve">[명단]에서 강좌를 고르고, 오른쪽 상자에 엑셀 명단을 붙여넣은 뒤 [명단 확인].</w:t>
+      </w:r>
+    </w:p>
+    <w:p>
+      <w:pPr>
+        <w:pStyle w:val="ListParagraph"/>
+        <w:numPr>
+          <w:ilvl w:val="0"/>
+          <w:numId w:val="5"/>
+        </w:numPr>
+        <w:spacing w:after="60" w:line="300"/>
+      </w:pPr>
+      <w:r>
+        <w:rPr>
+          <w:rFonts w:ascii="Malgun Gothic" w:cs="Malgun Gothic" w:eastAsia="Malgun Gothic" w:hAnsi="Malgun Gothic"/>
+          <w:sz w:val="21"/>
+          <w:szCs w:val="21"/>
+        </w:rPr>
+        <w:t xml:space="preserve">10203 홍길동 / 1 2 3 홍길동(엑셀 칸) / 1학년 2반 3번 홍길동 / 홍길동 — 어떤 형식이든 학번으로 찾아 연결합니다.</w:t>
+      </w:r>
+    </w:p>
+    <w:p>
+      <w:pPr>
+        <w:pStyle w:val="ListParagraph"/>
+        <w:numPr>
+          <w:ilvl w:val="0"/>
+          <w:numId w:val="5"/>
+        </w:numPr>
+        <w:spacing w:after="60" w:line="300"/>
+      </w:pPr>
+      <w:r>
+        <w:rPr>
+          <w:rFonts w:ascii="Malgun Gothic" w:cs="Malgun Gothic" w:eastAsia="Malgun Gothic" w:hAnsi="Malgun Gothic"/>
+          <w:sz w:val="21"/>
+          <w:szCs w:val="21"/>
+        </w:rPr>
+        <w:t xml:space="preserve">동명이인은 「고르기」, 학번과 이름이 다르면 「이름 다름」, 명렬에 없으면 「없음」으로 표시되어 잘못 들어가는 일이 없습니다. 다른 강좌와 시간이 겹치는 학생은 빨갛게 미리 알려 줍니다.</w:t>
+      </w:r>
+    </w:p>
+    <w:p>
+      <w:pPr>
+        <w:pStyle w:val="ListParagraph"/>
+        <w:numPr>
+          <w:ilvl w:val="0"/>
+          <w:numId w:val="5"/>
+        </w:numPr>
+        <w:spacing w:after="60" w:line="300"/>
+      </w:pPr>
+      <w:r>
+        <w:rPr>
+          <w:rFonts w:ascii="Malgun Gothic" w:cs="Malgun Gothic" w:eastAsia="Malgun Gothic" w:hAnsi="Malgun Gothic"/>
+          <w:sz w:val="21"/>
+          <w:szCs w:val="21"/>
+        </w:rPr>
+        <w:t xml:space="preserve">왼쪽 명단에서 학생을 골라 선정 / 대기 / 신청으로 / 명단에서 빼기를 할 수 있습니다.</w:t>
+      </w:r>
+    </w:p>
     <w:p>
       <w:pPr>
         <w:spacing w:before="120" w:after="40"/>
@@ -6463,7 +5412,7 @@
           <wp:inline distT="0" distB="0" distL="0" distR="0">
             <wp:extent cx="5905500" cy="3714750"/>
             <wp:effectExtent t="0" r="0" b="0" l="0"/>
-            <wp:docPr id="1" name="09_print.png" descr="그림 13. 출력 메뉴 — 출석부, 반별 현황, 통지서, 확인코드 쪽지, QR 게시물" title="그림 13. 출력 메뉴 — 출석부, 반별 현황, 통지서, 확인코드 쪽지, QR 게시물"/>
+            <wp:docPr id="1" name="05_roster.png" descr="그림 13. 명단 — 붙여넣기 결과 확인 후 추가" title="그림 13. 명단 — 붙여넣기 결과 확인 후 추가"/>
             <wp:cNvGraphicFramePr>
               <a:graphicFrameLocks xmlns:a="http://schemas.openxmlformats.org/drawingml/2006/main" noChangeAspect="1"/>
             </wp:cNvGraphicFramePr>
@@ -6513,7 +5462,7 @@
           <w:sz w:val="17"/>
           <w:szCs w:val="17"/>
         </w:rPr>
-        <w:t xml:space="preserve">그림 13. 출력 메뉴 — 출석부, 반별 현황, 통지서, 확인코드 쪽지, QR 게시물</w:t>
+        <w:t xml:space="preserve">그림 13. 명단 — 붙여넣기 결과 확인 후 추가</w:t>
       </w:r>
     </w:p>
     <w:p>
@@ -6530,27 +5479,673 @@
           <w:sz w:val="26"/>
           <w:szCs w:val="26"/>
         </w:rPr>
-        <w:t xml:space="preserve">4-8. 일정 변경 (휴강·보강·장소/시간 변경)</w:t>
-      </w:r>
-    </w:p>
-    <w:p>
-      <w:pPr>
-        <w:pStyle w:val="ListParagraph"/>
-        <w:numPr>
-          <w:ilvl w:val="0"/>
-          <w:numId w:val="5"/>
-        </w:numPr>
-        <w:spacing w:after="60" w:line="300"/>
-      </w:pPr>
-      <w:r>
-        <w:rPr>
-          <w:rFonts w:ascii="Malgun Gothic" w:cs="Malgun Gothic" w:eastAsia="Malgun Gothic" w:hAnsi="Malgun Gothic"/>
-          <w:sz w:val="21"/>
-          <w:szCs w:val="21"/>
-        </w:rPr>
-        <w:t xml:space="preserve">[일정 변경]에서 날짜, 강좌, 유형을 고르고 등록하면 현황판과 출석부에 바로 반영됩니다. 교사는 자기 강좌만 등록할 수 있습니다.</w:t>
-      </w:r>
-    </w:p>
+        <w:t xml:space="preserve">4-5. 중복 검토</w:t>
+      </w:r>
+    </w:p>
+    <w:tbl>
+      <w:tblPr>
+        <w:tblW w:type="dxa" w:w="9638"/>
+        <w:tblBorders>
+          <w:top w:val="single" w:color="auto" w:sz="4"/>
+          <w:left w:val="single" w:color="auto" w:sz="4"/>
+          <w:bottom w:val="single" w:color="auto" w:sz="4"/>
+          <w:right w:val="single" w:color="auto" w:sz="4"/>
+          <w:insideH w:val="single" w:color="auto" w:sz="4"/>
+          <w:insideV w:val="single" w:color="auto" w:sz="4"/>
+        </w:tblBorders>
+      </w:tblPr>
+      <w:tblGrid>
+        <w:gridCol w:w="1900"/>
+        <w:gridCol w:w="4300"/>
+        <w:gridCol w:w="3438"/>
+      </w:tblGrid>
+      <w:tr>
+        <w:trPr>
+          <w:tblHeader/>
+        </w:trPr>
+        <w:tc>
+          <w:tcPr>
+            <w:tcW w:type="dxa" w:w="1900"/>
+            <w:shd w:fill="E8EEF7" w:color="auto" w:val="clear"/>
+            <w:tcMar>
+              <w:top w:type="dxa" w:w="60"/>
+              <w:left w:type="dxa" w:w="100"/>
+              <w:bottom w:type="dxa" w:w="60"/>
+              <w:right w:type="dxa" w:w="100"/>
+            </w:tcMar>
+          </w:tcPr>
+          <w:p>
+            <w:pPr>
+              <w:spacing w:after="0" w:line="270"/>
+            </w:pPr>
+            <w:r>
+              <w:rPr>
+                <w:rFonts w:ascii="Malgun Gothic" w:cs="Malgun Gothic" w:eastAsia="Malgun Gothic" w:hAnsi="Malgun Gothic"/>
+                <w:b/>
+                <w:bCs/>
+                <w:sz w:val="19"/>
+                <w:szCs w:val="19"/>
+              </w:rPr>
+              <w:t xml:space="preserve">구분</w:t>
+            </w:r>
+          </w:p>
+        </w:tc>
+        <w:tc>
+          <w:tcPr>
+            <w:tcW w:type="dxa" w:w="4300"/>
+            <w:shd w:fill="E8EEF7" w:color="auto" w:val="clear"/>
+            <w:tcMar>
+              <w:top w:type="dxa" w:w="60"/>
+              <w:left w:type="dxa" w:w="100"/>
+              <w:bottom w:type="dxa" w:w="60"/>
+              <w:right w:type="dxa" w:w="100"/>
+            </w:tcMar>
+          </w:tcPr>
+          <w:p>
+            <w:pPr>
+              <w:spacing w:after="0" w:line="270"/>
+            </w:pPr>
+            <w:r>
+              <w:rPr>
+                <w:rFonts w:ascii="Malgun Gothic" w:cs="Malgun Gothic" w:eastAsia="Malgun Gothic" w:hAnsi="Malgun Gothic"/>
+                <w:b/>
+                <w:bCs/>
+                <w:sz w:val="19"/>
+                <w:szCs w:val="19"/>
+              </w:rPr>
+              <w:t xml:space="preserve">뜻</w:t>
+            </w:r>
+          </w:p>
+        </w:tc>
+        <w:tc>
+          <w:tcPr>
+            <w:tcW w:type="dxa" w:w="3438"/>
+            <w:shd w:fill="E8EEF7" w:color="auto" w:val="clear"/>
+            <w:tcMar>
+              <w:top w:type="dxa" w:w="60"/>
+              <w:left w:type="dxa" w:w="100"/>
+              <w:bottom w:type="dxa" w:w="60"/>
+              <w:right w:type="dxa" w:w="100"/>
+            </w:tcMar>
+          </w:tcPr>
+          <w:p>
+            <w:pPr>
+              <w:spacing w:after="0" w:line="270"/>
+            </w:pPr>
+            <w:r>
+              <w:rPr>
+                <w:rFonts w:ascii="Malgun Gothic" w:cs="Malgun Gothic" w:eastAsia="Malgun Gothic" w:hAnsi="Malgun Gothic"/>
+                <w:b/>
+                <w:bCs/>
+                <w:sz w:val="19"/>
+                <w:szCs w:val="19"/>
+              </w:rPr>
+              <w:t xml:space="preserve">처리</w:t>
+            </w:r>
+          </w:p>
+        </w:tc>
+      </w:tr>
+      <w:tr>
+        <w:tc>
+          <w:tcPr>
+            <w:tcW w:type="dxa" w:w="1900"/>
+            <w:tcMar>
+              <w:top w:type="dxa" w:w="60"/>
+              <w:left w:type="dxa" w:w="100"/>
+              <w:bottom w:type="dxa" w:w="60"/>
+              <w:right w:type="dxa" w:w="100"/>
+            </w:tcMar>
+          </w:tcPr>
+          <w:p>
+            <w:pPr>
+              <w:spacing w:after="0" w:line="270"/>
+            </w:pPr>
+            <w:r>
+              <w:rPr>
+                <w:rFonts w:ascii="Malgun Gothic" w:cs="Malgun Gothic" w:eastAsia="Malgun Gothic" w:hAnsi="Malgun Gothic"/>
+                <w:b w:val="false"/>
+                <w:bCs w:val="false"/>
+                <w:sz w:val="19"/>
+                <w:szCs w:val="19"/>
+              </w:rPr>
+              <w:t xml:space="preserve">🔴 시간 충돌</w:t>
+            </w:r>
+          </w:p>
+        </w:tc>
+        <w:tc>
+          <w:tcPr>
+            <w:tcW w:type="dxa" w:w="4300"/>
+            <w:tcMar>
+              <w:top w:type="dxa" w:w="60"/>
+              <w:left w:type="dxa" w:w="100"/>
+              <w:bottom w:type="dxa" w:w="60"/>
+              <w:right w:type="dxa" w:w="100"/>
+            </w:tcMar>
+          </w:tcPr>
+          <w:p>
+            <w:pPr>
+              <w:spacing w:after="0" w:line="270"/>
+            </w:pPr>
+            <w:r>
+              <w:rPr>
+                <w:rFonts w:ascii="Malgun Gothic" w:cs="Malgun Gothic" w:eastAsia="Malgun Gothic" w:hAnsi="Malgun Gothic"/>
+                <w:b w:val="false"/>
+                <w:bCs w:val="false"/>
+                <w:sz w:val="19"/>
+                <w:szCs w:val="19"/>
+              </w:rPr>
+              <w:t xml:space="preserve">같은 학생이 같은 요일·같은 시간 강좌 두 곳에 있음</w:t>
+            </w:r>
+          </w:p>
+        </w:tc>
+        <w:tc>
+          <w:tcPr>
+            <w:tcW w:type="dxa" w:w="3438"/>
+            <w:tcMar>
+              <w:top w:type="dxa" w:w="60"/>
+              <w:left w:type="dxa" w:w="100"/>
+              <w:bottom w:type="dxa" w:w="60"/>
+              <w:right w:type="dxa" w:w="100"/>
+            </w:tcMar>
+          </w:tcPr>
+          <w:p>
+            <w:pPr>
+              <w:spacing w:after="0" w:line="270"/>
+            </w:pPr>
+            <w:r>
+              <w:rPr>
+                <w:rFonts w:ascii="Malgun Gothic" w:cs="Malgun Gothic" w:eastAsia="Malgun Gothic" w:hAnsi="Malgun Gothic"/>
+                <w:b w:val="false"/>
+                <w:bCs w:val="false"/>
+                <w:sz w:val="19"/>
+                <w:szCs w:val="19"/>
+              </w:rPr>
+              <w:t xml:space="preserve">반드시 한쪽에서 빼기 ([A에서 빼기] 버튼)</w:t>
+            </w:r>
+          </w:p>
+        </w:tc>
+      </w:tr>
+      <w:tr>
+        <w:tc>
+          <w:tcPr>
+            <w:tcW w:type="dxa" w:w="1900"/>
+            <w:tcMar>
+              <w:top w:type="dxa" w:w="60"/>
+              <w:left w:type="dxa" w:w="100"/>
+              <w:bottom w:type="dxa" w:w="60"/>
+              <w:right w:type="dxa" w:w="100"/>
+            </w:tcMar>
+          </w:tcPr>
+          <w:p>
+            <w:pPr>
+              <w:spacing w:after="0" w:line="270"/>
+            </w:pPr>
+            <w:r>
+              <w:rPr>
+                <w:rFonts w:ascii="Malgun Gothic" w:cs="Malgun Gothic" w:eastAsia="Malgun Gothic" w:hAnsi="Malgun Gothic"/>
+                <w:b w:val="false"/>
+                <w:bCs w:val="false"/>
+                <w:sz w:val="19"/>
+                <w:szCs w:val="19"/>
+              </w:rPr>
+              <w:t xml:space="preserve">🟡 다중 수강</w:t>
+            </w:r>
+          </w:p>
+        </w:tc>
+        <w:tc>
+          <w:tcPr>
+            <w:tcW w:type="dxa" w:w="4300"/>
+            <w:tcMar>
+              <w:top w:type="dxa" w:w="60"/>
+              <w:left w:type="dxa" w:w="100"/>
+              <w:bottom w:type="dxa" w:w="60"/>
+              <w:right w:type="dxa" w:w="100"/>
+            </w:tcMar>
+          </w:tcPr>
+          <w:p>
+            <w:pPr>
+              <w:spacing w:after="0" w:line="270"/>
+            </w:pPr>
+            <w:r>
+              <w:rPr>
+                <w:rFonts w:ascii="Malgun Gothic" w:cs="Malgun Gothic" w:eastAsia="Malgun Gothic" w:hAnsi="Malgun Gothic"/>
+                <w:b w:val="false"/>
+                <w:bCs w:val="false"/>
+                <w:sz w:val="19"/>
+                <w:szCs w:val="19"/>
+              </w:rPr>
+              <w:t xml:space="preserve">두 개 이상 듣는 학생. 최대 개수를 넘으면 빨강</w:t>
+            </w:r>
+          </w:p>
+        </w:tc>
+        <w:tc>
+          <w:tcPr>
+            <w:tcW w:type="dxa" w:w="3438"/>
+            <w:tcMar>
+              <w:top w:type="dxa" w:w="60"/>
+              <w:left w:type="dxa" w:w="100"/>
+              <w:bottom w:type="dxa" w:w="60"/>
+              <w:right w:type="dxa" w:w="100"/>
+            </w:tcMar>
+          </w:tcPr>
+          <w:p>
+            <w:pPr>
+              <w:spacing w:after="0" w:line="270"/>
+            </w:pPr>
+            <w:r>
+              <w:rPr>
+                <w:rFonts w:ascii="Malgun Gothic" w:cs="Malgun Gothic" w:eastAsia="Malgun Gothic" w:hAnsi="Malgun Gothic"/>
+                <w:b w:val="false"/>
+                <w:bCs w:val="false"/>
+                <w:sz w:val="19"/>
+                <w:szCs w:val="19"/>
+              </w:rPr>
+              <w:t xml:space="preserve">시간이 안 겹치면 문제 없음</w:t>
+            </w:r>
+          </w:p>
+        </w:tc>
+      </w:tr>
+      <w:tr>
+        <w:tc>
+          <w:tcPr>
+            <w:tcW w:type="dxa" w:w="1900"/>
+            <w:tcMar>
+              <w:top w:type="dxa" w:w="60"/>
+              <w:left w:type="dxa" w:w="100"/>
+              <w:bottom w:type="dxa" w:w="60"/>
+              <w:right w:type="dxa" w:w="100"/>
+            </w:tcMar>
+          </w:tcPr>
+          <w:p>
+            <w:pPr>
+              <w:spacing w:after="0" w:line="270"/>
+            </w:pPr>
+            <w:r>
+              <w:rPr>
+                <w:rFonts w:ascii="Malgun Gothic" w:cs="Malgun Gothic" w:eastAsia="Malgun Gothic" w:hAnsi="Malgun Gothic"/>
+                <w:b w:val="false"/>
+                <w:bCs w:val="false"/>
+                <w:sz w:val="19"/>
+                <w:szCs w:val="19"/>
+              </w:rPr>
+              <w:t xml:space="preserve">장소 겹침</w:t>
+            </w:r>
+          </w:p>
+        </w:tc>
+        <w:tc>
+          <w:tcPr>
+            <w:tcW w:type="dxa" w:w="4300"/>
+            <w:tcMar>
+              <w:top w:type="dxa" w:w="60"/>
+              <w:left w:type="dxa" w:w="100"/>
+              <w:bottom w:type="dxa" w:w="60"/>
+              <w:right w:type="dxa" w:w="100"/>
+            </w:tcMar>
+          </w:tcPr>
+          <w:p>
+            <w:pPr>
+              <w:spacing w:after="0" w:line="270"/>
+            </w:pPr>
+            <w:r>
+              <w:rPr>
+                <w:rFonts w:ascii="Malgun Gothic" w:cs="Malgun Gothic" w:eastAsia="Malgun Gothic" w:hAnsi="Malgun Gothic"/>
+                <w:b w:val="false"/>
+                <w:bCs w:val="false"/>
+                <w:sz w:val="19"/>
+                <w:szCs w:val="19"/>
+              </w:rPr>
+              <w:t xml:space="preserve">같은 시간에 같은 장소를 쓰는 강좌</w:t>
+            </w:r>
+          </w:p>
+        </w:tc>
+        <w:tc>
+          <w:tcPr>
+            <w:tcW w:type="dxa" w:w="3438"/>
+            <w:tcMar>
+              <w:top w:type="dxa" w:w="60"/>
+              <w:left w:type="dxa" w:w="100"/>
+              <w:bottom w:type="dxa" w:w="60"/>
+              <w:right w:type="dxa" w:w="100"/>
+            </w:tcMar>
+          </w:tcPr>
+          <w:p>
+            <w:pPr>
+              <w:spacing w:after="0" w:line="270"/>
+            </w:pPr>
+            <w:r>
+              <w:rPr>
+                <w:rFonts w:ascii="Malgun Gothic" w:cs="Malgun Gothic" w:eastAsia="Malgun Gothic" w:hAnsi="Malgun Gothic"/>
+                <w:b w:val="false"/>
+                <w:bCs w:val="false"/>
+                <w:sz w:val="19"/>
+                <w:szCs w:val="19"/>
+              </w:rPr>
+              <w:t xml:space="preserve">강좌 수정으로 장소·시간 조정</w:t>
+            </w:r>
+          </w:p>
+        </w:tc>
+      </w:tr>
+      <w:tr>
+        <w:tc>
+          <w:tcPr>
+            <w:tcW w:type="dxa" w:w="1900"/>
+            <w:tcMar>
+              <w:top w:type="dxa" w:w="60"/>
+              <w:left w:type="dxa" w:w="100"/>
+              <w:bottom w:type="dxa" w:w="60"/>
+              <w:right w:type="dxa" w:w="100"/>
+            </w:tcMar>
+          </w:tcPr>
+          <w:p>
+            <w:pPr>
+              <w:spacing w:after="0" w:line="270"/>
+            </w:pPr>
+            <w:r>
+              <w:rPr>
+                <w:rFonts w:ascii="Malgun Gothic" w:cs="Malgun Gothic" w:eastAsia="Malgun Gothic" w:hAnsi="Malgun Gothic"/>
+                <w:b w:val="false"/>
+                <w:bCs w:val="false"/>
+                <w:sz w:val="19"/>
+                <w:szCs w:val="19"/>
+              </w:rPr>
+              <w:t xml:space="preserve">담당 겹침</w:t>
+            </w:r>
+          </w:p>
+        </w:tc>
+        <w:tc>
+          <w:tcPr>
+            <w:tcW w:type="dxa" w:w="4300"/>
+            <w:tcMar>
+              <w:top w:type="dxa" w:w="60"/>
+              <w:left w:type="dxa" w:w="100"/>
+              <w:bottom w:type="dxa" w:w="60"/>
+              <w:right w:type="dxa" w:w="100"/>
+            </w:tcMar>
+          </w:tcPr>
+          <w:p>
+            <w:pPr>
+              <w:spacing w:after="0" w:line="270"/>
+            </w:pPr>
+            <w:r>
+              <w:rPr>
+                <w:rFonts w:ascii="Malgun Gothic" w:cs="Malgun Gothic" w:eastAsia="Malgun Gothic" w:hAnsi="Malgun Gothic"/>
+                <w:b w:val="false"/>
+                <w:bCs w:val="false"/>
+                <w:sz w:val="19"/>
+                <w:szCs w:val="19"/>
+              </w:rPr>
+              <w:t xml:space="preserve">같은 담당자가 같은 시간에 두 강좌</w:t>
+            </w:r>
+          </w:p>
+        </w:tc>
+        <w:tc>
+          <w:tcPr>
+            <w:tcW w:type="dxa" w:w="3438"/>
+            <w:tcMar>
+              <w:top w:type="dxa" w:w="60"/>
+              <w:left w:type="dxa" w:w="100"/>
+              <w:bottom w:type="dxa" w:w="60"/>
+              <w:right w:type="dxa" w:w="100"/>
+            </w:tcMar>
+          </w:tcPr>
+          <w:p>
+            <w:pPr>
+              <w:spacing w:after="0" w:line="270"/>
+            </w:pPr>
+            <w:r>
+              <w:rPr>
+                <w:rFonts w:ascii="Malgun Gothic" w:cs="Malgun Gothic" w:eastAsia="Malgun Gothic" w:hAnsi="Malgun Gothic"/>
+                <w:b w:val="false"/>
+                <w:bCs w:val="false"/>
+                <w:sz w:val="19"/>
+                <w:szCs w:val="19"/>
+              </w:rPr>
+              <w:t xml:space="preserve">강좌 수정</w:t>
+            </w:r>
+          </w:p>
+        </w:tc>
+      </w:tr>
+      <w:tr>
+        <w:tc>
+          <w:tcPr>
+            <w:tcW w:type="dxa" w:w="1900"/>
+            <w:tcMar>
+              <w:top w:type="dxa" w:w="60"/>
+              <w:left w:type="dxa" w:w="100"/>
+              <w:bottom w:type="dxa" w:w="60"/>
+              <w:right w:type="dxa" w:w="100"/>
+            </w:tcMar>
+          </w:tcPr>
+          <w:p>
+            <w:pPr>
+              <w:spacing w:after="0" w:line="270"/>
+            </w:pPr>
+            <w:r>
+              <w:rPr>
+                <w:rFonts w:ascii="Malgun Gothic" w:cs="Malgun Gothic" w:eastAsia="Malgun Gothic" w:hAnsi="Malgun Gothic"/>
+                <w:b w:val="false"/>
+                <w:bCs w:val="false"/>
+                <w:sz w:val="19"/>
+                <w:szCs w:val="19"/>
+              </w:rPr>
+              <w:t xml:space="preserve">정원·최소 인원</w:t>
+            </w:r>
+          </w:p>
+        </w:tc>
+        <w:tc>
+          <w:tcPr>
+            <w:tcW w:type="dxa" w:w="4300"/>
+            <w:tcMar>
+              <w:top w:type="dxa" w:w="60"/>
+              <w:left w:type="dxa" w:w="100"/>
+              <w:bottom w:type="dxa" w:w="60"/>
+              <w:right w:type="dxa" w:w="100"/>
+            </w:tcMar>
+          </w:tcPr>
+          <w:p>
+            <w:pPr>
+              <w:spacing w:after="0" w:line="270"/>
+            </w:pPr>
+            <w:r>
+              <w:rPr>
+                <w:rFonts w:ascii="Malgun Gothic" w:cs="Malgun Gothic" w:eastAsia="Malgun Gothic" w:hAnsi="Malgun Gothic"/>
+                <w:b w:val="false"/>
+                <w:bCs w:val="false"/>
+                <w:sz w:val="19"/>
+                <w:szCs w:val="19"/>
+              </w:rPr>
+              <w:t xml:space="preserve">정원 초과 강좌 / 최소 인원 미달 강좌</w:t>
+            </w:r>
+          </w:p>
+        </w:tc>
+        <w:tc>
+          <w:tcPr>
+            <w:tcW w:type="dxa" w:w="3438"/>
+            <w:tcMar>
+              <w:top w:type="dxa" w:w="60"/>
+              <w:left w:type="dxa" w:w="100"/>
+              <w:bottom w:type="dxa" w:w="60"/>
+              <w:right w:type="dxa" w:w="100"/>
+            </w:tcMar>
+          </w:tcPr>
+          <w:p>
+            <w:pPr>
+              <w:spacing w:after="0" w:line="270"/>
+            </w:pPr>
+            <w:r>
+              <w:rPr>
+                <w:rFonts w:ascii="Malgun Gothic" w:cs="Malgun Gothic" w:eastAsia="Malgun Gothic" w:hAnsi="Malgun Gothic"/>
+                <w:b w:val="false"/>
+                <w:bCs w:val="false"/>
+                <w:sz w:val="19"/>
+                <w:szCs w:val="19"/>
+              </w:rPr>
+              <w:t xml:space="preserve">선발 실행 / 폐강 결정</w:t>
+            </w:r>
+          </w:p>
+        </w:tc>
+      </w:tr>
+      <w:tr>
+        <w:tc>
+          <w:tcPr>
+            <w:tcW w:type="dxa" w:w="1900"/>
+            <w:tcMar>
+              <w:top w:type="dxa" w:w="60"/>
+              <w:left w:type="dxa" w:w="100"/>
+              <w:bottom w:type="dxa" w:w="60"/>
+              <w:right w:type="dxa" w:w="100"/>
+            </w:tcMar>
+          </w:tcPr>
+          <w:p>
+            <w:pPr>
+              <w:spacing w:after="0" w:line="270"/>
+            </w:pPr>
+            <w:r>
+              <w:rPr>
+                <w:rFonts w:ascii="Malgun Gothic" w:cs="Malgun Gothic" w:eastAsia="Malgun Gothic" w:hAnsi="Malgun Gothic"/>
+                <w:b w:val="false"/>
+                <w:bCs w:val="false"/>
+                <w:sz w:val="19"/>
+                <w:szCs w:val="19"/>
+              </w:rPr>
+              <w:t xml:space="preserve">⚪ 명렬에 없음</w:t>
+            </w:r>
+          </w:p>
+        </w:tc>
+        <w:tc>
+          <w:tcPr>
+            <w:tcW w:type="dxa" w:w="4300"/>
+            <w:tcMar>
+              <w:top w:type="dxa" w:w="60"/>
+              <w:left w:type="dxa" w:w="100"/>
+              <w:bottom w:type="dxa" w:w="60"/>
+              <w:right w:type="dxa" w:w="100"/>
+            </w:tcMar>
+          </w:tcPr>
+          <w:p>
+            <w:pPr>
+              <w:spacing w:after="0" w:line="270"/>
+            </w:pPr>
+            <w:r>
+              <w:rPr>
+                <w:rFonts w:ascii="Malgun Gothic" w:cs="Malgun Gothic" w:eastAsia="Malgun Gothic" w:hAnsi="Malgun Gothic"/>
+                <w:b w:val="false"/>
+                <w:bCs w:val="false"/>
+                <w:sz w:val="19"/>
+                <w:szCs w:val="19"/>
+              </w:rPr>
+              <w:t xml:space="preserve">[학생] 탭에 없는 학번 (전학 등)</w:t>
+            </w:r>
+          </w:p>
+        </w:tc>
+        <w:tc>
+          <w:tcPr>
+            <w:tcW w:type="dxa" w:w="3438"/>
+            <w:tcMar>
+              <w:top w:type="dxa" w:w="60"/>
+              <w:left w:type="dxa" w:w="100"/>
+              <w:bottom w:type="dxa" w:w="60"/>
+              <w:right w:type="dxa" w:w="100"/>
+            </w:tcMar>
+          </w:tcPr>
+          <w:p>
+            <w:pPr>
+              <w:spacing w:after="0" w:line="270"/>
+            </w:pPr>
+            <w:r>
+              <w:rPr>
+                <w:rFonts w:ascii="Malgun Gothic" w:cs="Malgun Gothic" w:eastAsia="Malgun Gothic" w:hAnsi="Malgun Gothic"/>
+                <w:b w:val="false"/>
+                <w:bCs w:val="false"/>
+                <w:sz w:val="19"/>
+                <w:szCs w:val="19"/>
+              </w:rPr>
+              <w:t xml:space="preserve">명단에서 빼기 또는 명렬 수정</w:t>
+            </w:r>
+          </w:p>
+        </w:tc>
+      </w:tr>
+      <w:tr>
+        <w:tc>
+          <w:tcPr>
+            <w:tcW w:type="dxa" w:w="1900"/>
+            <w:tcMar>
+              <w:top w:type="dxa" w:w="60"/>
+              <w:left w:type="dxa" w:w="100"/>
+              <w:bottom w:type="dxa" w:w="60"/>
+              <w:right w:type="dxa" w:w="100"/>
+            </w:tcMar>
+          </w:tcPr>
+          <w:p>
+            <w:pPr>
+              <w:spacing w:after="0" w:line="270"/>
+            </w:pPr>
+            <w:r>
+              <w:rPr>
+                <w:rFonts w:ascii="Malgun Gothic" w:cs="Malgun Gothic" w:eastAsia="Malgun Gothic" w:hAnsi="Malgun Gothic"/>
+                <w:b w:val="false"/>
+                <w:bCs w:val="false"/>
+                <w:sz w:val="19"/>
+                <w:szCs w:val="19"/>
+              </w:rPr>
+              <w:t xml:space="preserve">학생별 시간표</w:t>
+            </w:r>
+          </w:p>
+        </w:tc>
+        <w:tc>
+          <w:tcPr>
+            <w:tcW w:type="dxa" w:w="4300"/>
+            <w:tcMar>
+              <w:top w:type="dxa" w:w="60"/>
+              <w:left w:type="dxa" w:w="100"/>
+              <w:bottom w:type="dxa" w:w="60"/>
+              <w:right w:type="dxa" w:w="100"/>
+            </w:tcMar>
+          </w:tcPr>
+          <w:p>
+            <w:pPr>
+              <w:spacing w:after="0" w:line="270"/>
+            </w:pPr>
+            <w:r>
+              <w:rPr>
+                <w:rFonts w:ascii="Malgun Gothic" w:cs="Malgun Gothic" w:eastAsia="Malgun Gothic" w:hAnsi="Malgun Gothic"/>
+                <w:b w:val="false"/>
+                <w:bCs w:val="false"/>
+                <w:sz w:val="19"/>
+                <w:szCs w:val="19"/>
+              </w:rPr>
+              <w:t xml:space="preserve">이름·학번으로 찾으면 주간 시간표</w:t>
+            </w:r>
+          </w:p>
+        </w:tc>
+        <w:tc>
+          <w:tcPr>
+            <w:tcW w:type="dxa" w:w="3438"/>
+            <w:tcMar>
+              <w:top w:type="dxa" w:w="60"/>
+              <w:left w:type="dxa" w:w="100"/>
+              <w:bottom w:type="dxa" w:w="60"/>
+              <w:right w:type="dxa" w:w="100"/>
+            </w:tcMar>
+          </w:tcPr>
+          <w:p>
+            <w:pPr>
+              <w:spacing w:after="0" w:line="270"/>
+            </w:pPr>
+            <w:r>
+              <w:rPr>
+                <w:rFonts w:ascii="Malgun Gothic" w:cs="Malgun Gothic" w:eastAsia="Malgun Gothic" w:hAnsi="Malgun Gothic"/>
+                <w:b w:val="false"/>
+                <w:bCs w:val="false"/>
+                <w:sz w:val="19"/>
+                <w:szCs w:val="19"/>
+              </w:rPr>
+              <w:t xml:space="preserve">겹치는 칸은 빨갛게 표시</w:t>
+            </w:r>
+          </w:p>
+        </w:tc>
+      </w:tr>
+    </w:tbl>
     <w:p>
       <w:pPr>
         <w:spacing w:before="120" w:after="40"/>
@@ -6559,9 +6154,9 @@
       <w:r>
         <w:drawing>
           <wp:inline distT="0" distB="0" distL="0" distR="0">
-            <wp:extent cx="5905500" cy="3286125"/>
+            <wp:extent cx="5905500" cy="3714750"/>
             <wp:effectExtent t="0" r="0" b="0" l="0"/>
-            <wp:docPr id="1" name="14_changes.png" descr="그림 14. 일정 변경" title="그림 14. 일정 변경"/>
+            <wp:docPr id="1" name="06_review.png" descr="그림 14. 중복 검토 — 시간 충돌 목록과 바로 정리 버튼" title="그림 14. 중복 검토 — 시간 충돌 목록과 바로 정리 버튼"/>
             <wp:cNvGraphicFramePr>
               <a:graphicFrameLocks xmlns:a="http://schemas.openxmlformats.org/drawingml/2006/main" noChangeAspect="1"/>
             </wp:cNvGraphicFramePr>
@@ -6584,7 +6179,7 @@
                   <pic:spPr bwMode="auto">
                     <a:xfrm>
                       <a:off x="0" y="0"/>
-                      <a:ext cx="5905500" cy="3286125"/>
+                      <a:ext cx="5905500" cy="3714750"/>
                     </a:xfrm>
                     <a:prstGeom prst="rect">
                       <a:avLst/>
@@ -6611,7 +6206,7 @@
           <w:sz w:val="17"/>
           <w:szCs w:val="17"/>
         </w:rPr>
-        <w:t xml:space="preserve">그림 14. 일정 변경</w:t>
+        <w:t xml:space="preserve">그림 14. 중복 검토 — 시간 충돌 목록과 바로 정리 버튼</w:t>
       </w:r>
     </w:p>
     <w:p>
@@ -6628,372 +6223,8 @@
           <w:sz w:val="26"/>
           <w:szCs w:val="26"/>
         </w:rPr>
-        <w:t xml:space="preserve">4-9. 주기가 끝나면: 새 주기 시작과 지난 주기 불러오기</w:t>
-      </w:r>
-    </w:p>
-    <w:p>
-      <w:pPr>
-        <w:spacing w:after="100" w:line="300"/>
-      </w:pPr>
-      <w:r>
-        <w:rPr>
-          <w:rFonts w:ascii="Malgun Gothic" w:cs="Malgun Gothic" w:eastAsia="Malgun Gothic" w:hAnsi="Malgun Gothic"/>
-          <w:sz w:val="21"/>
-          <w:szCs w:val="21"/>
-        </w:rPr>
-        <w:t xml:space="preserve">학기·분기·방학처럼 방과후 운영 주기가 바뀌면 관리자 화면 [주기 관리]에서 새 주기를 시작합니다. 지난 주기의 강좌·신청·일정 기록은 지워지지 않고 같은 시트에 그대로 보관됩니다.</w:t>
-      </w:r>
-    </w:p>
-    <w:p>
-      <w:pPr>
-        <w:pStyle w:val="ListParagraph"/>
-        <w:numPr>
-          <w:ilvl w:val="0"/>
-          <w:numId w:val="7"/>
-        </w:numPr>
-        <w:spacing w:after="80" w:line="300"/>
-      </w:pPr>
-      <w:r>
-        <w:rPr>
-          <w:rFonts w:ascii="Malgun Gothic" w:cs="Malgun Gothic" w:eastAsia="Malgun Gothic" w:hAnsi="Malgun Gothic"/>
-          <w:sz w:val="21"/>
-          <w:szCs w:val="21"/>
-        </w:rPr>
-        <w:t xml:space="preserve">[주기 관리] → [새 주기 시작]을 누르고 학년도, 학기(주기 이름), 운영 기간, 신청 기간을 넣습니다.</w:t>
-      </w:r>
-    </w:p>
-    <w:p>
-      <w:pPr>
-        <w:pStyle w:val="ListParagraph"/>
-        <w:numPr>
-          <w:ilvl w:val="0"/>
-          <w:numId w:val="7"/>
-        </w:numPr>
-        <w:spacing w:after="80" w:line="300"/>
-      </w:pPr>
-      <w:r>
-        <w:rPr>
-          <w:rFonts w:ascii="Malgun Gothic" w:cs="Malgun Gothic" w:eastAsia="Malgun Gothic" w:hAnsi="Malgun Gothic"/>
-          <w:sz w:val="21"/>
-          <w:szCs w:val="21"/>
-        </w:rPr>
-        <w:t xml:space="preserve">지금 주기는 「종료」로 기록되고, 새 주기가 「준비중」 단계로 시작됩니다. 학교 정보·비밀번호·시간대·장소·학생·교사 명단과 선발 방식은 그대로 이어집니다.</w:t>
-      </w:r>
-    </w:p>
-    <w:p>
-      <w:pPr>
-        <w:pStyle w:val="ListParagraph"/>
-        <w:numPr>
-          <w:ilvl w:val="0"/>
-          <w:numId w:val="7"/>
-        </w:numPr>
-        <w:spacing w:after="80" w:line="300"/>
-      </w:pPr>
-      <w:r>
-        <w:rPr>
-          <w:rFonts w:ascii="Malgun Gothic" w:cs="Malgun Gothic" w:eastAsia="Malgun Gothic" w:hAnsi="Malgun Gothic"/>
-          <w:sz w:val="21"/>
-          <w:szCs w:val="21"/>
-        </w:rPr>
-        <w:t xml:space="preserve">이어서 [지난 주기에서 불러오기]를 누르면 지난 주기의 강좌 계획을 한 번에 가져옵니다.</w:t>
-      </w:r>
-    </w:p>
-    <w:tbl>
-      <w:tblPr>
-        <w:tblW w:type="dxa" w:w="9638"/>
-        <w:tblBorders>
-          <w:top w:val="single" w:color="auto" w:sz="4"/>
-          <w:left w:val="single" w:color="auto" w:sz="4"/>
-          <w:bottom w:val="single" w:color="auto" w:sz="4"/>
-          <w:right w:val="single" w:color="auto" w:sz="4"/>
-          <w:insideH w:val="single" w:color="auto" w:sz="4"/>
-          <w:insideV w:val="single" w:color="auto" w:sz="4"/>
-        </w:tblBorders>
-      </w:tblPr>
-      <w:tblGrid>
-        <w:gridCol w:w="2600"/>
-        <w:gridCol w:w="7038"/>
-      </w:tblGrid>
-      <w:tr>
-        <w:trPr>
-          <w:tblHeader/>
-        </w:trPr>
-        <w:tc>
-          <w:tcPr>
-            <w:tcW w:type="dxa" w:w="2600"/>
-            <w:shd w:fill="E8EEF7" w:color="auto" w:val="clear"/>
-            <w:tcMar>
-              <w:top w:type="dxa" w:w="60"/>
-              <w:left w:type="dxa" w:w="100"/>
-              <w:bottom w:type="dxa" w:w="60"/>
-              <w:right w:type="dxa" w:w="100"/>
-            </w:tcMar>
-          </w:tcPr>
-          <w:p>
-            <w:pPr>
-              <w:spacing w:after="0" w:line="270"/>
-            </w:pPr>
-            <w:r>
-              <w:rPr>
-                <w:rFonts w:ascii="Malgun Gothic" w:cs="Malgun Gothic" w:eastAsia="Malgun Gothic" w:hAnsi="Malgun Gothic"/>
-                <w:b/>
-                <w:bCs/>
-                <w:sz w:val="19"/>
-                <w:szCs w:val="19"/>
-              </w:rPr>
-              <w:t xml:space="preserve">불러오기 선택</w:t>
-            </w:r>
-          </w:p>
-        </w:tc>
-        <w:tc>
-          <w:tcPr>
-            <w:tcW w:type="dxa" w:w="7038"/>
-            <w:shd w:fill="E8EEF7" w:color="auto" w:val="clear"/>
-            <w:tcMar>
-              <w:top w:type="dxa" w:w="60"/>
-              <w:left w:type="dxa" w:w="100"/>
-              <w:bottom w:type="dxa" w:w="60"/>
-              <w:right w:type="dxa" w:w="100"/>
-            </w:tcMar>
-          </w:tcPr>
-          <w:p>
-            <w:pPr>
-              <w:spacing w:after="0" w:line="270"/>
-            </w:pPr>
-            <w:r>
-              <w:rPr>
-                <w:rFonts w:ascii="Malgun Gothic" w:cs="Malgun Gothic" w:eastAsia="Malgun Gothic" w:hAnsi="Malgun Gothic"/>
-                <w:b/>
-                <w:bCs/>
-                <w:sz w:val="19"/>
-                <w:szCs w:val="19"/>
-              </w:rPr>
-              <w:t xml:space="preserve">설명</w:t>
-            </w:r>
-          </w:p>
-        </w:tc>
-      </w:tr>
-      <w:tr>
-        <w:tc>
-          <w:tcPr>
-            <w:tcW w:type="dxa" w:w="2600"/>
-            <w:tcMar>
-              <w:top w:type="dxa" w:w="60"/>
-              <w:left w:type="dxa" w:w="100"/>
-              <w:bottom w:type="dxa" w:w="60"/>
-              <w:right w:type="dxa" w:w="100"/>
-            </w:tcMar>
-          </w:tcPr>
-          <w:p>
-            <w:pPr>
-              <w:spacing w:after="0" w:line="270"/>
-            </w:pPr>
-            <w:r>
-              <w:rPr>
-                <w:rFonts w:ascii="Malgun Gothic" w:cs="Malgun Gothic" w:eastAsia="Malgun Gothic" w:hAnsi="Malgun Gothic"/>
-                <w:b w:val="false"/>
-                <w:bCs w:val="false"/>
-                <w:sz w:val="19"/>
-                <w:szCs w:val="19"/>
-              </w:rPr>
-              <w:t xml:space="preserve">바로 「승인」</w:t>
-            </w:r>
-          </w:p>
-        </w:tc>
-        <w:tc>
-          <w:tcPr>
-            <w:tcW w:type="dxa" w:w="7038"/>
-            <w:tcMar>
-              <w:top w:type="dxa" w:w="60"/>
-              <w:left w:type="dxa" w:w="100"/>
-              <w:bottom w:type="dxa" w:w="60"/>
-              <w:right w:type="dxa" w:w="100"/>
-            </w:tcMar>
-          </w:tcPr>
-          <w:p>
-            <w:pPr>
-              <w:spacing w:after="0" w:line="270"/>
-            </w:pPr>
-            <w:r>
-              <w:rPr>
-                <w:rFonts w:ascii="Malgun Gothic" w:cs="Malgun Gothic" w:eastAsia="Malgun Gothic" w:hAnsi="Malgun Gothic"/>
-                <w:b w:val="false"/>
-                <w:bCs w:val="false"/>
-                <w:sz w:val="19"/>
-                <w:szCs w:val="19"/>
-              </w:rPr>
-              <w:t xml:space="preserve">그대로 운영할 때. 가정통신문과 학생 신청 화면에 바로 나옵니다.</w:t>
-            </w:r>
-          </w:p>
-        </w:tc>
-      </w:tr>
-      <w:tr>
-        <w:tc>
-          <w:tcPr>
-            <w:tcW w:type="dxa" w:w="2600"/>
-            <w:tcMar>
-              <w:top w:type="dxa" w:w="60"/>
-              <w:left w:type="dxa" w:w="100"/>
-              <w:bottom w:type="dxa" w:w="60"/>
-              <w:right w:type="dxa" w:w="100"/>
-            </w:tcMar>
-          </w:tcPr>
-          <w:p>
-            <w:pPr>
-              <w:spacing w:after="0" w:line="270"/>
-            </w:pPr>
-            <w:r>
-              <w:rPr>
-                <w:rFonts w:ascii="Malgun Gothic" w:cs="Malgun Gothic" w:eastAsia="Malgun Gothic" w:hAnsi="Malgun Gothic"/>
-                <w:b w:val="false"/>
-                <w:bCs w:val="false"/>
-                <w:sz w:val="19"/>
-                <w:szCs w:val="19"/>
-              </w:rPr>
-              <w:t xml:space="preserve">「작성중」</w:t>
-            </w:r>
-          </w:p>
-        </w:tc>
-        <w:tc>
-          <w:tcPr>
-            <w:tcW w:type="dxa" w:w="7038"/>
-            <w:tcMar>
-              <w:top w:type="dxa" w:w="60"/>
-              <w:left w:type="dxa" w:w="100"/>
-              <w:bottom w:type="dxa" w:w="60"/>
-              <w:right w:type="dxa" w:w="100"/>
-            </w:tcMar>
-          </w:tcPr>
-          <w:p>
-            <w:pPr>
-              <w:spacing w:after="0" w:line="270"/>
-            </w:pPr>
-            <w:r>
-              <w:rPr>
-                <w:rFonts w:ascii="Malgun Gothic" w:cs="Malgun Gothic" w:eastAsia="Malgun Gothic" w:hAnsi="Malgun Gothic"/>
-                <w:b w:val="false"/>
-                <w:bCs w:val="false"/>
-                <w:sz w:val="19"/>
-                <w:szCs w:val="19"/>
-              </w:rPr>
-              <w:t xml:space="preserve">담당 선생님이 내용(시간·장소·정원 등)을 고쳐 다시 승인 요청할 때.</w:t>
-            </w:r>
-          </w:p>
-        </w:tc>
-      </w:tr>
-      <w:tr>
-        <w:tc>
-          <w:tcPr>
-            <w:tcW w:type="dxa" w:w="2600"/>
-            <w:tcMar>
-              <w:top w:type="dxa" w:w="60"/>
-              <w:left w:type="dxa" w:w="100"/>
-              <w:bottom w:type="dxa" w:w="60"/>
-              <w:right w:type="dxa" w:w="100"/>
-            </w:tcMar>
-          </w:tcPr>
-          <w:p>
-            <w:pPr>
-              <w:spacing w:after="0" w:line="270"/>
-            </w:pPr>
-            <w:r>
-              <w:rPr>
-                <w:rFonts w:ascii="Malgun Gothic" w:cs="Malgun Gothic" w:eastAsia="Malgun Gothic" w:hAnsi="Malgun Gothic"/>
-                <w:b w:val="false"/>
-                <w:bCs w:val="false"/>
-                <w:sz w:val="19"/>
-                <w:szCs w:val="19"/>
-              </w:rPr>
-              <w:t xml:space="preserve">수강생 명단도 함께</w:t>
-            </w:r>
-          </w:p>
-        </w:tc>
-        <w:tc>
-          <w:tcPr>
-            <w:tcW w:type="dxa" w:w="7038"/>
-            <w:tcMar>
-              <w:top w:type="dxa" w:w="60"/>
-              <w:left w:type="dxa" w:w="100"/>
-              <w:bottom w:type="dxa" w:w="60"/>
-              <w:right w:type="dxa" w:w="100"/>
-            </w:tcMar>
-          </w:tcPr>
-          <w:p>
-            <w:pPr>
-              <w:spacing w:after="0" w:line="270"/>
-            </w:pPr>
-            <w:r>
-              <w:rPr>
-                <w:rFonts w:ascii="Malgun Gothic" w:cs="Malgun Gothic" w:eastAsia="Malgun Gothic" w:hAnsi="Malgun Gothic"/>
-                <w:b w:val="false"/>
-                <w:bCs w:val="false"/>
-                <w:sz w:val="19"/>
-                <w:szCs w:val="19"/>
-              </w:rPr>
-              <w:t xml:space="preserve">「선정」된 학생을 그대로 옮깁니다. 같은 학생이 이어서 듣는 분기·방학 주기에 편리합니다. 지금 [학생] 탭과 학번·이름이 같은 학생만 들어갑니다.</w:t>
-            </w:r>
-          </w:p>
-        </w:tc>
-      </w:tr>
-      <w:tr>
-        <w:tc>
-          <w:tcPr>
-            <w:tcW w:type="dxa" w:w="2600"/>
-            <w:tcMar>
-              <w:top w:type="dxa" w:w="60"/>
-              <w:left w:type="dxa" w:w="100"/>
-              <w:bottom w:type="dxa" w:w="60"/>
-              <w:right w:type="dxa" w:w="100"/>
-            </w:tcMar>
-          </w:tcPr>
-          <w:p>
-            <w:pPr>
-              <w:spacing w:after="0" w:line="270"/>
-            </w:pPr>
-            <w:r>
-              <w:rPr>
-                <w:rFonts w:ascii="Malgun Gothic" w:cs="Malgun Gothic" w:eastAsia="Malgun Gothic" w:hAnsi="Malgun Gothic"/>
-                <w:b w:val="false"/>
-                <w:bCs w:val="false"/>
-                <w:sz w:val="19"/>
-                <w:szCs w:val="19"/>
-              </w:rPr>
-              <w:t xml:space="preserve">승인되지 않은 강좌도</w:t>
-            </w:r>
-          </w:p>
-        </w:tc>
-        <w:tc>
-          <w:tcPr>
-            <w:tcW w:type="dxa" w:w="7038"/>
-            <w:tcMar>
-              <w:top w:type="dxa" w:w="60"/>
-              <w:left w:type="dxa" w:w="100"/>
-              <w:bottom w:type="dxa" w:w="60"/>
-              <w:right w:type="dxa" w:w="100"/>
-            </w:tcMar>
-          </w:tcPr>
-          <w:p>
-            <w:pPr>
-              <w:spacing w:after="0" w:line="270"/>
-            </w:pPr>
-            <w:r>
-              <w:rPr>
-                <w:rFonts w:ascii="Malgun Gothic" w:cs="Malgun Gothic" w:eastAsia="Malgun Gothic" w:hAnsi="Malgun Gothic"/>
-                <w:b w:val="false"/>
-                <w:bCs w:val="false"/>
-                <w:sz w:val="19"/>
-                <w:szCs w:val="19"/>
-              </w:rPr>
-              <w:t xml:space="preserve">작성중·승인 대기·폐강·반려 강좌까지 가져옵니다. (기본은 승인된 강좌만)</w:t>
-            </w:r>
-          </w:p>
-        </w:tc>
-      </w:tr>
-    </w:tbl>
-    <w:p>
-      <w:pPr>
-        <w:spacing w:after="60"/>
-      </w:pPr>
+        <w:t xml:space="preserve">4-6. 선발과 최종 확정 (관리자)</w:t>
+      </w:r>
     </w:p>
     <w:p>
       <w:pPr>
@@ -7010,7 +6241,7 @@
           <w:sz w:val="21"/>
           <w:szCs w:val="21"/>
         </w:rPr>
-        <w:t xml:space="preserve">강좌 기간은 새 주기의 운영 기간으로 바뀝니다. 같은 강좌(이름·담당·요일·시각이 같은 것)가 이미 있으면 건너뛰어 두 번 들어가지 않습니다.</w:t>
+        <w:t xml:space="preserve">[선발·확정] → [전체 강좌 선발 실행]. 정원 안의 강좌는 신청자 모두 선정, 정원을 넘는 강좌는 선발 방식대로 선정·대기가 나뉩니다.</w:t>
       </w:r>
     </w:p>
     <w:p>
@@ -7028,7 +6259,7 @@
           <w:sz w:val="21"/>
           <w:szCs w:val="21"/>
         </w:rPr>
-        <w:t xml:space="preserve">지난 주기 표의 [기록 보기]로 그 주기의 강좌별 선정 인원을 보고, 강좌 목록·수강 명단을 엑셀(CSV)로 받을 수 있습니다.</w:t>
+        <w:t xml:space="preserve">우선 선발할 학생(돌봄 우선 대상 등)은 먼저 [명단]에서 「선정」으로 바꿔 두면 그 자리는 지켜집니다.</w:t>
       </w:r>
     </w:p>
     <w:p>
@@ -7046,7 +6277,25 @@
           <w:sz w:val="21"/>
           <w:szCs w:val="21"/>
         </w:rPr>
-        <w:t xml:space="preserve">새 학년도로 넘어갈 때는 [학생] 탭을 새 명렬로 먼저 바꾼 뒤 새 주기를 시작하세요. 지난 기록에는 그때의 학번·이름이 그대로 남습니다.</w:t>
+        <w:t xml:space="preserve">[최종 확정 (운영중)]을 누르면 점검 항목(시간 충돌, 미선발 신청, 정원 초과)을 확인한 뒤 확정합니다. 남은 문제가 있으면 한 번 더 묻습니다.</w:t>
+      </w:r>
+    </w:p>
+    <w:p>
+      <w:pPr>
+        <w:pStyle w:val="ListParagraph"/>
+        <w:numPr>
+          <w:ilvl w:val="0"/>
+          <w:numId w:val="5"/>
+        </w:numPr>
+        <w:spacing w:after="60" w:line="300"/>
+      </w:pPr>
+      <w:r>
+        <w:rPr>
+          <w:rFonts w:ascii="Malgun Gothic" w:cs="Malgun Gothic" w:eastAsia="Malgun Gothic" w:hAnsi="Malgun Gothic"/>
+          <w:sz w:val="21"/>
+          <w:szCs w:val="21"/>
+        </w:rPr>
+        <w:t xml:space="preserve">운영 중 취소생이 생기면 강좌 줄의 [대기자 승격]으로 대기 1번부터 선정으로 올립니다.</w:t>
       </w:r>
     </w:p>
     <w:p>
@@ -7057,9 +6306,9 @@
       <w:r>
         <w:drawing>
           <wp:inline distT="0" distB="0" distL="0" distR="0">
-            <wp:extent cx="5905500" cy="2419350"/>
+            <wp:extent cx="5905500" cy="3886200"/>
             <wp:effectExtent t="0" r="0" b="0" l="0"/>
-            <wp:docPr id="1" name="17_cycles.png" descr="그림 15. 주기 관리 — 지금 주기, 새 주기 시작, 지난 주기 기록 보기·불러오기" title="그림 15. 주기 관리 — 지금 주기, 새 주기 시작, 지난 주기 기록 보기·불러오기"/>
+            <wp:docPr id="1" name="07_select.png" descr="그림 15. 선발·확정 — 단계 버튼, 점검표, 강좌별 정원·선정·대기" title="그림 15. 선발·확정 — 단계 버튼, 점검표, 강좌별 정원·선정·대기"/>
             <wp:cNvGraphicFramePr>
               <a:graphicFrameLocks xmlns:a="http://schemas.openxmlformats.org/drawingml/2006/main" noChangeAspect="1"/>
             </wp:cNvGraphicFramePr>
@@ -7082,7 +6331,7 @@
                   <pic:spPr bwMode="auto">
                     <a:xfrm>
                       <a:off x="0" y="0"/>
-                      <a:ext cx="5905500" cy="2419350"/>
+                      <a:ext cx="5905500" cy="3886200"/>
                     </a:xfrm>
                     <a:prstGeom prst="rect">
                       <a:avLst/>
@@ -7109,121 +6358,480 @@
           <w:sz w:val="17"/>
           <w:szCs w:val="17"/>
         </w:rPr>
-        <w:t xml:space="preserve">그림 15. 주기 관리 — 지금 주기, 새 주기 시작, 지난 주기 기록 보기·불러오기</w:t>
-      </w:r>
-    </w:p>
-    <w:p>
-      <w:r>
-        <w:br w:type="page"/>
-      </w:r>
-    </w:p>
-    <w:p>
-      <w:pPr>
-        <w:pStyle w:val="Heading1"/>
-        <w:spacing w:before="360" w:after="160"/>
+        <w:t xml:space="preserve">그림 15. 선발·확정 — 단계 버튼, 점검표, 강좌별 정원·선정·대기</w:t>
+      </w:r>
+    </w:p>
+    <w:p>
+      <w:pPr>
+        <w:pStyle w:val="Heading2"/>
+        <w:spacing w:before="260" w:after="120"/>
       </w:pPr>
       <w:r>
         <w:rPr>
           <w:rFonts w:ascii="Malgun Gothic" w:cs="Malgun Gothic" w:eastAsia="Malgun Gothic" w:hAnsi="Malgun Gothic"/>
           <w:b/>
           <w:bCs/>
-          <w:color w:val="1E5AA8"/>
-          <w:sz w:val="32"/>
-          <w:szCs w:val="32"/>
-        </w:rPr>
-        <w:t xml:space="preserve">5. 오늘의 현황판 (모니터 게시)</w:t>
-      </w:r>
-    </w:p>
-    <w:p>
-      <w:pPr>
-        <w:pStyle w:val="ListParagraph"/>
-        <w:numPr>
-          <w:ilvl w:val="0"/>
-          <w:numId w:val="5"/>
-        </w:numPr>
-        <w:spacing w:after="60" w:line="300"/>
-      </w:pPr>
-      <w:r>
-        <w:rPr>
-          <w:rFonts w:ascii="Malgun Gothic" w:cs="Malgun Gothic" w:eastAsia="Malgun Gothic" w:hAnsi="Malgun Gothic"/>
-          <w:sz w:val="21"/>
-          <w:szCs w:val="21"/>
-        </w:rPr>
-        <w:t xml:space="preserve">모니터에 연결된 컴퓨터의 브라우저에서 웹앱주소?page=board 를 열고 F11(전체 화면)을 누릅니다.</w:t>
-      </w:r>
-    </w:p>
-    <w:p>
-      <w:pPr>
-        <w:pStyle w:val="ListParagraph"/>
-        <w:numPr>
-          <w:ilvl w:val="0"/>
-          <w:numId w:val="5"/>
-        </w:numPr>
-        <w:spacing w:after="60" w:line="300"/>
-      </w:pPr>
-      <w:r>
-        <w:rPr>
-          <w:rFonts w:ascii="Malgun Gothic" w:cs="Malgun Gothic" w:eastAsia="Malgun Gothic" w:hAnsi="Malgun Gothic"/>
-          <w:sz w:val="21"/>
-          <w:szCs w:val="21"/>
-        </w:rPr>
-        <w:t xml:space="preserve">오늘 열리는 강좌를 시간대별로 강좌명 · 장소 · 담당 · 인원으로 크게 보여 줍니다. 휴강은 줄을 긋고, 장소 변경·보강은 색으로 표시합니다.</w:t>
-      </w:r>
-    </w:p>
-    <w:p>
-      <w:pPr>
-        <w:pStyle w:val="ListParagraph"/>
-        <w:numPr>
-          <w:ilvl w:val="0"/>
-          <w:numId w:val="5"/>
-        </w:numPr>
-        <w:spacing w:after="60" w:line="300"/>
-      </w:pPr>
-      <w:r>
-        <w:rPr>
-          <w:rFonts w:ascii="Malgun Gothic" w:cs="Malgun Gothic" w:eastAsia="Malgun Gothic" w:hAnsi="Malgun Gothic"/>
-          <w:sz w:val="21"/>
-          <w:szCs w:val="21"/>
-        </w:rPr>
-        <w:t xml:space="preserve">강좌가 많아 한 화면에 안 들어가면 12초마다 다음 쪽으로 넘어갑니다. 데이터는 5분마다 새로 고치고, 자정이 지나면 다음 날로 바뀝니다.</w:t>
-      </w:r>
-    </w:p>
-    <w:p>
-      <w:pPr>
-        <w:pStyle w:val="ListParagraph"/>
-        <w:numPr>
-          <w:ilvl w:val="0"/>
-          <w:numId w:val="5"/>
-        </w:numPr>
-        <w:spacing w:after="60" w:line="300"/>
-      </w:pPr>
-      <w:r>
-        <w:rPr>
-          <w:rFonts w:ascii="Malgun Gothic" w:cs="Malgun Gothic" w:eastAsia="Malgun Gothic" w:hAnsi="Malgun Gothic"/>
-          <w:sz w:val="21"/>
-          <w:szCs w:val="21"/>
-        </w:rPr>
-        <w:t xml:space="preserve">마우스를 움직이면 ◀ 오늘 ▶ 월간 버튼이 나타납니다. 월간 달력에서 날짜를 누르면 그날 강좌를 봅니다.</w:t>
-      </w:r>
-    </w:p>
-    <w:p>
-      <w:pPr>
-        <w:pStyle w:val="ListParagraph"/>
-        <w:numPr>
-          <w:ilvl w:val="0"/>
-          <w:numId w:val="5"/>
-        </w:numPr>
-        <w:spacing w:after="60" w:line="300"/>
-      </w:pPr>
-      <w:r>
-        <w:rPr>
-          <w:rFonts w:ascii="Malgun Gothic" w:cs="Malgun Gothic" w:eastAsia="Malgun Gothic" w:hAnsi="Malgun Gothic"/>
-          <w:sz w:val="21"/>
-          <w:szCs w:val="21"/>
-        </w:rPr>
-        <w:t xml:space="preserve">밝은 화면이 필요하면 주소 끝에 &amp;theme=light 를 붙입니다. 학생 이름은 현황판에 절대 나오지 않습니다.</w:t>
-      </w:r>
-    </w:p>
+          <w:color w:val="17202C"/>
+          <w:sz w:val="26"/>
+          <w:szCs w:val="26"/>
+        </w:rPr>
+        <w:t xml:space="preserve">4-7. 출력</w:t>
+      </w:r>
+    </w:p>
+    <w:tbl>
+      <w:tblPr>
+        <w:tblW w:type="dxa" w:w="9638"/>
+        <w:tblBorders>
+          <w:top w:val="single" w:color="auto" w:sz="4"/>
+          <w:left w:val="single" w:color="auto" w:sz="4"/>
+          <w:bottom w:val="single" w:color="auto" w:sz="4"/>
+          <w:right w:val="single" w:color="auto" w:sz="4"/>
+          <w:insideH w:val="single" w:color="auto" w:sz="4"/>
+          <w:insideV w:val="single" w:color="auto" w:sz="4"/>
+        </w:tblBorders>
+      </w:tblPr>
+      <w:tblGrid>
+        <w:gridCol w:w="3000"/>
+        <w:gridCol w:w="6638"/>
+      </w:tblGrid>
+      <w:tr>
+        <w:trPr>
+          <w:tblHeader/>
+        </w:trPr>
+        <w:tc>
+          <w:tcPr>
+            <w:tcW w:type="dxa" w:w="3000"/>
+            <w:shd w:fill="E8EEF7" w:color="auto" w:val="clear"/>
+            <w:tcMar>
+              <w:top w:type="dxa" w:w="60"/>
+              <w:left w:type="dxa" w:w="100"/>
+              <w:bottom w:type="dxa" w:w="60"/>
+              <w:right w:type="dxa" w:w="100"/>
+            </w:tcMar>
+          </w:tcPr>
+          <w:p>
+            <w:pPr>
+              <w:spacing w:after="0" w:line="270"/>
+            </w:pPr>
+            <w:r>
+              <w:rPr>
+                <w:rFonts w:ascii="Malgun Gothic" w:cs="Malgun Gothic" w:eastAsia="Malgun Gothic" w:hAnsi="Malgun Gothic"/>
+                <w:b/>
+                <w:bCs/>
+                <w:sz w:val="19"/>
+                <w:szCs w:val="19"/>
+              </w:rPr>
+              <w:t xml:space="preserve">출력물</w:t>
+            </w:r>
+          </w:p>
+        </w:tc>
+        <w:tc>
+          <w:tcPr>
+            <w:tcW w:type="dxa" w:w="6638"/>
+            <w:shd w:fill="E8EEF7" w:color="auto" w:val="clear"/>
+            <w:tcMar>
+              <w:top w:type="dxa" w:w="60"/>
+              <w:left w:type="dxa" w:w="100"/>
+              <w:bottom w:type="dxa" w:w="60"/>
+              <w:right w:type="dxa" w:w="100"/>
+            </w:tcMar>
+          </w:tcPr>
+          <w:p>
+            <w:pPr>
+              <w:spacing w:after="0" w:line="270"/>
+            </w:pPr>
+            <w:r>
+              <w:rPr>
+                <w:rFonts w:ascii="Malgun Gothic" w:cs="Malgun Gothic" w:eastAsia="Malgun Gothic" w:hAnsi="Malgun Gothic"/>
+                <w:b/>
+                <w:bCs/>
+                <w:sz w:val="19"/>
+                <w:szCs w:val="19"/>
+              </w:rPr>
+              <w:t xml:space="preserve">내용</w:t>
+            </w:r>
+          </w:p>
+        </w:tc>
+      </w:tr>
+      <w:tr>
+        <w:tc>
+          <w:tcPr>
+            <w:tcW w:type="dxa" w:w="3000"/>
+            <w:tcMar>
+              <w:top w:type="dxa" w:w="60"/>
+              <w:left w:type="dxa" w:w="100"/>
+              <w:bottom w:type="dxa" w:w="60"/>
+              <w:right w:type="dxa" w:w="100"/>
+            </w:tcMar>
+          </w:tcPr>
+          <w:p>
+            <w:pPr>
+              <w:spacing w:after="0" w:line="270"/>
+            </w:pPr>
+            <w:r>
+              <w:rPr>
+                <w:rFonts w:ascii="Malgun Gothic" w:cs="Malgun Gothic" w:eastAsia="Malgun Gothic" w:hAnsi="Malgun Gothic"/>
+                <w:b w:val="false"/>
+                <w:bCs w:val="false"/>
+                <w:sz w:val="19"/>
+                <w:szCs w:val="19"/>
+              </w:rPr>
+              <w:t xml:space="preserve">출석부</w:t>
+            </w:r>
+          </w:p>
+        </w:tc>
+        <w:tc>
+          <w:tcPr>
+            <w:tcW w:type="dxa" w:w="6638"/>
+            <w:tcMar>
+              <w:top w:type="dxa" w:w="60"/>
+              <w:left w:type="dxa" w:w="100"/>
+              <w:bottom w:type="dxa" w:w="60"/>
+              <w:right w:type="dxa" w:w="100"/>
+            </w:tcMar>
+          </w:tcPr>
+          <w:p>
+            <w:pPr>
+              <w:spacing w:after="0" w:line="270"/>
+            </w:pPr>
+            <w:r>
+              <w:rPr>
+                <w:rFonts w:ascii="Malgun Gothic" w:cs="Malgun Gothic" w:eastAsia="Malgun Gothic" w:hAnsi="Malgun Gothic"/>
+                <w:b w:val="false"/>
+                <w:bCs w:val="false"/>
+                <w:sz w:val="19"/>
+                <w:szCs w:val="19"/>
+              </w:rPr>
+              <w:t xml:space="preserve">강좌별·월별. 휴일·휴강은 빠지고 보강은 들어간 실제 수업 날짜로 만듭니다. 담당이 여러 명인 날짜 지정 강좌는 날짜마다 담당이 표시됩니다.</w:t>
+            </w:r>
+          </w:p>
+        </w:tc>
+      </w:tr>
+      <w:tr>
+        <w:tc>
+          <w:tcPr>
+            <w:tcW w:type="dxa" w:w="3000"/>
+            <w:tcMar>
+              <w:top w:type="dxa" w:w="60"/>
+              <w:left w:type="dxa" w:w="100"/>
+              <w:bottom w:type="dxa" w:w="60"/>
+              <w:right w:type="dxa" w:w="100"/>
+            </w:tcMar>
+          </w:tcPr>
+          <w:p>
+            <w:pPr>
+              <w:spacing w:after="0" w:line="270"/>
+            </w:pPr>
+            <w:r>
+              <w:rPr>
+                <w:rFonts w:ascii="Malgun Gothic" w:cs="Malgun Gothic" w:eastAsia="Malgun Gothic" w:hAnsi="Malgun Gothic"/>
+                <w:b w:val="false"/>
+                <w:bCs w:val="false"/>
+                <w:sz w:val="19"/>
+                <w:szCs w:val="19"/>
+              </w:rPr>
+              <w:t xml:space="preserve">강좌별 일정표</w:t>
+            </w:r>
+          </w:p>
+        </w:tc>
+        <w:tc>
+          <w:tcPr>
+            <w:tcW w:type="dxa" w:w="6638"/>
+            <w:tcMar>
+              <w:top w:type="dxa" w:w="60"/>
+              <w:left w:type="dxa" w:w="100"/>
+              <w:bottom w:type="dxa" w:w="60"/>
+              <w:right w:type="dxa" w:w="100"/>
+            </w:tcMar>
+          </w:tcPr>
+          <w:p>
+            <w:pPr>
+              <w:spacing w:after="0" w:line="270"/>
+            </w:pPr>
+            <w:r>
+              <w:rPr>
+                <w:rFonts w:ascii="Malgun Gothic" w:cs="Malgun Gothic" w:eastAsia="Malgun Gothic" w:hAnsi="Malgun Gothic"/>
+                <w:b w:val="false"/>
+                <w:bCs w:val="false"/>
+                <w:sz w:val="19"/>
+                <w:szCs w:val="19"/>
+              </w:rPr>
+              <w:t xml:space="preserve">순번·날짜·시수·운영 시간(교시)·담당·장소와 합계. 강좌 계획서에 그대로 붙일 수 있습니다.</w:t>
+            </w:r>
+          </w:p>
+        </w:tc>
+      </w:tr>
+      <w:tr>
+        <w:tc>
+          <w:tcPr>
+            <w:tcW w:type="dxa" w:w="3000"/>
+            <w:tcMar>
+              <w:top w:type="dxa" w:w="60"/>
+              <w:left w:type="dxa" w:w="100"/>
+              <w:bottom w:type="dxa" w:w="60"/>
+              <w:right w:type="dxa" w:w="100"/>
+            </w:tcMar>
+          </w:tcPr>
+          <w:p>
+            <w:pPr>
+              <w:spacing w:after="0" w:line="270"/>
+            </w:pPr>
+            <w:r>
+              <w:rPr>
+                <w:rFonts w:ascii="Malgun Gothic" w:cs="Malgun Gothic" w:eastAsia="Malgun Gothic" w:hAnsi="Malgun Gothic"/>
+                <w:b w:val="false"/>
+                <w:bCs w:val="false"/>
+                <w:sz w:val="19"/>
+                <w:szCs w:val="19"/>
+              </w:rPr>
+              <w:t xml:space="preserve">반별 수강 현황 (담임용)</w:t>
+            </w:r>
+          </w:p>
+        </w:tc>
+        <w:tc>
+          <w:tcPr>
+            <w:tcW w:type="dxa" w:w="6638"/>
+            <w:tcMar>
+              <w:top w:type="dxa" w:w="60"/>
+              <w:left w:type="dxa" w:w="100"/>
+              <w:bottom w:type="dxa" w:w="60"/>
+              <w:right w:type="dxa" w:w="100"/>
+            </w:tcMar>
+          </w:tcPr>
+          <w:p>
+            <w:pPr>
+              <w:spacing w:after="0" w:line="270"/>
+            </w:pPr>
+            <w:r>
+              <w:rPr>
+                <w:rFonts w:ascii="Malgun Gothic" w:cs="Malgun Gothic" w:eastAsia="Malgun Gothic" w:hAnsi="Malgun Gothic"/>
+                <w:b w:val="false"/>
+                <w:bCs w:val="false"/>
+                <w:sz w:val="19"/>
+                <w:szCs w:val="19"/>
+              </w:rPr>
+              <w:t xml:space="preserve">반 학생 전체와 각자 듣는 강좌의 요일·시간·장소</w:t>
+            </w:r>
+          </w:p>
+        </w:tc>
+      </w:tr>
+      <w:tr>
+        <w:tc>
+          <w:tcPr>
+            <w:tcW w:type="dxa" w:w="3000"/>
+            <w:tcMar>
+              <w:top w:type="dxa" w:w="60"/>
+              <w:left w:type="dxa" w:w="100"/>
+              <w:bottom w:type="dxa" w:w="60"/>
+              <w:right w:type="dxa" w:w="100"/>
+            </w:tcMar>
+          </w:tcPr>
+          <w:p>
+            <w:pPr>
+              <w:spacing w:after="0" w:line="270"/>
+            </w:pPr>
+            <w:r>
+              <w:rPr>
+                <w:rFonts w:ascii="Malgun Gothic" w:cs="Malgun Gothic" w:eastAsia="Malgun Gothic" w:hAnsi="Malgun Gothic"/>
+                <w:b w:val="false"/>
+                <w:bCs w:val="false"/>
+                <w:sz w:val="19"/>
+                <w:szCs w:val="19"/>
+              </w:rPr>
+              <w:t xml:space="preserve">개인별 수강 확정 통지서</w:t>
+            </w:r>
+          </w:p>
+        </w:tc>
+        <w:tc>
+          <w:tcPr>
+            <w:tcW w:type="dxa" w:w="6638"/>
+            <w:tcMar>
+              <w:top w:type="dxa" w:w="60"/>
+              <w:left w:type="dxa" w:w="100"/>
+              <w:bottom w:type="dxa" w:w="60"/>
+              <w:right w:type="dxa" w:w="100"/>
+            </w:tcMar>
+          </w:tcPr>
+          <w:p>
+            <w:pPr>
+              <w:spacing w:after="0" w:line="270"/>
+            </w:pPr>
+            <w:r>
+              <w:rPr>
+                <w:rFonts w:ascii="Malgun Gothic" w:cs="Malgun Gothic" w:eastAsia="Malgun Gothic" w:hAnsi="Malgun Gothic"/>
+                <w:b w:val="false"/>
+                <w:bCs w:val="false"/>
+                <w:sz w:val="19"/>
+                <w:szCs w:val="19"/>
+              </w:rPr>
+              <w:t xml:space="preserve">A4 한 장에 4명씩. 확정/대기 번호, 수강료 합계(사용 시)</w:t>
+            </w:r>
+          </w:p>
+        </w:tc>
+      </w:tr>
+      <w:tr>
+        <w:tc>
+          <w:tcPr>
+            <w:tcW w:type="dxa" w:w="3000"/>
+            <w:tcMar>
+              <w:top w:type="dxa" w:w="60"/>
+              <w:left w:type="dxa" w:w="100"/>
+              <w:bottom w:type="dxa" w:w="60"/>
+              <w:right w:type="dxa" w:w="100"/>
+            </w:tcMar>
+          </w:tcPr>
+          <w:p>
+            <w:pPr>
+              <w:spacing w:after="0" w:line="270"/>
+            </w:pPr>
+            <w:r>
+              <w:rPr>
+                <w:rFonts w:ascii="Malgun Gothic" w:cs="Malgun Gothic" w:eastAsia="Malgun Gothic" w:hAnsi="Malgun Gothic"/>
+                <w:b w:val="false"/>
+                <w:bCs w:val="false"/>
+                <w:sz w:val="19"/>
+                <w:szCs w:val="19"/>
+              </w:rPr>
+              <w:t xml:space="preserve">확인코드 안내 쪽지</w:t>
+            </w:r>
+          </w:p>
+        </w:tc>
+        <w:tc>
+          <w:tcPr>
+            <w:tcW w:type="dxa" w:w="6638"/>
+            <w:tcMar>
+              <w:top w:type="dxa" w:w="60"/>
+              <w:left w:type="dxa" w:w="100"/>
+              <w:bottom w:type="dxa" w:w="60"/>
+              <w:right w:type="dxa" w:w="100"/>
+            </w:tcMar>
+          </w:tcPr>
+          <w:p>
+            <w:pPr>
+              <w:spacing w:after="0" w:line="270"/>
+            </w:pPr>
+            <w:r>
+              <w:rPr>
+                <w:rFonts w:ascii="Malgun Gothic" w:cs="Malgun Gothic" w:eastAsia="Malgun Gothic" w:hAnsi="Malgun Gothic"/>
+                <w:b w:val="false"/>
+                <w:bCs w:val="false"/>
+                <w:sz w:val="19"/>
+                <w:szCs w:val="19"/>
+              </w:rPr>
+              <w:t xml:space="preserve">반별, 한 장에 10명. 신청 QR코드 포함</w:t>
+            </w:r>
+          </w:p>
+        </w:tc>
+      </w:tr>
+      <w:tr>
+        <w:tc>
+          <w:tcPr>
+            <w:tcW w:type="dxa" w:w="3000"/>
+            <w:tcMar>
+              <w:top w:type="dxa" w:w="60"/>
+              <w:left w:type="dxa" w:w="100"/>
+              <w:bottom w:type="dxa" w:w="60"/>
+              <w:right w:type="dxa" w:w="100"/>
+            </w:tcMar>
+          </w:tcPr>
+          <w:p>
+            <w:pPr>
+              <w:spacing w:after="0" w:line="270"/>
+            </w:pPr>
+            <w:r>
+              <w:rPr>
+                <w:rFonts w:ascii="Malgun Gothic" w:cs="Malgun Gothic" w:eastAsia="Malgun Gothic" w:hAnsi="Malgun Gothic"/>
+                <w:b w:val="false"/>
+                <w:bCs w:val="false"/>
+                <w:sz w:val="19"/>
+                <w:szCs w:val="19"/>
+              </w:rPr>
+              <w:t xml:space="preserve">QR 게시물</w:t>
+            </w:r>
+          </w:p>
+        </w:tc>
+        <w:tc>
+          <w:tcPr>
+            <w:tcW w:type="dxa" w:w="6638"/>
+            <w:tcMar>
+              <w:top w:type="dxa" w:w="60"/>
+              <w:left w:type="dxa" w:w="100"/>
+              <w:bottom w:type="dxa" w:w="60"/>
+              <w:right w:type="dxa" w:w="100"/>
+            </w:tcMar>
+          </w:tcPr>
+          <w:p>
+            <w:pPr>
+              <w:spacing w:after="0" w:line="270"/>
+            </w:pPr>
+            <w:r>
+              <w:rPr>
+                <w:rFonts w:ascii="Malgun Gothic" w:cs="Malgun Gothic" w:eastAsia="Malgun Gothic" w:hAnsi="Malgun Gothic"/>
+                <w:b w:val="false"/>
+                <w:bCs w:val="false"/>
+                <w:sz w:val="19"/>
+                <w:szCs w:val="19"/>
+              </w:rPr>
+              <w:t xml:space="preserve">A4 한 장에 큰 QR코드 (학생 신청 / 현황판). 교실·복도·현관 게시용</w:t>
+            </w:r>
+          </w:p>
+        </w:tc>
+      </w:tr>
+      <w:tr>
+        <w:tc>
+          <w:tcPr>
+            <w:tcW w:type="dxa" w:w="3000"/>
+            <w:tcMar>
+              <w:top w:type="dxa" w:w="60"/>
+              <w:left w:type="dxa" w:w="100"/>
+              <w:bottom w:type="dxa" w:w="60"/>
+              <w:right w:type="dxa" w:w="100"/>
+            </w:tcMar>
+          </w:tcPr>
+          <w:p>
+            <w:pPr>
+              <w:spacing w:after="0" w:line="270"/>
+            </w:pPr>
+            <w:r>
+              <w:rPr>
+                <w:rFonts w:ascii="Malgun Gothic" w:cs="Malgun Gothic" w:eastAsia="Malgun Gothic" w:hAnsi="Malgun Gothic"/>
+                <w:b w:val="false"/>
+                <w:bCs w:val="false"/>
+                <w:sz w:val="19"/>
+                <w:szCs w:val="19"/>
+              </w:rPr>
+              <w:t xml:space="preserve">CSV 내려받기</w:t>
+            </w:r>
+          </w:p>
+        </w:tc>
+        <w:tc>
+          <w:tcPr>
+            <w:tcW w:type="dxa" w:w="6638"/>
+            <w:tcMar>
+              <w:top w:type="dxa" w:w="60"/>
+              <w:left w:type="dxa" w:w="100"/>
+              <w:bottom w:type="dxa" w:w="60"/>
+              <w:right w:type="dxa" w:w="100"/>
+            </w:tcMar>
+          </w:tcPr>
+          <w:p>
+            <w:pPr>
+              <w:spacing w:after="0" w:line="270"/>
+            </w:pPr>
+            <w:r>
+              <w:rPr>
+                <w:rFonts w:ascii="Malgun Gothic" w:cs="Malgun Gothic" w:eastAsia="Malgun Gothic" w:hAnsi="Malgun Gothic"/>
+                <w:b w:val="false"/>
+                <w:bCs w:val="false"/>
+                <w:sz w:val="19"/>
+                <w:szCs w:val="19"/>
+              </w:rPr>
+              <w:t xml:space="preserve">강좌 목록, 전체 수강 명단 (엑셀에서 열림)</w:t>
+            </w:r>
+          </w:p>
+        </w:tc>
+      </w:tr>
+    </w:tbl>
     <w:p>
       <w:pPr>
         <w:spacing w:before="120" w:after="40"/>
@@ -7232,9 +6840,9 @@
       <w:r>
         <w:drawing>
           <wp:inline distT="0" distB="0" distL="0" distR="0">
-            <wp:extent cx="5905500" cy="3324225"/>
+            <wp:extent cx="5905500" cy="3714750"/>
             <wp:effectExtent t="0" r="0" b="0" l="0"/>
-            <wp:docPr id="1" name="10_board.png" descr="그림 16. 현황판 (일간) — 시간대별 강좌, 휴강·장소 변경 표시, 자동 페이지 넘김" title="그림 16. 현황판 (일간) — 시간대별 강좌, 휴강·장소 변경 표시, 자동 페이지 넘김"/>
+            <wp:docPr id="1" name="09_print.png" descr="그림 16. 출력 메뉴 — 출석부, 반별 현황, 통지서, 확인코드 쪽지, QR 게시물" title="그림 16. 출력 메뉴 — 출석부, 반별 현황, 통지서, 확인코드 쪽지, QR 게시물"/>
             <wp:cNvGraphicFramePr>
               <a:graphicFrameLocks xmlns:a="http://schemas.openxmlformats.org/drawingml/2006/main" noChangeAspect="1"/>
             </wp:cNvGraphicFramePr>
@@ -7257,7 +6865,7 @@
                   <pic:spPr bwMode="auto">
                     <a:xfrm>
                       <a:off x="0" y="0"/>
-                      <a:ext cx="5905500" cy="3324225"/>
+                      <a:ext cx="5905500" cy="3714750"/>
                     </a:xfrm>
                     <a:prstGeom prst="rect">
                       <a:avLst/>
@@ -7284,7 +6892,7 @@
           <w:sz w:val="17"/>
           <w:szCs w:val="17"/>
         </w:rPr>
-        <w:t xml:space="preserve">그림 16. 현황판 (일간) — 시간대별 강좌, 휴강·장소 변경 표시, 자동 페이지 넘김</w:t>
+        <w:t xml:space="preserve">그림 16. 출력 메뉴 — 출석부, 반별 현황, 통지서, 확인코드 쪽지, QR 게시물</w:t>
       </w:r>
     </w:p>
     <w:p>
@@ -7295,9 +6903,9 @@
       <w:r>
         <w:drawing>
           <wp:inline distT="0" distB="0" distL="0" distR="0">
-            <wp:extent cx="5905500" cy="3324225"/>
+            <wp:extent cx="4933950" cy="6858000"/>
             <wp:effectExtent t="0" r="0" b="0" l="0"/>
-            <wp:docPr id="1" name="11_board_month.png" descr="그림 17. 현황판 (월간) — 날짜별 강좌 수와 휴일" title="그림 17. 현황판 (월간) — 날짜별 강좌 수와 휴일"/>
+            <wp:docPr id="1" name="22_plan_print.png" descr="그림 17. 강좌별 일정표 — 날짜 지정 강좌 예시" title="그림 17. 강좌별 일정표 — 날짜 지정 강좌 예시"/>
             <wp:cNvGraphicFramePr>
               <a:graphicFrameLocks xmlns:a="http://schemas.openxmlformats.org/drawingml/2006/main" noChangeAspect="1"/>
             </wp:cNvGraphicFramePr>
@@ -7320,7 +6928,7 @@
                   <pic:spPr bwMode="auto">
                     <a:xfrm>
                       <a:off x="0" y="0"/>
-                      <a:ext cx="5905500" cy="3324225"/>
+                      <a:ext cx="4933950" cy="6858000"/>
                     </a:xfrm>
                     <a:prstGeom prst="rect">
                       <a:avLst/>
@@ -7347,42 +6955,7 @@
           <w:sz w:val="17"/>
           <w:szCs w:val="17"/>
         </w:rPr>
-        <w:t xml:space="preserve">그림 17. 현황판 (월간) — 날짜별 강좌 수와 휴일</w:t>
-      </w:r>
-    </w:p>
-    <w:p>
-      <w:r>
-        <w:br w:type="page"/>
-      </w:r>
-    </w:p>
-    <w:p>
-      <w:pPr>
-        <w:pStyle w:val="Heading1"/>
-        <w:spacing w:before="360" w:after="160"/>
-      </w:pPr>
-      <w:r>
-        <w:rPr>
-          <w:rFonts w:ascii="Malgun Gothic" w:cs="Malgun Gothic" w:eastAsia="Malgun Gothic" w:hAnsi="Malgun Gothic"/>
-          <w:b/>
-          <w:bCs/>
-          <w:color w:val="1E5AA8"/>
-          <w:sz w:val="32"/>
-          <w:szCs w:val="32"/>
-        </w:rPr>
-        <w:t xml:space="preserve">6. 업데이트와 되돌리기</w:t>
-      </w:r>
-    </w:p>
-    <w:p>
-      <w:pPr>
-        <w:spacing w:after="100" w:line="300"/>
-      </w:pPr>
-      <w:r>
-        <w:rPr>
-          <w:rFonts w:ascii="Malgun Gothic" w:cs="Malgun Gothic" w:eastAsia="Malgun Gothic" w:hAnsi="Malgun Gothic"/>
-          <w:sz w:val="21"/>
-          <w:szCs w:val="21"/>
-        </w:rPr>
-        <w:t xml:space="preserve">이 프로그램은 「불러오기 구조」입니다. Apps Script에는 작은 불러오기 코드(Loader)만 들어 있고, 실제 프로그램은 시트의 숨김 탭 「_앱코드」에 보관해 실행합니다. 그래서 업데이트할 때 붙여넣기나 웹앱 재배포가 필요 없습니다. 학생·강좌·신청 데이터와 웹앱 주소(인쇄한 QR 포함)도 그대로입니다.</w:t>
+        <w:t xml:space="preserve">그림 17. 강좌별 일정표 — 날짜 지정 강좌 예시</w:t>
       </w:r>
     </w:p>
     <w:p>
@@ -7399,7 +6972,7 @@
           <w:sz w:val="26"/>
           <w:szCs w:val="26"/>
         </w:rPr>
-        <w:t xml:space="preserve">6-1. 업데이트하기</w:t>
+        <w:t xml:space="preserve">4-8. 일정 변경 (휴강·보강·장소/시간 변경)</w:t>
       </w:r>
     </w:p>
     <w:p>
@@ -7417,61 +6990,7 @@
           <w:sz w:val="21"/>
           <w:szCs w:val="21"/>
         </w:rPr>
-        <w:t xml:space="preserve">새 버전이 나오면 관리자 화면 위쪽에 알림 띠가 뜨고, 시트를 열 때도 알림이 뜹니다.</w:t>
-      </w:r>
-    </w:p>
-    <w:p>
-      <w:pPr>
-        <w:pStyle w:val="ListParagraph"/>
-        <w:numPr>
-          <w:ilvl w:val="0"/>
-          <w:numId w:val="5"/>
-        </w:numPr>
-        <w:spacing w:after="60" w:line="300"/>
-      </w:pPr>
-      <w:r>
-        <w:rPr>
-          <w:rFonts w:ascii="Malgun Gothic" w:cs="Malgun Gothic" w:eastAsia="Malgun Gothic" w:hAnsi="Malgun Gothic"/>
-          <w:sz w:val="21"/>
-          <w:szCs w:val="21"/>
-        </w:rPr>
-        <w:t xml:space="preserve">[바뀐 내용 보기]로 무엇이 바뀌었는지 확인하고 [지금 업데이트]를 누릅니다. 시트 메뉴 [업데이트 확인·설치]도 같습니다.</w:t>
-      </w:r>
-    </w:p>
-    <w:p>
-      <w:pPr>
-        <w:pStyle w:val="ListParagraph"/>
-        <w:numPr>
-          <w:ilvl w:val="0"/>
-          <w:numId w:val="5"/>
-        </w:numPr>
-        <w:spacing w:after="60" w:line="300"/>
-      </w:pPr>
-      <w:r>
-        <w:rPr>
-          <w:rFonts w:ascii="Malgun Gothic" w:cs="Malgun Gothic" w:eastAsia="Malgun Gothic" w:hAnsi="Malgun Gothic"/>
-          <w:sz w:val="21"/>
-          <w:szCs w:val="21"/>
-        </w:rPr>
-        <w:t xml:space="preserve">끝나면 화면을 새로고침합니다. 다른 선생님들도 새로고침하면 새 버전을 씁니다.</w:t>
-      </w:r>
-    </w:p>
-    <w:p>
-      <w:pPr>
-        <w:pStyle w:val="ListParagraph"/>
-        <w:numPr>
-          <w:ilvl w:val="0"/>
-          <w:numId w:val="5"/>
-        </w:numPr>
-        <w:spacing w:after="60" w:line="300"/>
-      </w:pPr>
-      <w:r>
-        <w:rPr>
-          <w:rFonts w:ascii="Malgun Gothic" w:cs="Malgun Gothic" w:eastAsia="Malgun Gothic" w:hAnsi="Malgun Gothic"/>
-          <w:sz w:val="21"/>
-          <w:szCs w:val="21"/>
-        </w:rPr>
-        <w:t xml:space="preserve">받은 파일이 배포된 원본과 한 글자라도 다르면(확인값 불일치) 설치하지 않고 지금 버전을 그대로 둡니다.</w:t>
+        <w:t xml:space="preserve">[일정 변경]에서 날짜, 강좌, 유형을 고르고 등록하면 현황판과 출석부에 바로 반영됩니다. 교사는 자기 강좌만 등록할 수 있습니다.</w:t>
       </w:r>
     </w:p>
     <w:p>
@@ -7482,9 +7001,9 @@
       <w:r>
         <w:drawing>
           <wp:inline distT="0" distB="0" distL="0" distR="0">
-            <wp:extent cx="5905500" cy="3886200"/>
+            <wp:extent cx="5905500" cy="3286125"/>
             <wp:effectExtent t="0" r="0" b="0" l="0"/>
-            <wp:docPr id="1" name="18_update_banner.png" descr="그림 18. 새 버전 알림 띠와 [설정] → 버전·업데이트" title="그림 18. 새 버전 알림 띠와 [설정] → 버전·업데이트"/>
+            <wp:docPr id="1" name="14_changes.png" descr="그림 18. 일정 변경" title="그림 18. 일정 변경"/>
             <wp:cNvGraphicFramePr>
               <a:graphicFrameLocks xmlns:a="http://schemas.openxmlformats.org/drawingml/2006/main" noChangeAspect="1"/>
             </wp:cNvGraphicFramePr>
@@ -7507,6 +7026,947 @@
                   <pic:spPr bwMode="auto">
                     <a:xfrm>
                       <a:off x="0" y="0"/>
+                      <a:ext cx="5905500" cy="3286125"/>
+                    </a:xfrm>
+                    <a:prstGeom prst="rect">
+                      <a:avLst/>
+                    </a:prstGeom>
+                  </pic:spPr>
+                </pic:pic>
+              </a:graphicData>
+            </a:graphic>
+          </wp:inline>
+        </w:drawing>
+      </w:r>
+    </w:p>
+    <w:p>
+      <w:pPr>
+        <w:spacing w:after="200"/>
+        <w:jc w:val="center"/>
+      </w:pPr>
+      <w:r>
+        <w:rPr>
+          <w:rFonts w:ascii="Malgun Gothic" w:cs="Malgun Gothic" w:eastAsia="Malgun Gothic" w:hAnsi="Malgun Gothic"/>
+          <w:i/>
+          <w:iCs/>
+          <w:color w:val="5D6878"/>
+          <w:sz w:val="17"/>
+          <w:szCs w:val="17"/>
+        </w:rPr>
+        <w:t xml:space="preserve">그림 18. 일정 변경</w:t>
+      </w:r>
+    </w:p>
+    <w:p>
+      <w:pPr>
+        <w:pStyle w:val="Heading2"/>
+        <w:spacing w:before="260" w:after="120"/>
+      </w:pPr>
+      <w:r>
+        <w:rPr>
+          <w:rFonts w:ascii="Malgun Gothic" w:cs="Malgun Gothic" w:eastAsia="Malgun Gothic" w:hAnsi="Malgun Gothic"/>
+          <w:b/>
+          <w:bCs/>
+          <w:color w:val="17202C"/>
+          <w:sz w:val="26"/>
+          <w:szCs w:val="26"/>
+        </w:rPr>
+        <w:t xml:space="preserve">4-9. 주기가 끝나면: 새 주기 시작과 지난 주기 불러오기</w:t>
+      </w:r>
+    </w:p>
+    <w:p>
+      <w:pPr>
+        <w:spacing w:after="100" w:line="300"/>
+      </w:pPr>
+      <w:r>
+        <w:rPr>
+          <w:rFonts w:ascii="Malgun Gothic" w:cs="Malgun Gothic" w:eastAsia="Malgun Gothic" w:hAnsi="Malgun Gothic"/>
+          <w:sz w:val="21"/>
+          <w:szCs w:val="21"/>
+        </w:rPr>
+        <w:t xml:space="preserve">학기·분기·방학처럼 방과후 운영 주기가 바뀌면 관리자 화면 [주기 관리]에서 새 주기를 시작합니다. 지난 주기의 강좌·신청·일정 기록은 지워지지 않고 같은 시트에 그대로 보관됩니다.</w:t>
+      </w:r>
+    </w:p>
+    <w:p>
+      <w:pPr>
+        <w:pStyle w:val="ListParagraph"/>
+        <w:numPr>
+          <w:ilvl w:val="0"/>
+          <w:numId w:val="8"/>
+        </w:numPr>
+        <w:spacing w:after="80" w:line="300"/>
+      </w:pPr>
+      <w:r>
+        <w:rPr>
+          <w:rFonts w:ascii="Malgun Gothic" w:cs="Malgun Gothic" w:eastAsia="Malgun Gothic" w:hAnsi="Malgun Gothic"/>
+          <w:sz w:val="21"/>
+          <w:szCs w:val="21"/>
+        </w:rPr>
+        <w:t xml:space="preserve">[주기 관리] → [새 주기 시작]을 누르고 학년도, 학기(주기 이름), 운영 기간, 신청 기간을 넣습니다.</w:t>
+      </w:r>
+    </w:p>
+    <w:p>
+      <w:pPr>
+        <w:pStyle w:val="ListParagraph"/>
+        <w:numPr>
+          <w:ilvl w:val="0"/>
+          <w:numId w:val="8"/>
+        </w:numPr>
+        <w:spacing w:after="80" w:line="300"/>
+      </w:pPr>
+      <w:r>
+        <w:rPr>
+          <w:rFonts w:ascii="Malgun Gothic" w:cs="Malgun Gothic" w:eastAsia="Malgun Gothic" w:hAnsi="Malgun Gothic"/>
+          <w:sz w:val="21"/>
+          <w:szCs w:val="21"/>
+        </w:rPr>
+        <w:t xml:space="preserve">지금 주기는 「종료」로 기록되고, 새 주기가 「준비중」 단계로 시작됩니다. 학교 정보·비밀번호·시간대·장소·학생·교사 명단과 선발 방식은 그대로 이어집니다.</w:t>
+      </w:r>
+    </w:p>
+    <w:p>
+      <w:pPr>
+        <w:pStyle w:val="ListParagraph"/>
+        <w:numPr>
+          <w:ilvl w:val="0"/>
+          <w:numId w:val="8"/>
+        </w:numPr>
+        <w:spacing w:after="80" w:line="300"/>
+      </w:pPr>
+      <w:r>
+        <w:rPr>
+          <w:rFonts w:ascii="Malgun Gothic" w:cs="Malgun Gothic" w:eastAsia="Malgun Gothic" w:hAnsi="Malgun Gothic"/>
+          <w:sz w:val="21"/>
+          <w:szCs w:val="21"/>
+        </w:rPr>
+        <w:t xml:space="preserve">이어서 [지난 주기에서 불러오기]를 누르면 지난 주기의 강좌 계획을 한 번에 가져옵니다.</w:t>
+      </w:r>
+    </w:p>
+    <w:tbl>
+      <w:tblPr>
+        <w:tblW w:type="dxa" w:w="9638"/>
+        <w:tblBorders>
+          <w:top w:val="single" w:color="auto" w:sz="4"/>
+          <w:left w:val="single" w:color="auto" w:sz="4"/>
+          <w:bottom w:val="single" w:color="auto" w:sz="4"/>
+          <w:right w:val="single" w:color="auto" w:sz="4"/>
+          <w:insideH w:val="single" w:color="auto" w:sz="4"/>
+          <w:insideV w:val="single" w:color="auto" w:sz="4"/>
+        </w:tblBorders>
+      </w:tblPr>
+      <w:tblGrid>
+        <w:gridCol w:w="2600"/>
+        <w:gridCol w:w="7038"/>
+      </w:tblGrid>
+      <w:tr>
+        <w:trPr>
+          <w:tblHeader/>
+        </w:trPr>
+        <w:tc>
+          <w:tcPr>
+            <w:tcW w:type="dxa" w:w="2600"/>
+            <w:shd w:fill="E8EEF7" w:color="auto" w:val="clear"/>
+            <w:tcMar>
+              <w:top w:type="dxa" w:w="60"/>
+              <w:left w:type="dxa" w:w="100"/>
+              <w:bottom w:type="dxa" w:w="60"/>
+              <w:right w:type="dxa" w:w="100"/>
+            </w:tcMar>
+          </w:tcPr>
+          <w:p>
+            <w:pPr>
+              <w:spacing w:after="0" w:line="270"/>
+            </w:pPr>
+            <w:r>
+              <w:rPr>
+                <w:rFonts w:ascii="Malgun Gothic" w:cs="Malgun Gothic" w:eastAsia="Malgun Gothic" w:hAnsi="Malgun Gothic"/>
+                <w:b/>
+                <w:bCs/>
+                <w:sz w:val="19"/>
+                <w:szCs w:val="19"/>
+              </w:rPr>
+              <w:t xml:space="preserve">불러오기 선택</w:t>
+            </w:r>
+          </w:p>
+        </w:tc>
+        <w:tc>
+          <w:tcPr>
+            <w:tcW w:type="dxa" w:w="7038"/>
+            <w:shd w:fill="E8EEF7" w:color="auto" w:val="clear"/>
+            <w:tcMar>
+              <w:top w:type="dxa" w:w="60"/>
+              <w:left w:type="dxa" w:w="100"/>
+              <w:bottom w:type="dxa" w:w="60"/>
+              <w:right w:type="dxa" w:w="100"/>
+            </w:tcMar>
+          </w:tcPr>
+          <w:p>
+            <w:pPr>
+              <w:spacing w:after="0" w:line="270"/>
+            </w:pPr>
+            <w:r>
+              <w:rPr>
+                <w:rFonts w:ascii="Malgun Gothic" w:cs="Malgun Gothic" w:eastAsia="Malgun Gothic" w:hAnsi="Malgun Gothic"/>
+                <w:b/>
+                <w:bCs/>
+                <w:sz w:val="19"/>
+                <w:szCs w:val="19"/>
+              </w:rPr>
+              <w:t xml:space="preserve">설명</w:t>
+            </w:r>
+          </w:p>
+        </w:tc>
+      </w:tr>
+      <w:tr>
+        <w:tc>
+          <w:tcPr>
+            <w:tcW w:type="dxa" w:w="2600"/>
+            <w:tcMar>
+              <w:top w:type="dxa" w:w="60"/>
+              <w:left w:type="dxa" w:w="100"/>
+              <w:bottom w:type="dxa" w:w="60"/>
+              <w:right w:type="dxa" w:w="100"/>
+            </w:tcMar>
+          </w:tcPr>
+          <w:p>
+            <w:pPr>
+              <w:spacing w:after="0" w:line="270"/>
+            </w:pPr>
+            <w:r>
+              <w:rPr>
+                <w:rFonts w:ascii="Malgun Gothic" w:cs="Malgun Gothic" w:eastAsia="Malgun Gothic" w:hAnsi="Malgun Gothic"/>
+                <w:b w:val="false"/>
+                <w:bCs w:val="false"/>
+                <w:sz w:val="19"/>
+                <w:szCs w:val="19"/>
+              </w:rPr>
+              <w:t xml:space="preserve">바로 「승인」</w:t>
+            </w:r>
+          </w:p>
+        </w:tc>
+        <w:tc>
+          <w:tcPr>
+            <w:tcW w:type="dxa" w:w="7038"/>
+            <w:tcMar>
+              <w:top w:type="dxa" w:w="60"/>
+              <w:left w:type="dxa" w:w="100"/>
+              <w:bottom w:type="dxa" w:w="60"/>
+              <w:right w:type="dxa" w:w="100"/>
+            </w:tcMar>
+          </w:tcPr>
+          <w:p>
+            <w:pPr>
+              <w:spacing w:after="0" w:line="270"/>
+            </w:pPr>
+            <w:r>
+              <w:rPr>
+                <w:rFonts w:ascii="Malgun Gothic" w:cs="Malgun Gothic" w:eastAsia="Malgun Gothic" w:hAnsi="Malgun Gothic"/>
+                <w:b w:val="false"/>
+                <w:bCs w:val="false"/>
+                <w:sz w:val="19"/>
+                <w:szCs w:val="19"/>
+              </w:rPr>
+              <w:t xml:space="preserve">그대로 운영할 때. 가정통신문과 학생 신청 화면에 바로 나옵니다.</w:t>
+            </w:r>
+          </w:p>
+        </w:tc>
+      </w:tr>
+      <w:tr>
+        <w:tc>
+          <w:tcPr>
+            <w:tcW w:type="dxa" w:w="2600"/>
+            <w:tcMar>
+              <w:top w:type="dxa" w:w="60"/>
+              <w:left w:type="dxa" w:w="100"/>
+              <w:bottom w:type="dxa" w:w="60"/>
+              <w:right w:type="dxa" w:w="100"/>
+            </w:tcMar>
+          </w:tcPr>
+          <w:p>
+            <w:pPr>
+              <w:spacing w:after="0" w:line="270"/>
+            </w:pPr>
+            <w:r>
+              <w:rPr>
+                <w:rFonts w:ascii="Malgun Gothic" w:cs="Malgun Gothic" w:eastAsia="Malgun Gothic" w:hAnsi="Malgun Gothic"/>
+                <w:b w:val="false"/>
+                <w:bCs w:val="false"/>
+                <w:sz w:val="19"/>
+                <w:szCs w:val="19"/>
+              </w:rPr>
+              <w:t xml:space="preserve">「작성중」</w:t>
+            </w:r>
+          </w:p>
+        </w:tc>
+        <w:tc>
+          <w:tcPr>
+            <w:tcW w:type="dxa" w:w="7038"/>
+            <w:tcMar>
+              <w:top w:type="dxa" w:w="60"/>
+              <w:left w:type="dxa" w:w="100"/>
+              <w:bottom w:type="dxa" w:w="60"/>
+              <w:right w:type="dxa" w:w="100"/>
+            </w:tcMar>
+          </w:tcPr>
+          <w:p>
+            <w:pPr>
+              <w:spacing w:after="0" w:line="270"/>
+            </w:pPr>
+            <w:r>
+              <w:rPr>
+                <w:rFonts w:ascii="Malgun Gothic" w:cs="Malgun Gothic" w:eastAsia="Malgun Gothic" w:hAnsi="Malgun Gothic"/>
+                <w:b w:val="false"/>
+                <w:bCs w:val="false"/>
+                <w:sz w:val="19"/>
+                <w:szCs w:val="19"/>
+              </w:rPr>
+              <w:t xml:space="preserve">담당 선생님이 내용(시간·장소·정원 등)을 고쳐 다시 승인 요청할 때.</w:t>
+            </w:r>
+          </w:p>
+        </w:tc>
+      </w:tr>
+      <w:tr>
+        <w:tc>
+          <w:tcPr>
+            <w:tcW w:type="dxa" w:w="2600"/>
+            <w:tcMar>
+              <w:top w:type="dxa" w:w="60"/>
+              <w:left w:type="dxa" w:w="100"/>
+              <w:bottom w:type="dxa" w:w="60"/>
+              <w:right w:type="dxa" w:w="100"/>
+            </w:tcMar>
+          </w:tcPr>
+          <w:p>
+            <w:pPr>
+              <w:spacing w:after="0" w:line="270"/>
+            </w:pPr>
+            <w:r>
+              <w:rPr>
+                <w:rFonts w:ascii="Malgun Gothic" w:cs="Malgun Gothic" w:eastAsia="Malgun Gothic" w:hAnsi="Malgun Gothic"/>
+                <w:b w:val="false"/>
+                <w:bCs w:val="false"/>
+                <w:sz w:val="19"/>
+                <w:szCs w:val="19"/>
+              </w:rPr>
+              <w:t xml:space="preserve">수강생 명단도 함께</w:t>
+            </w:r>
+          </w:p>
+        </w:tc>
+        <w:tc>
+          <w:tcPr>
+            <w:tcW w:type="dxa" w:w="7038"/>
+            <w:tcMar>
+              <w:top w:type="dxa" w:w="60"/>
+              <w:left w:type="dxa" w:w="100"/>
+              <w:bottom w:type="dxa" w:w="60"/>
+              <w:right w:type="dxa" w:w="100"/>
+            </w:tcMar>
+          </w:tcPr>
+          <w:p>
+            <w:pPr>
+              <w:spacing w:after="0" w:line="270"/>
+            </w:pPr>
+            <w:r>
+              <w:rPr>
+                <w:rFonts w:ascii="Malgun Gothic" w:cs="Malgun Gothic" w:eastAsia="Malgun Gothic" w:hAnsi="Malgun Gothic"/>
+                <w:b w:val="false"/>
+                <w:bCs w:val="false"/>
+                <w:sz w:val="19"/>
+                <w:szCs w:val="19"/>
+              </w:rPr>
+              <w:t xml:space="preserve">「선정」된 학생을 그대로 옮깁니다. 같은 학생이 이어서 듣는 분기·방학 주기에 편리합니다. 지금 [학생] 탭과 학번·이름이 같은 학생만 들어갑니다.</w:t>
+            </w:r>
+          </w:p>
+        </w:tc>
+      </w:tr>
+      <w:tr>
+        <w:tc>
+          <w:tcPr>
+            <w:tcW w:type="dxa" w:w="2600"/>
+            <w:tcMar>
+              <w:top w:type="dxa" w:w="60"/>
+              <w:left w:type="dxa" w:w="100"/>
+              <w:bottom w:type="dxa" w:w="60"/>
+              <w:right w:type="dxa" w:w="100"/>
+            </w:tcMar>
+          </w:tcPr>
+          <w:p>
+            <w:pPr>
+              <w:spacing w:after="0" w:line="270"/>
+            </w:pPr>
+            <w:r>
+              <w:rPr>
+                <w:rFonts w:ascii="Malgun Gothic" w:cs="Malgun Gothic" w:eastAsia="Malgun Gothic" w:hAnsi="Malgun Gothic"/>
+                <w:b w:val="false"/>
+                <w:bCs w:val="false"/>
+                <w:sz w:val="19"/>
+                <w:szCs w:val="19"/>
+              </w:rPr>
+              <w:t xml:space="preserve">승인되지 않은 강좌도</w:t>
+            </w:r>
+          </w:p>
+        </w:tc>
+        <w:tc>
+          <w:tcPr>
+            <w:tcW w:type="dxa" w:w="7038"/>
+            <w:tcMar>
+              <w:top w:type="dxa" w:w="60"/>
+              <w:left w:type="dxa" w:w="100"/>
+              <w:bottom w:type="dxa" w:w="60"/>
+              <w:right w:type="dxa" w:w="100"/>
+            </w:tcMar>
+          </w:tcPr>
+          <w:p>
+            <w:pPr>
+              <w:spacing w:after="0" w:line="270"/>
+            </w:pPr>
+            <w:r>
+              <w:rPr>
+                <w:rFonts w:ascii="Malgun Gothic" w:cs="Malgun Gothic" w:eastAsia="Malgun Gothic" w:hAnsi="Malgun Gothic"/>
+                <w:b w:val="false"/>
+                <w:bCs w:val="false"/>
+                <w:sz w:val="19"/>
+                <w:szCs w:val="19"/>
+              </w:rPr>
+              <w:t xml:space="preserve">작성중·승인 대기·폐강·반려 강좌까지 가져옵니다. (기본은 승인된 강좌만)</w:t>
+            </w:r>
+          </w:p>
+        </w:tc>
+      </w:tr>
+    </w:tbl>
+    <w:p>
+      <w:pPr>
+        <w:spacing w:after="60"/>
+      </w:pPr>
+    </w:p>
+    <w:p>
+      <w:pPr>
+        <w:pStyle w:val="ListParagraph"/>
+        <w:numPr>
+          <w:ilvl w:val="0"/>
+          <w:numId w:val="5"/>
+        </w:numPr>
+        <w:spacing w:after="60" w:line="300"/>
+      </w:pPr>
+      <w:r>
+        <w:rPr>
+          <w:rFonts w:ascii="Malgun Gothic" w:cs="Malgun Gothic" w:eastAsia="Malgun Gothic" w:hAnsi="Malgun Gothic"/>
+          <w:sz w:val="21"/>
+          <w:szCs w:val="21"/>
+        </w:rPr>
+        <w:t xml:space="preserve">강좌 기간은 새 주기의 운영 기간으로 바뀝니다. 같은 강좌(이름·담당·요일·시각이 같은 것)가 이미 있으면 건너뛰어 두 번 들어가지 않습니다.</w:t>
+      </w:r>
+    </w:p>
+    <w:p>
+      <w:pPr>
+        <w:pStyle w:val="ListParagraph"/>
+        <w:numPr>
+          <w:ilvl w:val="0"/>
+          <w:numId w:val="5"/>
+        </w:numPr>
+        <w:spacing w:after="60" w:line="300"/>
+      </w:pPr>
+      <w:r>
+        <w:rPr>
+          <w:rFonts w:ascii="Malgun Gothic" w:cs="Malgun Gothic" w:eastAsia="Malgun Gothic" w:hAnsi="Malgun Gothic"/>
+          <w:sz w:val="21"/>
+          <w:szCs w:val="21"/>
+        </w:rPr>
+        <w:t xml:space="preserve">「날짜 지정」 강좌는 날짜가 학기마다 달라 「작성중」으로 들어옵니다. 담당별 장소와 요일별 시간대는 그대로 있으니 [수정]에서 [②의 요일 모두 넣기]로 날짜를 다시 넣고 승인하세요.</w:t>
+      </w:r>
+    </w:p>
+    <w:p>
+      <w:pPr>
+        <w:pStyle w:val="ListParagraph"/>
+        <w:numPr>
+          <w:ilvl w:val="0"/>
+          <w:numId w:val="5"/>
+        </w:numPr>
+        <w:spacing w:after="60" w:line="300"/>
+      </w:pPr>
+      <w:r>
+        <w:rPr>
+          <w:rFonts w:ascii="Malgun Gothic" w:cs="Malgun Gothic" w:eastAsia="Malgun Gothic" w:hAnsi="Malgun Gothic"/>
+          <w:sz w:val="21"/>
+          <w:szCs w:val="21"/>
+        </w:rPr>
+        <w:t xml:space="preserve">지난 주기 표의 [기록 보기]로 그 주기의 강좌별 선정 인원을 보고, 강좌 목록·수강 명단을 엑셀(CSV)로 받을 수 있습니다.</w:t>
+      </w:r>
+    </w:p>
+    <w:p>
+      <w:pPr>
+        <w:pStyle w:val="ListParagraph"/>
+        <w:numPr>
+          <w:ilvl w:val="0"/>
+          <w:numId w:val="5"/>
+        </w:numPr>
+        <w:spacing w:after="60" w:line="300"/>
+      </w:pPr>
+      <w:r>
+        <w:rPr>
+          <w:rFonts w:ascii="Malgun Gothic" w:cs="Malgun Gothic" w:eastAsia="Malgun Gothic" w:hAnsi="Malgun Gothic"/>
+          <w:sz w:val="21"/>
+          <w:szCs w:val="21"/>
+        </w:rPr>
+        <w:t xml:space="preserve">새 학년도로 넘어갈 때는 [학생] 탭을 새 명렬로 먼저 바꾼 뒤 새 주기를 시작하세요. 지난 기록에는 그때의 학번·이름이 그대로 남습니다.</w:t>
+      </w:r>
+    </w:p>
+    <w:p>
+      <w:pPr>
+        <w:spacing w:before="120" w:after="40"/>
+        <w:jc w:val="center"/>
+      </w:pPr>
+      <w:r>
+        <w:drawing>
+          <wp:inline distT="0" distB="0" distL="0" distR="0">
+            <wp:extent cx="5905500" cy="2419350"/>
+            <wp:effectExtent t="0" r="0" b="0" l="0"/>
+            <wp:docPr id="1" name="17_cycles.png" descr="그림 19. 주기 관리 — 지금 주기, 새 주기 시작, 지난 주기 기록 보기·불러오기" title="그림 19. 주기 관리 — 지금 주기, 새 주기 시작, 지난 주기 기록 보기·불러오기"/>
+            <wp:cNvGraphicFramePr>
+              <a:graphicFrameLocks xmlns:a="http://schemas.openxmlformats.org/drawingml/2006/main" noChangeAspect="1"/>
+            </wp:cNvGraphicFramePr>
+            <a:graphic xmlns:a="http://schemas.openxmlformats.org/drawingml/2006/main">
+              <a:graphicData uri="http://schemas.openxmlformats.org/drawingml/2006/picture">
+                <pic:pic xmlns:pic="http://schemas.openxmlformats.org/drawingml/2006/picture">
+                  <pic:nvPicPr>
+                    <pic:cNvPr id="0" name="" descr=""/>
+                    <pic:cNvPicPr>
+                      <a:picLocks noChangeAspect="1" noChangeArrowheads="1"/>
+                    </pic:cNvPicPr>
+                  </pic:nvPicPr>
+                  <pic:blipFill>
+                    <a:blip r:embed="rId25" cstate="none"/>
+                    <a:srcRect/>
+                    <a:stretch>
+                      <a:fillRect/>
+                    </a:stretch>
+                  </pic:blipFill>
+                  <pic:spPr bwMode="auto">
+                    <a:xfrm>
+                      <a:off x="0" y="0"/>
+                      <a:ext cx="5905500" cy="2419350"/>
+                    </a:xfrm>
+                    <a:prstGeom prst="rect">
+                      <a:avLst/>
+                    </a:prstGeom>
+                  </pic:spPr>
+                </pic:pic>
+              </a:graphicData>
+            </a:graphic>
+          </wp:inline>
+        </w:drawing>
+      </w:r>
+    </w:p>
+    <w:p>
+      <w:pPr>
+        <w:spacing w:after="200"/>
+        <w:jc w:val="center"/>
+      </w:pPr>
+      <w:r>
+        <w:rPr>
+          <w:rFonts w:ascii="Malgun Gothic" w:cs="Malgun Gothic" w:eastAsia="Malgun Gothic" w:hAnsi="Malgun Gothic"/>
+          <w:i/>
+          <w:iCs/>
+          <w:color w:val="5D6878"/>
+          <w:sz w:val="17"/>
+          <w:szCs w:val="17"/>
+        </w:rPr>
+        <w:t xml:space="preserve">그림 19. 주기 관리 — 지금 주기, 새 주기 시작, 지난 주기 기록 보기·불러오기</w:t>
+      </w:r>
+    </w:p>
+    <w:p>
+      <w:r>
+        <w:br w:type="page"/>
+      </w:r>
+    </w:p>
+    <w:p>
+      <w:pPr>
+        <w:pStyle w:val="Heading1"/>
+        <w:spacing w:before="360" w:after="160"/>
+      </w:pPr>
+      <w:r>
+        <w:rPr>
+          <w:rFonts w:ascii="Malgun Gothic" w:cs="Malgun Gothic" w:eastAsia="Malgun Gothic" w:hAnsi="Malgun Gothic"/>
+          <w:b/>
+          <w:bCs/>
+          <w:color w:val="1E5AA8"/>
+          <w:sz w:val="32"/>
+          <w:szCs w:val="32"/>
+        </w:rPr>
+        <w:t xml:space="preserve">5. 오늘의 현황판 (모니터 게시)</w:t>
+      </w:r>
+    </w:p>
+    <w:p>
+      <w:pPr>
+        <w:pStyle w:val="ListParagraph"/>
+        <w:numPr>
+          <w:ilvl w:val="0"/>
+          <w:numId w:val="5"/>
+        </w:numPr>
+        <w:spacing w:after="60" w:line="300"/>
+      </w:pPr>
+      <w:r>
+        <w:rPr>
+          <w:rFonts w:ascii="Malgun Gothic" w:cs="Malgun Gothic" w:eastAsia="Malgun Gothic" w:hAnsi="Malgun Gothic"/>
+          <w:sz w:val="21"/>
+          <w:szCs w:val="21"/>
+        </w:rPr>
+        <w:t xml:space="preserve">모니터에 연결된 컴퓨터의 브라우저에서 웹앱주소?page=board 를 열고 F11(전체 화면)을 누릅니다.</w:t>
+      </w:r>
+    </w:p>
+    <w:p>
+      <w:pPr>
+        <w:pStyle w:val="ListParagraph"/>
+        <w:numPr>
+          <w:ilvl w:val="0"/>
+          <w:numId w:val="5"/>
+        </w:numPr>
+        <w:spacing w:after="60" w:line="300"/>
+      </w:pPr>
+      <w:r>
+        <w:rPr>
+          <w:rFonts w:ascii="Malgun Gothic" w:cs="Malgun Gothic" w:eastAsia="Malgun Gothic" w:hAnsi="Malgun Gothic"/>
+          <w:sz w:val="21"/>
+          <w:szCs w:val="21"/>
+        </w:rPr>
+        <w:t xml:space="preserve">오늘 열리는 강좌를 시간대별로 강좌명 · 장소 · 담당 · 인원으로 크게 보여 줍니다. 휴강은 줄을 긋고, 장소 변경·보강은 색으로 표시합니다.</w:t>
+      </w:r>
+    </w:p>
+    <w:p>
+      <w:pPr>
+        <w:pStyle w:val="ListParagraph"/>
+        <w:numPr>
+          <w:ilvl w:val="0"/>
+          <w:numId w:val="5"/>
+        </w:numPr>
+        <w:spacing w:after="60" w:line="300"/>
+      </w:pPr>
+      <w:r>
+        <w:rPr>
+          <w:rFonts w:ascii="Malgun Gothic" w:cs="Malgun Gothic" w:eastAsia="Malgun Gothic" w:hAnsi="Malgun Gothic"/>
+          <w:sz w:val="21"/>
+          <w:szCs w:val="21"/>
+        </w:rPr>
+        <w:t xml:space="preserve">강좌가 많아 한 화면에 안 들어가면 12초마다 다음 쪽으로 넘어갑니다. 데이터는 5분마다 새로 고치고, 자정이 지나면 다음 날로 바뀝니다.</w:t>
+      </w:r>
+    </w:p>
+    <w:p>
+      <w:pPr>
+        <w:pStyle w:val="ListParagraph"/>
+        <w:numPr>
+          <w:ilvl w:val="0"/>
+          <w:numId w:val="5"/>
+        </w:numPr>
+        <w:spacing w:after="60" w:line="300"/>
+      </w:pPr>
+      <w:r>
+        <w:rPr>
+          <w:rFonts w:ascii="Malgun Gothic" w:cs="Malgun Gothic" w:eastAsia="Malgun Gothic" w:hAnsi="Malgun Gothic"/>
+          <w:sz w:val="21"/>
+          <w:szCs w:val="21"/>
+        </w:rPr>
+        <w:t xml:space="preserve">마우스를 움직이면 ◀ 오늘 ▶ 월간 버튼이 나타납니다. 월간 달력에서 날짜를 누르면 그날 강좌를 봅니다.</w:t>
+      </w:r>
+    </w:p>
+    <w:p>
+      <w:pPr>
+        <w:pStyle w:val="ListParagraph"/>
+        <w:numPr>
+          <w:ilvl w:val="0"/>
+          <w:numId w:val="5"/>
+        </w:numPr>
+        <w:spacing w:after="60" w:line="300"/>
+      </w:pPr>
+      <w:r>
+        <w:rPr>
+          <w:rFonts w:ascii="Malgun Gothic" w:cs="Malgun Gothic" w:eastAsia="Malgun Gothic" w:hAnsi="Malgun Gothic"/>
+          <w:sz w:val="21"/>
+          <w:szCs w:val="21"/>
+        </w:rPr>
+        <w:t xml:space="preserve">밝은 화면이 필요하면 주소 끝에 &amp;theme=light 를 붙입니다. 학생 이름은 현황판에 절대 나오지 않습니다.</w:t>
+      </w:r>
+    </w:p>
+    <w:p>
+      <w:pPr>
+        <w:spacing w:before="120" w:after="40"/>
+        <w:jc w:val="center"/>
+      </w:pPr>
+      <w:r>
+        <w:drawing>
+          <wp:inline distT="0" distB="0" distL="0" distR="0">
+            <wp:extent cx="5905500" cy="3324225"/>
+            <wp:effectExtent t="0" r="0" b="0" l="0"/>
+            <wp:docPr id="1" name="10_board.png" descr="그림 20. 현황판 (일간) — 시간대별 강좌, 휴강·장소 변경 표시, 자동 페이지 넘김" title="그림 20. 현황판 (일간) — 시간대별 강좌, 휴강·장소 변경 표시, 자동 페이지 넘김"/>
+            <wp:cNvGraphicFramePr>
+              <a:graphicFrameLocks xmlns:a="http://schemas.openxmlformats.org/drawingml/2006/main" noChangeAspect="1"/>
+            </wp:cNvGraphicFramePr>
+            <a:graphic xmlns:a="http://schemas.openxmlformats.org/drawingml/2006/main">
+              <a:graphicData uri="http://schemas.openxmlformats.org/drawingml/2006/picture">
+                <pic:pic xmlns:pic="http://schemas.openxmlformats.org/drawingml/2006/picture">
+                  <pic:nvPicPr>
+                    <pic:cNvPr id="0" name="" descr=""/>
+                    <pic:cNvPicPr>
+                      <a:picLocks noChangeAspect="1" noChangeArrowheads="1"/>
+                    </pic:cNvPicPr>
+                  </pic:nvPicPr>
+                  <pic:blipFill>
+                    <a:blip r:embed="rId26" cstate="none"/>
+                    <a:srcRect/>
+                    <a:stretch>
+                      <a:fillRect/>
+                    </a:stretch>
+                  </pic:blipFill>
+                  <pic:spPr bwMode="auto">
+                    <a:xfrm>
+                      <a:off x="0" y="0"/>
+                      <a:ext cx="5905500" cy="3324225"/>
+                    </a:xfrm>
+                    <a:prstGeom prst="rect">
+                      <a:avLst/>
+                    </a:prstGeom>
+                  </pic:spPr>
+                </pic:pic>
+              </a:graphicData>
+            </a:graphic>
+          </wp:inline>
+        </w:drawing>
+      </w:r>
+    </w:p>
+    <w:p>
+      <w:pPr>
+        <w:spacing w:after="200"/>
+        <w:jc w:val="center"/>
+      </w:pPr>
+      <w:r>
+        <w:rPr>
+          <w:rFonts w:ascii="Malgun Gothic" w:cs="Malgun Gothic" w:eastAsia="Malgun Gothic" w:hAnsi="Malgun Gothic"/>
+          <w:i/>
+          <w:iCs/>
+          <w:color w:val="5D6878"/>
+          <w:sz w:val="17"/>
+          <w:szCs w:val="17"/>
+        </w:rPr>
+        <w:t xml:space="preserve">그림 20. 현황판 (일간) — 시간대별 강좌, 휴강·장소 변경 표시, 자동 페이지 넘김</w:t>
+      </w:r>
+    </w:p>
+    <w:p>
+      <w:pPr>
+        <w:spacing w:before="120" w:after="40"/>
+        <w:jc w:val="center"/>
+      </w:pPr>
+      <w:r>
+        <w:drawing>
+          <wp:inline distT="0" distB="0" distL="0" distR="0">
+            <wp:extent cx="5905500" cy="3324225"/>
+            <wp:effectExtent t="0" r="0" b="0" l="0"/>
+            <wp:docPr id="1" name="11_board_month.png" descr="그림 21. 현황판 (월간) — 날짜별 강좌 수와 휴일" title="그림 21. 현황판 (월간) — 날짜별 강좌 수와 휴일"/>
+            <wp:cNvGraphicFramePr>
+              <a:graphicFrameLocks xmlns:a="http://schemas.openxmlformats.org/drawingml/2006/main" noChangeAspect="1"/>
+            </wp:cNvGraphicFramePr>
+            <a:graphic xmlns:a="http://schemas.openxmlformats.org/drawingml/2006/main">
+              <a:graphicData uri="http://schemas.openxmlformats.org/drawingml/2006/picture">
+                <pic:pic xmlns:pic="http://schemas.openxmlformats.org/drawingml/2006/picture">
+                  <pic:nvPicPr>
+                    <pic:cNvPr id="0" name="" descr=""/>
+                    <pic:cNvPicPr>
+                      <a:picLocks noChangeAspect="1" noChangeArrowheads="1"/>
+                    </pic:cNvPicPr>
+                  </pic:nvPicPr>
+                  <pic:blipFill>
+                    <a:blip r:embed="rId27" cstate="none"/>
+                    <a:srcRect/>
+                    <a:stretch>
+                      <a:fillRect/>
+                    </a:stretch>
+                  </pic:blipFill>
+                  <pic:spPr bwMode="auto">
+                    <a:xfrm>
+                      <a:off x="0" y="0"/>
+                      <a:ext cx="5905500" cy="3324225"/>
+                    </a:xfrm>
+                    <a:prstGeom prst="rect">
+                      <a:avLst/>
+                    </a:prstGeom>
+                  </pic:spPr>
+                </pic:pic>
+              </a:graphicData>
+            </a:graphic>
+          </wp:inline>
+        </w:drawing>
+      </w:r>
+    </w:p>
+    <w:p>
+      <w:pPr>
+        <w:spacing w:after="200"/>
+        <w:jc w:val="center"/>
+      </w:pPr>
+      <w:r>
+        <w:rPr>
+          <w:rFonts w:ascii="Malgun Gothic" w:cs="Malgun Gothic" w:eastAsia="Malgun Gothic" w:hAnsi="Malgun Gothic"/>
+          <w:i/>
+          <w:iCs/>
+          <w:color w:val="5D6878"/>
+          <w:sz w:val="17"/>
+          <w:szCs w:val="17"/>
+        </w:rPr>
+        <w:t xml:space="preserve">그림 21. 현황판 (월간) — 날짜별 강좌 수와 휴일</w:t>
+      </w:r>
+    </w:p>
+    <w:p>
+      <w:r>
+        <w:br w:type="page"/>
+      </w:r>
+    </w:p>
+    <w:p>
+      <w:pPr>
+        <w:pStyle w:val="Heading1"/>
+        <w:spacing w:before="360" w:after="160"/>
+      </w:pPr>
+      <w:r>
+        <w:rPr>
+          <w:rFonts w:ascii="Malgun Gothic" w:cs="Malgun Gothic" w:eastAsia="Malgun Gothic" w:hAnsi="Malgun Gothic"/>
+          <w:b/>
+          <w:bCs/>
+          <w:color w:val="1E5AA8"/>
+          <w:sz w:val="32"/>
+          <w:szCs w:val="32"/>
+        </w:rPr>
+        <w:t xml:space="preserve">6. 업데이트와 되돌리기</w:t>
+      </w:r>
+    </w:p>
+    <w:p>
+      <w:pPr>
+        <w:spacing w:after="100" w:line="300"/>
+      </w:pPr>
+      <w:r>
+        <w:rPr>
+          <w:rFonts w:ascii="Malgun Gothic" w:cs="Malgun Gothic" w:eastAsia="Malgun Gothic" w:hAnsi="Malgun Gothic"/>
+          <w:sz w:val="21"/>
+          <w:szCs w:val="21"/>
+        </w:rPr>
+        <w:t xml:space="preserve">이 프로그램은 「불러오기 구조」입니다. Apps Script에는 작은 불러오기 코드(Loader)만 들어 있고, 실제 프로그램은 시트의 숨김 탭 「_앱코드」에 보관해 실행합니다. 그래서 업데이트할 때 붙여넣기나 웹앱 재배포가 필요 없습니다. 학생·강좌·신청 데이터와 웹앱 주소(인쇄한 QR 포함)도 그대로입니다.</w:t>
+      </w:r>
+    </w:p>
+    <w:p>
+      <w:pPr>
+        <w:pStyle w:val="Heading2"/>
+        <w:spacing w:before="260" w:after="120"/>
+      </w:pPr>
+      <w:r>
+        <w:rPr>
+          <w:rFonts w:ascii="Malgun Gothic" w:cs="Malgun Gothic" w:eastAsia="Malgun Gothic" w:hAnsi="Malgun Gothic"/>
+          <w:b/>
+          <w:bCs/>
+          <w:color w:val="17202C"/>
+          <w:sz w:val="26"/>
+          <w:szCs w:val="26"/>
+        </w:rPr>
+        <w:t xml:space="preserve">6-1. 업데이트하기</w:t>
+      </w:r>
+    </w:p>
+    <w:p>
+      <w:pPr>
+        <w:pStyle w:val="ListParagraph"/>
+        <w:numPr>
+          <w:ilvl w:val="0"/>
+          <w:numId w:val="5"/>
+        </w:numPr>
+        <w:spacing w:after="60" w:line="300"/>
+      </w:pPr>
+      <w:r>
+        <w:rPr>
+          <w:rFonts w:ascii="Malgun Gothic" w:cs="Malgun Gothic" w:eastAsia="Malgun Gothic" w:hAnsi="Malgun Gothic"/>
+          <w:sz w:val="21"/>
+          <w:szCs w:val="21"/>
+        </w:rPr>
+        <w:t xml:space="preserve">새 버전이 나오면 관리자 화면 위쪽에 알림 띠가 뜨고, 시트를 열 때도 알림이 뜹니다.</w:t>
+      </w:r>
+    </w:p>
+    <w:p>
+      <w:pPr>
+        <w:pStyle w:val="ListParagraph"/>
+        <w:numPr>
+          <w:ilvl w:val="0"/>
+          <w:numId w:val="5"/>
+        </w:numPr>
+        <w:spacing w:after="60" w:line="300"/>
+      </w:pPr>
+      <w:r>
+        <w:rPr>
+          <w:rFonts w:ascii="Malgun Gothic" w:cs="Malgun Gothic" w:eastAsia="Malgun Gothic" w:hAnsi="Malgun Gothic"/>
+          <w:sz w:val="21"/>
+          <w:szCs w:val="21"/>
+        </w:rPr>
+        <w:t xml:space="preserve">[바뀐 내용 보기]로 무엇이 바뀌었는지 확인하고 [지금 업데이트]를 누릅니다. 시트 메뉴 [업데이트 확인·설치]도 같습니다.</w:t>
+      </w:r>
+    </w:p>
+    <w:p>
+      <w:pPr>
+        <w:pStyle w:val="ListParagraph"/>
+        <w:numPr>
+          <w:ilvl w:val="0"/>
+          <w:numId w:val="5"/>
+        </w:numPr>
+        <w:spacing w:after="60" w:line="300"/>
+      </w:pPr>
+      <w:r>
+        <w:rPr>
+          <w:rFonts w:ascii="Malgun Gothic" w:cs="Malgun Gothic" w:eastAsia="Malgun Gothic" w:hAnsi="Malgun Gothic"/>
+          <w:sz w:val="21"/>
+          <w:szCs w:val="21"/>
+        </w:rPr>
+        <w:t xml:space="preserve">끝나면 화면을 새로고침합니다. 다른 선생님들도 새로고침하면 새 버전을 씁니다.</w:t>
+      </w:r>
+    </w:p>
+    <w:p>
+      <w:pPr>
+        <w:pStyle w:val="ListParagraph"/>
+        <w:numPr>
+          <w:ilvl w:val="0"/>
+          <w:numId w:val="5"/>
+        </w:numPr>
+        <w:spacing w:after="60" w:line="300"/>
+      </w:pPr>
+      <w:r>
+        <w:rPr>
+          <w:rFonts w:ascii="Malgun Gothic" w:cs="Malgun Gothic" w:eastAsia="Malgun Gothic" w:hAnsi="Malgun Gothic"/>
+          <w:sz w:val="21"/>
+          <w:szCs w:val="21"/>
+        </w:rPr>
+        <w:t xml:space="preserve">받은 파일이 배포된 원본과 한 글자라도 다르면(확인값 불일치) 설치하지 않고 지금 버전을 그대로 둡니다.</w:t>
+      </w:r>
+    </w:p>
+    <w:p>
+      <w:pPr>
+        <w:spacing w:before="120" w:after="40"/>
+        <w:jc w:val="center"/>
+      </w:pPr>
+      <w:r>
+        <w:drawing>
+          <wp:inline distT="0" distB="0" distL="0" distR="0">
+            <wp:extent cx="5905500" cy="3886200"/>
+            <wp:effectExtent t="0" r="0" b="0" l="0"/>
+            <wp:docPr id="1" name="18_update_banner.png" descr="그림 22. 새 버전 알림 띠와 [설정] → 버전·업데이트" title="그림 22. 새 버전 알림 띠와 [설정] → 버전·업데이트"/>
+            <wp:cNvGraphicFramePr>
+              <a:graphicFrameLocks xmlns:a="http://schemas.openxmlformats.org/drawingml/2006/main" noChangeAspect="1"/>
+            </wp:cNvGraphicFramePr>
+            <a:graphic xmlns:a="http://schemas.openxmlformats.org/drawingml/2006/main">
+              <a:graphicData uri="http://schemas.openxmlformats.org/drawingml/2006/picture">
+                <pic:pic xmlns:pic="http://schemas.openxmlformats.org/drawingml/2006/picture">
+                  <pic:nvPicPr>
+                    <pic:cNvPr id="0" name="" descr=""/>
+                    <pic:cNvPicPr>
+                      <a:picLocks noChangeAspect="1" noChangeArrowheads="1"/>
+                    </pic:cNvPicPr>
+                  </pic:nvPicPr>
+                  <pic:blipFill>
+                    <a:blip r:embed="rId28" cstate="none"/>
+                    <a:srcRect/>
+                    <a:stretch>
+                      <a:fillRect/>
+                    </a:stretch>
+                  </pic:blipFill>
+                  <pic:spPr bwMode="auto">
+                    <a:xfrm>
+                      <a:off x="0" y="0"/>
                       <a:ext cx="5905500" cy="3886200"/>
                     </a:xfrm>
                     <a:prstGeom prst="rect">
@@ -7534,7 +7994,7 @@
           <w:sz w:val="17"/>
           <w:szCs w:val="17"/>
         </w:rPr>
-        <w:t xml:space="preserve">그림 18. 새 버전 알림 띠와 [설정] → 버전·업데이트</w:t>
+        <w:t xml:space="preserve">그림 22. 새 버전 알림 띠와 [설정] → 버전·업데이트</w:t>
       </w:r>
     </w:p>
     <w:p>
@@ -8570,7 +9030,7 @@
                 <w:sz w:val="19"/>
                 <w:szCs w:val="19"/>
               </w:rPr>
-              <w:t xml:space="preserve">내 강좌만</w:t>
+              <w:t xml:space="preserve">내 강좌만 (담당이 여러 명이면 모두)</w:t>
             </w:r>
           </w:p>
         </w:tc>
@@ -9592,6 +10052,86 @@
                 <w:szCs w:val="19"/>
               </w:rPr>
               <w:t xml:space="preserve">강좌 입력 도우미, 겹침 검사, 수업 없는 날</w:t>
+            </w:r>
+          </w:p>
+        </w:tc>
+      </w:tr>
+      <w:tr>
+        <w:tc>
+          <w:tcPr>
+            <w:tcW w:type="dxa" w:w="2900"/>
+            <w:tcMar>
+              <w:top w:type="dxa" w:w="60"/>
+              <w:left w:type="dxa" w:w="100"/>
+              <w:bottom w:type="dxa" w:w="60"/>
+              <w:right w:type="dxa" w:w="100"/>
+            </w:tcMar>
+          </w:tcPr>
+          <w:p>
+            <w:pPr>
+              <w:spacing w:after="0" w:line="270"/>
+            </w:pPr>
+            <w:r>
+              <w:rPr>
+                <w:rFonts w:ascii="Malgun Gothic" w:cs="Malgun Gothic" w:eastAsia="Malgun Gothic" w:hAnsi="Malgun Gothic"/>
+                <w:b w:val="false"/>
+                <w:bCs w:val="false"/>
+                <w:sz w:val="19"/>
+                <w:szCs w:val="19"/>
+              </w:rPr>
+              <w:t xml:space="preserve">수업일정</w:t>
+            </w:r>
+          </w:p>
+        </w:tc>
+        <w:tc>
+          <w:tcPr>
+            <w:tcW w:type="dxa" w:w="2000"/>
+            <w:tcMar>
+              <w:top w:type="dxa" w:w="60"/>
+              <w:left w:type="dxa" w:w="100"/>
+              <w:bottom w:type="dxa" w:w="60"/>
+              <w:right w:type="dxa" w:w="100"/>
+            </w:tcMar>
+          </w:tcPr>
+          <w:p>
+            <w:pPr>
+              <w:spacing w:after="0" w:line="270"/>
+            </w:pPr>
+            <w:r>
+              <w:rPr>
+                <w:rFonts w:ascii="Malgun Gothic" w:cs="Malgun Gothic" w:eastAsia="Malgun Gothic" w:hAnsi="Malgun Gothic"/>
+                <w:b w:val="false"/>
+                <w:bCs w:val="false"/>
+                <w:sz w:val="19"/>
+                <w:szCs w:val="19"/>
+              </w:rPr>
+              <w:t xml:space="preserve">웹 화면이 자동 기록</w:t>
+            </w:r>
+          </w:p>
+        </w:tc>
+        <w:tc>
+          <w:tcPr>
+            <w:tcW w:type="dxa" w:w="4738"/>
+            <w:tcMar>
+              <w:top w:type="dxa" w:w="60"/>
+              <w:left w:type="dxa" w:w="100"/>
+              <w:bottom w:type="dxa" w:w="60"/>
+              <w:right w:type="dxa" w:w="100"/>
+            </w:tcMar>
+          </w:tcPr>
+          <w:p>
+            <w:pPr>
+              <w:spacing w:after="0" w:line="270"/>
+            </w:pPr>
+            <w:r>
+              <w:rPr>
+                <w:rFonts w:ascii="Malgun Gothic" w:cs="Malgun Gothic" w:eastAsia="Malgun Gothic" w:hAnsi="Malgun Gothic"/>
+                <w:b w:val="false"/>
+                <w:bCs w:val="false"/>
+                <w:sz w:val="19"/>
+                <w:szCs w:val="19"/>
+              </w:rPr>
+              <w:t xml:space="preserve">「날짜 지정」 강좌의 날짜별 시간·교시·담당·장소 (한 줄에 하루)</w:t>
             </w:r>
           </w:p>
         </w:tc>
@@ -10850,6 +11390,12 @@
   </w:num>
   <w:num w:numId="7">
     <w:abstractNumId w:val="7"/>
+    <w:lvlOverride w:ilvl="0">
+      <w:startOverride w:val="1"/>
+    </w:lvlOverride>
+  </w:num>
+  <w:num w:numId="8">
+    <w:abstractNumId w:val="8"/>
     <w:lvlOverride w:ilvl="0">
       <w:startOverride w:val="1"/>
     </w:lvlOverride>

--- a/after/docs/manual.docx
+++ b/after/docs/manual.docx
@@ -4924,7 +4924,20 @@
           <w:sz w:val="26"/>
           <w:szCs w:val="26"/>
         </w:rPr>
-        <w:t xml:space="preserve">4-2. 가정통신문 (관리자)</w:t>
+        <w:t xml:space="preserve">4-1-1. 계획서·출석부로 한꺼번에 등록 (관리자)</w:t>
+      </w:r>
+    </w:p>
+    <w:p>
+      <w:pPr>
+        <w:spacing w:after="100" w:line="300"/>
+      </w:pPr>
+      <w:r>
+        <w:rPr>
+          <w:rFonts w:ascii="Malgun Gothic" w:cs="Malgun Gothic" w:eastAsia="Malgun Gothic" w:hAnsi="Malgun Gothic"/>
+          <w:sz w:val="21"/>
+          <w:szCs w:val="21"/>
+        </w:rPr>
+        <w:t xml:space="preserve">강좌가 많으면 하나씩 입력하지 않고, 기안에 붙이는 방과후 계획서와 출석부 파일을 올려 한 번에 만들 수 있습니다. 파일은 컴퓨터의 브라우저 안에서 읽고, 구글 시트에는 읽어 낸 내용만 저장합니다.</w:t>
       </w:r>
     </w:p>
     <w:p>
@@ -4932,17 +4945,17 @@
         <w:pStyle w:val="ListParagraph"/>
         <w:numPr>
           <w:ilvl w:val="0"/>
-          <w:numId w:val="5"/>
+          <w:numId w:val="8"/>
         </w:numPr>
-        <w:spacing w:after="60" w:line="300"/>
-      </w:pPr>
-      <w:r>
-        <w:rPr>
-          <w:rFonts w:ascii="Malgun Gothic" w:cs="Malgun Gothic" w:eastAsia="Malgun Gothic" w:hAnsi="Malgun Gothic"/>
-          <w:sz w:val="21"/>
-          <w:szCs w:val="21"/>
-        </w:rPr>
-        <w:t xml:space="preserve">[가정통신문] → 종류 「개설·신청 안내」 또는 「수강 확정 안내」를 고르면 학교급에 맞는 본문 초안이 만들어집니다.</w:t>
+        <w:spacing w:after="80" w:line="300"/>
+      </w:pPr>
+      <w:r>
+        <w:rPr>
+          <w:rFonts w:ascii="Malgun Gothic" w:cs="Malgun Gothic" w:eastAsia="Malgun Gothic" w:hAnsi="Malgun Gothic"/>
+          <w:sz w:val="21"/>
+          <w:szCs w:val="21"/>
+        </w:rPr>
+        <w:t xml:space="preserve">[강좌] → [계획서·출석부로 한꺼번에 등록]을 누릅니다.</w:t>
       </w:r>
     </w:p>
     <w:p>
@@ -4950,17 +4963,17 @@
         <w:pStyle w:val="ListParagraph"/>
         <w:numPr>
           <w:ilvl w:val="0"/>
-          <w:numId w:val="5"/>
+          <w:numId w:val="8"/>
         </w:numPr>
-        <w:spacing w:after="60" w:line="300"/>
-      </w:pPr>
-      <w:r>
-        <w:rPr>
-          <w:rFonts w:ascii="Malgun Gothic" w:cs="Malgun Gothic" w:eastAsia="Malgun Gothic" w:hAnsi="Malgun Gothic"/>
-          <w:sz w:val="21"/>
-          <w:szCs w:val="21"/>
-        </w:rPr>
-        <w:t xml:space="preserve">본문은 자유롭게 고칩니다. 강좌표는 요일별/강좌별 중에서 고르고, 수강료·강좌 소개·신청 QR코드·회신용 종이 신청서를 넣거나 뺄 수 있습니다.</w:t>
+        <w:spacing w:after="80" w:line="300"/>
+      </w:pPr>
+      <w:r>
+        <w:rPr>
+          <w:rFonts w:ascii="Malgun Gothic" w:cs="Malgun Gothic" w:eastAsia="Malgun Gothic" w:hAnsi="Malgun Gothic"/>
+          <w:sz w:val="21"/>
+          <w:szCs w:val="21"/>
+        </w:rPr>
+        <w:t xml:space="preserve">① 파일 올리기: 계획서와 출석부 파일을 한꺼번에 고르거나 끌어다 놓습니다(여러 개, 섞어도 됨). 한글·엑셀·워드의 표를 복사해 붙여넣어도 됩니다.</w:t>
       </w:r>
     </w:p>
     <w:p>
@@ -4968,17 +4981,17 @@
         <w:pStyle w:val="ListParagraph"/>
         <w:numPr>
           <w:ilvl w:val="0"/>
-          <w:numId w:val="5"/>
+          <w:numId w:val="8"/>
         </w:numPr>
-        <w:spacing w:after="60" w:line="300"/>
-      </w:pPr>
-      <w:r>
-        <w:rPr>
-          <w:rFonts w:ascii="Malgun Gothic" w:cs="Malgun Gothic" w:eastAsia="Malgun Gothic" w:hAnsi="Malgun Gothic"/>
-          <w:sz w:val="21"/>
-          <w:szCs w:val="21"/>
-        </w:rPr>
-        <w:t xml:space="preserve">신청 안내는 주소 글자 없이 QR코드만 들어갑니다. 짧은 주소를 만들어 두면 QR이 단순해져 인식이 잘 됩니다.</w:t>
+        <w:spacing w:after="80" w:line="300"/>
+      </w:pPr>
+      <w:r>
+        <w:rPr>
+          <w:rFonts w:ascii="Malgun Gothic" w:cs="Malgun Gothic" w:eastAsia="Malgun Gothic" w:hAnsi="Malgun Gothic"/>
+          <w:sz w:val="21"/>
+          <w:szCs w:val="21"/>
+        </w:rPr>
+        <w:t xml:space="preserve">② 요일별 기본 교시: 요일마다 운영 교시를 누릅니다. 계획서에 시량만 있으면 앞에서부터 시량만큼 넣습니다(예: 월 7·8·9교시, 시량 2 → 7·8교시). [학교 기본값으로 저장]을 누르면 다음에도 씁니다.</w:t>
       </w:r>
     </w:p>
     <w:p>
@@ -4986,35 +4999,17 @@
         <w:pStyle w:val="ListParagraph"/>
         <w:numPr>
           <w:ilvl w:val="0"/>
-          <w:numId w:val="5"/>
+          <w:numId w:val="8"/>
         </w:numPr>
-        <w:spacing w:after="60" w:line="300"/>
-      </w:pPr>
-      <w:r>
-        <w:rPr>
-          <w:rFonts w:ascii="Malgun Gothic" w:cs="Malgun Gothic" w:eastAsia="Malgun Gothic" w:hAnsi="Malgun Gothic"/>
-          <w:sz w:val="21"/>
-          <w:szCs w:val="21"/>
-        </w:rPr>
-        <w:t xml:space="preserve">한글에 붙여넣었을 때 QR이 빠지면 [QR 그림 저장]으로 받은 그림 파일을 넣으세요.</w:t>
-      </w:r>
-    </w:p>
-    <w:p>
-      <w:pPr>
-        <w:pStyle w:val="ListParagraph"/>
-        <w:numPr>
-          <w:ilvl w:val="0"/>
-          <w:numId w:val="5"/>
-        </w:numPr>
-        <w:spacing w:after="60" w:line="300"/>
-      </w:pPr>
-      <w:r>
-        <w:rPr>
-          <w:rFonts w:ascii="Malgun Gothic" w:cs="Malgun Gothic" w:eastAsia="Malgun Gothic" w:hAnsi="Malgun Gothic"/>
-          <w:sz w:val="21"/>
-          <w:szCs w:val="21"/>
-        </w:rPr>
-        <w:t xml:space="preserve">[인쇄 / PDF]로 바로 인쇄하거나, [전체 복사] 후 한글(HWP) 문서에 붙여넣어 학교 양식에 맞춰 마무리합니다. [표만 복사]는 강좌표만 복사합니다.</w:t>
+        <w:spacing w:after="80" w:line="300"/>
+      </w:pPr>
+      <w:r>
+        <w:rPr>
+          <w:rFonts w:ascii="Malgun Gothic" w:cs="Malgun Gothic" w:eastAsia="Malgun Gothic" w:hAnsi="Malgun Gothic"/>
+          <w:sz w:val="21"/>
+          <w:szCs w:val="21"/>
+        </w:rPr>
+        <w:t xml:space="preserve">③ 확인하고 등록: 강좌마다 담당·대상·정원·날짜·장소·수강생이 나옵니다. 빨간 줄은 꼭 고칠 것, 주황 줄은 확인할 것입니다. [날짜 보기]로 날짜별 시간·담당·장소를 확인한 뒤 [선택한 강좌 N개 등록]을 누릅니다.</w:t>
       </w:r>
     </w:p>
     <w:p>
@@ -5025,9 +5020,9 @@
       <w:r>
         <w:drawing>
           <wp:inline distT="0" distB="0" distL="0" distR="0">
-            <wp:extent cx="5905500" cy="3886200"/>
+            <wp:extent cx="5715000" cy="6210300"/>
             <wp:effectExtent t="0" r="0" b="0" l="0"/>
-            <wp:docPr id="1" name="08_letter.png" descr="그림 10. 가정통신문 — 왼쪽에서 고치면 오른쪽 A4 미리보기에 바로 반영" title="그림 10. 가정통신문 — 왼쪽에서 고치면 오른쪽 A4 미리보기에 바로 반영"/>
+            <wp:docPr id="1" name="24_import_top.png" descr="그림 10. 계획서·출석부로 한꺼번에 등록 — 파일 올리기, 읽을 수 있는 형식, 요일별 기본 교시" title="그림 10. 계획서·출석부로 한꺼번에 등록 — 파일 올리기, 읽을 수 있는 형식, 요일별 기본 교시"/>
             <wp:cNvGraphicFramePr>
               <a:graphicFrameLocks xmlns:a="http://schemas.openxmlformats.org/drawingml/2006/main" noChangeAspect="1"/>
             </wp:cNvGraphicFramePr>
@@ -5050,7 +5045,7 @@
                   <pic:spPr bwMode="auto">
                     <a:xfrm>
                       <a:off x="0" y="0"/>
-                      <a:ext cx="5905500" cy="3886200"/>
+                      <a:ext cx="5715000" cy="6210300"/>
                     </a:xfrm>
                     <a:prstGeom prst="rect">
                       <a:avLst/>
@@ -5077,25 +5072,764 @@
           <w:sz w:val="17"/>
           <w:szCs w:val="17"/>
         </w:rPr>
-        <w:t xml:space="preserve">그림 10. 가정통신문 — 왼쪽에서 고치면 오른쪽 A4 미리보기에 바로 반영</w:t>
-      </w:r>
-    </w:p>
-    <w:p>
-      <w:pPr>
-        <w:pStyle w:val="Heading2"/>
-        <w:spacing w:before="260" w:after="120"/>
-      </w:pPr>
-      <w:r>
-        <w:rPr>
-          <w:rFonts w:ascii="Malgun Gothic" w:cs="Malgun Gothic" w:eastAsia="Malgun Gothic" w:hAnsi="Malgun Gothic"/>
-          <w:b/>
-          <w:bCs/>
-          <w:color w:val="17202C"/>
-          <w:sz w:val="26"/>
-          <w:szCs w:val="26"/>
-        </w:rPr>
-        <w:t xml:space="preserve">4-3. 확인코드 배부와 신청 접수</w:t>
-      </w:r>
+        <w:t xml:space="preserve">그림 10. 계획서·출석부로 한꺼번에 등록 — 파일 올리기, 읽을 수 있는 형식, 요일별 기본 교시</w:t>
+      </w:r>
+    </w:p>
+    <w:tbl>
+      <w:tblPr>
+        <w:tblW w:type="dxa" w:w="9638"/>
+        <w:tblBorders>
+          <w:top w:val="single" w:color="auto" w:sz="4"/>
+          <w:left w:val="single" w:color="auto" w:sz="4"/>
+          <w:bottom w:val="single" w:color="auto" w:sz="4"/>
+          <w:right w:val="single" w:color="auto" w:sz="4"/>
+          <w:insideH w:val="single" w:color="auto" w:sz="4"/>
+          <w:insideV w:val="single" w:color="auto" w:sz="4"/>
+        </w:tblBorders>
+      </w:tblPr>
+      <w:tblGrid>
+        <w:gridCol w:w="3600"/>
+        <w:gridCol w:w="6038"/>
+      </w:tblGrid>
+      <w:tr>
+        <w:trPr>
+          <w:tblHeader/>
+        </w:trPr>
+        <w:tc>
+          <w:tcPr>
+            <w:tcW w:type="dxa" w:w="3600"/>
+            <w:shd w:fill="E8EEF7" w:color="auto" w:val="clear"/>
+            <w:tcMar>
+              <w:top w:type="dxa" w:w="60"/>
+              <w:left w:type="dxa" w:w="100"/>
+              <w:bottom w:type="dxa" w:w="60"/>
+              <w:right w:type="dxa" w:w="100"/>
+            </w:tcMar>
+          </w:tcPr>
+          <w:p>
+            <w:pPr>
+              <w:spacing w:after="0" w:line="270"/>
+            </w:pPr>
+            <w:r>
+              <w:rPr>
+                <w:rFonts w:ascii="Malgun Gothic" w:cs="Malgun Gothic" w:eastAsia="Malgun Gothic" w:hAnsi="Malgun Gothic"/>
+                <w:b/>
+                <w:bCs/>
+                <w:sz w:val="19"/>
+                <w:szCs w:val="19"/>
+              </w:rPr>
+              <w:t xml:space="preserve">파일</w:t>
+            </w:r>
+          </w:p>
+        </w:tc>
+        <w:tc>
+          <w:tcPr>
+            <w:tcW w:type="dxa" w:w="6038"/>
+            <w:shd w:fill="E8EEF7" w:color="auto" w:val="clear"/>
+            <w:tcMar>
+              <w:top w:type="dxa" w:w="60"/>
+              <w:left w:type="dxa" w:w="100"/>
+              <w:bottom w:type="dxa" w:w="60"/>
+              <w:right w:type="dxa" w:w="100"/>
+            </w:tcMar>
+          </w:tcPr>
+          <w:p>
+            <w:pPr>
+              <w:spacing w:after="0" w:line="270"/>
+            </w:pPr>
+            <w:r>
+              <w:rPr>
+                <w:rFonts w:ascii="Malgun Gothic" w:cs="Malgun Gothic" w:eastAsia="Malgun Gothic" w:hAnsi="Malgun Gothic"/>
+                <w:b/>
+                <w:bCs/>
+                <w:sz w:val="19"/>
+                <w:szCs w:val="19"/>
+              </w:rPr>
+              <w:t xml:space="preserve">읽기</w:t>
+            </w:r>
+          </w:p>
+        </w:tc>
+      </w:tr>
+      <w:tr>
+        <w:tc>
+          <w:tcPr>
+            <w:tcW w:type="dxa" w:w="3600"/>
+            <w:tcMar>
+              <w:top w:type="dxa" w:w="60"/>
+              <w:left w:type="dxa" w:w="100"/>
+              <w:bottom w:type="dxa" w:w="60"/>
+              <w:right w:type="dxa" w:w="100"/>
+            </w:tcMar>
+          </w:tcPr>
+          <w:p>
+            <w:pPr>
+              <w:spacing w:after="0" w:line="270"/>
+            </w:pPr>
+            <w:r>
+              <w:rPr>
+                <w:rFonts w:ascii="Malgun Gothic" w:cs="Malgun Gothic" w:eastAsia="Malgun Gothic" w:hAnsi="Malgun Gothic"/>
+                <w:b w:val="false"/>
+                <w:bCs w:val="false"/>
+                <w:sz w:val="19"/>
+                <w:szCs w:val="19"/>
+              </w:rPr>
+              <w:t xml:space="preserve">엑셀 (.xlsx), 한글 (.hwpx), CSV</w:t>
+            </w:r>
+          </w:p>
+        </w:tc>
+        <w:tc>
+          <w:tcPr>
+            <w:tcW w:type="dxa" w:w="6038"/>
+            <w:tcMar>
+              <w:top w:type="dxa" w:w="60"/>
+              <w:left w:type="dxa" w:w="100"/>
+              <w:bottom w:type="dxa" w:w="60"/>
+              <w:right w:type="dxa" w:w="100"/>
+            </w:tcMar>
+          </w:tcPr>
+          <w:p>
+            <w:pPr>
+              <w:spacing w:after="0" w:line="270"/>
+            </w:pPr>
+            <w:r>
+              <w:rPr>
+                <w:rFonts w:ascii="Malgun Gothic" w:cs="Malgun Gothic" w:eastAsia="Malgun Gothic" w:hAnsi="Malgun Gothic"/>
+                <w:b w:val="false"/>
+                <w:bCs w:val="false"/>
+                <w:sz w:val="19"/>
+                <w:szCs w:val="19"/>
+              </w:rPr>
+              <w:t xml:space="preserve">가능. 여러 파일·여러 시트·한 시트에 여러 강좌도 됩니다.</w:t>
+            </w:r>
+          </w:p>
+        </w:tc>
+      </w:tr>
+      <w:tr>
+        <w:tc>
+          <w:tcPr>
+            <w:tcW w:type="dxa" w:w="3600"/>
+            <w:tcMar>
+              <w:top w:type="dxa" w:w="60"/>
+              <w:left w:type="dxa" w:w="100"/>
+              <w:bottom w:type="dxa" w:w="60"/>
+              <w:right w:type="dxa" w:w="100"/>
+            </w:tcMar>
+          </w:tcPr>
+          <w:p>
+            <w:pPr>
+              <w:spacing w:after="0" w:line="270"/>
+            </w:pPr>
+            <w:r>
+              <w:rPr>
+                <w:rFonts w:ascii="Malgun Gothic" w:cs="Malgun Gothic" w:eastAsia="Malgun Gothic" w:hAnsi="Malgun Gothic"/>
+                <w:b w:val="false"/>
+                <w:bCs w:val="false"/>
+                <w:sz w:val="19"/>
+                <w:szCs w:val="19"/>
+              </w:rPr>
+              <w:t xml:space="preserve">표 복사 → 붙여넣기</w:t>
+            </w:r>
+          </w:p>
+        </w:tc>
+        <w:tc>
+          <w:tcPr>
+            <w:tcW w:type="dxa" w:w="6038"/>
+            <w:tcMar>
+              <w:top w:type="dxa" w:w="60"/>
+              <w:left w:type="dxa" w:w="100"/>
+              <w:bottom w:type="dxa" w:w="60"/>
+              <w:right w:type="dxa" w:w="100"/>
+            </w:tcMar>
+          </w:tcPr>
+          <w:p>
+            <w:pPr>
+              <w:spacing w:after="0" w:line="270"/>
+            </w:pPr>
+            <w:r>
+              <w:rPr>
+                <w:rFonts w:ascii="Malgun Gothic" w:cs="Malgun Gothic" w:eastAsia="Malgun Gothic" w:hAnsi="Malgun Gothic"/>
+                <w:b w:val="false"/>
+                <w:bCs w:val="false"/>
+                <w:sz w:val="19"/>
+                <w:szCs w:val="19"/>
+              </w:rPr>
+              <w:t xml:space="preserve">가능. 어떤 프로그램의 표든 됩니다.</w:t>
+            </w:r>
+          </w:p>
+        </w:tc>
+      </w:tr>
+      <w:tr>
+        <w:tc>
+          <w:tcPr>
+            <w:tcW w:type="dxa" w:w="3600"/>
+            <w:tcMar>
+              <w:top w:type="dxa" w:w="60"/>
+              <w:left w:type="dxa" w:w="100"/>
+              <w:bottom w:type="dxa" w:w="60"/>
+              <w:right w:type="dxa" w:w="100"/>
+            </w:tcMar>
+          </w:tcPr>
+          <w:p>
+            <w:pPr>
+              <w:spacing w:after="0" w:line="270"/>
+            </w:pPr>
+            <w:r>
+              <w:rPr>
+                <w:rFonts w:ascii="Malgun Gothic" w:cs="Malgun Gothic" w:eastAsia="Malgun Gothic" w:hAnsi="Malgun Gothic"/>
+                <w:b w:val="false"/>
+                <w:bCs w:val="false"/>
+                <w:sz w:val="19"/>
+                <w:szCs w:val="19"/>
+              </w:rPr>
+              <w:t xml:space="preserve">한글 (.hwp), 엑셀 97-2003 (.xls)</w:t>
+            </w:r>
+          </w:p>
+        </w:tc>
+        <w:tc>
+          <w:tcPr>
+            <w:tcW w:type="dxa" w:w="6038"/>
+            <w:tcMar>
+              <w:top w:type="dxa" w:w="60"/>
+              <w:left w:type="dxa" w:w="100"/>
+              <w:bottom w:type="dxa" w:w="60"/>
+              <w:right w:type="dxa" w:w="100"/>
+            </w:tcMar>
+          </w:tcPr>
+          <w:p>
+            <w:pPr>
+              <w:spacing w:after="0" w:line="270"/>
+            </w:pPr>
+            <w:r>
+              <w:rPr>
+                <w:rFonts w:ascii="Malgun Gothic" w:cs="Malgun Gothic" w:eastAsia="Malgun Gothic" w:hAnsi="Malgun Gothic"/>
+                <w:b w:val="false"/>
+                <w:bCs w:val="false"/>
+                <w:sz w:val="19"/>
+                <w:szCs w:val="19"/>
+              </w:rPr>
+              <w:t xml:space="preserve">[다른 이름으로 저장]에서 .hwpx / .xlsx로 저장해 올리거나 표를 복사해 붙여넣기</w:t>
+            </w:r>
+          </w:p>
+        </w:tc>
+      </w:tr>
+      <w:tr>
+        <w:tc>
+          <w:tcPr>
+            <w:tcW w:type="dxa" w:w="3600"/>
+            <w:tcMar>
+              <w:top w:type="dxa" w:w="60"/>
+              <w:left w:type="dxa" w:w="100"/>
+              <w:bottom w:type="dxa" w:w="60"/>
+              <w:right w:type="dxa" w:w="100"/>
+            </w:tcMar>
+          </w:tcPr>
+          <w:p>
+            <w:pPr>
+              <w:spacing w:after="0" w:line="270"/>
+            </w:pPr>
+            <w:r>
+              <w:rPr>
+                <w:rFonts w:ascii="Malgun Gothic" w:cs="Malgun Gothic" w:eastAsia="Malgun Gothic" w:hAnsi="Malgun Gothic"/>
+                <w:b w:val="false"/>
+                <w:bCs w:val="false"/>
+                <w:sz w:val="19"/>
+                <w:szCs w:val="19"/>
+              </w:rPr>
+              <w:t xml:space="preserve">PDF, 사진</w:t>
+            </w:r>
+          </w:p>
+        </w:tc>
+        <w:tc>
+          <w:tcPr>
+            <w:tcW w:type="dxa" w:w="6038"/>
+            <w:tcMar>
+              <w:top w:type="dxa" w:w="60"/>
+              <w:left w:type="dxa" w:w="100"/>
+              <w:bottom w:type="dxa" w:w="60"/>
+              <w:right w:type="dxa" w:w="100"/>
+            </w:tcMar>
+          </w:tcPr>
+          <w:p>
+            <w:pPr>
+              <w:spacing w:after="0" w:line="270"/>
+            </w:pPr>
+            <w:r>
+              <w:rPr>
+                <w:rFonts w:ascii="Malgun Gothic" w:cs="Malgun Gothic" w:eastAsia="Malgun Gothic" w:hAnsi="Malgun Gothic"/>
+                <w:b w:val="false"/>
+                <w:bCs w:val="false"/>
+                <w:sz w:val="19"/>
+                <w:szCs w:val="19"/>
+              </w:rPr>
+              <w:t xml:space="preserve">읽을 수 없습니다. 원본 파일을 쓰세요.</w:t>
+            </w:r>
+          </w:p>
+        </w:tc>
+      </w:tr>
+    </w:tbl>
+    <w:p>
+      <w:pPr>
+        <w:spacing w:after="60"/>
+      </w:pPr>
+    </w:p>
+    <w:tbl>
+      <w:tblPr>
+        <w:tblW w:type="dxa" w:w="9638"/>
+        <w:tblBorders>
+          <w:top w:val="single" w:color="auto" w:sz="4"/>
+          <w:left w:val="single" w:color="auto" w:sz="4"/>
+          <w:bottom w:val="single" w:color="auto" w:sz="4"/>
+          <w:right w:val="single" w:color="auto" w:sz="4"/>
+          <w:insideH w:val="single" w:color="auto" w:sz="4"/>
+          <w:insideV w:val="single" w:color="auto" w:sz="4"/>
+        </w:tblBorders>
+      </w:tblPr>
+      <w:tblGrid>
+        <w:gridCol w:w="4400"/>
+        <w:gridCol w:w="5238"/>
+      </w:tblGrid>
+      <w:tr>
+        <w:trPr>
+          <w:tblHeader/>
+        </w:trPr>
+        <w:tc>
+          <w:tcPr>
+            <w:tcW w:type="dxa" w:w="4400"/>
+            <w:shd w:fill="E8EEF7" w:color="auto" w:val="clear"/>
+            <w:tcMar>
+              <w:top w:type="dxa" w:w="60"/>
+              <w:left w:type="dxa" w:w="100"/>
+              <w:bottom w:type="dxa" w:w="60"/>
+              <w:right w:type="dxa" w:w="100"/>
+            </w:tcMar>
+          </w:tcPr>
+          <w:p>
+            <w:pPr>
+              <w:spacing w:after="0" w:line="270"/>
+            </w:pPr>
+            <w:r>
+              <w:rPr>
+                <w:rFonts w:ascii="Malgun Gothic" w:cs="Malgun Gothic" w:eastAsia="Malgun Gothic" w:hAnsi="Malgun Gothic"/>
+                <w:b/>
+                <w:bCs/>
+                <w:sz w:val="19"/>
+                <w:szCs w:val="19"/>
+              </w:rPr>
+              <w:t xml:space="preserve">계획서에서 읽는 항목</w:t>
+            </w:r>
+          </w:p>
+        </w:tc>
+        <w:tc>
+          <w:tcPr>
+            <w:tcW w:type="dxa" w:w="5238"/>
+            <w:shd w:fill="E8EEF7" w:color="auto" w:val="clear"/>
+            <w:tcMar>
+              <w:top w:type="dxa" w:w="60"/>
+              <w:left w:type="dxa" w:w="100"/>
+              <w:bottom w:type="dxa" w:w="60"/>
+              <w:right w:type="dxa" w:w="100"/>
+            </w:tcMar>
+          </w:tcPr>
+          <w:p>
+            <w:pPr>
+              <w:spacing w:after="0" w:line="270"/>
+            </w:pPr>
+            <w:r>
+              <w:rPr>
+                <w:rFonts w:ascii="Malgun Gothic" w:cs="Malgun Gothic" w:eastAsia="Malgun Gothic" w:hAnsi="Malgun Gothic"/>
+                <w:b/>
+                <w:bCs/>
+                <w:sz w:val="19"/>
+                <w:szCs w:val="19"/>
+              </w:rPr>
+              <w:t xml:space="preserve">쓰는 곳</w:t>
+            </w:r>
+          </w:p>
+        </w:tc>
+      </w:tr>
+      <w:tr>
+        <w:tc>
+          <w:tcPr>
+            <w:tcW w:type="dxa" w:w="4400"/>
+            <w:tcMar>
+              <w:top w:type="dxa" w:w="60"/>
+              <w:left w:type="dxa" w:w="100"/>
+              <w:bottom w:type="dxa" w:w="60"/>
+              <w:right w:type="dxa" w:w="100"/>
+            </w:tcMar>
+          </w:tcPr>
+          <w:p>
+            <w:pPr>
+              <w:spacing w:after="0" w:line="270"/>
+            </w:pPr>
+            <w:r>
+              <w:rPr>
+                <w:rFonts w:ascii="Malgun Gothic" w:cs="Malgun Gothic" w:eastAsia="Malgun Gothic" w:hAnsi="Malgun Gothic"/>
+                <w:b w:val="false"/>
+                <w:bCs w:val="false"/>
+                <w:sz w:val="19"/>
+                <w:szCs w:val="19"/>
+              </w:rPr>
+              <w:t xml:space="preserve">강좌명 (프로그램명·과정명)</w:t>
+            </w:r>
+          </w:p>
+        </w:tc>
+        <w:tc>
+          <w:tcPr>
+            <w:tcW w:type="dxa" w:w="5238"/>
+            <w:tcMar>
+              <w:top w:type="dxa" w:w="60"/>
+              <w:left w:type="dxa" w:w="100"/>
+              <w:bottom w:type="dxa" w:w="60"/>
+              <w:right w:type="dxa" w:w="100"/>
+            </w:tcMar>
+          </w:tcPr>
+          <w:p>
+            <w:pPr>
+              <w:spacing w:after="0" w:line="270"/>
+            </w:pPr>
+            <w:r>
+              <w:rPr>
+                <w:rFonts w:ascii="Malgun Gothic" w:cs="Malgun Gothic" w:eastAsia="Malgun Gothic" w:hAnsi="Malgun Gothic"/>
+                <w:b w:val="false"/>
+                <w:bCs w:val="false"/>
+                <w:sz w:val="19"/>
+                <w:szCs w:val="19"/>
+              </w:rPr>
+              <w:t xml:space="preserve">강좌명</w:t>
+            </w:r>
+          </w:p>
+        </w:tc>
+      </w:tr>
+      <w:tr>
+        <w:tc>
+          <w:tcPr>
+            <w:tcW w:type="dxa" w:w="4400"/>
+            <w:tcMar>
+              <w:top w:type="dxa" w:w="60"/>
+              <w:left w:type="dxa" w:w="100"/>
+              <w:bottom w:type="dxa" w:w="60"/>
+              <w:right w:type="dxa" w:w="100"/>
+            </w:tcMar>
+          </w:tcPr>
+          <w:p>
+            <w:pPr>
+              <w:spacing w:after="0" w:line="270"/>
+            </w:pPr>
+            <w:r>
+              <w:rPr>
+                <w:rFonts w:ascii="Malgun Gothic" w:cs="Malgun Gothic" w:eastAsia="Malgun Gothic" w:hAnsi="Malgun Gothic"/>
+                <w:b w:val="false"/>
+                <w:bCs w:val="false"/>
+                <w:sz w:val="19"/>
+                <w:szCs w:val="19"/>
+              </w:rPr>
+              <w:t xml:space="preserve">지도강사 (지도교사·강사·담당교사, 여러 명은 쉼표)</w:t>
+            </w:r>
+          </w:p>
+        </w:tc>
+        <w:tc>
+          <w:tcPr>
+            <w:tcW w:type="dxa" w:w="5238"/>
+            <w:tcMar>
+              <w:top w:type="dxa" w:w="60"/>
+              <w:left w:type="dxa" w:w="100"/>
+              <w:bottom w:type="dxa" w:w="60"/>
+              <w:right w:type="dxa" w:w="100"/>
+            </w:tcMar>
+          </w:tcPr>
+          <w:p>
+            <w:pPr>
+              <w:spacing w:after="0" w:line="270"/>
+            </w:pPr>
+            <w:r>
+              <w:rPr>
+                <w:rFonts w:ascii="Malgun Gothic" w:cs="Malgun Gothic" w:eastAsia="Malgun Gothic" w:hAnsi="Malgun Gothic"/>
+                <w:b w:val="false"/>
+                <w:bCs w:val="false"/>
+                <w:sz w:val="19"/>
+                <w:szCs w:val="19"/>
+              </w:rPr>
+              <w:t xml:space="preserve">담당. [교사] 명단에 없으면 추가할 수 있습니다.</w:t>
+            </w:r>
+          </w:p>
+        </w:tc>
+      </w:tr>
+      <w:tr>
+        <w:tc>
+          <w:tcPr>
+            <w:tcW w:type="dxa" w:w="4400"/>
+            <w:tcMar>
+              <w:top w:type="dxa" w:w="60"/>
+              <w:left w:type="dxa" w:w="100"/>
+              <w:bottom w:type="dxa" w:w="60"/>
+              <w:right w:type="dxa" w:w="100"/>
+            </w:tcMar>
+          </w:tcPr>
+          <w:p>
+            <w:pPr>
+              <w:spacing w:after="0" w:line="270"/>
+            </w:pPr>
+            <w:r>
+              <w:rPr>
+                <w:rFonts w:ascii="Malgun Gothic" w:cs="Malgun Gothic" w:eastAsia="Malgun Gothic" w:hAnsi="Malgun Gothic"/>
+                <w:b w:val="false"/>
+                <w:bCs w:val="false"/>
+                <w:sz w:val="19"/>
+                <w:szCs w:val="19"/>
+              </w:rPr>
+              <w:t xml:space="preserve">대상 (예: 기계과 2학년 15명)</w:t>
+            </w:r>
+          </w:p>
+        </w:tc>
+        <w:tc>
+          <w:tcPr>
+            <w:tcW w:type="dxa" w:w="5238"/>
+            <w:tcMar>
+              <w:top w:type="dxa" w:w="60"/>
+              <w:left w:type="dxa" w:w="100"/>
+              <w:bottom w:type="dxa" w:w="60"/>
+              <w:right w:type="dxa" w:w="100"/>
+            </w:tcMar>
+          </w:tcPr>
+          <w:p>
+            <w:pPr>
+              <w:spacing w:after="0" w:line="270"/>
+            </w:pPr>
+            <w:r>
+              <w:rPr>
+                <w:rFonts w:ascii="Malgun Gothic" w:cs="Malgun Gothic" w:eastAsia="Malgun Gothic" w:hAnsi="Malgun Gothic"/>
+                <w:b w:val="false"/>
+                <w:bCs w:val="false"/>
+                <w:sz w:val="19"/>
+                <w:szCs w:val="19"/>
+              </w:rPr>
+              <w:t xml:space="preserve">대상 학년과 정원. 「정원」 항목이 따로 있으면 그것을 씁니다.</w:t>
+            </w:r>
+          </w:p>
+        </w:tc>
+      </w:tr>
+      <w:tr>
+        <w:tc>
+          <w:tcPr>
+            <w:tcW w:type="dxa" w:w="4400"/>
+            <w:tcMar>
+              <w:top w:type="dxa" w:w="60"/>
+              <w:left w:type="dxa" w:w="100"/>
+              <w:bottom w:type="dxa" w:w="60"/>
+              <w:right w:type="dxa" w:w="100"/>
+            </w:tcMar>
+          </w:tcPr>
+          <w:p>
+            <w:pPr>
+              <w:spacing w:after="0" w:line="270"/>
+            </w:pPr>
+            <w:r>
+              <w:rPr>
+                <w:rFonts w:ascii="Malgun Gothic" w:cs="Malgun Gothic" w:eastAsia="Malgun Gothic" w:hAnsi="Malgun Gothic"/>
+                <w:b w:val="false"/>
+                <w:bCs w:val="false"/>
+                <w:sz w:val="19"/>
+                <w:szCs w:val="19"/>
+              </w:rPr>
+              <w:t xml:space="preserve">교육장소 (장소·실습실)</w:t>
+            </w:r>
+          </w:p>
+        </w:tc>
+        <w:tc>
+          <w:tcPr>
+            <w:tcW w:type="dxa" w:w="5238"/>
+            <w:tcMar>
+              <w:top w:type="dxa" w:w="60"/>
+              <w:left w:type="dxa" w:w="100"/>
+              <w:bottom w:type="dxa" w:w="60"/>
+              <w:right w:type="dxa" w:w="100"/>
+            </w:tcMar>
+          </w:tcPr>
+          <w:p>
+            <w:pPr>
+              <w:spacing w:after="0" w:line="270"/>
+            </w:pPr>
+            <w:r>
+              <w:rPr>
+                <w:rFonts w:ascii="Malgun Gothic" w:cs="Malgun Gothic" w:eastAsia="Malgun Gothic" w:hAnsi="Malgun Gothic"/>
+                <w:b w:val="false"/>
+                <w:bCs w:val="false"/>
+                <w:sz w:val="19"/>
+                <w:szCs w:val="19"/>
+              </w:rPr>
+              <w:t xml:space="preserve">장소. 둘 이상이면 담당별 장소를 확인 화면에서 고릅니다.</w:t>
+            </w:r>
+          </w:p>
+        </w:tc>
+      </w:tr>
+      <w:tr>
+        <w:tc>
+          <w:tcPr>
+            <w:tcW w:type="dxa" w:w="4400"/>
+            <w:tcMar>
+              <w:top w:type="dxa" w:w="60"/>
+              <w:left w:type="dxa" w:w="100"/>
+              <w:bottom w:type="dxa" w:w="60"/>
+              <w:right w:type="dxa" w:w="100"/>
+            </w:tcMar>
+          </w:tcPr>
+          <w:p>
+            <w:pPr>
+              <w:spacing w:after="0" w:line="270"/>
+            </w:pPr>
+            <w:r>
+              <w:rPr>
+                <w:rFonts w:ascii="Malgun Gothic" w:cs="Malgun Gothic" w:eastAsia="Malgun Gothic" w:hAnsi="Malgun Gothic"/>
+                <w:b w:val="false"/>
+                <w:bCs w:val="false"/>
+                <w:sz w:val="19"/>
+                <w:szCs w:val="19"/>
+              </w:rPr>
+              <w:t xml:space="preserve">일별 표: 날짜 · 시량(시수) · 지도교사 · (장소) · (교시)</w:t>
+            </w:r>
+          </w:p>
+        </w:tc>
+        <w:tc>
+          <w:tcPr>
+            <w:tcW w:type="dxa" w:w="5238"/>
+            <w:tcMar>
+              <w:top w:type="dxa" w:w="60"/>
+              <w:left w:type="dxa" w:w="100"/>
+              <w:bottom w:type="dxa" w:w="60"/>
+              <w:right w:type="dxa" w:w="100"/>
+            </w:tcMar>
+          </w:tcPr>
+          <w:p>
+            <w:pPr>
+              <w:spacing w:after="0" w:line="270"/>
+            </w:pPr>
+            <w:r>
+              <w:rPr>
+                <w:rFonts w:ascii="Malgun Gothic" w:cs="Malgun Gothic" w:eastAsia="Malgun Gothic" w:hAnsi="Malgun Gothic"/>
+                <w:b w:val="false"/>
+                <w:bCs w:val="false"/>
+                <w:sz w:val="19"/>
+                <w:szCs w:val="19"/>
+              </w:rPr>
+              <w:t xml:space="preserve">날짜별 수업. 교시가 적혀 있으면 그대로, 없으면 요일별 기본 교시</w:t>
+            </w:r>
+          </w:p>
+        </w:tc>
+      </w:tr>
+      <w:tr>
+        <w:tc>
+          <w:tcPr>
+            <w:tcW w:type="dxa" w:w="4400"/>
+            <w:tcMar>
+              <w:top w:type="dxa" w:w="60"/>
+              <w:left w:type="dxa" w:w="100"/>
+              <w:bottom w:type="dxa" w:w="60"/>
+              <w:right w:type="dxa" w:w="100"/>
+            </w:tcMar>
+          </w:tcPr>
+          <w:p>
+            <w:pPr>
+              <w:spacing w:after="0" w:line="270"/>
+            </w:pPr>
+            <w:r>
+              <w:rPr>
+                <w:rFonts w:ascii="Malgun Gothic" w:cs="Malgun Gothic" w:eastAsia="Malgun Gothic" w:hAnsi="Malgun Gothic"/>
+                <w:b w:val="false"/>
+                <w:bCs w:val="false"/>
+                <w:sz w:val="19"/>
+                <w:szCs w:val="19"/>
+              </w:rPr>
+              <w:t xml:space="preserve">학습목표</w:t>
+            </w:r>
+          </w:p>
+        </w:tc>
+        <w:tc>
+          <w:tcPr>
+            <w:tcW w:type="dxa" w:w="5238"/>
+            <w:tcMar>
+              <w:top w:type="dxa" w:w="60"/>
+              <w:left w:type="dxa" w:w="100"/>
+              <w:bottom w:type="dxa" w:w="60"/>
+              <w:right w:type="dxa" w:w="100"/>
+            </w:tcMar>
+          </w:tcPr>
+          <w:p>
+            <w:pPr>
+              <w:spacing w:after="0" w:line="270"/>
+            </w:pPr>
+            <w:r>
+              <w:rPr>
+                <w:rFonts w:ascii="Malgun Gothic" w:cs="Malgun Gothic" w:eastAsia="Malgun Gothic" w:hAnsi="Malgun Gothic"/>
+                <w:b w:val="false"/>
+                <w:bCs w:val="false"/>
+                <w:sz w:val="19"/>
+                <w:szCs w:val="19"/>
+              </w:rPr>
+              <w:t xml:space="preserve">강좌 소개</w:t>
+            </w:r>
+          </w:p>
+        </w:tc>
+      </w:tr>
+      <w:tr>
+        <w:tc>
+          <w:tcPr>
+            <w:tcW w:type="dxa" w:w="4400"/>
+            <w:tcMar>
+              <w:top w:type="dxa" w:w="60"/>
+              <w:left w:type="dxa" w:w="100"/>
+              <w:bottom w:type="dxa" w:w="60"/>
+              <w:right w:type="dxa" w:w="100"/>
+            </w:tcMar>
+          </w:tcPr>
+          <w:p>
+            <w:pPr>
+              <w:spacing w:after="0" w:line="270"/>
+            </w:pPr>
+            <w:r>
+              <w:rPr>
+                <w:rFonts w:ascii="Malgun Gothic" w:cs="Malgun Gothic" w:eastAsia="Malgun Gothic" w:hAnsi="Malgun Gothic"/>
+                <w:b w:val="false"/>
+                <w:bCs w:val="false"/>
+                <w:sz w:val="19"/>
+                <w:szCs w:val="19"/>
+              </w:rPr>
+              <w:t xml:space="preserve">출석부: 강좌명 · 학번과 이름</w:t>
+            </w:r>
+          </w:p>
+        </w:tc>
+        <w:tc>
+          <w:tcPr>
+            <w:tcW w:type="dxa" w:w="5238"/>
+            <w:tcMar>
+              <w:top w:type="dxa" w:w="60"/>
+              <w:left w:type="dxa" w:w="100"/>
+              <w:bottom w:type="dxa" w:w="60"/>
+              <w:right w:type="dxa" w:w="100"/>
+            </w:tcMar>
+          </w:tcPr>
+          <w:p>
+            <w:pPr>
+              <w:spacing w:after="0" w:line="270"/>
+            </w:pPr>
+            <w:r>
+              <w:rPr>
+                <w:rFonts w:ascii="Malgun Gothic" w:cs="Malgun Gothic" w:eastAsia="Malgun Gothic" w:hAnsi="Malgun Gothic"/>
+                <w:b w:val="false"/>
+                <w:bCs w:val="false"/>
+                <w:sz w:val="19"/>
+                <w:szCs w:val="19"/>
+              </w:rPr>
+              <w:t xml:space="preserve">수강생(「선정」). 1101 같은 4자리 학번도 됩니다.</w:t>
+            </w:r>
+          </w:p>
+        </w:tc>
+      </w:tr>
+    </w:tbl>
+    <w:p>
+      <w:pPr>
+        <w:spacing w:after="60"/>
+      </w:pPr>
     </w:p>
     <w:p>
       <w:pPr>
@@ -5112,7 +5846,7 @@
           <w:sz w:val="21"/>
           <w:szCs w:val="21"/>
         </w:rPr>
-        <w:t xml:space="preserve">[출력] → [확인코드 안내 쪽지]를 반별로 인쇄해 담임 선생님께 드립니다. 쪽지마다 학생 이름, 4자리 코드, 신청 QR코드가 있습니다.</w:t>
+        <w:t xml:space="preserve">항목 이름은 비슷하면 알아봅니다(예: 「강 좌 명」「프로그램명:」). 칸 위치·병합 모양은 학교마다 달라도 됩니다.</w:t>
       </w:r>
     </w:p>
     <w:p>
@@ -5130,7 +5864,7 @@
           <w:sz w:val="21"/>
           <w:szCs w:val="21"/>
         </w:rPr>
-        <w:t xml:space="preserve">[홈] → [학생 신청 접수 시작]. 설정의 신청 시작·마감 시각 안에서만 신청이 열립니다.</w:t>
+        <w:t xml:space="preserve">출석부는 강좌명이나 파일 이름으로 계획서와 짝을 짓습니다. 짝이 없으면 「어느 강좌의 명단인가요?」에서 고르고, 이미 있는 강좌에 넣을 수도 있습니다.</w:t>
       </w:r>
     </w:p>
     <w:p>
@@ -5148,43 +5882,7 @@
           <w:sz w:val="21"/>
           <w:szCs w:val="21"/>
         </w:rPr>
-        <w:t xml:space="preserve">학생은 학년·반·번호·이름·확인코드로 들어와 강좌를 고릅니다. 시간이 겹치는 강좌, 대상 학년이 아닌 강좌, 최대 개수 초과는 버튼이 막히고 이유가 표시됩니다.</w:t>
-      </w:r>
-    </w:p>
-    <w:p>
-      <w:pPr>
-        <w:pStyle w:val="ListParagraph"/>
-        <w:numPr>
-          <w:ilvl w:val="0"/>
-          <w:numId w:val="5"/>
-        </w:numPr>
-        <w:spacing w:after="60" w:line="300"/>
-      </w:pPr>
-      <w:r>
-        <w:rPr>
-          <w:rFonts w:ascii="Malgun Gothic" w:cs="Malgun Gothic" w:eastAsia="Malgun Gothic" w:hAnsi="Malgun Gothic"/>
-          <w:sz w:val="21"/>
-          <w:szCs w:val="21"/>
-        </w:rPr>
-        <w:t xml:space="preserve">선착순이면 즉시 「선정」 또는 「대기 n번」이 표시되고, 추첨이면 「신청함 · 선발 전」으로 표시됩니다.</w:t>
-      </w:r>
-    </w:p>
-    <w:p>
-      <w:pPr>
-        <w:pStyle w:val="ListParagraph"/>
-        <w:numPr>
-          <w:ilvl w:val="0"/>
-          <w:numId w:val="5"/>
-        </w:numPr>
-        <w:spacing w:after="60" w:line="300"/>
-      </w:pPr>
-      <w:r>
-        <w:rPr>
-          <w:rFonts w:ascii="Malgun Gothic" w:cs="Malgun Gothic" w:eastAsia="Malgun Gothic" w:hAnsi="Malgun Gothic"/>
-          <w:sz w:val="21"/>
-          <w:szCs w:val="21"/>
-        </w:rPr>
-        <w:t xml:space="preserve">날짜 지정 강좌는 요일별 시간이 함께 표시되고, [날짜별 일정 보기]를 누르면 날짜·시간·담당·장소가 모두 나옵니다.</w:t>
+        <w:t xml:space="preserve">하나라도 등록에 실패하면 아무것도 저장하지 않으니, 안내에 따라 고친 뒤 다시 누르면 됩니다. 등록한 강좌는 [강좌] → [수정]의 달력에서 날짜 하나하나를 고칠 수 있습니다.</w:t>
       </w:r>
     </w:p>
     <w:p>
@@ -5195,9 +5893,9 @@
       <w:r>
         <w:drawing>
           <wp:inline distT="0" distB="0" distL="0" distR="0">
-            <wp:extent cx="3105150" cy="6858000"/>
+            <wp:extent cx="5715000" cy="6457950"/>
             <wp:effectExtent t="0" r="0" b="0" l="0"/>
-            <wp:docPr id="1" name="23_apply_plan.png" descr="그림 11. 학생 화면 — 날짜 지정 강좌의 날짜별 일정" title="그림 11. 학생 화면 — 날짜 지정 강좌의 날짜별 일정"/>
+            <wp:docPr id="1" name="25_import_review.png" descr="그림 11. 확인하고 등록 — 강좌별 확인할 점과 날짜별 일정" title="그림 11. 확인하고 등록 — 강좌별 확인할 점과 날짜별 일정"/>
             <wp:cNvGraphicFramePr>
               <a:graphicFrameLocks xmlns:a="http://schemas.openxmlformats.org/drawingml/2006/main" noChangeAspect="1"/>
             </wp:cNvGraphicFramePr>
@@ -5220,7 +5918,7 @@
                   <pic:spPr bwMode="auto">
                     <a:xfrm>
                       <a:off x="0" y="0"/>
-                      <a:ext cx="3105150" cy="6858000"/>
+                      <a:ext cx="5715000" cy="6457950"/>
                     </a:xfrm>
                     <a:prstGeom prst="rect">
                       <a:avLst/>
@@ -5247,7 +5945,114 @@
           <w:sz w:val="17"/>
           <w:szCs w:val="17"/>
         </w:rPr>
-        <w:t xml:space="preserve">그림 11. 학생 화면 — 날짜 지정 강좌의 날짜별 일정</w:t>
+        <w:t xml:space="preserve">그림 11. 확인하고 등록 — 강좌별 확인할 점과 날짜별 일정</w:t>
+      </w:r>
+    </w:p>
+    <w:p>
+      <w:pPr>
+        <w:pStyle w:val="Heading2"/>
+        <w:spacing w:before="260" w:after="120"/>
+      </w:pPr>
+      <w:r>
+        <w:rPr>
+          <w:rFonts w:ascii="Malgun Gothic" w:cs="Malgun Gothic" w:eastAsia="Malgun Gothic" w:hAnsi="Malgun Gothic"/>
+          <w:b/>
+          <w:bCs/>
+          <w:color w:val="17202C"/>
+          <w:sz w:val="26"/>
+          <w:szCs w:val="26"/>
+        </w:rPr>
+        <w:t xml:space="preserve">4-2. 가정통신문 (관리자)</w:t>
+      </w:r>
+    </w:p>
+    <w:p>
+      <w:pPr>
+        <w:pStyle w:val="ListParagraph"/>
+        <w:numPr>
+          <w:ilvl w:val="0"/>
+          <w:numId w:val="5"/>
+        </w:numPr>
+        <w:spacing w:after="60" w:line="300"/>
+      </w:pPr>
+      <w:r>
+        <w:rPr>
+          <w:rFonts w:ascii="Malgun Gothic" w:cs="Malgun Gothic" w:eastAsia="Malgun Gothic" w:hAnsi="Malgun Gothic"/>
+          <w:sz w:val="21"/>
+          <w:szCs w:val="21"/>
+        </w:rPr>
+        <w:t xml:space="preserve">[가정통신문] → 종류 「개설·신청 안내」 또는 「수강 확정 안내」를 고르면 학교급에 맞는 본문 초안이 만들어집니다.</w:t>
+      </w:r>
+    </w:p>
+    <w:p>
+      <w:pPr>
+        <w:pStyle w:val="ListParagraph"/>
+        <w:numPr>
+          <w:ilvl w:val="0"/>
+          <w:numId w:val="5"/>
+        </w:numPr>
+        <w:spacing w:after="60" w:line="300"/>
+      </w:pPr>
+      <w:r>
+        <w:rPr>
+          <w:rFonts w:ascii="Malgun Gothic" w:cs="Malgun Gothic" w:eastAsia="Malgun Gothic" w:hAnsi="Malgun Gothic"/>
+          <w:sz w:val="21"/>
+          <w:szCs w:val="21"/>
+        </w:rPr>
+        <w:t xml:space="preserve">본문은 자유롭게 고칩니다. 강좌표는 요일별/강좌별 중에서 고르고, 수강료·강좌 소개·신청 QR코드·회신용 종이 신청서를 넣거나 뺄 수 있습니다.</w:t>
+      </w:r>
+    </w:p>
+    <w:p>
+      <w:pPr>
+        <w:pStyle w:val="ListParagraph"/>
+        <w:numPr>
+          <w:ilvl w:val="0"/>
+          <w:numId w:val="5"/>
+        </w:numPr>
+        <w:spacing w:after="60" w:line="300"/>
+      </w:pPr>
+      <w:r>
+        <w:rPr>
+          <w:rFonts w:ascii="Malgun Gothic" w:cs="Malgun Gothic" w:eastAsia="Malgun Gothic" w:hAnsi="Malgun Gothic"/>
+          <w:sz w:val="21"/>
+          <w:szCs w:val="21"/>
+        </w:rPr>
+        <w:t xml:space="preserve">신청 안내는 주소 글자 없이 QR코드만 들어갑니다. 짧은 주소를 만들어 두면 QR이 단순해져 인식이 잘 됩니다.</w:t>
+      </w:r>
+    </w:p>
+    <w:p>
+      <w:pPr>
+        <w:pStyle w:val="ListParagraph"/>
+        <w:numPr>
+          <w:ilvl w:val="0"/>
+          <w:numId w:val="5"/>
+        </w:numPr>
+        <w:spacing w:after="60" w:line="300"/>
+      </w:pPr>
+      <w:r>
+        <w:rPr>
+          <w:rFonts w:ascii="Malgun Gothic" w:cs="Malgun Gothic" w:eastAsia="Malgun Gothic" w:hAnsi="Malgun Gothic"/>
+          <w:sz w:val="21"/>
+          <w:szCs w:val="21"/>
+        </w:rPr>
+        <w:t xml:space="preserve">한글에 붙여넣었을 때 QR이 빠지면 [QR 그림 저장]으로 받은 그림 파일을 넣으세요.</w:t>
+      </w:r>
+    </w:p>
+    <w:p>
+      <w:pPr>
+        <w:pStyle w:val="ListParagraph"/>
+        <w:numPr>
+          <w:ilvl w:val="0"/>
+          <w:numId w:val="5"/>
+        </w:numPr>
+        <w:spacing w:after="60" w:line="300"/>
+      </w:pPr>
+      <w:r>
+        <w:rPr>
+          <w:rFonts w:ascii="Malgun Gothic" w:cs="Malgun Gothic" w:eastAsia="Malgun Gothic" w:hAnsi="Malgun Gothic"/>
+          <w:sz w:val="21"/>
+          <w:szCs w:val="21"/>
+        </w:rPr>
+        <w:t xml:space="preserve">[인쇄 / PDF]로 바로 인쇄하거나, [전체 복사] 후 한글(HWP) 문서에 붙여넣어 학교 양식에 맞춰 마무리합니다. [표만 복사]는 강좌표만 복사합니다.</w:t>
       </w:r>
     </w:p>
     <w:p>
@@ -5258,9 +6063,9 @@
       <w:r>
         <w:drawing>
           <wp:inline distT="0" distB="0" distL="0" distR="0">
-            <wp:extent cx="3143250" cy="6048375"/>
+            <wp:extent cx="5905500" cy="3886200"/>
             <wp:effectExtent t="0" r="0" b="0" l="0"/>
-            <wp:docPr id="1" name="12_apply.png" descr="그림 12. 학생 신청 화면 (휴대폰) — 겹치는 강좌는 이유와 함께 막힘" title="그림 12. 학생 신청 화면 (휴대폰) — 겹치는 강좌는 이유와 함께 막힘"/>
+            <wp:docPr id="1" name="08_letter.png" descr="그림 12. 가정통신문 — 왼쪽에서 고치면 오른쪽 A4 미리보기에 바로 반영" title="그림 12. 가정통신문 — 왼쪽에서 고치면 오른쪽 A4 미리보기에 바로 반영"/>
             <wp:cNvGraphicFramePr>
               <a:graphicFrameLocks xmlns:a="http://schemas.openxmlformats.org/drawingml/2006/main" noChangeAspect="1"/>
             </wp:cNvGraphicFramePr>
@@ -5283,7 +6088,7 @@
                   <pic:spPr bwMode="auto">
                     <a:xfrm>
                       <a:off x="0" y="0"/>
-                      <a:ext cx="3143250" cy="6048375"/>
+                      <a:ext cx="5905500" cy="3886200"/>
                     </a:xfrm>
                     <a:prstGeom prst="rect">
                       <a:avLst/>
@@ -5310,7 +6115,7 @@
           <w:sz w:val="17"/>
           <w:szCs w:val="17"/>
         </w:rPr>
-        <w:t xml:space="preserve">그림 12. 학생 신청 화면 (휴대폰) — 겹치는 강좌는 이유와 함께 막힘</w:t>
+        <w:t xml:space="preserve">그림 12. 가정통신문 — 왼쪽에서 고치면 오른쪽 A4 미리보기에 바로 반영</w:t>
       </w:r>
     </w:p>
     <w:p>
@@ -5327,7 +6132,7 @@
           <w:sz w:val="26"/>
           <w:szCs w:val="26"/>
         </w:rPr>
-        <w:t xml:space="preserve">4-4. 교사가 명단을 직접 넣을 때</w:t>
+        <w:t xml:space="preserve">4-3. 확인코드 배부와 신청 접수</w:t>
       </w:r>
     </w:p>
     <w:p>
@@ -5345,7 +6150,7 @@
           <w:sz w:val="21"/>
           <w:szCs w:val="21"/>
         </w:rPr>
-        <w:t xml:space="preserve">[명단]에서 강좌를 고르고, 오른쪽 상자에 엑셀 명단을 붙여넣은 뒤 [명단 확인].</w:t>
+        <w:t xml:space="preserve">[출력] → [확인코드 안내 쪽지]를 반별로 인쇄해 담임 선생님께 드립니다. 쪽지마다 학생 이름, 4자리 코드, 신청 QR코드가 있습니다.</w:t>
       </w:r>
     </w:p>
     <w:p>
@@ -5363,7 +6168,7 @@
           <w:sz w:val="21"/>
           <w:szCs w:val="21"/>
         </w:rPr>
-        <w:t xml:space="preserve">10203 홍길동 / 1 2 3 홍길동(엑셀 칸) / 1학년 2반 3번 홍길동 / 홍길동 — 어떤 형식이든 학번으로 찾아 연결합니다.</w:t>
+        <w:t xml:space="preserve">[홈] → [학생 신청 접수 시작]. 설정의 신청 시작·마감 시각 안에서만 신청이 열립니다.</w:t>
       </w:r>
     </w:p>
     <w:p>
@@ -5381,7 +6186,7 @@
           <w:sz w:val="21"/>
           <w:szCs w:val="21"/>
         </w:rPr>
-        <w:t xml:space="preserve">동명이인은 「고르기」, 학번과 이름이 다르면 「이름 다름」, 명렬에 없으면 「없음」으로 표시되어 잘못 들어가는 일이 없습니다. 다른 강좌와 시간이 겹치는 학생은 빨갛게 미리 알려 줍니다.</w:t>
+        <w:t xml:space="preserve">학생은 학년·반·번호·이름·확인코드로 들어와 강좌를 고릅니다. 시간이 겹치는 강좌, 대상 학년이 아닌 강좌, 최대 개수 초과는 버튼이 막히고 이유가 표시됩니다.</w:t>
       </w:r>
     </w:p>
     <w:p>
@@ -5399,7 +6204,25 @@
           <w:sz w:val="21"/>
           <w:szCs w:val="21"/>
         </w:rPr>
-        <w:t xml:space="preserve">왼쪽 명단에서 학생을 골라 선정 / 대기 / 신청으로 / 명단에서 빼기를 할 수 있습니다.</w:t>
+        <w:t xml:space="preserve">선착순이면 즉시 「선정」 또는 「대기 n번」이 표시되고, 추첨이면 「신청함 · 선발 전」으로 표시됩니다.</w:t>
+      </w:r>
+    </w:p>
+    <w:p>
+      <w:pPr>
+        <w:pStyle w:val="ListParagraph"/>
+        <w:numPr>
+          <w:ilvl w:val="0"/>
+          <w:numId w:val="5"/>
+        </w:numPr>
+        <w:spacing w:after="60" w:line="300"/>
+      </w:pPr>
+      <w:r>
+        <w:rPr>
+          <w:rFonts w:ascii="Malgun Gothic" w:cs="Malgun Gothic" w:eastAsia="Malgun Gothic" w:hAnsi="Malgun Gothic"/>
+          <w:sz w:val="21"/>
+          <w:szCs w:val="21"/>
+        </w:rPr>
+        <w:t xml:space="preserve">날짜 지정 강좌는 요일별 시간이 함께 표시되고, [날짜별 일정 보기]를 누르면 날짜·시간·담당·장소가 모두 나옵니다.</w:t>
       </w:r>
     </w:p>
     <w:p>
@@ -5410,9 +6233,9 @@
       <w:r>
         <w:drawing>
           <wp:inline distT="0" distB="0" distL="0" distR="0">
-            <wp:extent cx="5905500" cy="3714750"/>
+            <wp:extent cx="3105150" cy="6858000"/>
             <wp:effectExtent t="0" r="0" b="0" l="0"/>
-            <wp:docPr id="1" name="05_roster.png" descr="그림 13. 명단 — 붙여넣기 결과 확인 후 추가" title="그림 13. 명단 — 붙여넣기 결과 확인 후 추가"/>
+            <wp:docPr id="1" name="23_apply_plan.png" descr="그림 13. 학생 화면 — 날짜 지정 강좌의 날짜별 일정" title="그림 13. 학생 화면 — 날짜 지정 강좌의 날짜별 일정"/>
             <wp:cNvGraphicFramePr>
               <a:graphicFrameLocks xmlns:a="http://schemas.openxmlformats.org/drawingml/2006/main" noChangeAspect="1"/>
             </wp:cNvGraphicFramePr>
@@ -5435,7 +6258,7 @@
                   <pic:spPr bwMode="auto">
                     <a:xfrm>
                       <a:off x="0" y="0"/>
-                      <a:ext cx="5905500" cy="3714750"/>
+                      <a:ext cx="3105150" cy="6858000"/>
                     </a:xfrm>
                     <a:prstGeom prst="rect">
                       <a:avLst/>
@@ -5462,690 +6285,9 @@
           <w:sz w:val="17"/>
           <w:szCs w:val="17"/>
         </w:rPr>
-        <w:t xml:space="preserve">그림 13. 명단 — 붙여넣기 결과 확인 후 추가</w:t>
-      </w:r>
-    </w:p>
-    <w:p>
-      <w:pPr>
-        <w:pStyle w:val="Heading2"/>
-        <w:spacing w:before="260" w:after="120"/>
-      </w:pPr>
-      <w:r>
-        <w:rPr>
-          <w:rFonts w:ascii="Malgun Gothic" w:cs="Malgun Gothic" w:eastAsia="Malgun Gothic" w:hAnsi="Malgun Gothic"/>
-          <w:b/>
-          <w:bCs/>
-          <w:color w:val="17202C"/>
-          <w:sz w:val="26"/>
-          <w:szCs w:val="26"/>
-        </w:rPr>
-        <w:t xml:space="preserve">4-5. 중복 검토</w:t>
-      </w:r>
-    </w:p>
-    <w:tbl>
-      <w:tblPr>
-        <w:tblW w:type="dxa" w:w="9638"/>
-        <w:tblBorders>
-          <w:top w:val="single" w:color="auto" w:sz="4"/>
-          <w:left w:val="single" w:color="auto" w:sz="4"/>
-          <w:bottom w:val="single" w:color="auto" w:sz="4"/>
-          <w:right w:val="single" w:color="auto" w:sz="4"/>
-          <w:insideH w:val="single" w:color="auto" w:sz="4"/>
-          <w:insideV w:val="single" w:color="auto" w:sz="4"/>
-        </w:tblBorders>
-      </w:tblPr>
-      <w:tblGrid>
-        <w:gridCol w:w="1900"/>
-        <w:gridCol w:w="4300"/>
-        <w:gridCol w:w="3438"/>
-      </w:tblGrid>
-      <w:tr>
-        <w:trPr>
-          <w:tblHeader/>
-        </w:trPr>
-        <w:tc>
-          <w:tcPr>
-            <w:tcW w:type="dxa" w:w="1900"/>
-            <w:shd w:fill="E8EEF7" w:color="auto" w:val="clear"/>
-            <w:tcMar>
-              <w:top w:type="dxa" w:w="60"/>
-              <w:left w:type="dxa" w:w="100"/>
-              <w:bottom w:type="dxa" w:w="60"/>
-              <w:right w:type="dxa" w:w="100"/>
-            </w:tcMar>
-          </w:tcPr>
-          <w:p>
-            <w:pPr>
-              <w:spacing w:after="0" w:line="270"/>
-            </w:pPr>
-            <w:r>
-              <w:rPr>
-                <w:rFonts w:ascii="Malgun Gothic" w:cs="Malgun Gothic" w:eastAsia="Malgun Gothic" w:hAnsi="Malgun Gothic"/>
-                <w:b/>
-                <w:bCs/>
-                <w:sz w:val="19"/>
-                <w:szCs w:val="19"/>
-              </w:rPr>
-              <w:t xml:space="preserve">구분</w:t>
-            </w:r>
-          </w:p>
-        </w:tc>
-        <w:tc>
-          <w:tcPr>
-            <w:tcW w:type="dxa" w:w="4300"/>
-            <w:shd w:fill="E8EEF7" w:color="auto" w:val="clear"/>
-            <w:tcMar>
-              <w:top w:type="dxa" w:w="60"/>
-              <w:left w:type="dxa" w:w="100"/>
-              <w:bottom w:type="dxa" w:w="60"/>
-              <w:right w:type="dxa" w:w="100"/>
-            </w:tcMar>
-          </w:tcPr>
-          <w:p>
-            <w:pPr>
-              <w:spacing w:after="0" w:line="270"/>
-            </w:pPr>
-            <w:r>
-              <w:rPr>
-                <w:rFonts w:ascii="Malgun Gothic" w:cs="Malgun Gothic" w:eastAsia="Malgun Gothic" w:hAnsi="Malgun Gothic"/>
-                <w:b/>
-                <w:bCs/>
-                <w:sz w:val="19"/>
-                <w:szCs w:val="19"/>
-              </w:rPr>
-              <w:t xml:space="preserve">뜻</w:t>
-            </w:r>
-          </w:p>
-        </w:tc>
-        <w:tc>
-          <w:tcPr>
-            <w:tcW w:type="dxa" w:w="3438"/>
-            <w:shd w:fill="E8EEF7" w:color="auto" w:val="clear"/>
-            <w:tcMar>
-              <w:top w:type="dxa" w:w="60"/>
-              <w:left w:type="dxa" w:w="100"/>
-              <w:bottom w:type="dxa" w:w="60"/>
-              <w:right w:type="dxa" w:w="100"/>
-            </w:tcMar>
-          </w:tcPr>
-          <w:p>
-            <w:pPr>
-              <w:spacing w:after="0" w:line="270"/>
-            </w:pPr>
-            <w:r>
-              <w:rPr>
-                <w:rFonts w:ascii="Malgun Gothic" w:cs="Malgun Gothic" w:eastAsia="Malgun Gothic" w:hAnsi="Malgun Gothic"/>
-                <w:b/>
-                <w:bCs/>
-                <w:sz w:val="19"/>
-                <w:szCs w:val="19"/>
-              </w:rPr>
-              <w:t xml:space="preserve">처리</w:t>
-            </w:r>
-          </w:p>
-        </w:tc>
-      </w:tr>
-      <w:tr>
-        <w:tc>
-          <w:tcPr>
-            <w:tcW w:type="dxa" w:w="1900"/>
-            <w:tcMar>
-              <w:top w:type="dxa" w:w="60"/>
-              <w:left w:type="dxa" w:w="100"/>
-              <w:bottom w:type="dxa" w:w="60"/>
-              <w:right w:type="dxa" w:w="100"/>
-            </w:tcMar>
-          </w:tcPr>
-          <w:p>
-            <w:pPr>
-              <w:spacing w:after="0" w:line="270"/>
-            </w:pPr>
-            <w:r>
-              <w:rPr>
-                <w:rFonts w:ascii="Malgun Gothic" w:cs="Malgun Gothic" w:eastAsia="Malgun Gothic" w:hAnsi="Malgun Gothic"/>
-                <w:b w:val="false"/>
-                <w:bCs w:val="false"/>
-                <w:sz w:val="19"/>
-                <w:szCs w:val="19"/>
-              </w:rPr>
-              <w:t xml:space="preserve">🔴 시간 충돌</w:t>
-            </w:r>
-          </w:p>
-        </w:tc>
-        <w:tc>
-          <w:tcPr>
-            <w:tcW w:type="dxa" w:w="4300"/>
-            <w:tcMar>
-              <w:top w:type="dxa" w:w="60"/>
-              <w:left w:type="dxa" w:w="100"/>
-              <w:bottom w:type="dxa" w:w="60"/>
-              <w:right w:type="dxa" w:w="100"/>
-            </w:tcMar>
-          </w:tcPr>
-          <w:p>
-            <w:pPr>
-              <w:spacing w:after="0" w:line="270"/>
-            </w:pPr>
-            <w:r>
-              <w:rPr>
-                <w:rFonts w:ascii="Malgun Gothic" w:cs="Malgun Gothic" w:eastAsia="Malgun Gothic" w:hAnsi="Malgun Gothic"/>
-                <w:b w:val="false"/>
-                <w:bCs w:val="false"/>
-                <w:sz w:val="19"/>
-                <w:szCs w:val="19"/>
-              </w:rPr>
-              <w:t xml:space="preserve">같은 학생이 같은 요일·같은 시간 강좌 두 곳에 있음</w:t>
-            </w:r>
-          </w:p>
-        </w:tc>
-        <w:tc>
-          <w:tcPr>
-            <w:tcW w:type="dxa" w:w="3438"/>
-            <w:tcMar>
-              <w:top w:type="dxa" w:w="60"/>
-              <w:left w:type="dxa" w:w="100"/>
-              <w:bottom w:type="dxa" w:w="60"/>
-              <w:right w:type="dxa" w:w="100"/>
-            </w:tcMar>
-          </w:tcPr>
-          <w:p>
-            <w:pPr>
-              <w:spacing w:after="0" w:line="270"/>
-            </w:pPr>
-            <w:r>
-              <w:rPr>
-                <w:rFonts w:ascii="Malgun Gothic" w:cs="Malgun Gothic" w:eastAsia="Malgun Gothic" w:hAnsi="Malgun Gothic"/>
-                <w:b w:val="false"/>
-                <w:bCs w:val="false"/>
-                <w:sz w:val="19"/>
-                <w:szCs w:val="19"/>
-              </w:rPr>
-              <w:t xml:space="preserve">반드시 한쪽에서 빼기 ([A에서 빼기] 버튼)</w:t>
-            </w:r>
-          </w:p>
-        </w:tc>
-      </w:tr>
-      <w:tr>
-        <w:tc>
-          <w:tcPr>
-            <w:tcW w:type="dxa" w:w="1900"/>
-            <w:tcMar>
-              <w:top w:type="dxa" w:w="60"/>
-              <w:left w:type="dxa" w:w="100"/>
-              <w:bottom w:type="dxa" w:w="60"/>
-              <w:right w:type="dxa" w:w="100"/>
-            </w:tcMar>
-          </w:tcPr>
-          <w:p>
-            <w:pPr>
-              <w:spacing w:after="0" w:line="270"/>
-            </w:pPr>
-            <w:r>
-              <w:rPr>
-                <w:rFonts w:ascii="Malgun Gothic" w:cs="Malgun Gothic" w:eastAsia="Malgun Gothic" w:hAnsi="Malgun Gothic"/>
-                <w:b w:val="false"/>
-                <w:bCs w:val="false"/>
-                <w:sz w:val="19"/>
-                <w:szCs w:val="19"/>
-              </w:rPr>
-              <w:t xml:space="preserve">🟡 다중 수강</w:t>
-            </w:r>
-          </w:p>
-        </w:tc>
-        <w:tc>
-          <w:tcPr>
-            <w:tcW w:type="dxa" w:w="4300"/>
-            <w:tcMar>
-              <w:top w:type="dxa" w:w="60"/>
-              <w:left w:type="dxa" w:w="100"/>
-              <w:bottom w:type="dxa" w:w="60"/>
-              <w:right w:type="dxa" w:w="100"/>
-            </w:tcMar>
-          </w:tcPr>
-          <w:p>
-            <w:pPr>
-              <w:spacing w:after="0" w:line="270"/>
-            </w:pPr>
-            <w:r>
-              <w:rPr>
-                <w:rFonts w:ascii="Malgun Gothic" w:cs="Malgun Gothic" w:eastAsia="Malgun Gothic" w:hAnsi="Malgun Gothic"/>
-                <w:b w:val="false"/>
-                <w:bCs w:val="false"/>
-                <w:sz w:val="19"/>
-                <w:szCs w:val="19"/>
-              </w:rPr>
-              <w:t xml:space="preserve">두 개 이상 듣는 학생. 최대 개수를 넘으면 빨강</w:t>
-            </w:r>
-          </w:p>
-        </w:tc>
-        <w:tc>
-          <w:tcPr>
-            <w:tcW w:type="dxa" w:w="3438"/>
-            <w:tcMar>
-              <w:top w:type="dxa" w:w="60"/>
-              <w:left w:type="dxa" w:w="100"/>
-              <w:bottom w:type="dxa" w:w="60"/>
-              <w:right w:type="dxa" w:w="100"/>
-            </w:tcMar>
-          </w:tcPr>
-          <w:p>
-            <w:pPr>
-              <w:spacing w:after="0" w:line="270"/>
-            </w:pPr>
-            <w:r>
-              <w:rPr>
-                <w:rFonts w:ascii="Malgun Gothic" w:cs="Malgun Gothic" w:eastAsia="Malgun Gothic" w:hAnsi="Malgun Gothic"/>
-                <w:b w:val="false"/>
-                <w:bCs w:val="false"/>
-                <w:sz w:val="19"/>
-                <w:szCs w:val="19"/>
-              </w:rPr>
-              <w:t xml:space="preserve">시간이 안 겹치면 문제 없음</w:t>
-            </w:r>
-          </w:p>
-        </w:tc>
-      </w:tr>
-      <w:tr>
-        <w:tc>
-          <w:tcPr>
-            <w:tcW w:type="dxa" w:w="1900"/>
-            <w:tcMar>
-              <w:top w:type="dxa" w:w="60"/>
-              <w:left w:type="dxa" w:w="100"/>
-              <w:bottom w:type="dxa" w:w="60"/>
-              <w:right w:type="dxa" w:w="100"/>
-            </w:tcMar>
-          </w:tcPr>
-          <w:p>
-            <w:pPr>
-              <w:spacing w:after="0" w:line="270"/>
-            </w:pPr>
-            <w:r>
-              <w:rPr>
-                <w:rFonts w:ascii="Malgun Gothic" w:cs="Malgun Gothic" w:eastAsia="Malgun Gothic" w:hAnsi="Malgun Gothic"/>
-                <w:b w:val="false"/>
-                <w:bCs w:val="false"/>
-                <w:sz w:val="19"/>
-                <w:szCs w:val="19"/>
-              </w:rPr>
-              <w:t xml:space="preserve">장소 겹침</w:t>
-            </w:r>
-          </w:p>
-        </w:tc>
-        <w:tc>
-          <w:tcPr>
-            <w:tcW w:type="dxa" w:w="4300"/>
-            <w:tcMar>
-              <w:top w:type="dxa" w:w="60"/>
-              <w:left w:type="dxa" w:w="100"/>
-              <w:bottom w:type="dxa" w:w="60"/>
-              <w:right w:type="dxa" w:w="100"/>
-            </w:tcMar>
-          </w:tcPr>
-          <w:p>
-            <w:pPr>
-              <w:spacing w:after="0" w:line="270"/>
-            </w:pPr>
-            <w:r>
-              <w:rPr>
-                <w:rFonts w:ascii="Malgun Gothic" w:cs="Malgun Gothic" w:eastAsia="Malgun Gothic" w:hAnsi="Malgun Gothic"/>
-                <w:b w:val="false"/>
-                <w:bCs w:val="false"/>
-                <w:sz w:val="19"/>
-                <w:szCs w:val="19"/>
-              </w:rPr>
-              <w:t xml:space="preserve">같은 시간에 같은 장소를 쓰는 강좌</w:t>
-            </w:r>
-          </w:p>
-        </w:tc>
-        <w:tc>
-          <w:tcPr>
-            <w:tcW w:type="dxa" w:w="3438"/>
-            <w:tcMar>
-              <w:top w:type="dxa" w:w="60"/>
-              <w:left w:type="dxa" w:w="100"/>
-              <w:bottom w:type="dxa" w:w="60"/>
-              <w:right w:type="dxa" w:w="100"/>
-            </w:tcMar>
-          </w:tcPr>
-          <w:p>
-            <w:pPr>
-              <w:spacing w:after="0" w:line="270"/>
-            </w:pPr>
-            <w:r>
-              <w:rPr>
-                <w:rFonts w:ascii="Malgun Gothic" w:cs="Malgun Gothic" w:eastAsia="Malgun Gothic" w:hAnsi="Malgun Gothic"/>
-                <w:b w:val="false"/>
-                <w:bCs w:val="false"/>
-                <w:sz w:val="19"/>
-                <w:szCs w:val="19"/>
-              </w:rPr>
-              <w:t xml:space="preserve">강좌 수정으로 장소·시간 조정</w:t>
-            </w:r>
-          </w:p>
-        </w:tc>
-      </w:tr>
-      <w:tr>
-        <w:tc>
-          <w:tcPr>
-            <w:tcW w:type="dxa" w:w="1900"/>
-            <w:tcMar>
-              <w:top w:type="dxa" w:w="60"/>
-              <w:left w:type="dxa" w:w="100"/>
-              <w:bottom w:type="dxa" w:w="60"/>
-              <w:right w:type="dxa" w:w="100"/>
-            </w:tcMar>
-          </w:tcPr>
-          <w:p>
-            <w:pPr>
-              <w:spacing w:after="0" w:line="270"/>
-            </w:pPr>
-            <w:r>
-              <w:rPr>
-                <w:rFonts w:ascii="Malgun Gothic" w:cs="Malgun Gothic" w:eastAsia="Malgun Gothic" w:hAnsi="Malgun Gothic"/>
-                <w:b w:val="false"/>
-                <w:bCs w:val="false"/>
-                <w:sz w:val="19"/>
-                <w:szCs w:val="19"/>
-              </w:rPr>
-              <w:t xml:space="preserve">담당 겹침</w:t>
-            </w:r>
-          </w:p>
-        </w:tc>
-        <w:tc>
-          <w:tcPr>
-            <w:tcW w:type="dxa" w:w="4300"/>
-            <w:tcMar>
-              <w:top w:type="dxa" w:w="60"/>
-              <w:left w:type="dxa" w:w="100"/>
-              <w:bottom w:type="dxa" w:w="60"/>
-              <w:right w:type="dxa" w:w="100"/>
-            </w:tcMar>
-          </w:tcPr>
-          <w:p>
-            <w:pPr>
-              <w:spacing w:after="0" w:line="270"/>
-            </w:pPr>
-            <w:r>
-              <w:rPr>
-                <w:rFonts w:ascii="Malgun Gothic" w:cs="Malgun Gothic" w:eastAsia="Malgun Gothic" w:hAnsi="Malgun Gothic"/>
-                <w:b w:val="false"/>
-                <w:bCs w:val="false"/>
-                <w:sz w:val="19"/>
-                <w:szCs w:val="19"/>
-              </w:rPr>
-              <w:t xml:space="preserve">같은 담당자가 같은 시간에 두 강좌</w:t>
-            </w:r>
-          </w:p>
-        </w:tc>
-        <w:tc>
-          <w:tcPr>
-            <w:tcW w:type="dxa" w:w="3438"/>
-            <w:tcMar>
-              <w:top w:type="dxa" w:w="60"/>
-              <w:left w:type="dxa" w:w="100"/>
-              <w:bottom w:type="dxa" w:w="60"/>
-              <w:right w:type="dxa" w:w="100"/>
-            </w:tcMar>
-          </w:tcPr>
-          <w:p>
-            <w:pPr>
-              <w:spacing w:after="0" w:line="270"/>
-            </w:pPr>
-            <w:r>
-              <w:rPr>
-                <w:rFonts w:ascii="Malgun Gothic" w:cs="Malgun Gothic" w:eastAsia="Malgun Gothic" w:hAnsi="Malgun Gothic"/>
-                <w:b w:val="false"/>
-                <w:bCs w:val="false"/>
-                <w:sz w:val="19"/>
-                <w:szCs w:val="19"/>
-              </w:rPr>
-              <w:t xml:space="preserve">강좌 수정</w:t>
-            </w:r>
-          </w:p>
-        </w:tc>
-      </w:tr>
-      <w:tr>
-        <w:tc>
-          <w:tcPr>
-            <w:tcW w:type="dxa" w:w="1900"/>
-            <w:tcMar>
-              <w:top w:type="dxa" w:w="60"/>
-              <w:left w:type="dxa" w:w="100"/>
-              <w:bottom w:type="dxa" w:w="60"/>
-              <w:right w:type="dxa" w:w="100"/>
-            </w:tcMar>
-          </w:tcPr>
-          <w:p>
-            <w:pPr>
-              <w:spacing w:after="0" w:line="270"/>
-            </w:pPr>
-            <w:r>
-              <w:rPr>
-                <w:rFonts w:ascii="Malgun Gothic" w:cs="Malgun Gothic" w:eastAsia="Malgun Gothic" w:hAnsi="Malgun Gothic"/>
-                <w:b w:val="false"/>
-                <w:bCs w:val="false"/>
-                <w:sz w:val="19"/>
-                <w:szCs w:val="19"/>
-              </w:rPr>
-              <w:t xml:space="preserve">정원·최소 인원</w:t>
-            </w:r>
-          </w:p>
-        </w:tc>
-        <w:tc>
-          <w:tcPr>
-            <w:tcW w:type="dxa" w:w="4300"/>
-            <w:tcMar>
-              <w:top w:type="dxa" w:w="60"/>
-              <w:left w:type="dxa" w:w="100"/>
-              <w:bottom w:type="dxa" w:w="60"/>
-              <w:right w:type="dxa" w:w="100"/>
-            </w:tcMar>
-          </w:tcPr>
-          <w:p>
-            <w:pPr>
-              <w:spacing w:after="0" w:line="270"/>
-            </w:pPr>
-            <w:r>
-              <w:rPr>
-                <w:rFonts w:ascii="Malgun Gothic" w:cs="Malgun Gothic" w:eastAsia="Malgun Gothic" w:hAnsi="Malgun Gothic"/>
-                <w:b w:val="false"/>
-                <w:bCs w:val="false"/>
-                <w:sz w:val="19"/>
-                <w:szCs w:val="19"/>
-              </w:rPr>
-              <w:t xml:space="preserve">정원 초과 강좌 / 최소 인원 미달 강좌</w:t>
-            </w:r>
-          </w:p>
-        </w:tc>
-        <w:tc>
-          <w:tcPr>
-            <w:tcW w:type="dxa" w:w="3438"/>
-            <w:tcMar>
-              <w:top w:type="dxa" w:w="60"/>
-              <w:left w:type="dxa" w:w="100"/>
-              <w:bottom w:type="dxa" w:w="60"/>
-              <w:right w:type="dxa" w:w="100"/>
-            </w:tcMar>
-          </w:tcPr>
-          <w:p>
-            <w:pPr>
-              <w:spacing w:after="0" w:line="270"/>
-            </w:pPr>
-            <w:r>
-              <w:rPr>
-                <w:rFonts w:ascii="Malgun Gothic" w:cs="Malgun Gothic" w:eastAsia="Malgun Gothic" w:hAnsi="Malgun Gothic"/>
-                <w:b w:val="false"/>
-                <w:bCs w:val="false"/>
-                <w:sz w:val="19"/>
-                <w:szCs w:val="19"/>
-              </w:rPr>
-              <w:t xml:space="preserve">선발 실행 / 폐강 결정</w:t>
-            </w:r>
-          </w:p>
-        </w:tc>
-      </w:tr>
-      <w:tr>
-        <w:tc>
-          <w:tcPr>
-            <w:tcW w:type="dxa" w:w="1900"/>
-            <w:tcMar>
-              <w:top w:type="dxa" w:w="60"/>
-              <w:left w:type="dxa" w:w="100"/>
-              <w:bottom w:type="dxa" w:w="60"/>
-              <w:right w:type="dxa" w:w="100"/>
-            </w:tcMar>
-          </w:tcPr>
-          <w:p>
-            <w:pPr>
-              <w:spacing w:after="0" w:line="270"/>
-            </w:pPr>
-            <w:r>
-              <w:rPr>
-                <w:rFonts w:ascii="Malgun Gothic" w:cs="Malgun Gothic" w:eastAsia="Malgun Gothic" w:hAnsi="Malgun Gothic"/>
-                <w:b w:val="false"/>
-                <w:bCs w:val="false"/>
-                <w:sz w:val="19"/>
-                <w:szCs w:val="19"/>
-              </w:rPr>
-              <w:t xml:space="preserve">⚪ 명렬에 없음</w:t>
-            </w:r>
-          </w:p>
-        </w:tc>
-        <w:tc>
-          <w:tcPr>
-            <w:tcW w:type="dxa" w:w="4300"/>
-            <w:tcMar>
-              <w:top w:type="dxa" w:w="60"/>
-              <w:left w:type="dxa" w:w="100"/>
-              <w:bottom w:type="dxa" w:w="60"/>
-              <w:right w:type="dxa" w:w="100"/>
-            </w:tcMar>
-          </w:tcPr>
-          <w:p>
-            <w:pPr>
-              <w:spacing w:after="0" w:line="270"/>
-            </w:pPr>
-            <w:r>
-              <w:rPr>
-                <w:rFonts w:ascii="Malgun Gothic" w:cs="Malgun Gothic" w:eastAsia="Malgun Gothic" w:hAnsi="Malgun Gothic"/>
-                <w:b w:val="false"/>
-                <w:bCs w:val="false"/>
-                <w:sz w:val="19"/>
-                <w:szCs w:val="19"/>
-              </w:rPr>
-              <w:t xml:space="preserve">[학생] 탭에 없는 학번 (전학 등)</w:t>
-            </w:r>
-          </w:p>
-        </w:tc>
-        <w:tc>
-          <w:tcPr>
-            <w:tcW w:type="dxa" w:w="3438"/>
-            <w:tcMar>
-              <w:top w:type="dxa" w:w="60"/>
-              <w:left w:type="dxa" w:w="100"/>
-              <w:bottom w:type="dxa" w:w="60"/>
-              <w:right w:type="dxa" w:w="100"/>
-            </w:tcMar>
-          </w:tcPr>
-          <w:p>
-            <w:pPr>
-              <w:spacing w:after="0" w:line="270"/>
-            </w:pPr>
-            <w:r>
-              <w:rPr>
-                <w:rFonts w:ascii="Malgun Gothic" w:cs="Malgun Gothic" w:eastAsia="Malgun Gothic" w:hAnsi="Malgun Gothic"/>
-                <w:b w:val="false"/>
-                <w:bCs w:val="false"/>
-                <w:sz w:val="19"/>
-                <w:szCs w:val="19"/>
-              </w:rPr>
-              <w:t xml:space="preserve">명단에서 빼기 또는 명렬 수정</w:t>
-            </w:r>
-          </w:p>
-        </w:tc>
-      </w:tr>
-      <w:tr>
-        <w:tc>
-          <w:tcPr>
-            <w:tcW w:type="dxa" w:w="1900"/>
-            <w:tcMar>
-              <w:top w:type="dxa" w:w="60"/>
-              <w:left w:type="dxa" w:w="100"/>
-              <w:bottom w:type="dxa" w:w="60"/>
-              <w:right w:type="dxa" w:w="100"/>
-            </w:tcMar>
-          </w:tcPr>
-          <w:p>
-            <w:pPr>
-              <w:spacing w:after="0" w:line="270"/>
-            </w:pPr>
-            <w:r>
-              <w:rPr>
-                <w:rFonts w:ascii="Malgun Gothic" w:cs="Malgun Gothic" w:eastAsia="Malgun Gothic" w:hAnsi="Malgun Gothic"/>
-                <w:b w:val="false"/>
-                <w:bCs w:val="false"/>
-                <w:sz w:val="19"/>
-                <w:szCs w:val="19"/>
-              </w:rPr>
-              <w:t xml:space="preserve">학생별 시간표</w:t>
-            </w:r>
-          </w:p>
-        </w:tc>
-        <w:tc>
-          <w:tcPr>
-            <w:tcW w:type="dxa" w:w="4300"/>
-            <w:tcMar>
-              <w:top w:type="dxa" w:w="60"/>
-              <w:left w:type="dxa" w:w="100"/>
-              <w:bottom w:type="dxa" w:w="60"/>
-              <w:right w:type="dxa" w:w="100"/>
-            </w:tcMar>
-          </w:tcPr>
-          <w:p>
-            <w:pPr>
-              <w:spacing w:after="0" w:line="270"/>
-            </w:pPr>
-            <w:r>
-              <w:rPr>
-                <w:rFonts w:ascii="Malgun Gothic" w:cs="Malgun Gothic" w:eastAsia="Malgun Gothic" w:hAnsi="Malgun Gothic"/>
-                <w:b w:val="false"/>
-                <w:bCs w:val="false"/>
-                <w:sz w:val="19"/>
-                <w:szCs w:val="19"/>
-              </w:rPr>
-              <w:t xml:space="preserve">이름·학번으로 찾으면 주간 시간표</w:t>
-            </w:r>
-          </w:p>
-        </w:tc>
-        <w:tc>
-          <w:tcPr>
-            <w:tcW w:type="dxa" w:w="3438"/>
-            <w:tcMar>
-              <w:top w:type="dxa" w:w="60"/>
-              <w:left w:type="dxa" w:w="100"/>
-              <w:bottom w:type="dxa" w:w="60"/>
-              <w:right w:type="dxa" w:w="100"/>
-            </w:tcMar>
-          </w:tcPr>
-          <w:p>
-            <w:pPr>
-              <w:spacing w:after="0" w:line="270"/>
-            </w:pPr>
-            <w:r>
-              <w:rPr>
-                <w:rFonts w:ascii="Malgun Gothic" w:cs="Malgun Gothic" w:eastAsia="Malgun Gothic" w:hAnsi="Malgun Gothic"/>
-                <w:b w:val="false"/>
-                <w:bCs w:val="false"/>
-                <w:sz w:val="19"/>
-                <w:szCs w:val="19"/>
-              </w:rPr>
-              <w:t xml:space="preserve">겹치는 칸은 빨갛게 표시</w:t>
-            </w:r>
-          </w:p>
-        </w:tc>
-      </w:tr>
-    </w:tbl>
+        <w:t xml:space="preserve">그림 13. 학생 화면 — 날짜 지정 강좌의 날짜별 일정</w:t>
+      </w:r>
+    </w:p>
     <w:p>
       <w:pPr>
         <w:spacing w:before="120" w:after="40"/>
@@ -6154,9 +6296,9 @@
       <w:r>
         <w:drawing>
           <wp:inline distT="0" distB="0" distL="0" distR="0">
-            <wp:extent cx="5905500" cy="3714750"/>
+            <wp:extent cx="3143250" cy="6048375"/>
             <wp:effectExtent t="0" r="0" b="0" l="0"/>
-            <wp:docPr id="1" name="06_review.png" descr="그림 14. 중복 검토 — 시간 충돌 목록과 바로 정리 버튼" title="그림 14. 중복 검토 — 시간 충돌 목록과 바로 정리 버튼"/>
+            <wp:docPr id="1" name="12_apply.png" descr="그림 14. 학생 신청 화면 (휴대폰) — 겹치는 강좌는 이유와 함께 막힘" title="그림 14. 학생 신청 화면 (휴대폰) — 겹치는 강좌는 이유와 함께 막힘"/>
             <wp:cNvGraphicFramePr>
               <a:graphicFrameLocks xmlns:a="http://schemas.openxmlformats.org/drawingml/2006/main" noChangeAspect="1"/>
             </wp:cNvGraphicFramePr>
@@ -6179,7 +6321,7 @@
                   <pic:spPr bwMode="auto">
                     <a:xfrm>
                       <a:off x="0" y="0"/>
-                      <a:ext cx="5905500" cy="3714750"/>
+                      <a:ext cx="3143250" cy="6048375"/>
                     </a:xfrm>
                     <a:prstGeom prst="rect">
                       <a:avLst/>
@@ -6206,7 +6348,7 @@
           <w:sz w:val="17"/>
           <w:szCs w:val="17"/>
         </w:rPr>
-        <w:t xml:space="preserve">그림 14. 중복 검토 — 시간 충돌 목록과 바로 정리 버튼</w:t>
+        <w:t xml:space="preserve">그림 14. 학생 신청 화면 (휴대폰) — 겹치는 강좌는 이유와 함께 막힘</w:t>
       </w:r>
     </w:p>
     <w:p>
@@ -6223,7 +6365,7 @@
           <w:sz w:val="26"/>
           <w:szCs w:val="26"/>
         </w:rPr>
-        <w:t xml:space="preserve">4-6. 선발과 최종 확정 (관리자)</w:t>
+        <w:t xml:space="preserve">4-4. 교사가 명단을 직접 넣을 때</w:t>
       </w:r>
     </w:p>
     <w:p>
@@ -6241,7 +6383,7 @@
           <w:sz w:val="21"/>
           <w:szCs w:val="21"/>
         </w:rPr>
-        <w:t xml:space="preserve">[선발·확정] → [전체 강좌 선발 실행]. 정원 안의 강좌는 신청자 모두 선정, 정원을 넘는 강좌는 선발 방식대로 선정·대기가 나뉩니다.</w:t>
+        <w:t xml:space="preserve">[명단]에서 강좌를 고르고, 오른쪽 상자에 엑셀 명단을 붙여넣은 뒤 [명단 확인].</w:t>
       </w:r>
     </w:p>
     <w:p>
@@ -6259,7 +6401,7 @@
           <w:sz w:val="21"/>
           <w:szCs w:val="21"/>
         </w:rPr>
-        <w:t xml:space="preserve">우선 선발할 학생(돌봄 우선 대상 등)은 먼저 [명단]에서 「선정」으로 바꿔 두면 그 자리는 지켜집니다.</w:t>
+        <w:t xml:space="preserve">10203 홍길동 / 1 2 3 홍길동(엑셀 칸) / 1학년 2반 3번 홍길동 / 홍길동 — 어떤 형식이든 학번으로 찾아 연결합니다.</w:t>
       </w:r>
     </w:p>
     <w:p>
@@ -6277,7 +6419,7 @@
           <w:sz w:val="21"/>
           <w:szCs w:val="21"/>
         </w:rPr>
-        <w:t xml:space="preserve">[최종 확정 (운영중)]을 누르면 점검 항목(시간 충돌, 미선발 신청, 정원 초과)을 확인한 뒤 확정합니다. 남은 문제가 있으면 한 번 더 묻습니다.</w:t>
+        <w:t xml:space="preserve">동명이인은 「고르기」, 학번과 이름이 다르면 「이름 다름」, 명렬에 없으면 「없음」으로 표시되어 잘못 들어가는 일이 없습니다. 다른 강좌와 시간이 겹치는 학생은 빨갛게 미리 알려 줍니다.</w:t>
       </w:r>
     </w:p>
     <w:p>
@@ -6295,7 +6437,7 @@
           <w:sz w:val="21"/>
           <w:szCs w:val="21"/>
         </w:rPr>
-        <w:t xml:space="preserve">운영 중 취소생이 생기면 강좌 줄의 [대기자 승격]으로 대기 1번부터 선정으로 올립니다.</w:t>
+        <w:t xml:space="preserve">왼쪽 명단에서 학생을 골라 선정 / 대기 / 신청으로 / 명단에서 빼기를 할 수 있습니다.</w:t>
       </w:r>
     </w:p>
     <w:p>
@@ -6306,9 +6448,9 @@
       <w:r>
         <w:drawing>
           <wp:inline distT="0" distB="0" distL="0" distR="0">
-            <wp:extent cx="5905500" cy="3886200"/>
+            <wp:extent cx="5905500" cy="3714750"/>
             <wp:effectExtent t="0" r="0" b="0" l="0"/>
-            <wp:docPr id="1" name="07_select.png" descr="그림 15. 선발·확정 — 단계 버튼, 점검표, 강좌별 정원·선정·대기" title="그림 15. 선발·확정 — 단계 버튼, 점검표, 강좌별 정원·선정·대기"/>
+            <wp:docPr id="1" name="05_roster.png" descr="그림 15. 명단 — 붙여넣기 결과 확인 후 추가" title="그림 15. 명단 — 붙여넣기 결과 확인 후 추가"/>
             <wp:cNvGraphicFramePr>
               <a:graphicFrameLocks xmlns:a="http://schemas.openxmlformats.org/drawingml/2006/main" noChangeAspect="1"/>
             </wp:cNvGraphicFramePr>
@@ -6331,7 +6473,7 @@
                   <pic:spPr bwMode="auto">
                     <a:xfrm>
                       <a:off x="0" y="0"/>
-                      <a:ext cx="5905500" cy="3886200"/>
+                      <a:ext cx="5905500" cy="3714750"/>
                     </a:xfrm>
                     <a:prstGeom prst="rect">
                       <a:avLst/>
@@ -6358,7 +6500,7 @@
           <w:sz w:val="17"/>
           <w:szCs w:val="17"/>
         </w:rPr>
-        <w:t xml:space="preserve">그림 15. 선발·확정 — 단계 버튼, 점검표, 강좌별 정원·선정·대기</w:t>
+        <w:t xml:space="preserve">그림 15. 명단 — 붙여넣기 결과 확인 후 추가</w:t>
       </w:r>
     </w:p>
     <w:p>
@@ -6375,7 +6517,7 @@
           <w:sz w:val="26"/>
           <w:szCs w:val="26"/>
         </w:rPr>
-        <w:t xml:space="preserve">4-7. 출력</w:t>
+        <w:t xml:space="preserve">4-5. 중복 검토</w:t>
       </w:r>
     </w:p>
     <w:tbl>
@@ -6391,8 +6533,9 @@
         </w:tblBorders>
       </w:tblPr>
       <w:tblGrid>
-        <w:gridCol w:w="3000"/>
-        <w:gridCol w:w="6638"/>
+        <w:gridCol w:w="1900"/>
+        <w:gridCol w:w="4300"/>
+        <w:gridCol w:w="3438"/>
       </w:tblGrid>
       <w:tr>
         <w:trPr>
@@ -6400,7 +6543,7 @@
         </w:trPr>
         <w:tc>
           <w:tcPr>
-            <w:tcW w:type="dxa" w:w="3000"/>
+            <w:tcW w:type="dxa" w:w="1900"/>
             <w:shd w:fill="E8EEF7" w:color="auto" w:val="clear"/>
             <w:tcMar>
               <w:top w:type="dxa" w:w="60"/>
@@ -6421,13 +6564,13 @@
                 <w:sz w:val="19"/>
                 <w:szCs w:val="19"/>
               </w:rPr>
-              <w:t xml:space="preserve">출력물</w:t>
-            </w:r>
-          </w:p>
-        </w:tc>
-        <w:tc>
-          <w:tcPr>
-            <w:tcW w:type="dxa" w:w="6638"/>
+              <w:t xml:space="preserve">구분</w:t>
+            </w:r>
+          </w:p>
+        </w:tc>
+        <w:tc>
+          <w:tcPr>
+            <w:tcW w:type="dxa" w:w="4300"/>
             <w:shd w:fill="E8EEF7" w:color="auto" w:val="clear"/>
             <w:tcMar>
               <w:top w:type="dxa" w:w="60"/>
@@ -6448,7 +6591,34 @@
                 <w:sz w:val="19"/>
                 <w:szCs w:val="19"/>
               </w:rPr>
-              <w:t xml:space="preserve">내용</w:t>
+              <w:t xml:space="preserve">뜻</w:t>
+            </w:r>
+          </w:p>
+        </w:tc>
+        <w:tc>
+          <w:tcPr>
+            <w:tcW w:type="dxa" w:w="3438"/>
+            <w:shd w:fill="E8EEF7" w:color="auto" w:val="clear"/>
+            <w:tcMar>
+              <w:top w:type="dxa" w:w="60"/>
+              <w:left w:type="dxa" w:w="100"/>
+              <w:bottom w:type="dxa" w:w="60"/>
+              <w:right w:type="dxa" w:w="100"/>
+            </w:tcMar>
+          </w:tcPr>
+          <w:p>
+            <w:pPr>
+              <w:spacing w:after="0" w:line="270"/>
+            </w:pPr>
+            <w:r>
+              <w:rPr>
+                <w:rFonts w:ascii="Malgun Gothic" w:cs="Malgun Gothic" w:eastAsia="Malgun Gothic" w:hAnsi="Malgun Gothic"/>
+                <w:b/>
+                <w:bCs/>
+                <w:sz w:val="19"/>
+                <w:szCs w:val="19"/>
+              </w:rPr>
+              <w:t xml:space="preserve">처리</w:t>
             </w:r>
           </w:p>
         </w:tc>
@@ -6456,53 +6626,79 @@
       <w:tr>
         <w:tc>
           <w:tcPr>
-            <w:tcW w:type="dxa" w:w="3000"/>
-            <w:tcMar>
-              <w:top w:type="dxa" w:w="60"/>
-              <w:left w:type="dxa" w:w="100"/>
-              <w:bottom w:type="dxa" w:w="60"/>
-              <w:right w:type="dxa" w:w="100"/>
-            </w:tcMar>
-          </w:tcPr>
-          <w:p>
-            <w:pPr>
-              <w:spacing w:after="0" w:line="270"/>
-            </w:pPr>
-            <w:r>
-              <w:rPr>
-                <w:rFonts w:ascii="Malgun Gothic" w:cs="Malgun Gothic" w:eastAsia="Malgun Gothic" w:hAnsi="Malgun Gothic"/>
-                <w:b w:val="false"/>
-                <w:bCs w:val="false"/>
-                <w:sz w:val="19"/>
-                <w:szCs w:val="19"/>
-              </w:rPr>
-              <w:t xml:space="preserve">출석부</w:t>
-            </w:r>
-          </w:p>
-        </w:tc>
-        <w:tc>
-          <w:tcPr>
-            <w:tcW w:type="dxa" w:w="6638"/>
-            <w:tcMar>
-              <w:top w:type="dxa" w:w="60"/>
-              <w:left w:type="dxa" w:w="100"/>
-              <w:bottom w:type="dxa" w:w="60"/>
-              <w:right w:type="dxa" w:w="100"/>
-            </w:tcMar>
-          </w:tcPr>
-          <w:p>
-            <w:pPr>
-              <w:spacing w:after="0" w:line="270"/>
-            </w:pPr>
-            <w:r>
-              <w:rPr>
-                <w:rFonts w:ascii="Malgun Gothic" w:cs="Malgun Gothic" w:eastAsia="Malgun Gothic" w:hAnsi="Malgun Gothic"/>
-                <w:b w:val="false"/>
-                <w:bCs w:val="false"/>
-                <w:sz w:val="19"/>
-                <w:szCs w:val="19"/>
-              </w:rPr>
-              <w:t xml:space="preserve">강좌별·월별. 휴일·휴강은 빠지고 보강은 들어간 실제 수업 날짜로 만듭니다. 담당이 여러 명인 날짜 지정 강좌는 날짜마다 담당이 표시됩니다.</w:t>
+            <w:tcW w:type="dxa" w:w="1900"/>
+            <w:tcMar>
+              <w:top w:type="dxa" w:w="60"/>
+              <w:left w:type="dxa" w:w="100"/>
+              <w:bottom w:type="dxa" w:w="60"/>
+              <w:right w:type="dxa" w:w="100"/>
+            </w:tcMar>
+          </w:tcPr>
+          <w:p>
+            <w:pPr>
+              <w:spacing w:after="0" w:line="270"/>
+            </w:pPr>
+            <w:r>
+              <w:rPr>
+                <w:rFonts w:ascii="Malgun Gothic" w:cs="Malgun Gothic" w:eastAsia="Malgun Gothic" w:hAnsi="Malgun Gothic"/>
+                <w:b w:val="false"/>
+                <w:bCs w:val="false"/>
+                <w:sz w:val="19"/>
+                <w:szCs w:val="19"/>
+              </w:rPr>
+              <w:t xml:space="preserve">🔴 시간 충돌</w:t>
+            </w:r>
+          </w:p>
+        </w:tc>
+        <w:tc>
+          <w:tcPr>
+            <w:tcW w:type="dxa" w:w="4300"/>
+            <w:tcMar>
+              <w:top w:type="dxa" w:w="60"/>
+              <w:left w:type="dxa" w:w="100"/>
+              <w:bottom w:type="dxa" w:w="60"/>
+              <w:right w:type="dxa" w:w="100"/>
+            </w:tcMar>
+          </w:tcPr>
+          <w:p>
+            <w:pPr>
+              <w:spacing w:after="0" w:line="270"/>
+            </w:pPr>
+            <w:r>
+              <w:rPr>
+                <w:rFonts w:ascii="Malgun Gothic" w:cs="Malgun Gothic" w:eastAsia="Malgun Gothic" w:hAnsi="Malgun Gothic"/>
+                <w:b w:val="false"/>
+                <w:bCs w:val="false"/>
+                <w:sz w:val="19"/>
+                <w:szCs w:val="19"/>
+              </w:rPr>
+              <w:t xml:space="preserve">같은 학생이 같은 요일·같은 시간 강좌 두 곳에 있음</w:t>
+            </w:r>
+          </w:p>
+        </w:tc>
+        <w:tc>
+          <w:tcPr>
+            <w:tcW w:type="dxa" w:w="3438"/>
+            <w:tcMar>
+              <w:top w:type="dxa" w:w="60"/>
+              <w:left w:type="dxa" w:w="100"/>
+              <w:bottom w:type="dxa" w:w="60"/>
+              <w:right w:type="dxa" w:w="100"/>
+            </w:tcMar>
+          </w:tcPr>
+          <w:p>
+            <w:pPr>
+              <w:spacing w:after="0" w:line="270"/>
+            </w:pPr>
+            <w:r>
+              <w:rPr>
+                <w:rFonts w:ascii="Malgun Gothic" w:cs="Malgun Gothic" w:eastAsia="Malgun Gothic" w:hAnsi="Malgun Gothic"/>
+                <w:b w:val="false"/>
+                <w:bCs w:val="false"/>
+                <w:sz w:val="19"/>
+                <w:szCs w:val="19"/>
+              </w:rPr>
+              <w:t xml:space="preserve">반드시 한쪽에서 빼기 ([A에서 빼기] 버튼)</w:t>
             </w:r>
           </w:p>
         </w:tc>
@@ -6510,53 +6706,79 @@
       <w:tr>
         <w:tc>
           <w:tcPr>
-            <w:tcW w:type="dxa" w:w="3000"/>
-            <w:tcMar>
-              <w:top w:type="dxa" w:w="60"/>
-              <w:left w:type="dxa" w:w="100"/>
-              <w:bottom w:type="dxa" w:w="60"/>
-              <w:right w:type="dxa" w:w="100"/>
-            </w:tcMar>
-          </w:tcPr>
-          <w:p>
-            <w:pPr>
-              <w:spacing w:after="0" w:line="270"/>
-            </w:pPr>
-            <w:r>
-              <w:rPr>
-                <w:rFonts w:ascii="Malgun Gothic" w:cs="Malgun Gothic" w:eastAsia="Malgun Gothic" w:hAnsi="Malgun Gothic"/>
-                <w:b w:val="false"/>
-                <w:bCs w:val="false"/>
-                <w:sz w:val="19"/>
-                <w:szCs w:val="19"/>
-              </w:rPr>
-              <w:t xml:space="preserve">강좌별 일정표</w:t>
-            </w:r>
-          </w:p>
-        </w:tc>
-        <w:tc>
-          <w:tcPr>
-            <w:tcW w:type="dxa" w:w="6638"/>
-            <w:tcMar>
-              <w:top w:type="dxa" w:w="60"/>
-              <w:left w:type="dxa" w:w="100"/>
-              <w:bottom w:type="dxa" w:w="60"/>
-              <w:right w:type="dxa" w:w="100"/>
-            </w:tcMar>
-          </w:tcPr>
-          <w:p>
-            <w:pPr>
-              <w:spacing w:after="0" w:line="270"/>
-            </w:pPr>
-            <w:r>
-              <w:rPr>
-                <w:rFonts w:ascii="Malgun Gothic" w:cs="Malgun Gothic" w:eastAsia="Malgun Gothic" w:hAnsi="Malgun Gothic"/>
-                <w:b w:val="false"/>
-                <w:bCs w:val="false"/>
-                <w:sz w:val="19"/>
-                <w:szCs w:val="19"/>
-              </w:rPr>
-              <w:t xml:space="preserve">순번·날짜·시수·운영 시간(교시)·담당·장소와 합계. 강좌 계획서에 그대로 붙일 수 있습니다.</w:t>
+            <w:tcW w:type="dxa" w:w="1900"/>
+            <w:tcMar>
+              <w:top w:type="dxa" w:w="60"/>
+              <w:left w:type="dxa" w:w="100"/>
+              <w:bottom w:type="dxa" w:w="60"/>
+              <w:right w:type="dxa" w:w="100"/>
+            </w:tcMar>
+          </w:tcPr>
+          <w:p>
+            <w:pPr>
+              <w:spacing w:after="0" w:line="270"/>
+            </w:pPr>
+            <w:r>
+              <w:rPr>
+                <w:rFonts w:ascii="Malgun Gothic" w:cs="Malgun Gothic" w:eastAsia="Malgun Gothic" w:hAnsi="Malgun Gothic"/>
+                <w:b w:val="false"/>
+                <w:bCs w:val="false"/>
+                <w:sz w:val="19"/>
+                <w:szCs w:val="19"/>
+              </w:rPr>
+              <w:t xml:space="preserve">🟡 다중 수강</w:t>
+            </w:r>
+          </w:p>
+        </w:tc>
+        <w:tc>
+          <w:tcPr>
+            <w:tcW w:type="dxa" w:w="4300"/>
+            <w:tcMar>
+              <w:top w:type="dxa" w:w="60"/>
+              <w:left w:type="dxa" w:w="100"/>
+              <w:bottom w:type="dxa" w:w="60"/>
+              <w:right w:type="dxa" w:w="100"/>
+            </w:tcMar>
+          </w:tcPr>
+          <w:p>
+            <w:pPr>
+              <w:spacing w:after="0" w:line="270"/>
+            </w:pPr>
+            <w:r>
+              <w:rPr>
+                <w:rFonts w:ascii="Malgun Gothic" w:cs="Malgun Gothic" w:eastAsia="Malgun Gothic" w:hAnsi="Malgun Gothic"/>
+                <w:b w:val="false"/>
+                <w:bCs w:val="false"/>
+                <w:sz w:val="19"/>
+                <w:szCs w:val="19"/>
+              </w:rPr>
+              <w:t xml:space="preserve">두 개 이상 듣는 학생. 최대 개수를 넘으면 빨강</w:t>
+            </w:r>
+          </w:p>
+        </w:tc>
+        <w:tc>
+          <w:tcPr>
+            <w:tcW w:type="dxa" w:w="3438"/>
+            <w:tcMar>
+              <w:top w:type="dxa" w:w="60"/>
+              <w:left w:type="dxa" w:w="100"/>
+              <w:bottom w:type="dxa" w:w="60"/>
+              <w:right w:type="dxa" w:w="100"/>
+            </w:tcMar>
+          </w:tcPr>
+          <w:p>
+            <w:pPr>
+              <w:spacing w:after="0" w:line="270"/>
+            </w:pPr>
+            <w:r>
+              <w:rPr>
+                <w:rFonts w:ascii="Malgun Gothic" w:cs="Malgun Gothic" w:eastAsia="Malgun Gothic" w:hAnsi="Malgun Gothic"/>
+                <w:b w:val="false"/>
+                <w:bCs w:val="false"/>
+                <w:sz w:val="19"/>
+                <w:szCs w:val="19"/>
+              </w:rPr>
+              <w:t xml:space="preserve">시간이 안 겹치면 문제 없음</w:t>
             </w:r>
           </w:p>
         </w:tc>
@@ -6564,53 +6786,79 @@
       <w:tr>
         <w:tc>
           <w:tcPr>
-            <w:tcW w:type="dxa" w:w="3000"/>
-            <w:tcMar>
-              <w:top w:type="dxa" w:w="60"/>
-              <w:left w:type="dxa" w:w="100"/>
-              <w:bottom w:type="dxa" w:w="60"/>
-              <w:right w:type="dxa" w:w="100"/>
-            </w:tcMar>
-          </w:tcPr>
-          <w:p>
-            <w:pPr>
-              <w:spacing w:after="0" w:line="270"/>
-            </w:pPr>
-            <w:r>
-              <w:rPr>
-                <w:rFonts w:ascii="Malgun Gothic" w:cs="Malgun Gothic" w:eastAsia="Malgun Gothic" w:hAnsi="Malgun Gothic"/>
-                <w:b w:val="false"/>
-                <w:bCs w:val="false"/>
-                <w:sz w:val="19"/>
-                <w:szCs w:val="19"/>
-              </w:rPr>
-              <w:t xml:space="preserve">반별 수강 현황 (담임용)</w:t>
-            </w:r>
-          </w:p>
-        </w:tc>
-        <w:tc>
-          <w:tcPr>
-            <w:tcW w:type="dxa" w:w="6638"/>
-            <w:tcMar>
-              <w:top w:type="dxa" w:w="60"/>
-              <w:left w:type="dxa" w:w="100"/>
-              <w:bottom w:type="dxa" w:w="60"/>
-              <w:right w:type="dxa" w:w="100"/>
-            </w:tcMar>
-          </w:tcPr>
-          <w:p>
-            <w:pPr>
-              <w:spacing w:after="0" w:line="270"/>
-            </w:pPr>
-            <w:r>
-              <w:rPr>
-                <w:rFonts w:ascii="Malgun Gothic" w:cs="Malgun Gothic" w:eastAsia="Malgun Gothic" w:hAnsi="Malgun Gothic"/>
-                <w:b w:val="false"/>
-                <w:bCs w:val="false"/>
-                <w:sz w:val="19"/>
-                <w:szCs w:val="19"/>
-              </w:rPr>
-              <w:t xml:space="preserve">반 학생 전체와 각자 듣는 강좌의 요일·시간·장소</w:t>
+            <w:tcW w:type="dxa" w:w="1900"/>
+            <w:tcMar>
+              <w:top w:type="dxa" w:w="60"/>
+              <w:left w:type="dxa" w:w="100"/>
+              <w:bottom w:type="dxa" w:w="60"/>
+              <w:right w:type="dxa" w:w="100"/>
+            </w:tcMar>
+          </w:tcPr>
+          <w:p>
+            <w:pPr>
+              <w:spacing w:after="0" w:line="270"/>
+            </w:pPr>
+            <w:r>
+              <w:rPr>
+                <w:rFonts w:ascii="Malgun Gothic" w:cs="Malgun Gothic" w:eastAsia="Malgun Gothic" w:hAnsi="Malgun Gothic"/>
+                <w:b w:val="false"/>
+                <w:bCs w:val="false"/>
+                <w:sz w:val="19"/>
+                <w:szCs w:val="19"/>
+              </w:rPr>
+              <w:t xml:space="preserve">장소 겹침</w:t>
+            </w:r>
+          </w:p>
+        </w:tc>
+        <w:tc>
+          <w:tcPr>
+            <w:tcW w:type="dxa" w:w="4300"/>
+            <w:tcMar>
+              <w:top w:type="dxa" w:w="60"/>
+              <w:left w:type="dxa" w:w="100"/>
+              <w:bottom w:type="dxa" w:w="60"/>
+              <w:right w:type="dxa" w:w="100"/>
+            </w:tcMar>
+          </w:tcPr>
+          <w:p>
+            <w:pPr>
+              <w:spacing w:after="0" w:line="270"/>
+            </w:pPr>
+            <w:r>
+              <w:rPr>
+                <w:rFonts w:ascii="Malgun Gothic" w:cs="Malgun Gothic" w:eastAsia="Malgun Gothic" w:hAnsi="Malgun Gothic"/>
+                <w:b w:val="false"/>
+                <w:bCs w:val="false"/>
+                <w:sz w:val="19"/>
+                <w:szCs w:val="19"/>
+              </w:rPr>
+              <w:t xml:space="preserve">같은 시간에 같은 장소를 쓰는 강좌</w:t>
+            </w:r>
+          </w:p>
+        </w:tc>
+        <w:tc>
+          <w:tcPr>
+            <w:tcW w:type="dxa" w:w="3438"/>
+            <w:tcMar>
+              <w:top w:type="dxa" w:w="60"/>
+              <w:left w:type="dxa" w:w="100"/>
+              <w:bottom w:type="dxa" w:w="60"/>
+              <w:right w:type="dxa" w:w="100"/>
+            </w:tcMar>
+          </w:tcPr>
+          <w:p>
+            <w:pPr>
+              <w:spacing w:after="0" w:line="270"/>
+            </w:pPr>
+            <w:r>
+              <w:rPr>
+                <w:rFonts w:ascii="Malgun Gothic" w:cs="Malgun Gothic" w:eastAsia="Malgun Gothic" w:hAnsi="Malgun Gothic"/>
+                <w:b w:val="false"/>
+                <w:bCs w:val="false"/>
+                <w:sz w:val="19"/>
+                <w:szCs w:val="19"/>
+              </w:rPr>
+              <w:t xml:space="preserve">강좌 수정으로 장소·시간 조정</w:t>
             </w:r>
           </w:p>
         </w:tc>
@@ -6618,53 +6866,79 @@
       <w:tr>
         <w:tc>
           <w:tcPr>
-            <w:tcW w:type="dxa" w:w="3000"/>
-            <w:tcMar>
-              <w:top w:type="dxa" w:w="60"/>
-              <w:left w:type="dxa" w:w="100"/>
-              <w:bottom w:type="dxa" w:w="60"/>
-              <w:right w:type="dxa" w:w="100"/>
-            </w:tcMar>
-          </w:tcPr>
-          <w:p>
-            <w:pPr>
-              <w:spacing w:after="0" w:line="270"/>
-            </w:pPr>
-            <w:r>
-              <w:rPr>
-                <w:rFonts w:ascii="Malgun Gothic" w:cs="Malgun Gothic" w:eastAsia="Malgun Gothic" w:hAnsi="Malgun Gothic"/>
-                <w:b w:val="false"/>
-                <w:bCs w:val="false"/>
-                <w:sz w:val="19"/>
-                <w:szCs w:val="19"/>
-              </w:rPr>
-              <w:t xml:space="preserve">개인별 수강 확정 통지서</w:t>
-            </w:r>
-          </w:p>
-        </w:tc>
-        <w:tc>
-          <w:tcPr>
-            <w:tcW w:type="dxa" w:w="6638"/>
-            <w:tcMar>
-              <w:top w:type="dxa" w:w="60"/>
-              <w:left w:type="dxa" w:w="100"/>
-              <w:bottom w:type="dxa" w:w="60"/>
-              <w:right w:type="dxa" w:w="100"/>
-            </w:tcMar>
-          </w:tcPr>
-          <w:p>
-            <w:pPr>
-              <w:spacing w:after="0" w:line="270"/>
-            </w:pPr>
-            <w:r>
-              <w:rPr>
-                <w:rFonts w:ascii="Malgun Gothic" w:cs="Malgun Gothic" w:eastAsia="Malgun Gothic" w:hAnsi="Malgun Gothic"/>
-                <w:b w:val="false"/>
-                <w:bCs w:val="false"/>
-                <w:sz w:val="19"/>
-                <w:szCs w:val="19"/>
-              </w:rPr>
-              <w:t xml:space="preserve">A4 한 장에 4명씩. 확정/대기 번호, 수강료 합계(사용 시)</w:t>
+            <w:tcW w:type="dxa" w:w="1900"/>
+            <w:tcMar>
+              <w:top w:type="dxa" w:w="60"/>
+              <w:left w:type="dxa" w:w="100"/>
+              <w:bottom w:type="dxa" w:w="60"/>
+              <w:right w:type="dxa" w:w="100"/>
+            </w:tcMar>
+          </w:tcPr>
+          <w:p>
+            <w:pPr>
+              <w:spacing w:after="0" w:line="270"/>
+            </w:pPr>
+            <w:r>
+              <w:rPr>
+                <w:rFonts w:ascii="Malgun Gothic" w:cs="Malgun Gothic" w:eastAsia="Malgun Gothic" w:hAnsi="Malgun Gothic"/>
+                <w:b w:val="false"/>
+                <w:bCs w:val="false"/>
+                <w:sz w:val="19"/>
+                <w:szCs w:val="19"/>
+              </w:rPr>
+              <w:t xml:space="preserve">담당 겹침</w:t>
+            </w:r>
+          </w:p>
+        </w:tc>
+        <w:tc>
+          <w:tcPr>
+            <w:tcW w:type="dxa" w:w="4300"/>
+            <w:tcMar>
+              <w:top w:type="dxa" w:w="60"/>
+              <w:left w:type="dxa" w:w="100"/>
+              <w:bottom w:type="dxa" w:w="60"/>
+              <w:right w:type="dxa" w:w="100"/>
+            </w:tcMar>
+          </w:tcPr>
+          <w:p>
+            <w:pPr>
+              <w:spacing w:after="0" w:line="270"/>
+            </w:pPr>
+            <w:r>
+              <w:rPr>
+                <w:rFonts w:ascii="Malgun Gothic" w:cs="Malgun Gothic" w:eastAsia="Malgun Gothic" w:hAnsi="Malgun Gothic"/>
+                <w:b w:val="false"/>
+                <w:bCs w:val="false"/>
+                <w:sz w:val="19"/>
+                <w:szCs w:val="19"/>
+              </w:rPr>
+              <w:t xml:space="preserve">같은 담당자가 같은 시간에 두 강좌</w:t>
+            </w:r>
+          </w:p>
+        </w:tc>
+        <w:tc>
+          <w:tcPr>
+            <w:tcW w:type="dxa" w:w="3438"/>
+            <w:tcMar>
+              <w:top w:type="dxa" w:w="60"/>
+              <w:left w:type="dxa" w:w="100"/>
+              <w:bottom w:type="dxa" w:w="60"/>
+              <w:right w:type="dxa" w:w="100"/>
+            </w:tcMar>
+          </w:tcPr>
+          <w:p>
+            <w:pPr>
+              <w:spacing w:after="0" w:line="270"/>
+            </w:pPr>
+            <w:r>
+              <w:rPr>
+                <w:rFonts w:ascii="Malgun Gothic" w:cs="Malgun Gothic" w:eastAsia="Malgun Gothic" w:hAnsi="Malgun Gothic"/>
+                <w:b w:val="false"/>
+                <w:bCs w:val="false"/>
+                <w:sz w:val="19"/>
+                <w:szCs w:val="19"/>
+              </w:rPr>
+              <w:t xml:space="preserve">강좌 수정</w:t>
             </w:r>
           </w:p>
         </w:tc>
@@ -6672,53 +6946,79 @@
       <w:tr>
         <w:tc>
           <w:tcPr>
-            <w:tcW w:type="dxa" w:w="3000"/>
-            <w:tcMar>
-              <w:top w:type="dxa" w:w="60"/>
-              <w:left w:type="dxa" w:w="100"/>
-              <w:bottom w:type="dxa" w:w="60"/>
-              <w:right w:type="dxa" w:w="100"/>
-            </w:tcMar>
-          </w:tcPr>
-          <w:p>
-            <w:pPr>
-              <w:spacing w:after="0" w:line="270"/>
-            </w:pPr>
-            <w:r>
-              <w:rPr>
-                <w:rFonts w:ascii="Malgun Gothic" w:cs="Malgun Gothic" w:eastAsia="Malgun Gothic" w:hAnsi="Malgun Gothic"/>
-                <w:b w:val="false"/>
-                <w:bCs w:val="false"/>
-                <w:sz w:val="19"/>
-                <w:szCs w:val="19"/>
-              </w:rPr>
-              <w:t xml:space="preserve">확인코드 안내 쪽지</w:t>
-            </w:r>
-          </w:p>
-        </w:tc>
-        <w:tc>
-          <w:tcPr>
-            <w:tcW w:type="dxa" w:w="6638"/>
-            <w:tcMar>
-              <w:top w:type="dxa" w:w="60"/>
-              <w:left w:type="dxa" w:w="100"/>
-              <w:bottom w:type="dxa" w:w="60"/>
-              <w:right w:type="dxa" w:w="100"/>
-            </w:tcMar>
-          </w:tcPr>
-          <w:p>
-            <w:pPr>
-              <w:spacing w:after="0" w:line="270"/>
-            </w:pPr>
-            <w:r>
-              <w:rPr>
-                <w:rFonts w:ascii="Malgun Gothic" w:cs="Malgun Gothic" w:eastAsia="Malgun Gothic" w:hAnsi="Malgun Gothic"/>
-                <w:b w:val="false"/>
-                <w:bCs w:val="false"/>
-                <w:sz w:val="19"/>
-                <w:szCs w:val="19"/>
-              </w:rPr>
-              <w:t xml:space="preserve">반별, 한 장에 10명. 신청 QR코드 포함</w:t>
+            <w:tcW w:type="dxa" w:w="1900"/>
+            <w:tcMar>
+              <w:top w:type="dxa" w:w="60"/>
+              <w:left w:type="dxa" w:w="100"/>
+              <w:bottom w:type="dxa" w:w="60"/>
+              <w:right w:type="dxa" w:w="100"/>
+            </w:tcMar>
+          </w:tcPr>
+          <w:p>
+            <w:pPr>
+              <w:spacing w:after="0" w:line="270"/>
+            </w:pPr>
+            <w:r>
+              <w:rPr>
+                <w:rFonts w:ascii="Malgun Gothic" w:cs="Malgun Gothic" w:eastAsia="Malgun Gothic" w:hAnsi="Malgun Gothic"/>
+                <w:b w:val="false"/>
+                <w:bCs w:val="false"/>
+                <w:sz w:val="19"/>
+                <w:szCs w:val="19"/>
+              </w:rPr>
+              <w:t xml:space="preserve">정원·최소 인원</w:t>
+            </w:r>
+          </w:p>
+        </w:tc>
+        <w:tc>
+          <w:tcPr>
+            <w:tcW w:type="dxa" w:w="4300"/>
+            <w:tcMar>
+              <w:top w:type="dxa" w:w="60"/>
+              <w:left w:type="dxa" w:w="100"/>
+              <w:bottom w:type="dxa" w:w="60"/>
+              <w:right w:type="dxa" w:w="100"/>
+            </w:tcMar>
+          </w:tcPr>
+          <w:p>
+            <w:pPr>
+              <w:spacing w:after="0" w:line="270"/>
+            </w:pPr>
+            <w:r>
+              <w:rPr>
+                <w:rFonts w:ascii="Malgun Gothic" w:cs="Malgun Gothic" w:eastAsia="Malgun Gothic" w:hAnsi="Malgun Gothic"/>
+                <w:b w:val="false"/>
+                <w:bCs w:val="false"/>
+                <w:sz w:val="19"/>
+                <w:szCs w:val="19"/>
+              </w:rPr>
+              <w:t xml:space="preserve">정원 초과 강좌 / 최소 인원 미달 강좌</w:t>
+            </w:r>
+          </w:p>
+        </w:tc>
+        <w:tc>
+          <w:tcPr>
+            <w:tcW w:type="dxa" w:w="3438"/>
+            <w:tcMar>
+              <w:top w:type="dxa" w:w="60"/>
+              <w:left w:type="dxa" w:w="100"/>
+              <w:bottom w:type="dxa" w:w="60"/>
+              <w:right w:type="dxa" w:w="100"/>
+            </w:tcMar>
+          </w:tcPr>
+          <w:p>
+            <w:pPr>
+              <w:spacing w:after="0" w:line="270"/>
+            </w:pPr>
+            <w:r>
+              <w:rPr>
+                <w:rFonts w:ascii="Malgun Gothic" w:cs="Malgun Gothic" w:eastAsia="Malgun Gothic" w:hAnsi="Malgun Gothic"/>
+                <w:b w:val="false"/>
+                <w:bCs w:val="false"/>
+                <w:sz w:val="19"/>
+                <w:szCs w:val="19"/>
+              </w:rPr>
+              <w:t xml:space="preserve">선발 실행 / 폐강 결정</w:t>
             </w:r>
           </w:p>
         </w:tc>
@@ -6726,53 +7026,79 @@
       <w:tr>
         <w:tc>
           <w:tcPr>
-            <w:tcW w:type="dxa" w:w="3000"/>
-            <w:tcMar>
-              <w:top w:type="dxa" w:w="60"/>
-              <w:left w:type="dxa" w:w="100"/>
-              <w:bottom w:type="dxa" w:w="60"/>
-              <w:right w:type="dxa" w:w="100"/>
-            </w:tcMar>
-          </w:tcPr>
-          <w:p>
-            <w:pPr>
-              <w:spacing w:after="0" w:line="270"/>
-            </w:pPr>
-            <w:r>
-              <w:rPr>
-                <w:rFonts w:ascii="Malgun Gothic" w:cs="Malgun Gothic" w:eastAsia="Malgun Gothic" w:hAnsi="Malgun Gothic"/>
-                <w:b w:val="false"/>
-                <w:bCs w:val="false"/>
-                <w:sz w:val="19"/>
-                <w:szCs w:val="19"/>
-              </w:rPr>
-              <w:t xml:space="preserve">QR 게시물</w:t>
-            </w:r>
-          </w:p>
-        </w:tc>
-        <w:tc>
-          <w:tcPr>
-            <w:tcW w:type="dxa" w:w="6638"/>
-            <w:tcMar>
-              <w:top w:type="dxa" w:w="60"/>
-              <w:left w:type="dxa" w:w="100"/>
-              <w:bottom w:type="dxa" w:w="60"/>
-              <w:right w:type="dxa" w:w="100"/>
-            </w:tcMar>
-          </w:tcPr>
-          <w:p>
-            <w:pPr>
-              <w:spacing w:after="0" w:line="270"/>
-            </w:pPr>
-            <w:r>
-              <w:rPr>
-                <w:rFonts w:ascii="Malgun Gothic" w:cs="Malgun Gothic" w:eastAsia="Malgun Gothic" w:hAnsi="Malgun Gothic"/>
-                <w:b w:val="false"/>
-                <w:bCs w:val="false"/>
-                <w:sz w:val="19"/>
-                <w:szCs w:val="19"/>
-              </w:rPr>
-              <w:t xml:space="preserve">A4 한 장에 큰 QR코드 (학생 신청 / 현황판). 교실·복도·현관 게시용</w:t>
+            <w:tcW w:type="dxa" w:w="1900"/>
+            <w:tcMar>
+              <w:top w:type="dxa" w:w="60"/>
+              <w:left w:type="dxa" w:w="100"/>
+              <w:bottom w:type="dxa" w:w="60"/>
+              <w:right w:type="dxa" w:w="100"/>
+            </w:tcMar>
+          </w:tcPr>
+          <w:p>
+            <w:pPr>
+              <w:spacing w:after="0" w:line="270"/>
+            </w:pPr>
+            <w:r>
+              <w:rPr>
+                <w:rFonts w:ascii="Malgun Gothic" w:cs="Malgun Gothic" w:eastAsia="Malgun Gothic" w:hAnsi="Malgun Gothic"/>
+                <w:b w:val="false"/>
+                <w:bCs w:val="false"/>
+                <w:sz w:val="19"/>
+                <w:szCs w:val="19"/>
+              </w:rPr>
+              <w:t xml:space="preserve">⚪ 명렬에 없음</w:t>
+            </w:r>
+          </w:p>
+        </w:tc>
+        <w:tc>
+          <w:tcPr>
+            <w:tcW w:type="dxa" w:w="4300"/>
+            <w:tcMar>
+              <w:top w:type="dxa" w:w="60"/>
+              <w:left w:type="dxa" w:w="100"/>
+              <w:bottom w:type="dxa" w:w="60"/>
+              <w:right w:type="dxa" w:w="100"/>
+            </w:tcMar>
+          </w:tcPr>
+          <w:p>
+            <w:pPr>
+              <w:spacing w:after="0" w:line="270"/>
+            </w:pPr>
+            <w:r>
+              <w:rPr>
+                <w:rFonts w:ascii="Malgun Gothic" w:cs="Malgun Gothic" w:eastAsia="Malgun Gothic" w:hAnsi="Malgun Gothic"/>
+                <w:b w:val="false"/>
+                <w:bCs w:val="false"/>
+                <w:sz w:val="19"/>
+                <w:szCs w:val="19"/>
+              </w:rPr>
+              <w:t xml:space="preserve">[학생] 탭에 없는 학번 (전학 등)</w:t>
+            </w:r>
+          </w:p>
+        </w:tc>
+        <w:tc>
+          <w:tcPr>
+            <w:tcW w:type="dxa" w:w="3438"/>
+            <w:tcMar>
+              <w:top w:type="dxa" w:w="60"/>
+              <w:left w:type="dxa" w:w="100"/>
+              <w:bottom w:type="dxa" w:w="60"/>
+              <w:right w:type="dxa" w:w="100"/>
+            </w:tcMar>
+          </w:tcPr>
+          <w:p>
+            <w:pPr>
+              <w:spacing w:after="0" w:line="270"/>
+            </w:pPr>
+            <w:r>
+              <w:rPr>
+                <w:rFonts w:ascii="Malgun Gothic" w:cs="Malgun Gothic" w:eastAsia="Malgun Gothic" w:hAnsi="Malgun Gothic"/>
+                <w:b w:val="false"/>
+                <w:bCs w:val="false"/>
+                <w:sz w:val="19"/>
+                <w:szCs w:val="19"/>
+              </w:rPr>
+              <w:t xml:space="preserve">명단에서 빼기 또는 명렬 수정</w:t>
             </w:r>
           </w:p>
         </w:tc>
@@ -6780,53 +7106,79 @@
       <w:tr>
         <w:tc>
           <w:tcPr>
-            <w:tcW w:type="dxa" w:w="3000"/>
-            <w:tcMar>
-              <w:top w:type="dxa" w:w="60"/>
-              <w:left w:type="dxa" w:w="100"/>
-              <w:bottom w:type="dxa" w:w="60"/>
-              <w:right w:type="dxa" w:w="100"/>
-            </w:tcMar>
-          </w:tcPr>
-          <w:p>
-            <w:pPr>
-              <w:spacing w:after="0" w:line="270"/>
-            </w:pPr>
-            <w:r>
-              <w:rPr>
-                <w:rFonts w:ascii="Malgun Gothic" w:cs="Malgun Gothic" w:eastAsia="Malgun Gothic" w:hAnsi="Malgun Gothic"/>
-                <w:b w:val="false"/>
-                <w:bCs w:val="false"/>
-                <w:sz w:val="19"/>
-                <w:szCs w:val="19"/>
-              </w:rPr>
-              <w:t xml:space="preserve">CSV 내려받기</w:t>
-            </w:r>
-          </w:p>
-        </w:tc>
-        <w:tc>
-          <w:tcPr>
-            <w:tcW w:type="dxa" w:w="6638"/>
-            <w:tcMar>
-              <w:top w:type="dxa" w:w="60"/>
-              <w:left w:type="dxa" w:w="100"/>
-              <w:bottom w:type="dxa" w:w="60"/>
-              <w:right w:type="dxa" w:w="100"/>
-            </w:tcMar>
-          </w:tcPr>
-          <w:p>
-            <w:pPr>
-              <w:spacing w:after="0" w:line="270"/>
-            </w:pPr>
-            <w:r>
-              <w:rPr>
-                <w:rFonts w:ascii="Malgun Gothic" w:cs="Malgun Gothic" w:eastAsia="Malgun Gothic" w:hAnsi="Malgun Gothic"/>
-                <w:b w:val="false"/>
-                <w:bCs w:val="false"/>
-                <w:sz w:val="19"/>
-                <w:szCs w:val="19"/>
-              </w:rPr>
-              <w:t xml:space="preserve">강좌 목록, 전체 수강 명단 (엑셀에서 열림)</w:t>
+            <w:tcW w:type="dxa" w:w="1900"/>
+            <w:tcMar>
+              <w:top w:type="dxa" w:w="60"/>
+              <w:left w:type="dxa" w:w="100"/>
+              <w:bottom w:type="dxa" w:w="60"/>
+              <w:right w:type="dxa" w:w="100"/>
+            </w:tcMar>
+          </w:tcPr>
+          <w:p>
+            <w:pPr>
+              <w:spacing w:after="0" w:line="270"/>
+            </w:pPr>
+            <w:r>
+              <w:rPr>
+                <w:rFonts w:ascii="Malgun Gothic" w:cs="Malgun Gothic" w:eastAsia="Malgun Gothic" w:hAnsi="Malgun Gothic"/>
+                <w:b w:val="false"/>
+                <w:bCs w:val="false"/>
+                <w:sz w:val="19"/>
+                <w:szCs w:val="19"/>
+              </w:rPr>
+              <w:t xml:space="preserve">학생별 시간표</w:t>
+            </w:r>
+          </w:p>
+        </w:tc>
+        <w:tc>
+          <w:tcPr>
+            <w:tcW w:type="dxa" w:w="4300"/>
+            <w:tcMar>
+              <w:top w:type="dxa" w:w="60"/>
+              <w:left w:type="dxa" w:w="100"/>
+              <w:bottom w:type="dxa" w:w="60"/>
+              <w:right w:type="dxa" w:w="100"/>
+            </w:tcMar>
+          </w:tcPr>
+          <w:p>
+            <w:pPr>
+              <w:spacing w:after="0" w:line="270"/>
+            </w:pPr>
+            <w:r>
+              <w:rPr>
+                <w:rFonts w:ascii="Malgun Gothic" w:cs="Malgun Gothic" w:eastAsia="Malgun Gothic" w:hAnsi="Malgun Gothic"/>
+                <w:b w:val="false"/>
+                <w:bCs w:val="false"/>
+                <w:sz w:val="19"/>
+                <w:szCs w:val="19"/>
+              </w:rPr>
+              <w:t xml:space="preserve">이름·학번으로 찾으면 주간 시간표</w:t>
+            </w:r>
+          </w:p>
+        </w:tc>
+        <w:tc>
+          <w:tcPr>
+            <w:tcW w:type="dxa" w:w="3438"/>
+            <w:tcMar>
+              <w:top w:type="dxa" w:w="60"/>
+              <w:left w:type="dxa" w:w="100"/>
+              <w:bottom w:type="dxa" w:w="60"/>
+              <w:right w:type="dxa" w:w="100"/>
+            </w:tcMar>
+          </w:tcPr>
+          <w:p>
+            <w:pPr>
+              <w:spacing w:after="0" w:line="270"/>
+            </w:pPr>
+            <w:r>
+              <w:rPr>
+                <w:rFonts w:ascii="Malgun Gothic" w:cs="Malgun Gothic" w:eastAsia="Malgun Gothic" w:hAnsi="Malgun Gothic"/>
+                <w:b w:val="false"/>
+                <w:bCs w:val="false"/>
+                <w:sz w:val="19"/>
+                <w:szCs w:val="19"/>
+              </w:rPr>
+              <w:t xml:space="preserve">겹치는 칸은 빨갛게 표시</w:t>
             </w:r>
           </w:p>
         </w:tc>
@@ -6842,7 +7194,7 @@
           <wp:inline distT="0" distB="0" distL="0" distR="0">
             <wp:extent cx="5905500" cy="3714750"/>
             <wp:effectExtent t="0" r="0" b="0" l="0"/>
-            <wp:docPr id="1" name="09_print.png" descr="그림 16. 출력 메뉴 — 출석부, 반별 현황, 통지서, 확인코드 쪽지, QR 게시물" title="그림 16. 출력 메뉴 — 출석부, 반별 현황, 통지서, 확인코드 쪽지, QR 게시물"/>
+            <wp:docPr id="1" name="06_review.png" descr="그림 16. 중복 검토 — 시간 충돌 목록과 바로 정리 버튼" title="그림 16. 중복 검토 — 시간 충돌 목록과 바로 정리 버튼"/>
             <wp:cNvGraphicFramePr>
               <a:graphicFrameLocks xmlns:a="http://schemas.openxmlformats.org/drawingml/2006/main" noChangeAspect="1"/>
             </wp:cNvGraphicFramePr>
@@ -6892,7 +7244,96 @@
           <w:sz w:val="17"/>
           <w:szCs w:val="17"/>
         </w:rPr>
-        <w:t xml:space="preserve">그림 16. 출력 메뉴 — 출석부, 반별 현황, 통지서, 확인코드 쪽지, QR 게시물</w:t>
+        <w:t xml:space="preserve">그림 16. 중복 검토 — 시간 충돌 목록과 바로 정리 버튼</w:t>
+      </w:r>
+    </w:p>
+    <w:p>
+      <w:pPr>
+        <w:pStyle w:val="Heading2"/>
+        <w:spacing w:before="260" w:after="120"/>
+      </w:pPr>
+      <w:r>
+        <w:rPr>
+          <w:rFonts w:ascii="Malgun Gothic" w:cs="Malgun Gothic" w:eastAsia="Malgun Gothic" w:hAnsi="Malgun Gothic"/>
+          <w:b/>
+          <w:bCs/>
+          <w:color w:val="17202C"/>
+          <w:sz w:val="26"/>
+          <w:szCs w:val="26"/>
+        </w:rPr>
+        <w:t xml:space="preserve">4-6. 선발과 최종 확정 (관리자)</w:t>
+      </w:r>
+    </w:p>
+    <w:p>
+      <w:pPr>
+        <w:pStyle w:val="ListParagraph"/>
+        <w:numPr>
+          <w:ilvl w:val="0"/>
+          <w:numId w:val="5"/>
+        </w:numPr>
+        <w:spacing w:after="60" w:line="300"/>
+      </w:pPr>
+      <w:r>
+        <w:rPr>
+          <w:rFonts w:ascii="Malgun Gothic" w:cs="Malgun Gothic" w:eastAsia="Malgun Gothic" w:hAnsi="Malgun Gothic"/>
+          <w:sz w:val="21"/>
+          <w:szCs w:val="21"/>
+        </w:rPr>
+        <w:t xml:space="preserve">[선발·확정] → [전체 강좌 선발 실행]. 정원 안의 강좌는 신청자 모두 선정, 정원을 넘는 강좌는 선발 방식대로 선정·대기가 나뉩니다.</w:t>
+      </w:r>
+    </w:p>
+    <w:p>
+      <w:pPr>
+        <w:pStyle w:val="ListParagraph"/>
+        <w:numPr>
+          <w:ilvl w:val="0"/>
+          <w:numId w:val="5"/>
+        </w:numPr>
+        <w:spacing w:after="60" w:line="300"/>
+      </w:pPr>
+      <w:r>
+        <w:rPr>
+          <w:rFonts w:ascii="Malgun Gothic" w:cs="Malgun Gothic" w:eastAsia="Malgun Gothic" w:hAnsi="Malgun Gothic"/>
+          <w:sz w:val="21"/>
+          <w:szCs w:val="21"/>
+        </w:rPr>
+        <w:t xml:space="preserve">우선 선발할 학생(돌봄 우선 대상 등)은 먼저 [명단]에서 「선정」으로 바꿔 두면 그 자리는 지켜집니다.</w:t>
+      </w:r>
+    </w:p>
+    <w:p>
+      <w:pPr>
+        <w:pStyle w:val="ListParagraph"/>
+        <w:numPr>
+          <w:ilvl w:val="0"/>
+          <w:numId w:val="5"/>
+        </w:numPr>
+        <w:spacing w:after="60" w:line="300"/>
+      </w:pPr>
+      <w:r>
+        <w:rPr>
+          <w:rFonts w:ascii="Malgun Gothic" w:cs="Malgun Gothic" w:eastAsia="Malgun Gothic" w:hAnsi="Malgun Gothic"/>
+          <w:sz w:val="21"/>
+          <w:szCs w:val="21"/>
+        </w:rPr>
+        <w:t xml:space="preserve">[최종 확정 (운영중)]을 누르면 점검 항목(시간 충돌, 미선발 신청, 정원 초과)을 확인한 뒤 확정합니다. 남은 문제가 있으면 한 번 더 묻습니다.</w:t>
+      </w:r>
+    </w:p>
+    <w:p>
+      <w:pPr>
+        <w:pStyle w:val="ListParagraph"/>
+        <w:numPr>
+          <w:ilvl w:val="0"/>
+          <w:numId w:val="5"/>
+        </w:numPr>
+        <w:spacing w:after="60" w:line="300"/>
+      </w:pPr>
+      <w:r>
+        <w:rPr>
+          <w:rFonts w:ascii="Malgun Gothic" w:cs="Malgun Gothic" w:eastAsia="Malgun Gothic" w:hAnsi="Malgun Gothic"/>
+          <w:sz w:val="21"/>
+          <w:szCs w:val="21"/>
+        </w:rPr>
+        <w:t xml:space="preserve">운영 중 취소생이 생기면 강좌 줄의 [대기자 승격]으로 대기 1번부터 선정으로 올립니다.</w:t>
       </w:r>
     </w:p>
     <w:p>
@@ -6903,9 +7344,9 @@
       <w:r>
         <w:drawing>
           <wp:inline distT="0" distB="0" distL="0" distR="0">
-            <wp:extent cx="4933950" cy="6858000"/>
+            <wp:extent cx="5905500" cy="3886200"/>
             <wp:effectExtent t="0" r="0" b="0" l="0"/>
-            <wp:docPr id="1" name="22_plan_print.png" descr="그림 17. 강좌별 일정표 — 날짜 지정 강좌 예시" title="그림 17. 강좌별 일정표 — 날짜 지정 강좌 예시"/>
+            <wp:docPr id="1" name="07_select.png" descr="그림 17. 선발·확정 — 단계 버튼, 점검표, 강좌별 정원·선정·대기" title="그림 17. 선발·확정 — 단계 버튼, 점검표, 강좌별 정원·선정·대기"/>
             <wp:cNvGraphicFramePr>
               <a:graphicFrameLocks xmlns:a="http://schemas.openxmlformats.org/drawingml/2006/main" noChangeAspect="1"/>
             </wp:cNvGraphicFramePr>
@@ -6928,7 +7369,7 @@
                   <pic:spPr bwMode="auto">
                     <a:xfrm>
                       <a:off x="0" y="0"/>
-                      <a:ext cx="4933950" cy="6858000"/>
+                      <a:ext cx="5905500" cy="3886200"/>
                     </a:xfrm>
                     <a:prstGeom prst="rect">
                       <a:avLst/>
@@ -6955,7 +7396,7 @@
           <w:sz w:val="17"/>
           <w:szCs w:val="17"/>
         </w:rPr>
-        <w:t xml:space="preserve">그림 17. 강좌별 일정표 — 날짜 지정 강좌 예시</w:t>
+        <w:t xml:space="preserve">그림 17. 선발·확정 — 단계 버튼, 점검표, 강좌별 정원·선정·대기</w:t>
       </w:r>
     </w:p>
     <w:p>
@@ -6972,27 +7413,463 @@
           <w:sz w:val="26"/>
           <w:szCs w:val="26"/>
         </w:rPr>
-        <w:t xml:space="preserve">4-8. 일정 변경 (휴강·보강·장소/시간 변경)</w:t>
-      </w:r>
-    </w:p>
-    <w:p>
-      <w:pPr>
-        <w:pStyle w:val="ListParagraph"/>
-        <w:numPr>
-          <w:ilvl w:val="0"/>
-          <w:numId w:val="5"/>
-        </w:numPr>
-        <w:spacing w:after="60" w:line="300"/>
-      </w:pPr>
-      <w:r>
-        <w:rPr>
-          <w:rFonts w:ascii="Malgun Gothic" w:cs="Malgun Gothic" w:eastAsia="Malgun Gothic" w:hAnsi="Malgun Gothic"/>
-          <w:sz w:val="21"/>
-          <w:szCs w:val="21"/>
-        </w:rPr>
-        <w:t xml:space="preserve">[일정 변경]에서 날짜, 강좌, 유형을 고르고 등록하면 현황판과 출석부에 바로 반영됩니다. 교사는 자기 강좌만 등록할 수 있습니다.</w:t>
-      </w:r>
-    </w:p>
+        <w:t xml:space="preserve">4-7. 출력</w:t>
+      </w:r>
+    </w:p>
+    <w:tbl>
+      <w:tblPr>
+        <w:tblW w:type="dxa" w:w="9638"/>
+        <w:tblBorders>
+          <w:top w:val="single" w:color="auto" w:sz="4"/>
+          <w:left w:val="single" w:color="auto" w:sz="4"/>
+          <w:bottom w:val="single" w:color="auto" w:sz="4"/>
+          <w:right w:val="single" w:color="auto" w:sz="4"/>
+          <w:insideH w:val="single" w:color="auto" w:sz="4"/>
+          <w:insideV w:val="single" w:color="auto" w:sz="4"/>
+        </w:tblBorders>
+      </w:tblPr>
+      <w:tblGrid>
+        <w:gridCol w:w="3000"/>
+        <w:gridCol w:w="6638"/>
+      </w:tblGrid>
+      <w:tr>
+        <w:trPr>
+          <w:tblHeader/>
+        </w:trPr>
+        <w:tc>
+          <w:tcPr>
+            <w:tcW w:type="dxa" w:w="3000"/>
+            <w:shd w:fill="E8EEF7" w:color="auto" w:val="clear"/>
+            <w:tcMar>
+              <w:top w:type="dxa" w:w="60"/>
+              <w:left w:type="dxa" w:w="100"/>
+              <w:bottom w:type="dxa" w:w="60"/>
+              <w:right w:type="dxa" w:w="100"/>
+            </w:tcMar>
+          </w:tcPr>
+          <w:p>
+            <w:pPr>
+              <w:spacing w:after="0" w:line="270"/>
+            </w:pPr>
+            <w:r>
+              <w:rPr>
+                <w:rFonts w:ascii="Malgun Gothic" w:cs="Malgun Gothic" w:eastAsia="Malgun Gothic" w:hAnsi="Malgun Gothic"/>
+                <w:b/>
+                <w:bCs/>
+                <w:sz w:val="19"/>
+                <w:szCs w:val="19"/>
+              </w:rPr>
+              <w:t xml:space="preserve">출력물</w:t>
+            </w:r>
+          </w:p>
+        </w:tc>
+        <w:tc>
+          <w:tcPr>
+            <w:tcW w:type="dxa" w:w="6638"/>
+            <w:shd w:fill="E8EEF7" w:color="auto" w:val="clear"/>
+            <w:tcMar>
+              <w:top w:type="dxa" w:w="60"/>
+              <w:left w:type="dxa" w:w="100"/>
+              <w:bottom w:type="dxa" w:w="60"/>
+              <w:right w:type="dxa" w:w="100"/>
+            </w:tcMar>
+          </w:tcPr>
+          <w:p>
+            <w:pPr>
+              <w:spacing w:after="0" w:line="270"/>
+            </w:pPr>
+            <w:r>
+              <w:rPr>
+                <w:rFonts w:ascii="Malgun Gothic" w:cs="Malgun Gothic" w:eastAsia="Malgun Gothic" w:hAnsi="Malgun Gothic"/>
+                <w:b/>
+                <w:bCs/>
+                <w:sz w:val="19"/>
+                <w:szCs w:val="19"/>
+              </w:rPr>
+              <w:t xml:space="preserve">내용</w:t>
+            </w:r>
+          </w:p>
+        </w:tc>
+      </w:tr>
+      <w:tr>
+        <w:tc>
+          <w:tcPr>
+            <w:tcW w:type="dxa" w:w="3000"/>
+            <w:tcMar>
+              <w:top w:type="dxa" w:w="60"/>
+              <w:left w:type="dxa" w:w="100"/>
+              <w:bottom w:type="dxa" w:w="60"/>
+              <w:right w:type="dxa" w:w="100"/>
+            </w:tcMar>
+          </w:tcPr>
+          <w:p>
+            <w:pPr>
+              <w:spacing w:after="0" w:line="270"/>
+            </w:pPr>
+            <w:r>
+              <w:rPr>
+                <w:rFonts w:ascii="Malgun Gothic" w:cs="Malgun Gothic" w:eastAsia="Malgun Gothic" w:hAnsi="Malgun Gothic"/>
+                <w:b w:val="false"/>
+                <w:bCs w:val="false"/>
+                <w:sz w:val="19"/>
+                <w:szCs w:val="19"/>
+              </w:rPr>
+              <w:t xml:space="preserve">출석부</w:t>
+            </w:r>
+          </w:p>
+        </w:tc>
+        <w:tc>
+          <w:tcPr>
+            <w:tcW w:type="dxa" w:w="6638"/>
+            <w:tcMar>
+              <w:top w:type="dxa" w:w="60"/>
+              <w:left w:type="dxa" w:w="100"/>
+              <w:bottom w:type="dxa" w:w="60"/>
+              <w:right w:type="dxa" w:w="100"/>
+            </w:tcMar>
+          </w:tcPr>
+          <w:p>
+            <w:pPr>
+              <w:spacing w:after="0" w:line="270"/>
+            </w:pPr>
+            <w:r>
+              <w:rPr>
+                <w:rFonts w:ascii="Malgun Gothic" w:cs="Malgun Gothic" w:eastAsia="Malgun Gothic" w:hAnsi="Malgun Gothic"/>
+                <w:b w:val="false"/>
+                <w:bCs w:val="false"/>
+                <w:sz w:val="19"/>
+                <w:szCs w:val="19"/>
+              </w:rPr>
+              <w:t xml:space="preserve">강좌별·월별. 휴일·휴강은 빠지고 보강은 들어간 실제 수업 날짜로 만듭니다. 담당이 여러 명인 날짜 지정 강좌는 날짜마다 담당이 표시됩니다.</w:t>
+            </w:r>
+          </w:p>
+        </w:tc>
+      </w:tr>
+      <w:tr>
+        <w:tc>
+          <w:tcPr>
+            <w:tcW w:type="dxa" w:w="3000"/>
+            <w:tcMar>
+              <w:top w:type="dxa" w:w="60"/>
+              <w:left w:type="dxa" w:w="100"/>
+              <w:bottom w:type="dxa" w:w="60"/>
+              <w:right w:type="dxa" w:w="100"/>
+            </w:tcMar>
+          </w:tcPr>
+          <w:p>
+            <w:pPr>
+              <w:spacing w:after="0" w:line="270"/>
+            </w:pPr>
+            <w:r>
+              <w:rPr>
+                <w:rFonts w:ascii="Malgun Gothic" w:cs="Malgun Gothic" w:eastAsia="Malgun Gothic" w:hAnsi="Malgun Gothic"/>
+                <w:b w:val="false"/>
+                <w:bCs w:val="false"/>
+                <w:sz w:val="19"/>
+                <w:szCs w:val="19"/>
+              </w:rPr>
+              <w:t xml:space="preserve">강좌별 일정표</w:t>
+            </w:r>
+          </w:p>
+        </w:tc>
+        <w:tc>
+          <w:tcPr>
+            <w:tcW w:type="dxa" w:w="6638"/>
+            <w:tcMar>
+              <w:top w:type="dxa" w:w="60"/>
+              <w:left w:type="dxa" w:w="100"/>
+              <w:bottom w:type="dxa" w:w="60"/>
+              <w:right w:type="dxa" w:w="100"/>
+            </w:tcMar>
+          </w:tcPr>
+          <w:p>
+            <w:pPr>
+              <w:spacing w:after="0" w:line="270"/>
+            </w:pPr>
+            <w:r>
+              <w:rPr>
+                <w:rFonts w:ascii="Malgun Gothic" w:cs="Malgun Gothic" w:eastAsia="Malgun Gothic" w:hAnsi="Malgun Gothic"/>
+                <w:b w:val="false"/>
+                <w:bCs w:val="false"/>
+                <w:sz w:val="19"/>
+                <w:szCs w:val="19"/>
+              </w:rPr>
+              <w:t xml:space="preserve">순번·날짜·시수·운영 시간(교시)·담당·장소와 합계. 강좌 계획서에 그대로 붙일 수 있습니다.</w:t>
+            </w:r>
+          </w:p>
+        </w:tc>
+      </w:tr>
+      <w:tr>
+        <w:tc>
+          <w:tcPr>
+            <w:tcW w:type="dxa" w:w="3000"/>
+            <w:tcMar>
+              <w:top w:type="dxa" w:w="60"/>
+              <w:left w:type="dxa" w:w="100"/>
+              <w:bottom w:type="dxa" w:w="60"/>
+              <w:right w:type="dxa" w:w="100"/>
+            </w:tcMar>
+          </w:tcPr>
+          <w:p>
+            <w:pPr>
+              <w:spacing w:after="0" w:line="270"/>
+            </w:pPr>
+            <w:r>
+              <w:rPr>
+                <w:rFonts w:ascii="Malgun Gothic" w:cs="Malgun Gothic" w:eastAsia="Malgun Gothic" w:hAnsi="Malgun Gothic"/>
+                <w:b w:val="false"/>
+                <w:bCs w:val="false"/>
+                <w:sz w:val="19"/>
+                <w:szCs w:val="19"/>
+              </w:rPr>
+              <w:t xml:space="preserve">반별 수강 현황 (담임용)</w:t>
+            </w:r>
+          </w:p>
+        </w:tc>
+        <w:tc>
+          <w:tcPr>
+            <w:tcW w:type="dxa" w:w="6638"/>
+            <w:tcMar>
+              <w:top w:type="dxa" w:w="60"/>
+              <w:left w:type="dxa" w:w="100"/>
+              <w:bottom w:type="dxa" w:w="60"/>
+              <w:right w:type="dxa" w:w="100"/>
+            </w:tcMar>
+          </w:tcPr>
+          <w:p>
+            <w:pPr>
+              <w:spacing w:after="0" w:line="270"/>
+            </w:pPr>
+            <w:r>
+              <w:rPr>
+                <w:rFonts w:ascii="Malgun Gothic" w:cs="Malgun Gothic" w:eastAsia="Malgun Gothic" w:hAnsi="Malgun Gothic"/>
+                <w:b w:val="false"/>
+                <w:bCs w:val="false"/>
+                <w:sz w:val="19"/>
+                <w:szCs w:val="19"/>
+              </w:rPr>
+              <w:t xml:space="preserve">반 학생 전체와 각자 듣는 강좌의 요일·시간·장소</w:t>
+            </w:r>
+          </w:p>
+        </w:tc>
+      </w:tr>
+      <w:tr>
+        <w:tc>
+          <w:tcPr>
+            <w:tcW w:type="dxa" w:w="3000"/>
+            <w:tcMar>
+              <w:top w:type="dxa" w:w="60"/>
+              <w:left w:type="dxa" w:w="100"/>
+              <w:bottom w:type="dxa" w:w="60"/>
+              <w:right w:type="dxa" w:w="100"/>
+            </w:tcMar>
+          </w:tcPr>
+          <w:p>
+            <w:pPr>
+              <w:spacing w:after="0" w:line="270"/>
+            </w:pPr>
+            <w:r>
+              <w:rPr>
+                <w:rFonts w:ascii="Malgun Gothic" w:cs="Malgun Gothic" w:eastAsia="Malgun Gothic" w:hAnsi="Malgun Gothic"/>
+                <w:b w:val="false"/>
+                <w:bCs w:val="false"/>
+                <w:sz w:val="19"/>
+                <w:szCs w:val="19"/>
+              </w:rPr>
+              <w:t xml:space="preserve">개인별 수강 확정 통지서</w:t>
+            </w:r>
+          </w:p>
+        </w:tc>
+        <w:tc>
+          <w:tcPr>
+            <w:tcW w:type="dxa" w:w="6638"/>
+            <w:tcMar>
+              <w:top w:type="dxa" w:w="60"/>
+              <w:left w:type="dxa" w:w="100"/>
+              <w:bottom w:type="dxa" w:w="60"/>
+              <w:right w:type="dxa" w:w="100"/>
+            </w:tcMar>
+          </w:tcPr>
+          <w:p>
+            <w:pPr>
+              <w:spacing w:after="0" w:line="270"/>
+            </w:pPr>
+            <w:r>
+              <w:rPr>
+                <w:rFonts w:ascii="Malgun Gothic" w:cs="Malgun Gothic" w:eastAsia="Malgun Gothic" w:hAnsi="Malgun Gothic"/>
+                <w:b w:val="false"/>
+                <w:bCs w:val="false"/>
+                <w:sz w:val="19"/>
+                <w:szCs w:val="19"/>
+              </w:rPr>
+              <w:t xml:space="preserve">A4 한 장에 4명씩. 확정/대기 번호, 수강료 합계(사용 시)</w:t>
+            </w:r>
+          </w:p>
+        </w:tc>
+      </w:tr>
+      <w:tr>
+        <w:tc>
+          <w:tcPr>
+            <w:tcW w:type="dxa" w:w="3000"/>
+            <w:tcMar>
+              <w:top w:type="dxa" w:w="60"/>
+              <w:left w:type="dxa" w:w="100"/>
+              <w:bottom w:type="dxa" w:w="60"/>
+              <w:right w:type="dxa" w:w="100"/>
+            </w:tcMar>
+          </w:tcPr>
+          <w:p>
+            <w:pPr>
+              <w:spacing w:after="0" w:line="270"/>
+            </w:pPr>
+            <w:r>
+              <w:rPr>
+                <w:rFonts w:ascii="Malgun Gothic" w:cs="Malgun Gothic" w:eastAsia="Malgun Gothic" w:hAnsi="Malgun Gothic"/>
+                <w:b w:val="false"/>
+                <w:bCs w:val="false"/>
+                <w:sz w:val="19"/>
+                <w:szCs w:val="19"/>
+              </w:rPr>
+              <w:t xml:space="preserve">확인코드 안내 쪽지</w:t>
+            </w:r>
+          </w:p>
+        </w:tc>
+        <w:tc>
+          <w:tcPr>
+            <w:tcW w:type="dxa" w:w="6638"/>
+            <w:tcMar>
+              <w:top w:type="dxa" w:w="60"/>
+              <w:left w:type="dxa" w:w="100"/>
+              <w:bottom w:type="dxa" w:w="60"/>
+              <w:right w:type="dxa" w:w="100"/>
+            </w:tcMar>
+          </w:tcPr>
+          <w:p>
+            <w:pPr>
+              <w:spacing w:after="0" w:line="270"/>
+            </w:pPr>
+            <w:r>
+              <w:rPr>
+                <w:rFonts w:ascii="Malgun Gothic" w:cs="Malgun Gothic" w:eastAsia="Malgun Gothic" w:hAnsi="Malgun Gothic"/>
+                <w:b w:val="false"/>
+                <w:bCs w:val="false"/>
+                <w:sz w:val="19"/>
+                <w:szCs w:val="19"/>
+              </w:rPr>
+              <w:t xml:space="preserve">반별, 한 장에 10명. 신청 QR코드 포함</w:t>
+            </w:r>
+          </w:p>
+        </w:tc>
+      </w:tr>
+      <w:tr>
+        <w:tc>
+          <w:tcPr>
+            <w:tcW w:type="dxa" w:w="3000"/>
+            <w:tcMar>
+              <w:top w:type="dxa" w:w="60"/>
+              <w:left w:type="dxa" w:w="100"/>
+              <w:bottom w:type="dxa" w:w="60"/>
+              <w:right w:type="dxa" w:w="100"/>
+            </w:tcMar>
+          </w:tcPr>
+          <w:p>
+            <w:pPr>
+              <w:spacing w:after="0" w:line="270"/>
+            </w:pPr>
+            <w:r>
+              <w:rPr>
+                <w:rFonts w:ascii="Malgun Gothic" w:cs="Malgun Gothic" w:eastAsia="Malgun Gothic" w:hAnsi="Malgun Gothic"/>
+                <w:b w:val="false"/>
+                <w:bCs w:val="false"/>
+                <w:sz w:val="19"/>
+                <w:szCs w:val="19"/>
+              </w:rPr>
+              <w:t xml:space="preserve">QR 게시물</w:t>
+            </w:r>
+          </w:p>
+        </w:tc>
+        <w:tc>
+          <w:tcPr>
+            <w:tcW w:type="dxa" w:w="6638"/>
+            <w:tcMar>
+              <w:top w:type="dxa" w:w="60"/>
+              <w:left w:type="dxa" w:w="100"/>
+              <w:bottom w:type="dxa" w:w="60"/>
+              <w:right w:type="dxa" w:w="100"/>
+            </w:tcMar>
+          </w:tcPr>
+          <w:p>
+            <w:pPr>
+              <w:spacing w:after="0" w:line="270"/>
+            </w:pPr>
+            <w:r>
+              <w:rPr>
+                <w:rFonts w:ascii="Malgun Gothic" w:cs="Malgun Gothic" w:eastAsia="Malgun Gothic" w:hAnsi="Malgun Gothic"/>
+                <w:b w:val="false"/>
+                <w:bCs w:val="false"/>
+                <w:sz w:val="19"/>
+                <w:szCs w:val="19"/>
+              </w:rPr>
+              <w:t xml:space="preserve">A4 한 장에 큰 QR코드 (학생 신청 / 현황판). 교실·복도·현관 게시용</w:t>
+            </w:r>
+          </w:p>
+        </w:tc>
+      </w:tr>
+      <w:tr>
+        <w:tc>
+          <w:tcPr>
+            <w:tcW w:type="dxa" w:w="3000"/>
+            <w:tcMar>
+              <w:top w:type="dxa" w:w="60"/>
+              <w:left w:type="dxa" w:w="100"/>
+              <w:bottom w:type="dxa" w:w="60"/>
+              <w:right w:type="dxa" w:w="100"/>
+            </w:tcMar>
+          </w:tcPr>
+          <w:p>
+            <w:pPr>
+              <w:spacing w:after="0" w:line="270"/>
+            </w:pPr>
+            <w:r>
+              <w:rPr>
+                <w:rFonts w:ascii="Malgun Gothic" w:cs="Malgun Gothic" w:eastAsia="Malgun Gothic" w:hAnsi="Malgun Gothic"/>
+                <w:b w:val="false"/>
+                <w:bCs w:val="false"/>
+                <w:sz w:val="19"/>
+                <w:szCs w:val="19"/>
+              </w:rPr>
+              <w:t xml:space="preserve">CSV 내려받기</w:t>
+            </w:r>
+          </w:p>
+        </w:tc>
+        <w:tc>
+          <w:tcPr>
+            <w:tcW w:type="dxa" w:w="6638"/>
+            <w:tcMar>
+              <w:top w:type="dxa" w:w="60"/>
+              <w:left w:type="dxa" w:w="100"/>
+              <w:bottom w:type="dxa" w:w="60"/>
+              <w:right w:type="dxa" w:w="100"/>
+            </w:tcMar>
+          </w:tcPr>
+          <w:p>
+            <w:pPr>
+              <w:spacing w:after="0" w:line="270"/>
+            </w:pPr>
+            <w:r>
+              <w:rPr>
+                <w:rFonts w:ascii="Malgun Gothic" w:cs="Malgun Gothic" w:eastAsia="Malgun Gothic" w:hAnsi="Malgun Gothic"/>
+                <w:b w:val="false"/>
+                <w:bCs w:val="false"/>
+                <w:sz w:val="19"/>
+                <w:szCs w:val="19"/>
+              </w:rPr>
+              <w:t xml:space="preserve">강좌 목록, 전체 수강 명단 (엑셀에서 열림)</w:t>
+            </w:r>
+          </w:p>
+        </w:tc>
+      </w:tr>
+    </w:tbl>
     <w:p>
       <w:pPr>
         <w:spacing w:before="120" w:after="40"/>
@@ -7001,9 +7878,9 @@
       <w:r>
         <w:drawing>
           <wp:inline distT="0" distB="0" distL="0" distR="0">
-            <wp:extent cx="5905500" cy="3286125"/>
+            <wp:extent cx="5905500" cy="3714750"/>
             <wp:effectExtent t="0" r="0" b="0" l="0"/>
-            <wp:docPr id="1" name="14_changes.png" descr="그림 18. 일정 변경" title="그림 18. 일정 변경"/>
+            <wp:docPr id="1" name="09_print.png" descr="그림 18. 출력 메뉴 — 출석부, 반별 현황, 통지서, 확인코드 쪽지, QR 게시물" title="그림 18. 출력 메뉴 — 출석부, 반별 현황, 통지서, 확인코드 쪽지, QR 게시물"/>
             <wp:cNvGraphicFramePr>
               <a:graphicFrameLocks xmlns:a="http://schemas.openxmlformats.org/drawingml/2006/main" noChangeAspect="1"/>
             </wp:cNvGraphicFramePr>
@@ -7026,7 +7903,7 @@
                   <pic:spPr bwMode="auto">
                     <a:xfrm>
                       <a:off x="0" y="0"/>
-                      <a:ext cx="5905500" cy="3286125"/>
+                      <a:ext cx="5905500" cy="3714750"/>
                     </a:xfrm>
                     <a:prstGeom prst="rect">
                       <a:avLst/>
@@ -7053,460 +7930,7 @@
           <w:sz w:val="17"/>
           <w:szCs w:val="17"/>
         </w:rPr>
-        <w:t xml:space="preserve">그림 18. 일정 변경</w:t>
-      </w:r>
-    </w:p>
-    <w:p>
-      <w:pPr>
-        <w:pStyle w:val="Heading2"/>
-        <w:spacing w:before="260" w:after="120"/>
-      </w:pPr>
-      <w:r>
-        <w:rPr>
-          <w:rFonts w:ascii="Malgun Gothic" w:cs="Malgun Gothic" w:eastAsia="Malgun Gothic" w:hAnsi="Malgun Gothic"/>
-          <w:b/>
-          <w:bCs/>
-          <w:color w:val="17202C"/>
-          <w:sz w:val="26"/>
-          <w:szCs w:val="26"/>
-        </w:rPr>
-        <w:t xml:space="preserve">4-9. 주기가 끝나면: 새 주기 시작과 지난 주기 불러오기</w:t>
-      </w:r>
-    </w:p>
-    <w:p>
-      <w:pPr>
-        <w:spacing w:after="100" w:line="300"/>
-      </w:pPr>
-      <w:r>
-        <w:rPr>
-          <w:rFonts w:ascii="Malgun Gothic" w:cs="Malgun Gothic" w:eastAsia="Malgun Gothic" w:hAnsi="Malgun Gothic"/>
-          <w:sz w:val="21"/>
-          <w:szCs w:val="21"/>
-        </w:rPr>
-        <w:t xml:space="preserve">학기·분기·방학처럼 방과후 운영 주기가 바뀌면 관리자 화면 [주기 관리]에서 새 주기를 시작합니다. 지난 주기의 강좌·신청·일정 기록은 지워지지 않고 같은 시트에 그대로 보관됩니다.</w:t>
-      </w:r>
-    </w:p>
-    <w:p>
-      <w:pPr>
-        <w:pStyle w:val="ListParagraph"/>
-        <w:numPr>
-          <w:ilvl w:val="0"/>
-          <w:numId w:val="8"/>
-        </w:numPr>
-        <w:spacing w:after="80" w:line="300"/>
-      </w:pPr>
-      <w:r>
-        <w:rPr>
-          <w:rFonts w:ascii="Malgun Gothic" w:cs="Malgun Gothic" w:eastAsia="Malgun Gothic" w:hAnsi="Malgun Gothic"/>
-          <w:sz w:val="21"/>
-          <w:szCs w:val="21"/>
-        </w:rPr>
-        <w:t xml:space="preserve">[주기 관리] → [새 주기 시작]을 누르고 학년도, 학기(주기 이름), 운영 기간, 신청 기간을 넣습니다.</w:t>
-      </w:r>
-    </w:p>
-    <w:p>
-      <w:pPr>
-        <w:pStyle w:val="ListParagraph"/>
-        <w:numPr>
-          <w:ilvl w:val="0"/>
-          <w:numId w:val="8"/>
-        </w:numPr>
-        <w:spacing w:after="80" w:line="300"/>
-      </w:pPr>
-      <w:r>
-        <w:rPr>
-          <w:rFonts w:ascii="Malgun Gothic" w:cs="Malgun Gothic" w:eastAsia="Malgun Gothic" w:hAnsi="Malgun Gothic"/>
-          <w:sz w:val="21"/>
-          <w:szCs w:val="21"/>
-        </w:rPr>
-        <w:t xml:space="preserve">지금 주기는 「종료」로 기록되고, 새 주기가 「준비중」 단계로 시작됩니다. 학교 정보·비밀번호·시간대·장소·학생·교사 명단과 선발 방식은 그대로 이어집니다.</w:t>
-      </w:r>
-    </w:p>
-    <w:p>
-      <w:pPr>
-        <w:pStyle w:val="ListParagraph"/>
-        <w:numPr>
-          <w:ilvl w:val="0"/>
-          <w:numId w:val="8"/>
-        </w:numPr>
-        <w:spacing w:after="80" w:line="300"/>
-      </w:pPr>
-      <w:r>
-        <w:rPr>
-          <w:rFonts w:ascii="Malgun Gothic" w:cs="Malgun Gothic" w:eastAsia="Malgun Gothic" w:hAnsi="Malgun Gothic"/>
-          <w:sz w:val="21"/>
-          <w:szCs w:val="21"/>
-        </w:rPr>
-        <w:t xml:space="preserve">이어서 [지난 주기에서 불러오기]를 누르면 지난 주기의 강좌 계획을 한 번에 가져옵니다.</w:t>
-      </w:r>
-    </w:p>
-    <w:tbl>
-      <w:tblPr>
-        <w:tblW w:type="dxa" w:w="9638"/>
-        <w:tblBorders>
-          <w:top w:val="single" w:color="auto" w:sz="4"/>
-          <w:left w:val="single" w:color="auto" w:sz="4"/>
-          <w:bottom w:val="single" w:color="auto" w:sz="4"/>
-          <w:right w:val="single" w:color="auto" w:sz="4"/>
-          <w:insideH w:val="single" w:color="auto" w:sz="4"/>
-          <w:insideV w:val="single" w:color="auto" w:sz="4"/>
-        </w:tblBorders>
-      </w:tblPr>
-      <w:tblGrid>
-        <w:gridCol w:w="2600"/>
-        <w:gridCol w:w="7038"/>
-      </w:tblGrid>
-      <w:tr>
-        <w:trPr>
-          <w:tblHeader/>
-        </w:trPr>
-        <w:tc>
-          <w:tcPr>
-            <w:tcW w:type="dxa" w:w="2600"/>
-            <w:shd w:fill="E8EEF7" w:color="auto" w:val="clear"/>
-            <w:tcMar>
-              <w:top w:type="dxa" w:w="60"/>
-              <w:left w:type="dxa" w:w="100"/>
-              <w:bottom w:type="dxa" w:w="60"/>
-              <w:right w:type="dxa" w:w="100"/>
-            </w:tcMar>
-          </w:tcPr>
-          <w:p>
-            <w:pPr>
-              <w:spacing w:after="0" w:line="270"/>
-            </w:pPr>
-            <w:r>
-              <w:rPr>
-                <w:rFonts w:ascii="Malgun Gothic" w:cs="Malgun Gothic" w:eastAsia="Malgun Gothic" w:hAnsi="Malgun Gothic"/>
-                <w:b/>
-                <w:bCs/>
-                <w:sz w:val="19"/>
-                <w:szCs w:val="19"/>
-              </w:rPr>
-              <w:t xml:space="preserve">불러오기 선택</w:t>
-            </w:r>
-          </w:p>
-        </w:tc>
-        <w:tc>
-          <w:tcPr>
-            <w:tcW w:type="dxa" w:w="7038"/>
-            <w:shd w:fill="E8EEF7" w:color="auto" w:val="clear"/>
-            <w:tcMar>
-              <w:top w:type="dxa" w:w="60"/>
-              <w:left w:type="dxa" w:w="100"/>
-              <w:bottom w:type="dxa" w:w="60"/>
-              <w:right w:type="dxa" w:w="100"/>
-            </w:tcMar>
-          </w:tcPr>
-          <w:p>
-            <w:pPr>
-              <w:spacing w:after="0" w:line="270"/>
-            </w:pPr>
-            <w:r>
-              <w:rPr>
-                <w:rFonts w:ascii="Malgun Gothic" w:cs="Malgun Gothic" w:eastAsia="Malgun Gothic" w:hAnsi="Malgun Gothic"/>
-                <w:b/>
-                <w:bCs/>
-                <w:sz w:val="19"/>
-                <w:szCs w:val="19"/>
-              </w:rPr>
-              <w:t xml:space="preserve">설명</w:t>
-            </w:r>
-          </w:p>
-        </w:tc>
-      </w:tr>
-      <w:tr>
-        <w:tc>
-          <w:tcPr>
-            <w:tcW w:type="dxa" w:w="2600"/>
-            <w:tcMar>
-              <w:top w:type="dxa" w:w="60"/>
-              <w:left w:type="dxa" w:w="100"/>
-              <w:bottom w:type="dxa" w:w="60"/>
-              <w:right w:type="dxa" w:w="100"/>
-            </w:tcMar>
-          </w:tcPr>
-          <w:p>
-            <w:pPr>
-              <w:spacing w:after="0" w:line="270"/>
-            </w:pPr>
-            <w:r>
-              <w:rPr>
-                <w:rFonts w:ascii="Malgun Gothic" w:cs="Malgun Gothic" w:eastAsia="Malgun Gothic" w:hAnsi="Malgun Gothic"/>
-                <w:b w:val="false"/>
-                <w:bCs w:val="false"/>
-                <w:sz w:val="19"/>
-                <w:szCs w:val="19"/>
-              </w:rPr>
-              <w:t xml:space="preserve">바로 「승인」</w:t>
-            </w:r>
-          </w:p>
-        </w:tc>
-        <w:tc>
-          <w:tcPr>
-            <w:tcW w:type="dxa" w:w="7038"/>
-            <w:tcMar>
-              <w:top w:type="dxa" w:w="60"/>
-              <w:left w:type="dxa" w:w="100"/>
-              <w:bottom w:type="dxa" w:w="60"/>
-              <w:right w:type="dxa" w:w="100"/>
-            </w:tcMar>
-          </w:tcPr>
-          <w:p>
-            <w:pPr>
-              <w:spacing w:after="0" w:line="270"/>
-            </w:pPr>
-            <w:r>
-              <w:rPr>
-                <w:rFonts w:ascii="Malgun Gothic" w:cs="Malgun Gothic" w:eastAsia="Malgun Gothic" w:hAnsi="Malgun Gothic"/>
-                <w:b w:val="false"/>
-                <w:bCs w:val="false"/>
-                <w:sz w:val="19"/>
-                <w:szCs w:val="19"/>
-              </w:rPr>
-              <w:t xml:space="preserve">그대로 운영할 때. 가정통신문과 학생 신청 화면에 바로 나옵니다.</w:t>
-            </w:r>
-          </w:p>
-        </w:tc>
-      </w:tr>
-      <w:tr>
-        <w:tc>
-          <w:tcPr>
-            <w:tcW w:type="dxa" w:w="2600"/>
-            <w:tcMar>
-              <w:top w:type="dxa" w:w="60"/>
-              <w:left w:type="dxa" w:w="100"/>
-              <w:bottom w:type="dxa" w:w="60"/>
-              <w:right w:type="dxa" w:w="100"/>
-            </w:tcMar>
-          </w:tcPr>
-          <w:p>
-            <w:pPr>
-              <w:spacing w:after="0" w:line="270"/>
-            </w:pPr>
-            <w:r>
-              <w:rPr>
-                <w:rFonts w:ascii="Malgun Gothic" w:cs="Malgun Gothic" w:eastAsia="Malgun Gothic" w:hAnsi="Malgun Gothic"/>
-                <w:b w:val="false"/>
-                <w:bCs w:val="false"/>
-                <w:sz w:val="19"/>
-                <w:szCs w:val="19"/>
-              </w:rPr>
-              <w:t xml:space="preserve">「작성중」</w:t>
-            </w:r>
-          </w:p>
-        </w:tc>
-        <w:tc>
-          <w:tcPr>
-            <w:tcW w:type="dxa" w:w="7038"/>
-            <w:tcMar>
-              <w:top w:type="dxa" w:w="60"/>
-              <w:left w:type="dxa" w:w="100"/>
-              <w:bottom w:type="dxa" w:w="60"/>
-              <w:right w:type="dxa" w:w="100"/>
-            </w:tcMar>
-          </w:tcPr>
-          <w:p>
-            <w:pPr>
-              <w:spacing w:after="0" w:line="270"/>
-            </w:pPr>
-            <w:r>
-              <w:rPr>
-                <w:rFonts w:ascii="Malgun Gothic" w:cs="Malgun Gothic" w:eastAsia="Malgun Gothic" w:hAnsi="Malgun Gothic"/>
-                <w:b w:val="false"/>
-                <w:bCs w:val="false"/>
-                <w:sz w:val="19"/>
-                <w:szCs w:val="19"/>
-              </w:rPr>
-              <w:t xml:space="preserve">담당 선생님이 내용(시간·장소·정원 등)을 고쳐 다시 승인 요청할 때.</w:t>
-            </w:r>
-          </w:p>
-        </w:tc>
-      </w:tr>
-      <w:tr>
-        <w:tc>
-          <w:tcPr>
-            <w:tcW w:type="dxa" w:w="2600"/>
-            <w:tcMar>
-              <w:top w:type="dxa" w:w="60"/>
-              <w:left w:type="dxa" w:w="100"/>
-              <w:bottom w:type="dxa" w:w="60"/>
-              <w:right w:type="dxa" w:w="100"/>
-            </w:tcMar>
-          </w:tcPr>
-          <w:p>
-            <w:pPr>
-              <w:spacing w:after="0" w:line="270"/>
-            </w:pPr>
-            <w:r>
-              <w:rPr>
-                <w:rFonts w:ascii="Malgun Gothic" w:cs="Malgun Gothic" w:eastAsia="Malgun Gothic" w:hAnsi="Malgun Gothic"/>
-                <w:b w:val="false"/>
-                <w:bCs w:val="false"/>
-                <w:sz w:val="19"/>
-                <w:szCs w:val="19"/>
-              </w:rPr>
-              <w:t xml:space="preserve">수강생 명단도 함께</w:t>
-            </w:r>
-          </w:p>
-        </w:tc>
-        <w:tc>
-          <w:tcPr>
-            <w:tcW w:type="dxa" w:w="7038"/>
-            <w:tcMar>
-              <w:top w:type="dxa" w:w="60"/>
-              <w:left w:type="dxa" w:w="100"/>
-              <w:bottom w:type="dxa" w:w="60"/>
-              <w:right w:type="dxa" w:w="100"/>
-            </w:tcMar>
-          </w:tcPr>
-          <w:p>
-            <w:pPr>
-              <w:spacing w:after="0" w:line="270"/>
-            </w:pPr>
-            <w:r>
-              <w:rPr>
-                <w:rFonts w:ascii="Malgun Gothic" w:cs="Malgun Gothic" w:eastAsia="Malgun Gothic" w:hAnsi="Malgun Gothic"/>
-                <w:b w:val="false"/>
-                <w:bCs w:val="false"/>
-                <w:sz w:val="19"/>
-                <w:szCs w:val="19"/>
-              </w:rPr>
-              <w:t xml:space="preserve">「선정」된 학생을 그대로 옮깁니다. 같은 학생이 이어서 듣는 분기·방학 주기에 편리합니다. 지금 [학생] 탭과 학번·이름이 같은 학생만 들어갑니다.</w:t>
-            </w:r>
-          </w:p>
-        </w:tc>
-      </w:tr>
-      <w:tr>
-        <w:tc>
-          <w:tcPr>
-            <w:tcW w:type="dxa" w:w="2600"/>
-            <w:tcMar>
-              <w:top w:type="dxa" w:w="60"/>
-              <w:left w:type="dxa" w:w="100"/>
-              <w:bottom w:type="dxa" w:w="60"/>
-              <w:right w:type="dxa" w:w="100"/>
-            </w:tcMar>
-          </w:tcPr>
-          <w:p>
-            <w:pPr>
-              <w:spacing w:after="0" w:line="270"/>
-            </w:pPr>
-            <w:r>
-              <w:rPr>
-                <w:rFonts w:ascii="Malgun Gothic" w:cs="Malgun Gothic" w:eastAsia="Malgun Gothic" w:hAnsi="Malgun Gothic"/>
-                <w:b w:val="false"/>
-                <w:bCs w:val="false"/>
-                <w:sz w:val="19"/>
-                <w:szCs w:val="19"/>
-              </w:rPr>
-              <w:t xml:space="preserve">승인되지 않은 강좌도</w:t>
-            </w:r>
-          </w:p>
-        </w:tc>
-        <w:tc>
-          <w:tcPr>
-            <w:tcW w:type="dxa" w:w="7038"/>
-            <w:tcMar>
-              <w:top w:type="dxa" w:w="60"/>
-              <w:left w:type="dxa" w:w="100"/>
-              <w:bottom w:type="dxa" w:w="60"/>
-              <w:right w:type="dxa" w:w="100"/>
-            </w:tcMar>
-          </w:tcPr>
-          <w:p>
-            <w:pPr>
-              <w:spacing w:after="0" w:line="270"/>
-            </w:pPr>
-            <w:r>
-              <w:rPr>
-                <w:rFonts w:ascii="Malgun Gothic" w:cs="Malgun Gothic" w:eastAsia="Malgun Gothic" w:hAnsi="Malgun Gothic"/>
-                <w:b w:val="false"/>
-                <w:bCs w:val="false"/>
-                <w:sz w:val="19"/>
-                <w:szCs w:val="19"/>
-              </w:rPr>
-              <w:t xml:space="preserve">작성중·승인 대기·폐강·반려 강좌까지 가져옵니다. (기본은 승인된 강좌만)</w:t>
-            </w:r>
-          </w:p>
-        </w:tc>
-      </w:tr>
-    </w:tbl>
-    <w:p>
-      <w:pPr>
-        <w:spacing w:after="60"/>
-      </w:pPr>
-    </w:p>
-    <w:p>
-      <w:pPr>
-        <w:pStyle w:val="ListParagraph"/>
-        <w:numPr>
-          <w:ilvl w:val="0"/>
-          <w:numId w:val="5"/>
-        </w:numPr>
-        <w:spacing w:after="60" w:line="300"/>
-      </w:pPr>
-      <w:r>
-        <w:rPr>
-          <w:rFonts w:ascii="Malgun Gothic" w:cs="Malgun Gothic" w:eastAsia="Malgun Gothic" w:hAnsi="Malgun Gothic"/>
-          <w:sz w:val="21"/>
-          <w:szCs w:val="21"/>
-        </w:rPr>
-        <w:t xml:space="preserve">강좌 기간은 새 주기의 운영 기간으로 바뀝니다. 같은 강좌(이름·담당·요일·시각이 같은 것)가 이미 있으면 건너뛰어 두 번 들어가지 않습니다.</w:t>
-      </w:r>
-    </w:p>
-    <w:p>
-      <w:pPr>
-        <w:pStyle w:val="ListParagraph"/>
-        <w:numPr>
-          <w:ilvl w:val="0"/>
-          <w:numId w:val="5"/>
-        </w:numPr>
-        <w:spacing w:after="60" w:line="300"/>
-      </w:pPr>
-      <w:r>
-        <w:rPr>
-          <w:rFonts w:ascii="Malgun Gothic" w:cs="Malgun Gothic" w:eastAsia="Malgun Gothic" w:hAnsi="Malgun Gothic"/>
-          <w:sz w:val="21"/>
-          <w:szCs w:val="21"/>
-        </w:rPr>
-        <w:t xml:space="preserve">「날짜 지정」 강좌는 날짜가 학기마다 달라 「작성중」으로 들어옵니다. 담당별 장소와 요일별 시간대는 그대로 있으니 [수정]에서 [②의 요일 모두 넣기]로 날짜를 다시 넣고 승인하세요.</w:t>
-      </w:r>
-    </w:p>
-    <w:p>
-      <w:pPr>
-        <w:pStyle w:val="ListParagraph"/>
-        <w:numPr>
-          <w:ilvl w:val="0"/>
-          <w:numId w:val="5"/>
-        </w:numPr>
-        <w:spacing w:after="60" w:line="300"/>
-      </w:pPr>
-      <w:r>
-        <w:rPr>
-          <w:rFonts w:ascii="Malgun Gothic" w:cs="Malgun Gothic" w:eastAsia="Malgun Gothic" w:hAnsi="Malgun Gothic"/>
-          <w:sz w:val="21"/>
-          <w:szCs w:val="21"/>
-        </w:rPr>
-        <w:t xml:space="preserve">지난 주기 표의 [기록 보기]로 그 주기의 강좌별 선정 인원을 보고, 강좌 목록·수강 명단을 엑셀(CSV)로 받을 수 있습니다.</w:t>
-      </w:r>
-    </w:p>
-    <w:p>
-      <w:pPr>
-        <w:pStyle w:val="ListParagraph"/>
-        <w:numPr>
-          <w:ilvl w:val="0"/>
-          <w:numId w:val="5"/>
-        </w:numPr>
-        <w:spacing w:after="60" w:line="300"/>
-      </w:pPr>
-      <w:r>
-        <w:rPr>
-          <w:rFonts w:ascii="Malgun Gothic" w:cs="Malgun Gothic" w:eastAsia="Malgun Gothic" w:hAnsi="Malgun Gothic"/>
-          <w:sz w:val="21"/>
-          <w:szCs w:val="21"/>
-        </w:rPr>
-        <w:t xml:space="preserve">새 학년도로 넘어갈 때는 [학생] 탭을 새 명렬로 먼저 바꾼 뒤 새 주기를 시작하세요. 지난 기록에는 그때의 학번·이름이 그대로 남습니다.</w:t>
+        <w:t xml:space="preserve">그림 18. 출력 메뉴 — 출석부, 반별 현황, 통지서, 확인코드 쪽지, QR 게시물</w:t>
       </w:r>
     </w:p>
     <w:p>
@@ -7517,9 +7941,9 @@
       <w:r>
         <w:drawing>
           <wp:inline distT="0" distB="0" distL="0" distR="0">
-            <wp:extent cx="5905500" cy="2419350"/>
+            <wp:extent cx="4933950" cy="6858000"/>
             <wp:effectExtent t="0" r="0" b="0" l="0"/>
-            <wp:docPr id="1" name="17_cycles.png" descr="그림 19. 주기 관리 — 지금 주기, 새 주기 시작, 지난 주기 기록 보기·불러오기" title="그림 19. 주기 관리 — 지금 주기, 새 주기 시작, 지난 주기 기록 보기·불러오기"/>
+            <wp:docPr id="1" name="22_plan_print.png" descr="그림 19. 강좌별 일정표 — 날짜 지정 강좌 예시" title="그림 19. 강좌별 일정표 — 날짜 지정 강좌 예시"/>
             <wp:cNvGraphicFramePr>
               <a:graphicFrameLocks xmlns:a="http://schemas.openxmlformats.org/drawingml/2006/main" noChangeAspect="1"/>
             </wp:cNvGraphicFramePr>
@@ -7542,7 +7966,7 @@
                   <pic:spPr bwMode="auto">
                     <a:xfrm>
                       <a:off x="0" y="0"/>
-                      <a:ext cx="5905500" cy="2419350"/>
+                      <a:ext cx="4933950" cy="6858000"/>
                     </a:xfrm>
                     <a:prstGeom prst="rect">
                       <a:avLst/>
@@ -7569,29 +7993,24 @@
           <w:sz w:val="17"/>
           <w:szCs w:val="17"/>
         </w:rPr>
-        <w:t xml:space="preserve">그림 19. 주기 관리 — 지금 주기, 새 주기 시작, 지난 주기 기록 보기·불러오기</w:t>
-      </w:r>
-    </w:p>
-    <w:p>
-      <w:r>
-        <w:br w:type="page"/>
-      </w:r>
-    </w:p>
-    <w:p>
-      <w:pPr>
-        <w:pStyle w:val="Heading1"/>
-        <w:spacing w:before="360" w:after="160"/>
+        <w:t xml:space="preserve">그림 19. 강좌별 일정표 — 날짜 지정 강좌 예시</w:t>
+      </w:r>
+    </w:p>
+    <w:p>
+      <w:pPr>
+        <w:pStyle w:val="Heading2"/>
+        <w:spacing w:before="260" w:after="120"/>
       </w:pPr>
       <w:r>
         <w:rPr>
           <w:rFonts w:ascii="Malgun Gothic" w:cs="Malgun Gothic" w:eastAsia="Malgun Gothic" w:hAnsi="Malgun Gothic"/>
           <w:b/>
           <w:bCs/>
-          <w:color w:val="1E5AA8"/>
-          <w:sz w:val="32"/>
-          <w:szCs w:val="32"/>
-        </w:rPr>
-        <w:t xml:space="preserve">5. 오늘의 현황판 (모니터 게시)</w:t>
+          <w:color w:val="17202C"/>
+          <w:sz w:val="26"/>
+          <w:szCs w:val="26"/>
+        </w:rPr>
+        <w:t xml:space="preserve">4-8. 일정 변경 (휴강·보강·장소/시간 변경)</w:t>
       </w:r>
     </w:p>
     <w:p>
@@ -7609,79 +8028,7 @@
           <w:sz w:val="21"/>
           <w:szCs w:val="21"/>
         </w:rPr>
-        <w:t xml:space="preserve">모니터에 연결된 컴퓨터의 브라우저에서 웹앱주소?page=board 를 열고 F11(전체 화면)을 누릅니다.</w:t>
-      </w:r>
-    </w:p>
-    <w:p>
-      <w:pPr>
-        <w:pStyle w:val="ListParagraph"/>
-        <w:numPr>
-          <w:ilvl w:val="0"/>
-          <w:numId w:val="5"/>
-        </w:numPr>
-        <w:spacing w:after="60" w:line="300"/>
-      </w:pPr>
-      <w:r>
-        <w:rPr>
-          <w:rFonts w:ascii="Malgun Gothic" w:cs="Malgun Gothic" w:eastAsia="Malgun Gothic" w:hAnsi="Malgun Gothic"/>
-          <w:sz w:val="21"/>
-          <w:szCs w:val="21"/>
-        </w:rPr>
-        <w:t xml:space="preserve">오늘 열리는 강좌를 시간대별로 강좌명 · 장소 · 담당 · 인원으로 크게 보여 줍니다. 휴강은 줄을 긋고, 장소 변경·보강은 색으로 표시합니다.</w:t>
-      </w:r>
-    </w:p>
-    <w:p>
-      <w:pPr>
-        <w:pStyle w:val="ListParagraph"/>
-        <w:numPr>
-          <w:ilvl w:val="0"/>
-          <w:numId w:val="5"/>
-        </w:numPr>
-        <w:spacing w:after="60" w:line="300"/>
-      </w:pPr>
-      <w:r>
-        <w:rPr>
-          <w:rFonts w:ascii="Malgun Gothic" w:cs="Malgun Gothic" w:eastAsia="Malgun Gothic" w:hAnsi="Malgun Gothic"/>
-          <w:sz w:val="21"/>
-          <w:szCs w:val="21"/>
-        </w:rPr>
-        <w:t xml:space="preserve">강좌가 많아 한 화면에 안 들어가면 12초마다 다음 쪽으로 넘어갑니다. 데이터는 5분마다 새로 고치고, 자정이 지나면 다음 날로 바뀝니다.</w:t>
-      </w:r>
-    </w:p>
-    <w:p>
-      <w:pPr>
-        <w:pStyle w:val="ListParagraph"/>
-        <w:numPr>
-          <w:ilvl w:val="0"/>
-          <w:numId w:val="5"/>
-        </w:numPr>
-        <w:spacing w:after="60" w:line="300"/>
-      </w:pPr>
-      <w:r>
-        <w:rPr>
-          <w:rFonts w:ascii="Malgun Gothic" w:cs="Malgun Gothic" w:eastAsia="Malgun Gothic" w:hAnsi="Malgun Gothic"/>
-          <w:sz w:val="21"/>
-          <w:szCs w:val="21"/>
-        </w:rPr>
-        <w:t xml:space="preserve">마우스를 움직이면 ◀ 오늘 ▶ 월간 버튼이 나타납니다. 월간 달력에서 날짜를 누르면 그날 강좌를 봅니다.</w:t>
-      </w:r>
-    </w:p>
-    <w:p>
-      <w:pPr>
-        <w:pStyle w:val="ListParagraph"/>
-        <w:numPr>
-          <w:ilvl w:val="0"/>
-          <w:numId w:val="5"/>
-        </w:numPr>
-        <w:spacing w:after="60" w:line="300"/>
-      </w:pPr>
-      <w:r>
-        <w:rPr>
-          <w:rFonts w:ascii="Malgun Gothic" w:cs="Malgun Gothic" w:eastAsia="Malgun Gothic" w:hAnsi="Malgun Gothic"/>
-          <w:sz w:val="21"/>
-          <w:szCs w:val="21"/>
-        </w:rPr>
-        <w:t xml:space="preserve">밝은 화면이 필요하면 주소 끝에 &amp;theme=light 를 붙입니다. 학생 이름은 현황판에 절대 나오지 않습니다.</w:t>
+        <w:t xml:space="preserve">[일정 변경]에서 날짜, 강좌, 유형을 고르고 등록하면 현황판과 출석부에 바로 반영됩니다. 교사는 자기 강좌만 등록할 수 있습니다.</w:t>
       </w:r>
     </w:p>
     <w:p>
@@ -7692,9 +8039,9 @@
       <w:r>
         <w:drawing>
           <wp:inline distT="0" distB="0" distL="0" distR="0">
-            <wp:extent cx="5905500" cy="3324225"/>
+            <wp:extent cx="5905500" cy="3286125"/>
             <wp:effectExtent t="0" r="0" b="0" l="0"/>
-            <wp:docPr id="1" name="10_board.png" descr="그림 20. 현황판 (일간) — 시간대별 강좌, 휴강·장소 변경 표시, 자동 페이지 넘김" title="그림 20. 현황판 (일간) — 시간대별 강좌, 휴강·장소 변경 표시, 자동 페이지 넘김"/>
+            <wp:docPr id="1" name="14_changes.png" descr="그림 20. 일정 변경" title="그림 20. 일정 변경"/>
             <wp:cNvGraphicFramePr>
               <a:graphicFrameLocks xmlns:a="http://schemas.openxmlformats.org/drawingml/2006/main" noChangeAspect="1"/>
             </wp:cNvGraphicFramePr>
@@ -7717,7 +8064,7 @@
                   <pic:spPr bwMode="auto">
                     <a:xfrm>
                       <a:off x="0" y="0"/>
-                      <a:ext cx="5905500" cy="3324225"/>
+                      <a:ext cx="5905500" cy="3286125"/>
                     </a:xfrm>
                     <a:prstGeom prst="rect">
                       <a:avLst/>
@@ -7744,7 +8091,460 @@
           <w:sz w:val="17"/>
           <w:szCs w:val="17"/>
         </w:rPr>
-        <w:t xml:space="preserve">그림 20. 현황판 (일간) — 시간대별 강좌, 휴강·장소 변경 표시, 자동 페이지 넘김</w:t>
+        <w:t xml:space="preserve">그림 20. 일정 변경</w:t>
+      </w:r>
+    </w:p>
+    <w:p>
+      <w:pPr>
+        <w:pStyle w:val="Heading2"/>
+        <w:spacing w:before="260" w:after="120"/>
+      </w:pPr>
+      <w:r>
+        <w:rPr>
+          <w:rFonts w:ascii="Malgun Gothic" w:cs="Malgun Gothic" w:eastAsia="Malgun Gothic" w:hAnsi="Malgun Gothic"/>
+          <w:b/>
+          <w:bCs/>
+          <w:color w:val="17202C"/>
+          <w:sz w:val="26"/>
+          <w:szCs w:val="26"/>
+        </w:rPr>
+        <w:t xml:space="preserve">4-9. 주기가 끝나면: 새 주기 시작과 지난 주기 불러오기</w:t>
+      </w:r>
+    </w:p>
+    <w:p>
+      <w:pPr>
+        <w:spacing w:after="100" w:line="300"/>
+      </w:pPr>
+      <w:r>
+        <w:rPr>
+          <w:rFonts w:ascii="Malgun Gothic" w:cs="Malgun Gothic" w:eastAsia="Malgun Gothic" w:hAnsi="Malgun Gothic"/>
+          <w:sz w:val="21"/>
+          <w:szCs w:val="21"/>
+        </w:rPr>
+        <w:t xml:space="preserve">학기·분기·방학처럼 방과후 운영 주기가 바뀌면 관리자 화면 [주기 관리]에서 새 주기를 시작합니다. 지난 주기의 강좌·신청·일정 기록은 지워지지 않고 같은 시트에 그대로 보관됩니다.</w:t>
+      </w:r>
+    </w:p>
+    <w:p>
+      <w:pPr>
+        <w:pStyle w:val="ListParagraph"/>
+        <w:numPr>
+          <w:ilvl w:val="0"/>
+          <w:numId w:val="9"/>
+        </w:numPr>
+        <w:spacing w:after="80" w:line="300"/>
+      </w:pPr>
+      <w:r>
+        <w:rPr>
+          <w:rFonts w:ascii="Malgun Gothic" w:cs="Malgun Gothic" w:eastAsia="Malgun Gothic" w:hAnsi="Malgun Gothic"/>
+          <w:sz w:val="21"/>
+          <w:szCs w:val="21"/>
+        </w:rPr>
+        <w:t xml:space="preserve">[주기 관리] → [새 주기 시작]을 누르고 학년도, 학기(주기 이름), 운영 기간, 신청 기간을 넣습니다.</w:t>
+      </w:r>
+    </w:p>
+    <w:p>
+      <w:pPr>
+        <w:pStyle w:val="ListParagraph"/>
+        <w:numPr>
+          <w:ilvl w:val="0"/>
+          <w:numId w:val="9"/>
+        </w:numPr>
+        <w:spacing w:after="80" w:line="300"/>
+      </w:pPr>
+      <w:r>
+        <w:rPr>
+          <w:rFonts w:ascii="Malgun Gothic" w:cs="Malgun Gothic" w:eastAsia="Malgun Gothic" w:hAnsi="Malgun Gothic"/>
+          <w:sz w:val="21"/>
+          <w:szCs w:val="21"/>
+        </w:rPr>
+        <w:t xml:space="preserve">지금 주기는 「종료」로 기록되고, 새 주기가 「준비중」 단계로 시작됩니다. 학교 정보·비밀번호·시간대·장소·학생·교사 명단과 선발 방식은 그대로 이어집니다.</w:t>
+      </w:r>
+    </w:p>
+    <w:p>
+      <w:pPr>
+        <w:pStyle w:val="ListParagraph"/>
+        <w:numPr>
+          <w:ilvl w:val="0"/>
+          <w:numId w:val="9"/>
+        </w:numPr>
+        <w:spacing w:after="80" w:line="300"/>
+      </w:pPr>
+      <w:r>
+        <w:rPr>
+          <w:rFonts w:ascii="Malgun Gothic" w:cs="Malgun Gothic" w:eastAsia="Malgun Gothic" w:hAnsi="Malgun Gothic"/>
+          <w:sz w:val="21"/>
+          <w:szCs w:val="21"/>
+        </w:rPr>
+        <w:t xml:space="preserve">이어서 [지난 주기에서 불러오기]를 누르면 지난 주기의 강좌 계획을 한 번에 가져옵니다.</w:t>
+      </w:r>
+    </w:p>
+    <w:tbl>
+      <w:tblPr>
+        <w:tblW w:type="dxa" w:w="9638"/>
+        <w:tblBorders>
+          <w:top w:val="single" w:color="auto" w:sz="4"/>
+          <w:left w:val="single" w:color="auto" w:sz="4"/>
+          <w:bottom w:val="single" w:color="auto" w:sz="4"/>
+          <w:right w:val="single" w:color="auto" w:sz="4"/>
+          <w:insideH w:val="single" w:color="auto" w:sz="4"/>
+          <w:insideV w:val="single" w:color="auto" w:sz="4"/>
+        </w:tblBorders>
+      </w:tblPr>
+      <w:tblGrid>
+        <w:gridCol w:w="2600"/>
+        <w:gridCol w:w="7038"/>
+      </w:tblGrid>
+      <w:tr>
+        <w:trPr>
+          <w:tblHeader/>
+        </w:trPr>
+        <w:tc>
+          <w:tcPr>
+            <w:tcW w:type="dxa" w:w="2600"/>
+            <w:shd w:fill="E8EEF7" w:color="auto" w:val="clear"/>
+            <w:tcMar>
+              <w:top w:type="dxa" w:w="60"/>
+              <w:left w:type="dxa" w:w="100"/>
+              <w:bottom w:type="dxa" w:w="60"/>
+              <w:right w:type="dxa" w:w="100"/>
+            </w:tcMar>
+          </w:tcPr>
+          <w:p>
+            <w:pPr>
+              <w:spacing w:after="0" w:line="270"/>
+            </w:pPr>
+            <w:r>
+              <w:rPr>
+                <w:rFonts w:ascii="Malgun Gothic" w:cs="Malgun Gothic" w:eastAsia="Malgun Gothic" w:hAnsi="Malgun Gothic"/>
+                <w:b/>
+                <w:bCs/>
+                <w:sz w:val="19"/>
+                <w:szCs w:val="19"/>
+              </w:rPr>
+              <w:t xml:space="preserve">불러오기 선택</w:t>
+            </w:r>
+          </w:p>
+        </w:tc>
+        <w:tc>
+          <w:tcPr>
+            <w:tcW w:type="dxa" w:w="7038"/>
+            <w:shd w:fill="E8EEF7" w:color="auto" w:val="clear"/>
+            <w:tcMar>
+              <w:top w:type="dxa" w:w="60"/>
+              <w:left w:type="dxa" w:w="100"/>
+              <w:bottom w:type="dxa" w:w="60"/>
+              <w:right w:type="dxa" w:w="100"/>
+            </w:tcMar>
+          </w:tcPr>
+          <w:p>
+            <w:pPr>
+              <w:spacing w:after="0" w:line="270"/>
+            </w:pPr>
+            <w:r>
+              <w:rPr>
+                <w:rFonts w:ascii="Malgun Gothic" w:cs="Malgun Gothic" w:eastAsia="Malgun Gothic" w:hAnsi="Malgun Gothic"/>
+                <w:b/>
+                <w:bCs/>
+                <w:sz w:val="19"/>
+                <w:szCs w:val="19"/>
+              </w:rPr>
+              <w:t xml:space="preserve">설명</w:t>
+            </w:r>
+          </w:p>
+        </w:tc>
+      </w:tr>
+      <w:tr>
+        <w:tc>
+          <w:tcPr>
+            <w:tcW w:type="dxa" w:w="2600"/>
+            <w:tcMar>
+              <w:top w:type="dxa" w:w="60"/>
+              <w:left w:type="dxa" w:w="100"/>
+              <w:bottom w:type="dxa" w:w="60"/>
+              <w:right w:type="dxa" w:w="100"/>
+            </w:tcMar>
+          </w:tcPr>
+          <w:p>
+            <w:pPr>
+              <w:spacing w:after="0" w:line="270"/>
+            </w:pPr>
+            <w:r>
+              <w:rPr>
+                <w:rFonts w:ascii="Malgun Gothic" w:cs="Malgun Gothic" w:eastAsia="Malgun Gothic" w:hAnsi="Malgun Gothic"/>
+                <w:b w:val="false"/>
+                <w:bCs w:val="false"/>
+                <w:sz w:val="19"/>
+                <w:szCs w:val="19"/>
+              </w:rPr>
+              <w:t xml:space="preserve">바로 「승인」</w:t>
+            </w:r>
+          </w:p>
+        </w:tc>
+        <w:tc>
+          <w:tcPr>
+            <w:tcW w:type="dxa" w:w="7038"/>
+            <w:tcMar>
+              <w:top w:type="dxa" w:w="60"/>
+              <w:left w:type="dxa" w:w="100"/>
+              <w:bottom w:type="dxa" w:w="60"/>
+              <w:right w:type="dxa" w:w="100"/>
+            </w:tcMar>
+          </w:tcPr>
+          <w:p>
+            <w:pPr>
+              <w:spacing w:after="0" w:line="270"/>
+            </w:pPr>
+            <w:r>
+              <w:rPr>
+                <w:rFonts w:ascii="Malgun Gothic" w:cs="Malgun Gothic" w:eastAsia="Malgun Gothic" w:hAnsi="Malgun Gothic"/>
+                <w:b w:val="false"/>
+                <w:bCs w:val="false"/>
+                <w:sz w:val="19"/>
+                <w:szCs w:val="19"/>
+              </w:rPr>
+              <w:t xml:space="preserve">그대로 운영할 때. 가정통신문과 학생 신청 화면에 바로 나옵니다.</w:t>
+            </w:r>
+          </w:p>
+        </w:tc>
+      </w:tr>
+      <w:tr>
+        <w:tc>
+          <w:tcPr>
+            <w:tcW w:type="dxa" w:w="2600"/>
+            <w:tcMar>
+              <w:top w:type="dxa" w:w="60"/>
+              <w:left w:type="dxa" w:w="100"/>
+              <w:bottom w:type="dxa" w:w="60"/>
+              <w:right w:type="dxa" w:w="100"/>
+            </w:tcMar>
+          </w:tcPr>
+          <w:p>
+            <w:pPr>
+              <w:spacing w:after="0" w:line="270"/>
+            </w:pPr>
+            <w:r>
+              <w:rPr>
+                <w:rFonts w:ascii="Malgun Gothic" w:cs="Malgun Gothic" w:eastAsia="Malgun Gothic" w:hAnsi="Malgun Gothic"/>
+                <w:b w:val="false"/>
+                <w:bCs w:val="false"/>
+                <w:sz w:val="19"/>
+                <w:szCs w:val="19"/>
+              </w:rPr>
+              <w:t xml:space="preserve">「작성중」</w:t>
+            </w:r>
+          </w:p>
+        </w:tc>
+        <w:tc>
+          <w:tcPr>
+            <w:tcW w:type="dxa" w:w="7038"/>
+            <w:tcMar>
+              <w:top w:type="dxa" w:w="60"/>
+              <w:left w:type="dxa" w:w="100"/>
+              <w:bottom w:type="dxa" w:w="60"/>
+              <w:right w:type="dxa" w:w="100"/>
+            </w:tcMar>
+          </w:tcPr>
+          <w:p>
+            <w:pPr>
+              <w:spacing w:after="0" w:line="270"/>
+            </w:pPr>
+            <w:r>
+              <w:rPr>
+                <w:rFonts w:ascii="Malgun Gothic" w:cs="Malgun Gothic" w:eastAsia="Malgun Gothic" w:hAnsi="Malgun Gothic"/>
+                <w:b w:val="false"/>
+                <w:bCs w:val="false"/>
+                <w:sz w:val="19"/>
+                <w:szCs w:val="19"/>
+              </w:rPr>
+              <w:t xml:space="preserve">담당 선생님이 내용(시간·장소·정원 등)을 고쳐 다시 승인 요청할 때.</w:t>
+            </w:r>
+          </w:p>
+        </w:tc>
+      </w:tr>
+      <w:tr>
+        <w:tc>
+          <w:tcPr>
+            <w:tcW w:type="dxa" w:w="2600"/>
+            <w:tcMar>
+              <w:top w:type="dxa" w:w="60"/>
+              <w:left w:type="dxa" w:w="100"/>
+              <w:bottom w:type="dxa" w:w="60"/>
+              <w:right w:type="dxa" w:w="100"/>
+            </w:tcMar>
+          </w:tcPr>
+          <w:p>
+            <w:pPr>
+              <w:spacing w:after="0" w:line="270"/>
+            </w:pPr>
+            <w:r>
+              <w:rPr>
+                <w:rFonts w:ascii="Malgun Gothic" w:cs="Malgun Gothic" w:eastAsia="Malgun Gothic" w:hAnsi="Malgun Gothic"/>
+                <w:b w:val="false"/>
+                <w:bCs w:val="false"/>
+                <w:sz w:val="19"/>
+                <w:szCs w:val="19"/>
+              </w:rPr>
+              <w:t xml:space="preserve">수강생 명단도 함께</w:t>
+            </w:r>
+          </w:p>
+        </w:tc>
+        <w:tc>
+          <w:tcPr>
+            <w:tcW w:type="dxa" w:w="7038"/>
+            <w:tcMar>
+              <w:top w:type="dxa" w:w="60"/>
+              <w:left w:type="dxa" w:w="100"/>
+              <w:bottom w:type="dxa" w:w="60"/>
+              <w:right w:type="dxa" w:w="100"/>
+            </w:tcMar>
+          </w:tcPr>
+          <w:p>
+            <w:pPr>
+              <w:spacing w:after="0" w:line="270"/>
+            </w:pPr>
+            <w:r>
+              <w:rPr>
+                <w:rFonts w:ascii="Malgun Gothic" w:cs="Malgun Gothic" w:eastAsia="Malgun Gothic" w:hAnsi="Malgun Gothic"/>
+                <w:b w:val="false"/>
+                <w:bCs w:val="false"/>
+                <w:sz w:val="19"/>
+                <w:szCs w:val="19"/>
+              </w:rPr>
+              <w:t xml:space="preserve">「선정」된 학생을 그대로 옮깁니다. 같은 학생이 이어서 듣는 분기·방학 주기에 편리합니다. 지금 [학생] 탭과 학번·이름이 같은 학생만 들어갑니다.</w:t>
+            </w:r>
+          </w:p>
+        </w:tc>
+      </w:tr>
+      <w:tr>
+        <w:tc>
+          <w:tcPr>
+            <w:tcW w:type="dxa" w:w="2600"/>
+            <w:tcMar>
+              <w:top w:type="dxa" w:w="60"/>
+              <w:left w:type="dxa" w:w="100"/>
+              <w:bottom w:type="dxa" w:w="60"/>
+              <w:right w:type="dxa" w:w="100"/>
+            </w:tcMar>
+          </w:tcPr>
+          <w:p>
+            <w:pPr>
+              <w:spacing w:after="0" w:line="270"/>
+            </w:pPr>
+            <w:r>
+              <w:rPr>
+                <w:rFonts w:ascii="Malgun Gothic" w:cs="Malgun Gothic" w:eastAsia="Malgun Gothic" w:hAnsi="Malgun Gothic"/>
+                <w:b w:val="false"/>
+                <w:bCs w:val="false"/>
+                <w:sz w:val="19"/>
+                <w:szCs w:val="19"/>
+              </w:rPr>
+              <w:t xml:space="preserve">승인되지 않은 강좌도</w:t>
+            </w:r>
+          </w:p>
+        </w:tc>
+        <w:tc>
+          <w:tcPr>
+            <w:tcW w:type="dxa" w:w="7038"/>
+            <w:tcMar>
+              <w:top w:type="dxa" w:w="60"/>
+              <w:left w:type="dxa" w:w="100"/>
+              <w:bottom w:type="dxa" w:w="60"/>
+              <w:right w:type="dxa" w:w="100"/>
+            </w:tcMar>
+          </w:tcPr>
+          <w:p>
+            <w:pPr>
+              <w:spacing w:after="0" w:line="270"/>
+            </w:pPr>
+            <w:r>
+              <w:rPr>
+                <w:rFonts w:ascii="Malgun Gothic" w:cs="Malgun Gothic" w:eastAsia="Malgun Gothic" w:hAnsi="Malgun Gothic"/>
+                <w:b w:val="false"/>
+                <w:bCs w:val="false"/>
+                <w:sz w:val="19"/>
+                <w:szCs w:val="19"/>
+              </w:rPr>
+              <w:t xml:space="preserve">작성중·승인 대기·폐강·반려 강좌까지 가져옵니다. (기본은 승인된 강좌만)</w:t>
+            </w:r>
+          </w:p>
+        </w:tc>
+      </w:tr>
+    </w:tbl>
+    <w:p>
+      <w:pPr>
+        <w:spacing w:after="60"/>
+      </w:pPr>
+    </w:p>
+    <w:p>
+      <w:pPr>
+        <w:pStyle w:val="ListParagraph"/>
+        <w:numPr>
+          <w:ilvl w:val="0"/>
+          <w:numId w:val="5"/>
+        </w:numPr>
+        <w:spacing w:after="60" w:line="300"/>
+      </w:pPr>
+      <w:r>
+        <w:rPr>
+          <w:rFonts w:ascii="Malgun Gothic" w:cs="Malgun Gothic" w:eastAsia="Malgun Gothic" w:hAnsi="Malgun Gothic"/>
+          <w:sz w:val="21"/>
+          <w:szCs w:val="21"/>
+        </w:rPr>
+        <w:t xml:space="preserve">강좌 기간은 새 주기의 운영 기간으로 바뀝니다. 같은 강좌(이름·담당·요일·시각이 같은 것)가 이미 있으면 건너뛰어 두 번 들어가지 않습니다.</w:t>
+      </w:r>
+    </w:p>
+    <w:p>
+      <w:pPr>
+        <w:pStyle w:val="ListParagraph"/>
+        <w:numPr>
+          <w:ilvl w:val="0"/>
+          <w:numId w:val="5"/>
+        </w:numPr>
+        <w:spacing w:after="60" w:line="300"/>
+      </w:pPr>
+      <w:r>
+        <w:rPr>
+          <w:rFonts w:ascii="Malgun Gothic" w:cs="Malgun Gothic" w:eastAsia="Malgun Gothic" w:hAnsi="Malgun Gothic"/>
+          <w:sz w:val="21"/>
+          <w:szCs w:val="21"/>
+        </w:rPr>
+        <w:t xml:space="preserve">「날짜 지정」 강좌는 날짜가 학기마다 달라 「작성중」으로 들어옵니다. 담당별 장소와 요일별 시간대는 그대로 있으니 [수정]에서 [②의 요일 모두 넣기]로 날짜를 다시 넣고 승인하세요.</w:t>
+      </w:r>
+    </w:p>
+    <w:p>
+      <w:pPr>
+        <w:pStyle w:val="ListParagraph"/>
+        <w:numPr>
+          <w:ilvl w:val="0"/>
+          <w:numId w:val="5"/>
+        </w:numPr>
+        <w:spacing w:after="60" w:line="300"/>
+      </w:pPr>
+      <w:r>
+        <w:rPr>
+          <w:rFonts w:ascii="Malgun Gothic" w:cs="Malgun Gothic" w:eastAsia="Malgun Gothic" w:hAnsi="Malgun Gothic"/>
+          <w:sz w:val="21"/>
+          <w:szCs w:val="21"/>
+        </w:rPr>
+        <w:t xml:space="preserve">지난 주기 표의 [기록 보기]로 그 주기의 강좌별 선정 인원을 보고, 강좌 목록·수강 명단을 엑셀(CSV)로 받을 수 있습니다.</w:t>
+      </w:r>
+    </w:p>
+    <w:p>
+      <w:pPr>
+        <w:pStyle w:val="ListParagraph"/>
+        <w:numPr>
+          <w:ilvl w:val="0"/>
+          <w:numId w:val="5"/>
+        </w:numPr>
+        <w:spacing w:after="60" w:line="300"/>
+      </w:pPr>
+      <w:r>
+        <w:rPr>
+          <w:rFonts w:ascii="Malgun Gothic" w:cs="Malgun Gothic" w:eastAsia="Malgun Gothic" w:hAnsi="Malgun Gothic"/>
+          <w:sz w:val="21"/>
+          <w:szCs w:val="21"/>
+        </w:rPr>
+        <w:t xml:space="preserve">새 학년도로 넘어갈 때는 [학생] 탭을 새 명렬로 먼저 바꾼 뒤 새 주기를 시작하세요. 지난 기록에는 그때의 학번·이름이 그대로 남습니다.</w:t>
       </w:r>
     </w:p>
     <w:p>
@@ -7755,9 +8555,9 @@
       <w:r>
         <w:drawing>
           <wp:inline distT="0" distB="0" distL="0" distR="0">
-            <wp:extent cx="5905500" cy="3324225"/>
+            <wp:extent cx="5905500" cy="2419350"/>
             <wp:effectExtent t="0" r="0" b="0" l="0"/>
-            <wp:docPr id="1" name="11_board_month.png" descr="그림 21. 현황판 (월간) — 날짜별 강좌 수와 휴일" title="그림 21. 현황판 (월간) — 날짜별 강좌 수와 휴일"/>
+            <wp:docPr id="1" name="17_cycles.png" descr="그림 21. 주기 관리 — 지금 주기, 새 주기 시작, 지난 주기 기록 보기·불러오기" title="그림 21. 주기 관리 — 지금 주기, 새 주기 시작, 지난 주기 기록 보기·불러오기"/>
             <wp:cNvGraphicFramePr>
               <a:graphicFrameLocks xmlns:a="http://schemas.openxmlformats.org/drawingml/2006/main" noChangeAspect="1"/>
             </wp:cNvGraphicFramePr>
@@ -7780,7 +8580,7 @@
                   <pic:spPr bwMode="auto">
                     <a:xfrm>
                       <a:off x="0" y="0"/>
-                      <a:ext cx="5905500" cy="3324225"/>
+                      <a:ext cx="5905500" cy="2419350"/>
                     </a:xfrm>
                     <a:prstGeom prst="rect">
                       <a:avLst/>
@@ -7807,7 +8607,7 @@
           <w:sz w:val="17"/>
           <w:szCs w:val="17"/>
         </w:rPr>
-        <w:t xml:space="preserve">그림 21. 현황판 (월간) — 날짜별 강좌 수와 휴일</w:t>
+        <w:t xml:space="preserve">그림 21. 주기 관리 — 지금 주기, 새 주기 시작, 지난 주기 기록 보기·불러오기</w:t>
       </w:r>
     </w:p>
     <w:p>
@@ -7829,37 +8629,7 @@
           <w:sz w:val="32"/>
           <w:szCs w:val="32"/>
         </w:rPr>
-        <w:t xml:space="preserve">6. 업데이트와 되돌리기</w:t>
-      </w:r>
-    </w:p>
-    <w:p>
-      <w:pPr>
-        <w:spacing w:after="100" w:line="300"/>
-      </w:pPr>
-      <w:r>
-        <w:rPr>
-          <w:rFonts w:ascii="Malgun Gothic" w:cs="Malgun Gothic" w:eastAsia="Malgun Gothic" w:hAnsi="Malgun Gothic"/>
-          <w:sz w:val="21"/>
-          <w:szCs w:val="21"/>
-        </w:rPr>
-        <w:t xml:space="preserve">이 프로그램은 「불러오기 구조」입니다. Apps Script에는 작은 불러오기 코드(Loader)만 들어 있고, 실제 프로그램은 시트의 숨김 탭 「_앱코드」에 보관해 실행합니다. 그래서 업데이트할 때 붙여넣기나 웹앱 재배포가 필요 없습니다. 학생·강좌·신청 데이터와 웹앱 주소(인쇄한 QR 포함)도 그대로입니다.</w:t>
-      </w:r>
-    </w:p>
-    <w:p>
-      <w:pPr>
-        <w:pStyle w:val="Heading2"/>
-        <w:spacing w:before="260" w:after="120"/>
-      </w:pPr>
-      <w:r>
-        <w:rPr>
-          <w:rFonts w:ascii="Malgun Gothic" w:cs="Malgun Gothic" w:eastAsia="Malgun Gothic" w:hAnsi="Malgun Gothic"/>
-          <w:b/>
-          <w:bCs/>
-          <w:color w:val="17202C"/>
-          <w:sz w:val="26"/>
-          <w:szCs w:val="26"/>
-        </w:rPr>
-        <w:t xml:space="preserve">6-1. 업데이트하기</w:t>
+        <w:t xml:space="preserve">5. 오늘의 현황판 (모니터 게시)</w:t>
       </w:r>
     </w:p>
     <w:p>
@@ -7877,7 +8647,7 @@
           <w:sz w:val="21"/>
           <w:szCs w:val="21"/>
         </w:rPr>
-        <w:t xml:space="preserve">새 버전이 나오면 관리자 화면 위쪽에 알림 띠가 뜨고, 시트를 열 때도 알림이 뜹니다.</w:t>
+        <w:t xml:space="preserve">모니터에 연결된 컴퓨터의 브라우저에서 웹앱주소?page=board 를 열고 F11(전체 화면)을 누릅니다.</w:t>
       </w:r>
     </w:p>
     <w:p>
@@ -7895,7 +8665,7 @@
           <w:sz w:val="21"/>
           <w:szCs w:val="21"/>
         </w:rPr>
-        <w:t xml:space="preserve">[바뀐 내용 보기]로 무엇이 바뀌었는지 확인하고 [지금 업데이트]를 누릅니다. 시트 메뉴 [업데이트 확인·설치]도 같습니다.</w:t>
+        <w:t xml:space="preserve">오늘 열리는 강좌를 시간대별로 강좌명 · 장소 · 담당 · 인원으로 크게 보여 줍니다. 휴강은 줄을 긋고, 장소 변경·보강은 색으로 표시합니다.</w:t>
       </w:r>
     </w:p>
     <w:p>
@@ -7913,7 +8683,7 @@
           <w:sz w:val="21"/>
           <w:szCs w:val="21"/>
         </w:rPr>
-        <w:t xml:space="preserve">끝나면 화면을 새로고침합니다. 다른 선생님들도 새로고침하면 새 버전을 씁니다.</w:t>
+        <w:t xml:space="preserve">강좌가 많아 한 화면에 안 들어가면 12초마다 다음 쪽으로 넘어갑니다. 데이터는 5분마다 새로 고치고, 자정이 지나면 다음 날로 바뀝니다.</w:t>
       </w:r>
     </w:p>
     <w:p>
@@ -7931,7 +8701,25 @@
           <w:sz w:val="21"/>
           <w:szCs w:val="21"/>
         </w:rPr>
-        <w:t xml:space="preserve">받은 파일이 배포된 원본과 한 글자라도 다르면(확인값 불일치) 설치하지 않고 지금 버전을 그대로 둡니다.</w:t>
+        <w:t xml:space="preserve">마우스를 움직이면 ◀ 오늘 ▶ 월간 버튼이 나타납니다. 월간 달력에서 날짜를 누르면 그날 강좌를 봅니다.</w:t>
+      </w:r>
+    </w:p>
+    <w:p>
+      <w:pPr>
+        <w:pStyle w:val="ListParagraph"/>
+        <w:numPr>
+          <w:ilvl w:val="0"/>
+          <w:numId w:val="5"/>
+        </w:numPr>
+        <w:spacing w:after="60" w:line="300"/>
+      </w:pPr>
+      <w:r>
+        <w:rPr>
+          <w:rFonts w:ascii="Malgun Gothic" w:cs="Malgun Gothic" w:eastAsia="Malgun Gothic" w:hAnsi="Malgun Gothic"/>
+          <w:sz w:val="21"/>
+          <w:szCs w:val="21"/>
+        </w:rPr>
+        <w:t xml:space="preserve">밝은 화면이 필요하면 주소 끝에 &amp;theme=light 를 붙입니다. 학생 이름은 현황판에 절대 나오지 않습니다.</w:t>
       </w:r>
     </w:p>
     <w:p>
@@ -7942,9 +8730,9 @@
       <w:r>
         <w:drawing>
           <wp:inline distT="0" distB="0" distL="0" distR="0">
-            <wp:extent cx="5905500" cy="3886200"/>
+            <wp:extent cx="5905500" cy="3324225"/>
             <wp:effectExtent t="0" r="0" b="0" l="0"/>
-            <wp:docPr id="1" name="18_update_banner.png" descr="그림 22. 새 버전 알림 띠와 [설정] → 버전·업데이트" title="그림 22. 새 버전 알림 띠와 [설정] → 버전·업데이트"/>
+            <wp:docPr id="1" name="10_board.png" descr="그림 22. 현황판 (일간) — 시간대별 강좌, 휴강·장소 변경 표시, 자동 페이지 넘김" title="그림 22. 현황판 (일간) — 시간대별 강좌, 휴강·장소 변경 표시, 자동 페이지 넘김"/>
             <wp:cNvGraphicFramePr>
               <a:graphicFrameLocks xmlns:a="http://schemas.openxmlformats.org/drawingml/2006/main" noChangeAspect="1"/>
             </wp:cNvGraphicFramePr>
@@ -7967,6 +8755,256 @@
                   <pic:spPr bwMode="auto">
                     <a:xfrm>
                       <a:off x="0" y="0"/>
+                      <a:ext cx="5905500" cy="3324225"/>
+                    </a:xfrm>
+                    <a:prstGeom prst="rect">
+                      <a:avLst/>
+                    </a:prstGeom>
+                  </pic:spPr>
+                </pic:pic>
+              </a:graphicData>
+            </a:graphic>
+          </wp:inline>
+        </w:drawing>
+      </w:r>
+    </w:p>
+    <w:p>
+      <w:pPr>
+        <w:spacing w:after="200"/>
+        <w:jc w:val="center"/>
+      </w:pPr>
+      <w:r>
+        <w:rPr>
+          <w:rFonts w:ascii="Malgun Gothic" w:cs="Malgun Gothic" w:eastAsia="Malgun Gothic" w:hAnsi="Malgun Gothic"/>
+          <w:i/>
+          <w:iCs/>
+          <w:color w:val="5D6878"/>
+          <w:sz w:val="17"/>
+          <w:szCs w:val="17"/>
+        </w:rPr>
+        <w:t xml:space="preserve">그림 22. 현황판 (일간) — 시간대별 강좌, 휴강·장소 변경 표시, 자동 페이지 넘김</w:t>
+      </w:r>
+    </w:p>
+    <w:p>
+      <w:pPr>
+        <w:spacing w:before="120" w:after="40"/>
+        <w:jc w:val="center"/>
+      </w:pPr>
+      <w:r>
+        <w:drawing>
+          <wp:inline distT="0" distB="0" distL="0" distR="0">
+            <wp:extent cx="5905500" cy="3324225"/>
+            <wp:effectExtent t="0" r="0" b="0" l="0"/>
+            <wp:docPr id="1" name="11_board_month.png" descr="그림 23. 현황판 (월간) — 날짜별 강좌 수와 휴일" title="그림 23. 현황판 (월간) — 날짜별 강좌 수와 휴일"/>
+            <wp:cNvGraphicFramePr>
+              <a:graphicFrameLocks xmlns:a="http://schemas.openxmlformats.org/drawingml/2006/main" noChangeAspect="1"/>
+            </wp:cNvGraphicFramePr>
+            <a:graphic xmlns:a="http://schemas.openxmlformats.org/drawingml/2006/main">
+              <a:graphicData uri="http://schemas.openxmlformats.org/drawingml/2006/picture">
+                <pic:pic xmlns:pic="http://schemas.openxmlformats.org/drawingml/2006/picture">
+                  <pic:nvPicPr>
+                    <pic:cNvPr id="0" name="" descr=""/>
+                    <pic:cNvPicPr>
+                      <a:picLocks noChangeAspect="1" noChangeArrowheads="1"/>
+                    </pic:cNvPicPr>
+                  </pic:nvPicPr>
+                  <pic:blipFill>
+                    <a:blip r:embed="rId29" cstate="none"/>
+                    <a:srcRect/>
+                    <a:stretch>
+                      <a:fillRect/>
+                    </a:stretch>
+                  </pic:blipFill>
+                  <pic:spPr bwMode="auto">
+                    <a:xfrm>
+                      <a:off x="0" y="0"/>
+                      <a:ext cx="5905500" cy="3324225"/>
+                    </a:xfrm>
+                    <a:prstGeom prst="rect">
+                      <a:avLst/>
+                    </a:prstGeom>
+                  </pic:spPr>
+                </pic:pic>
+              </a:graphicData>
+            </a:graphic>
+          </wp:inline>
+        </w:drawing>
+      </w:r>
+    </w:p>
+    <w:p>
+      <w:pPr>
+        <w:spacing w:after="200"/>
+        <w:jc w:val="center"/>
+      </w:pPr>
+      <w:r>
+        <w:rPr>
+          <w:rFonts w:ascii="Malgun Gothic" w:cs="Malgun Gothic" w:eastAsia="Malgun Gothic" w:hAnsi="Malgun Gothic"/>
+          <w:i/>
+          <w:iCs/>
+          <w:color w:val="5D6878"/>
+          <w:sz w:val="17"/>
+          <w:szCs w:val="17"/>
+        </w:rPr>
+        <w:t xml:space="preserve">그림 23. 현황판 (월간) — 날짜별 강좌 수와 휴일</w:t>
+      </w:r>
+    </w:p>
+    <w:p>
+      <w:r>
+        <w:br w:type="page"/>
+      </w:r>
+    </w:p>
+    <w:p>
+      <w:pPr>
+        <w:pStyle w:val="Heading1"/>
+        <w:spacing w:before="360" w:after="160"/>
+      </w:pPr>
+      <w:r>
+        <w:rPr>
+          <w:rFonts w:ascii="Malgun Gothic" w:cs="Malgun Gothic" w:eastAsia="Malgun Gothic" w:hAnsi="Malgun Gothic"/>
+          <w:b/>
+          <w:bCs/>
+          <w:color w:val="1E5AA8"/>
+          <w:sz w:val="32"/>
+          <w:szCs w:val="32"/>
+        </w:rPr>
+        <w:t xml:space="preserve">6. 업데이트와 되돌리기</w:t>
+      </w:r>
+    </w:p>
+    <w:p>
+      <w:pPr>
+        <w:spacing w:after="100" w:line="300"/>
+      </w:pPr>
+      <w:r>
+        <w:rPr>
+          <w:rFonts w:ascii="Malgun Gothic" w:cs="Malgun Gothic" w:eastAsia="Malgun Gothic" w:hAnsi="Malgun Gothic"/>
+          <w:sz w:val="21"/>
+          <w:szCs w:val="21"/>
+        </w:rPr>
+        <w:t xml:space="preserve">이 프로그램은 「불러오기 구조」입니다. Apps Script에는 작은 불러오기 코드(Loader)만 들어 있고, 실제 프로그램은 시트의 숨김 탭 「_앱코드」에 보관해 실행합니다. 그래서 업데이트할 때 붙여넣기나 웹앱 재배포가 필요 없습니다. 학생·강좌·신청 데이터와 웹앱 주소(인쇄한 QR 포함)도 그대로입니다.</w:t>
+      </w:r>
+    </w:p>
+    <w:p>
+      <w:pPr>
+        <w:pStyle w:val="Heading2"/>
+        <w:spacing w:before="260" w:after="120"/>
+      </w:pPr>
+      <w:r>
+        <w:rPr>
+          <w:rFonts w:ascii="Malgun Gothic" w:cs="Malgun Gothic" w:eastAsia="Malgun Gothic" w:hAnsi="Malgun Gothic"/>
+          <w:b/>
+          <w:bCs/>
+          <w:color w:val="17202C"/>
+          <w:sz w:val="26"/>
+          <w:szCs w:val="26"/>
+        </w:rPr>
+        <w:t xml:space="preserve">6-1. 업데이트하기</w:t>
+      </w:r>
+    </w:p>
+    <w:p>
+      <w:pPr>
+        <w:pStyle w:val="ListParagraph"/>
+        <w:numPr>
+          <w:ilvl w:val="0"/>
+          <w:numId w:val="5"/>
+        </w:numPr>
+        <w:spacing w:after="60" w:line="300"/>
+      </w:pPr>
+      <w:r>
+        <w:rPr>
+          <w:rFonts w:ascii="Malgun Gothic" w:cs="Malgun Gothic" w:eastAsia="Malgun Gothic" w:hAnsi="Malgun Gothic"/>
+          <w:sz w:val="21"/>
+          <w:szCs w:val="21"/>
+        </w:rPr>
+        <w:t xml:space="preserve">새 버전이 나오면 관리자 화면 위쪽에 알림 띠가 뜨고, 시트를 열 때도 알림이 뜹니다.</w:t>
+      </w:r>
+    </w:p>
+    <w:p>
+      <w:pPr>
+        <w:pStyle w:val="ListParagraph"/>
+        <w:numPr>
+          <w:ilvl w:val="0"/>
+          <w:numId w:val="5"/>
+        </w:numPr>
+        <w:spacing w:after="60" w:line="300"/>
+      </w:pPr>
+      <w:r>
+        <w:rPr>
+          <w:rFonts w:ascii="Malgun Gothic" w:cs="Malgun Gothic" w:eastAsia="Malgun Gothic" w:hAnsi="Malgun Gothic"/>
+          <w:sz w:val="21"/>
+          <w:szCs w:val="21"/>
+        </w:rPr>
+        <w:t xml:space="preserve">[바뀐 내용 보기]로 무엇이 바뀌었는지 확인하고 [지금 업데이트]를 누릅니다. 시트 메뉴 [업데이트 확인·설치]도 같습니다.</w:t>
+      </w:r>
+    </w:p>
+    <w:p>
+      <w:pPr>
+        <w:pStyle w:val="ListParagraph"/>
+        <w:numPr>
+          <w:ilvl w:val="0"/>
+          <w:numId w:val="5"/>
+        </w:numPr>
+        <w:spacing w:after="60" w:line="300"/>
+      </w:pPr>
+      <w:r>
+        <w:rPr>
+          <w:rFonts w:ascii="Malgun Gothic" w:cs="Malgun Gothic" w:eastAsia="Malgun Gothic" w:hAnsi="Malgun Gothic"/>
+          <w:sz w:val="21"/>
+          <w:szCs w:val="21"/>
+        </w:rPr>
+        <w:t xml:space="preserve">끝나면 화면을 새로고침합니다. 다른 선생님들도 새로고침하면 새 버전을 씁니다.</w:t>
+      </w:r>
+    </w:p>
+    <w:p>
+      <w:pPr>
+        <w:pStyle w:val="ListParagraph"/>
+        <w:numPr>
+          <w:ilvl w:val="0"/>
+          <w:numId w:val="5"/>
+        </w:numPr>
+        <w:spacing w:after="60" w:line="300"/>
+      </w:pPr>
+      <w:r>
+        <w:rPr>
+          <w:rFonts w:ascii="Malgun Gothic" w:cs="Malgun Gothic" w:eastAsia="Malgun Gothic" w:hAnsi="Malgun Gothic"/>
+          <w:sz w:val="21"/>
+          <w:szCs w:val="21"/>
+        </w:rPr>
+        <w:t xml:space="preserve">받은 파일이 배포된 원본과 한 글자라도 다르면(확인값 불일치) 설치하지 않고 지금 버전을 그대로 둡니다.</w:t>
+      </w:r>
+    </w:p>
+    <w:p>
+      <w:pPr>
+        <w:spacing w:before="120" w:after="40"/>
+        <w:jc w:val="center"/>
+      </w:pPr>
+      <w:r>
+        <w:drawing>
+          <wp:inline distT="0" distB="0" distL="0" distR="0">
+            <wp:extent cx="5905500" cy="3886200"/>
+            <wp:effectExtent t="0" r="0" b="0" l="0"/>
+            <wp:docPr id="1" name="18_update_banner.png" descr="그림 24. 새 버전 알림 띠와 [설정] → 버전·업데이트" title="그림 24. 새 버전 알림 띠와 [설정] → 버전·업데이트"/>
+            <wp:cNvGraphicFramePr>
+              <a:graphicFrameLocks xmlns:a="http://schemas.openxmlformats.org/drawingml/2006/main" noChangeAspect="1"/>
+            </wp:cNvGraphicFramePr>
+            <a:graphic xmlns:a="http://schemas.openxmlformats.org/drawingml/2006/main">
+              <a:graphicData uri="http://schemas.openxmlformats.org/drawingml/2006/picture">
+                <pic:pic xmlns:pic="http://schemas.openxmlformats.org/drawingml/2006/picture">
+                  <pic:nvPicPr>
+                    <pic:cNvPr id="0" name="" descr=""/>
+                    <pic:cNvPicPr>
+                      <a:picLocks noChangeAspect="1" noChangeArrowheads="1"/>
+                    </pic:cNvPicPr>
+                  </pic:nvPicPr>
+                  <pic:blipFill>
+                    <a:blip r:embed="rId30" cstate="none"/>
+                    <a:srcRect/>
+                    <a:stretch>
+                      <a:fillRect/>
+                    </a:stretch>
+                  </pic:blipFill>
+                  <pic:spPr bwMode="auto">
+                    <a:xfrm>
+                      <a:off x="0" y="0"/>
                       <a:ext cx="5905500" cy="3886200"/>
                     </a:xfrm>
                     <a:prstGeom prst="rect">
@@ -7994,7 +9032,7 @@
           <w:sz w:val="17"/>
           <w:szCs w:val="17"/>
         </w:rPr>
-        <w:t xml:space="preserve">그림 22. 새 버전 알림 띠와 [설정] → 버전·업데이트</w:t>
+        <w:t xml:space="preserve">그림 24. 새 버전 알림 띠와 [설정] → 버전·업데이트</w:t>
       </w:r>
     </w:p>
     <w:p>
@@ -10051,7 +11089,7 @@
                 <w:sz w:val="19"/>
                 <w:szCs w:val="19"/>
               </w:rPr>
-              <w:t xml:space="preserve">강좌 입력 도우미, 겹침 검사, 수업 없는 날</w:t>
+              <w:t xml:space="preserve">강좌 입력 도우미, 겹침 검사, 수업 없는 날 (요일별 기본 교시는 [설정] 탭)</w:t>
             </w:r>
           </w:p>
         </w:tc>
@@ -11396,6 +12434,12 @@
   </w:num>
   <w:num w:numId="8">
     <w:abstractNumId w:val="8"/>
+    <w:lvlOverride w:ilvl="0">
+      <w:startOverride w:val="1"/>
+    </w:lvlOverride>
+  </w:num>
+  <w:num w:numId="9">
+    <w:abstractNumId w:val="9"/>
     <w:lvlOverride w:ilvl="0">
       <w:startOverride w:val="1"/>
     </w:lvlOverride>
